--- a/.work/06.02.docx
+++ b/.work/06.02.docx
@@ -949,13 +949,58 @@
       <w:pPr>
         <w:pStyle w:val="ListParagraph"/>
         <w:numPr>
-          <w:ilvl w:val="1"/>
+          <w:ilvl w:val="0"/>
           <w:numId w:val="1"/>
         </w:numPr>
-        <w:rPr>
-          <w:rFonts w:ascii="Arial" w:hAnsi="Arial" w:cs="Arial"/>
+        <w:shd w:val="clear" w:color="auto" w:fill="FFFFFF"/>
+        <w:spacing w:after="0" w:line="270" w:lineRule="atLeast"/>
+        <w:rPr>
+          <w:rFonts w:ascii="Menlo" w:eastAsia="Times New Roman" w:hAnsi="Menlo" w:cs="Menlo"/>
+          <w:color w:val="202020"/>
+          <w:kern w:val="0"/>
+          <w:sz w:val="18"/>
+          <w:szCs w:val="18"/>
+          <w:lang w:eastAsia="en-GB"/>
+          <w14:ligatures w14:val="none"/>
         </w:rPr>
       </w:pPr>
+      <w:r>
+        <w:rPr>
+          <w:rFonts w:ascii="Arial" w:eastAsia="Times New Roman" w:hAnsi="Arial" w:cs="Arial"/>
+          <w:kern w:val="0"/>
+          <w:lang w:eastAsia="en-GB"/>
+          <w14:ligatures w14:val="none"/>
+        </w:rPr>
+        <w:t>Per mirar si s’està skippejant alguna parada en el 3_stop_times_check abans em sortien molts trips I ara cap (compara amb download)</w:t>
+      </w:r>
+    </w:p>
+    <w:p>
+      <w:pPr>
+        <w:pStyle w:val="ListParagraph"/>
+        <w:numPr>
+          <w:ilvl w:val="0"/>
+          <w:numId w:val="1"/>
+        </w:numPr>
+        <w:shd w:val="clear" w:color="auto" w:fill="FFFFFF"/>
+        <w:spacing w:after="0" w:line="270" w:lineRule="atLeast"/>
+        <w:rPr>
+          <w:rFonts w:ascii="Arial" w:eastAsia="Times New Roman" w:hAnsi="Arial" w:cs="Arial"/>
+          <w:color w:val="202020"/>
+          <w:kern w:val="0"/>
+          <w:lang w:eastAsia="en-GB"/>
+          <w14:ligatures w14:val="none"/>
+        </w:rPr>
+      </w:pPr>
+      <w:r>
+        <w:rPr>
+          <w:rFonts w:ascii="Arial" w:eastAsia="Times New Roman" w:hAnsi="Arial" w:cs="Arial"/>
+          <w:color w:val="202020"/>
+          <w:kern w:val="0"/>
+          <w:lang w:eastAsia="en-GB"/>
+          <w14:ligatures w14:val="none"/>
+        </w:rPr>
+        <w:t>Apunts última reunió</w:t>
+      </w:r>
     </w:p>
     <w:sectPr>
       <w:pgSz w:w="11906" w:h="16838"/>

--- a/.work/06.02.docx
+++ b/.work/06.02.docx
@@ -24,11 +24,13 @@
         </w:numPr>
         <w:rPr>
           <w:rFonts w:ascii="Arial" w:hAnsi="Arial" w:cs="Arial"/>
+          <w:color w:val="8DD873" w:themeColor="accent6" w:themeTint="99"/>
         </w:rPr>
       </w:pPr>
       <w:r>
         <w:rPr>
           <w:rFonts w:ascii="Arial" w:hAnsi="Arial" w:cs="Arial"/>
+          <w:color w:val="8DD873" w:themeColor="accent6" w:themeTint="99"/>
         </w:rPr>
         <w:t xml:space="preserve">Fer una funció que retorni el print de </w:t>
       </w:r>
@@ -44,7 +46,7 @@
         <w:spacing w:after="0" w:line="270" w:lineRule="atLeast"/>
         <w:rPr>
           <w:rFonts w:ascii="Menlo" w:eastAsia="Times New Roman" w:hAnsi="Menlo" w:cs="Menlo"/>
-          <w:color w:val="202020"/>
+          <w:color w:val="8DD873" w:themeColor="accent6" w:themeTint="99"/>
           <w:kern w:val="0"/>
           <w:sz w:val="18"/>
           <w:szCs w:val="18"/>
@@ -55,182 +57,14 @@
       <w:r>
         <w:rPr>
           <w:rFonts w:ascii="Menlo" w:eastAsia="Times New Roman" w:hAnsi="Menlo" w:cs="Menlo"/>
-          <w:color w:val="202020"/>
+          <w:color w:val="8DD873" w:themeColor="accent6" w:themeTint="99"/>
           <w:kern w:val="0"/>
           <w:sz w:val="18"/>
           <w:szCs w:val="18"/>
           <w:lang w:eastAsia="en-GB"/>
           <w14:ligatures w14:val="none"/>
         </w:rPr>
-        <w:t xml:space="preserve">    </w:t>
-      </w:r>
-      <w:r>
-        <w:rPr>
-          <w:rFonts w:ascii="Menlo" w:eastAsia="Times New Roman" w:hAnsi="Menlo" w:cs="Menlo"/>
-          <w:color w:val="8250DF"/>
-          <w:kern w:val="0"/>
-          <w:sz w:val="18"/>
-          <w:szCs w:val="18"/>
-          <w:lang w:eastAsia="en-GB"/>
-          <w14:ligatures w14:val="none"/>
-        </w:rPr>
-        <w:t>print</w:t>
-      </w:r>
-      <w:r>
-        <w:rPr>
-          <w:rFonts w:ascii="Menlo" w:eastAsia="Times New Roman" w:hAnsi="Menlo" w:cs="Menlo"/>
-          <w:color w:val="202020"/>
-          <w:kern w:val="0"/>
-          <w:sz w:val="18"/>
-          <w:szCs w:val="18"/>
-          <w:lang w:eastAsia="en-GB"/>
-          <w14:ligatures w14:val="none"/>
-        </w:rPr>
-        <w:t>(</w:t>
-      </w:r>
-      <w:r>
-        <w:rPr>
-          <w:rFonts w:ascii="Menlo" w:eastAsia="Times New Roman" w:hAnsi="Menlo" w:cs="Menlo"/>
-          <w:color w:val="CF222E"/>
-          <w:kern w:val="0"/>
-          <w:sz w:val="18"/>
-          <w:szCs w:val="18"/>
-          <w:lang w:eastAsia="en-GB"/>
-          <w14:ligatures w14:val="none"/>
-        </w:rPr>
-        <w:t>f</w:t>
-      </w:r>
-      <w:r>
-        <w:rPr>
-          <w:rFonts w:ascii="Menlo" w:eastAsia="Times New Roman" w:hAnsi="Menlo" w:cs="Menlo"/>
-          <w:color w:val="0A3069"/>
-          <w:kern w:val="0"/>
-          <w:sz w:val="18"/>
-          <w:szCs w:val="18"/>
-          <w:lang w:eastAsia="en-GB"/>
-          <w14:ligatures w14:val="none"/>
-        </w:rPr>
-        <w:t xml:space="preserve">"Disclaimer: for coherence we will consider the next files from </w:t>
-      </w:r>
-      <w:r>
-        <w:rPr>
-          <w:rFonts w:ascii="Menlo" w:eastAsia="Times New Roman" w:hAnsi="Menlo" w:cs="Menlo"/>
-          <w:color w:val="CF222E"/>
-          <w:kern w:val="0"/>
-          <w:sz w:val="18"/>
-          <w:szCs w:val="18"/>
-          <w:lang w:eastAsia="en-GB"/>
-          <w14:ligatures w14:val="none"/>
-        </w:rPr>
-        <w:t>{</w:t>
-      </w:r>
-      <w:r>
-        <w:rPr>
-          <w:rFonts w:ascii="Menlo" w:eastAsia="Times New Roman" w:hAnsi="Menlo" w:cs="Menlo"/>
-          <w:color w:val="267F99"/>
-          <w:kern w:val="0"/>
-          <w:sz w:val="18"/>
-          <w:szCs w:val="18"/>
-          <w:lang w:eastAsia="en-GB"/>
-          <w14:ligatures w14:val="none"/>
-        </w:rPr>
-        <w:t>pathlib</w:t>
-      </w:r>
-      <w:r>
-        <w:rPr>
-          <w:rFonts w:ascii="Menlo" w:eastAsia="Times New Roman" w:hAnsi="Menlo" w:cs="Menlo"/>
-          <w:color w:val="202020"/>
-          <w:kern w:val="0"/>
-          <w:sz w:val="18"/>
-          <w:szCs w:val="18"/>
-          <w:lang w:eastAsia="en-GB"/>
-          <w14:ligatures w14:val="none"/>
-        </w:rPr>
-        <w:t>.</w:t>
-      </w:r>
-      <w:r>
-        <w:rPr>
-          <w:rFonts w:ascii="Menlo" w:eastAsia="Times New Roman" w:hAnsi="Menlo" w:cs="Menlo"/>
-          <w:color w:val="267F99"/>
-          <w:kern w:val="0"/>
-          <w:sz w:val="18"/>
-          <w:szCs w:val="18"/>
-          <w:lang w:eastAsia="en-GB"/>
-          <w14:ligatures w14:val="none"/>
-        </w:rPr>
-        <w:t>Path</w:t>
-      </w:r>
-      <w:r>
-        <w:rPr>
-          <w:rFonts w:ascii="Menlo" w:eastAsia="Times New Roman" w:hAnsi="Menlo" w:cs="Menlo"/>
-          <w:color w:val="202020"/>
-          <w:kern w:val="0"/>
-          <w:sz w:val="18"/>
-          <w:szCs w:val="18"/>
-          <w:lang w:eastAsia="en-GB"/>
-          <w14:ligatures w14:val="none"/>
-        </w:rPr>
-        <w:t>(</w:t>
-      </w:r>
-      <w:r>
-        <w:rPr>
-          <w:rFonts w:ascii="Menlo" w:eastAsia="Times New Roman" w:hAnsi="Menlo" w:cs="Menlo"/>
-          <w:color w:val="0550AE"/>
-          <w:kern w:val="0"/>
-          <w:sz w:val="18"/>
-          <w:szCs w:val="18"/>
-          <w:lang w:eastAsia="en-GB"/>
-          <w14:ligatures w14:val="none"/>
-        </w:rPr>
-        <w:t>BASE</w:t>
-      </w:r>
-      <w:r>
-        <w:rPr>
-          <w:rFonts w:ascii="Menlo" w:eastAsia="Times New Roman" w:hAnsi="Menlo" w:cs="Menlo"/>
-          <w:color w:val="202020"/>
-          <w:kern w:val="0"/>
-          <w:sz w:val="18"/>
-          <w:szCs w:val="18"/>
-          <w:lang w:eastAsia="en-GB"/>
-          <w14:ligatures w14:val="none"/>
-        </w:rPr>
-        <w:t>)</w:t>
-      </w:r>
-      <w:r>
-        <w:rPr>
-          <w:rFonts w:ascii="Menlo" w:eastAsia="Times New Roman" w:hAnsi="Menlo" w:cs="Menlo"/>
-          <w:color w:val="CF222E"/>
-          <w:kern w:val="0"/>
-          <w:sz w:val="18"/>
-          <w:szCs w:val="18"/>
-          <w:lang w:eastAsia="en-GB"/>
-          <w14:ligatures w14:val="none"/>
-        </w:rPr>
-        <w:t>}</w:t>
-      </w:r>
-      <w:r>
-        <w:rPr>
-          <w:rFonts w:ascii="Menlo" w:eastAsia="Times New Roman" w:hAnsi="Menlo" w:cs="Menlo"/>
-          <w:color w:val="0A3069"/>
-          <w:kern w:val="0"/>
-          <w:sz w:val="18"/>
-          <w:szCs w:val="18"/>
-          <w:lang w:eastAsia="en-GB"/>
-          <w14:ligatures w14:val="none"/>
-        </w:rPr>
-        <w:t>:"</w:t>
-      </w:r>
-      <w:r>
-        <w:rPr>
-          <w:rFonts w:ascii="Menlo" w:eastAsia="Times New Roman" w:hAnsi="Menlo" w:cs="Menlo"/>
-          <w:color w:val="202020"/>
-          <w:kern w:val="0"/>
-          <w:sz w:val="18"/>
-          <w:szCs w:val="18"/>
-          <w:lang w:eastAsia="en-GB"/>
-          <w14:ligatures w14:val="none"/>
-        </w:rPr>
-        <w:t>)</w:t>
+        <w:t xml:space="preserve">    print(f"Disclaimer: for coherence we will consider the next files from {pathlib.Path(BASE)}:")</w:t>
       </w:r>
     </w:p>
     <w:p>
@@ -244,7 +78,7 @@
         <w:spacing w:after="0" w:line="270" w:lineRule="atLeast"/>
         <w:rPr>
           <w:rFonts w:ascii="Menlo" w:eastAsia="Times New Roman" w:hAnsi="Menlo" w:cs="Menlo"/>
-          <w:color w:val="202020"/>
+          <w:color w:val="8DD873" w:themeColor="accent6" w:themeTint="99"/>
           <w:kern w:val="0"/>
           <w:sz w:val="18"/>
           <w:szCs w:val="18"/>
@@ -255,338 +89,14 @@
       <w:r>
         <w:rPr>
           <w:rFonts w:ascii="Menlo" w:eastAsia="Times New Roman" w:hAnsi="Menlo" w:cs="Menlo"/>
-          <w:color w:val="202020"/>
+          <w:color w:val="8DD873" w:themeColor="accent6" w:themeTint="99"/>
           <w:kern w:val="0"/>
           <w:sz w:val="18"/>
           <w:szCs w:val="18"/>
           <w:lang w:eastAsia="en-GB"/>
           <w14:ligatures w14:val="none"/>
         </w:rPr>
-        <w:t xml:space="preserve">    </w:t>
-      </w:r>
-      <w:r>
-        <w:rPr>
-          <w:rFonts w:ascii="Menlo" w:eastAsia="Times New Roman" w:hAnsi="Menlo" w:cs="Menlo"/>
-          <w:color w:val="8250DF"/>
-          <w:kern w:val="0"/>
-          <w:sz w:val="18"/>
-          <w:szCs w:val="18"/>
-          <w:lang w:eastAsia="en-GB"/>
-          <w14:ligatures w14:val="none"/>
-        </w:rPr>
-        <w:t>print</w:t>
-      </w:r>
-      <w:r>
-        <w:rPr>
-          <w:rFonts w:ascii="Menlo" w:eastAsia="Times New Roman" w:hAnsi="Menlo" w:cs="Menlo"/>
-          <w:color w:val="202020"/>
-          <w:kern w:val="0"/>
-          <w:sz w:val="18"/>
-          <w:szCs w:val="18"/>
-          <w:lang w:eastAsia="en-GB"/>
-          <w14:ligatures w14:val="none"/>
-        </w:rPr>
-        <w:t>(</w:t>
-      </w:r>
-      <w:r>
-        <w:rPr>
-          <w:rFonts w:ascii="Menlo" w:eastAsia="Times New Roman" w:hAnsi="Menlo" w:cs="Menlo"/>
-          <w:color w:val="CF222E"/>
-          <w:kern w:val="0"/>
-          <w:sz w:val="18"/>
-          <w:szCs w:val="18"/>
-          <w:lang w:eastAsia="en-GB"/>
-          <w14:ligatures w14:val="none"/>
-        </w:rPr>
-        <w:t>f</w:t>
-      </w:r>
-      <w:r>
-        <w:rPr>
-          <w:rFonts w:ascii="Menlo" w:eastAsia="Times New Roman" w:hAnsi="Menlo" w:cs="Menlo"/>
-          <w:color w:val="0A3069"/>
-          <w:kern w:val="0"/>
-          <w:sz w:val="18"/>
-          <w:szCs w:val="18"/>
-          <w:lang w:eastAsia="en-GB"/>
-          <w14:ligatures w14:val="none"/>
-        </w:rPr>
-        <w:t xml:space="preserve">" - </w:t>
-      </w:r>
-      <w:r>
-        <w:rPr>
-          <w:rFonts w:ascii="Menlo" w:eastAsia="Times New Roman" w:hAnsi="Menlo" w:cs="Menlo"/>
-          <w:color w:val="CF222E"/>
-          <w:kern w:val="0"/>
-          <w:sz w:val="18"/>
-          <w:szCs w:val="18"/>
-          <w:lang w:eastAsia="en-GB"/>
-          <w14:ligatures w14:val="none"/>
-        </w:rPr>
-        <w:t>{</w:t>
-      </w:r>
-      <w:r>
-        <w:rPr>
-          <w:rFonts w:ascii="Menlo" w:eastAsia="Times New Roman" w:hAnsi="Menlo" w:cs="Menlo"/>
-          <w:color w:val="267F99"/>
-          <w:kern w:val="0"/>
-          <w:sz w:val="18"/>
-          <w:szCs w:val="18"/>
-          <w:lang w:eastAsia="en-GB"/>
-          <w14:ligatures w14:val="none"/>
-        </w:rPr>
-        <w:t>pathlib</w:t>
-      </w:r>
-      <w:r>
-        <w:rPr>
-          <w:rFonts w:ascii="Menlo" w:eastAsia="Times New Roman" w:hAnsi="Menlo" w:cs="Menlo"/>
-          <w:color w:val="202020"/>
-          <w:kern w:val="0"/>
-          <w:sz w:val="18"/>
-          <w:szCs w:val="18"/>
-          <w:lang w:eastAsia="en-GB"/>
-          <w14:ligatures w14:val="none"/>
-        </w:rPr>
-        <w:t>.</w:t>
-      </w:r>
-      <w:r>
-        <w:rPr>
-          <w:rFonts w:ascii="Menlo" w:eastAsia="Times New Roman" w:hAnsi="Menlo" w:cs="Menlo"/>
-          <w:color w:val="267F99"/>
-          <w:kern w:val="0"/>
-          <w:sz w:val="18"/>
-          <w:szCs w:val="18"/>
-          <w:lang w:eastAsia="en-GB"/>
-          <w14:ligatures w14:val="none"/>
-        </w:rPr>
-        <w:t>Path</w:t>
-      </w:r>
-      <w:r>
-        <w:rPr>
-          <w:rFonts w:ascii="Menlo" w:eastAsia="Times New Roman" w:hAnsi="Menlo" w:cs="Menlo"/>
-          <w:color w:val="202020"/>
-          <w:kern w:val="0"/>
-          <w:sz w:val="18"/>
-          <w:szCs w:val="18"/>
-          <w:lang w:eastAsia="en-GB"/>
-          <w14:ligatures w14:val="none"/>
-        </w:rPr>
-        <w:t>(</w:t>
-      </w:r>
-      <w:r>
-        <w:rPr>
-          <w:rFonts w:ascii="Menlo" w:eastAsia="Times New Roman" w:hAnsi="Menlo" w:cs="Menlo"/>
-          <w:color w:val="0550AE"/>
-          <w:kern w:val="0"/>
-          <w:sz w:val="18"/>
-          <w:szCs w:val="18"/>
-          <w:lang w:eastAsia="en-GB"/>
-          <w14:ligatures w14:val="none"/>
-        </w:rPr>
-        <w:t>TRIPS_FILE</w:t>
-      </w:r>
-      <w:r>
-        <w:rPr>
-          <w:rFonts w:ascii="Menlo" w:eastAsia="Times New Roman" w:hAnsi="Menlo" w:cs="Menlo"/>
-          <w:color w:val="202020"/>
-          <w:kern w:val="0"/>
-          <w:sz w:val="18"/>
-          <w:szCs w:val="18"/>
-          <w:lang w:eastAsia="en-GB"/>
-          <w14:ligatures w14:val="none"/>
-        </w:rPr>
-        <w:t>).</w:t>
-      </w:r>
-      <w:r>
-        <w:rPr>
-          <w:rFonts w:ascii="Menlo" w:eastAsia="Times New Roman" w:hAnsi="Menlo" w:cs="Menlo"/>
-          <w:color w:val="1F2328"/>
-          <w:kern w:val="0"/>
-          <w:sz w:val="18"/>
-          <w:szCs w:val="18"/>
-          <w:lang w:eastAsia="en-GB"/>
-          <w14:ligatures w14:val="none"/>
-        </w:rPr>
-        <w:t>name</w:t>
-      </w:r>
-      <w:r>
-        <w:rPr>
-          <w:rFonts w:ascii="Menlo" w:eastAsia="Times New Roman" w:hAnsi="Menlo" w:cs="Menlo"/>
-          <w:color w:val="CF222E"/>
-          <w:kern w:val="0"/>
-          <w:sz w:val="18"/>
-          <w:szCs w:val="18"/>
-          <w:lang w:eastAsia="en-GB"/>
-          <w14:ligatures w14:val="none"/>
-        </w:rPr>
-        <w:t>}</w:t>
-      </w:r>
-      <w:r>
-        <w:rPr>
-          <w:rFonts w:ascii="Menlo" w:eastAsia="Times New Roman" w:hAnsi="Menlo" w:cs="Menlo"/>
-          <w:color w:val="0A3069"/>
-          <w:kern w:val="0"/>
-          <w:sz w:val="18"/>
-          <w:szCs w:val="18"/>
-          <w:lang w:eastAsia="en-GB"/>
-          <w14:ligatures w14:val="none"/>
-        </w:rPr>
-        <w:t xml:space="preserve"> from </w:t>
-      </w:r>
-      <w:r>
-        <w:rPr>
-          <w:rFonts w:ascii="Menlo" w:eastAsia="Times New Roman" w:hAnsi="Menlo" w:cs="Menlo"/>
-          <w:color w:val="CF222E"/>
-          <w:kern w:val="0"/>
-          <w:sz w:val="18"/>
-          <w:szCs w:val="18"/>
-          <w:lang w:eastAsia="en-GB"/>
-          <w14:ligatures w14:val="none"/>
-        </w:rPr>
-        <w:t>{</w:t>
-      </w:r>
-      <w:r>
-        <w:rPr>
-          <w:rFonts w:ascii="Menlo" w:eastAsia="Times New Roman" w:hAnsi="Menlo" w:cs="Menlo"/>
-          <w:color w:val="267F99"/>
-          <w:kern w:val="0"/>
-          <w:sz w:val="18"/>
-          <w:szCs w:val="18"/>
-          <w:lang w:eastAsia="en-GB"/>
-          <w14:ligatures w14:val="none"/>
-        </w:rPr>
-        <w:t>pathlib</w:t>
-      </w:r>
-      <w:r>
-        <w:rPr>
-          <w:rFonts w:ascii="Menlo" w:eastAsia="Times New Roman" w:hAnsi="Menlo" w:cs="Menlo"/>
-          <w:color w:val="202020"/>
-          <w:kern w:val="0"/>
-          <w:sz w:val="18"/>
-          <w:szCs w:val="18"/>
-          <w:lang w:eastAsia="en-GB"/>
-          <w14:ligatures w14:val="none"/>
-        </w:rPr>
-        <w:t>.</w:t>
-      </w:r>
-      <w:r>
-        <w:rPr>
-          <w:rFonts w:ascii="Menlo" w:eastAsia="Times New Roman" w:hAnsi="Menlo" w:cs="Menlo"/>
-          <w:color w:val="267F99"/>
-          <w:kern w:val="0"/>
-          <w:sz w:val="18"/>
-          <w:szCs w:val="18"/>
-          <w:lang w:eastAsia="en-GB"/>
-          <w14:ligatures w14:val="none"/>
-        </w:rPr>
-        <w:t>Path</w:t>
-      </w:r>
-      <w:r>
-        <w:rPr>
-          <w:rFonts w:ascii="Menlo" w:eastAsia="Times New Roman" w:hAnsi="Menlo" w:cs="Menlo"/>
-          <w:color w:val="202020"/>
-          <w:kern w:val="0"/>
-          <w:sz w:val="18"/>
-          <w:szCs w:val="18"/>
-          <w:lang w:eastAsia="en-GB"/>
-          <w14:ligatures w14:val="none"/>
-        </w:rPr>
-        <w:t>(</w:t>
-      </w:r>
-      <w:r>
-        <w:rPr>
-          <w:rFonts w:ascii="Menlo" w:eastAsia="Times New Roman" w:hAnsi="Menlo" w:cs="Menlo"/>
-          <w:color w:val="0550AE"/>
-          <w:kern w:val="0"/>
-          <w:sz w:val="18"/>
-          <w:szCs w:val="18"/>
-          <w:lang w:eastAsia="en-GB"/>
-          <w14:ligatures w14:val="none"/>
-        </w:rPr>
-        <w:t>TRIPS_FILE</w:t>
-      </w:r>
-      <w:r>
-        <w:rPr>
-          <w:rFonts w:ascii="Menlo" w:eastAsia="Times New Roman" w:hAnsi="Menlo" w:cs="Menlo"/>
-          <w:color w:val="202020"/>
-          <w:kern w:val="0"/>
-          <w:sz w:val="18"/>
-          <w:szCs w:val="18"/>
-          <w:lang w:eastAsia="en-GB"/>
-          <w14:ligatures w14:val="none"/>
-        </w:rPr>
-        <w:t>).</w:t>
-      </w:r>
-      <w:r>
-        <w:rPr>
-          <w:rFonts w:ascii="Menlo" w:eastAsia="Times New Roman" w:hAnsi="Menlo" w:cs="Menlo"/>
-          <w:color w:val="1F2328"/>
-          <w:kern w:val="0"/>
-          <w:sz w:val="18"/>
-          <w:szCs w:val="18"/>
-          <w:lang w:eastAsia="en-GB"/>
-          <w14:ligatures w14:val="none"/>
-        </w:rPr>
-        <w:t>parent</w:t>
-      </w:r>
-      <w:r>
-        <w:rPr>
-          <w:rFonts w:ascii="Menlo" w:eastAsia="Times New Roman" w:hAnsi="Menlo" w:cs="Menlo"/>
-          <w:color w:val="202020"/>
-          <w:kern w:val="0"/>
-          <w:sz w:val="18"/>
-          <w:szCs w:val="18"/>
-          <w:lang w:eastAsia="en-GB"/>
-          <w14:ligatures w14:val="none"/>
-        </w:rPr>
-        <w:t>.</w:t>
-      </w:r>
-      <w:r>
-        <w:rPr>
-          <w:rFonts w:ascii="Menlo" w:eastAsia="Times New Roman" w:hAnsi="Menlo" w:cs="Menlo"/>
-          <w:color w:val="1F2328"/>
-          <w:kern w:val="0"/>
-          <w:sz w:val="18"/>
-          <w:szCs w:val="18"/>
-          <w:lang w:eastAsia="en-GB"/>
-          <w14:ligatures w14:val="none"/>
-        </w:rPr>
-        <w:t>name</w:t>
-      </w:r>
-      <w:r>
-        <w:rPr>
-          <w:rFonts w:ascii="Menlo" w:eastAsia="Times New Roman" w:hAnsi="Menlo" w:cs="Menlo"/>
-          <w:color w:val="CF222E"/>
-          <w:kern w:val="0"/>
-          <w:sz w:val="18"/>
-          <w:szCs w:val="18"/>
-          <w:lang w:eastAsia="en-GB"/>
-          <w14:ligatures w14:val="none"/>
-        </w:rPr>
-        <w:t>}</w:t>
-      </w:r>
-      <w:r>
-        <w:rPr>
-          <w:rFonts w:ascii="Menlo" w:eastAsia="Times New Roman" w:hAnsi="Menlo" w:cs="Menlo"/>
-          <w:color w:val="0A3069"/>
-          <w:kern w:val="0"/>
-          <w:sz w:val="18"/>
-          <w:szCs w:val="18"/>
-          <w:lang w:eastAsia="en-GB"/>
-          <w14:ligatures w14:val="none"/>
-        </w:rPr>
-        <w:t>"</w:t>
-      </w:r>
-      <w:r>
-        <w:rPr>
-          <w:rFonts w:ascii="Menlo" w:eastAsia="Times New Roman" w:hAnsi="Menlo" w:cs="Menlo"/>
-          <w:color w:val="202020"/>
-          <w:kern w:val="0"/>
-          <w:sz w:val="18"/>
-          <w:szCs w:val="18"/>
-          <w:lang w:eastAsia="en-GB"/>
-          <w14:ligatures w14:val="none"/>
-        </w:rPr>
-        <w:t>)</w:t>
+        <w:t xml:space="preserve">    print(f" - {pathlib.Path(TRIPS_FILE).name} from {pathlib.Path(TRIPS_FILE).parent.name}")</w:t>
       </w:r>
     </w:p>
     <w:p>
@@ -600,7 +110,7 @@
         <w:spacing w:after="0" w:line="270" w:lineRule="atLeast"/>
         <w:rPr>
           <w:rFonts w:ascii="Menlo" w:eastAsia="Times New Roman" w:hAnsi="Menlo" w:cs="Menlo"/>
-          <w:color w:val="202020"/>
+          <w:color w:val="8DD873" w:themeColor="accent6" w:themeTint="99"/>
           <w:kern w:val="0"/>
           <w:sz w:val="18"/>
           <w:szCs w:val="18"/>
@@ -611,367 +121,14 @@
       <w:r>
         <w:rPr>
           <w:rFonts w:ascii="Menlo" w:eastAsia="Times New Roman" w:hAnsi="Menlo" w:cs="Menlo"/>
-          <w:color w:val="202020"/>
+          <w:color w:val="8DD873" w:themeColor="accent6" w:themeTint="99"/>
           <w:kern w:val="0"/>
           <w:sz w:val="18"/>
           <w:szCs w:val="18"/>
           <w:lang w:eastAsia="en-GB"/>
           <w14:ligatures w14:val="none"/>
         </w:rPr>
-        <w:t xml:space="preserve">    </w:t>
-      </w:r>
-      <w:r>
-        <w:rPr>
-          <w:rFonts w:ascii="Menlo" w:eastAsia="Times New Roman" w:hAnsi="Menlo" w:cs="Menlo"/>
-          <w:color w:val="8250DF"/>
-          <w:kern w:val="0"/>
-          <w:sz w:val="18"/>
-          <w:szCs w:val="18"/>
-          <w:lang w:eastAsia="en-GB"/>
-          <w14:ligatures w14:val="none"/>
-        </w:rPr>
-        <w:t>print</w:t>
-      </w:r>
-      <w:r>
-        <w:rPr>
-          <w:rFonts w:ascii="Menlo" w:eastAsia="Times New Roman" w:hAnsi="Menlo" w:cs="Menlo"/>
-          <w:color w:val="202020"/>
-          <w:kern w:val="0"/>
-          <w:sz w:val="18"/>
-          <w:szCs w:val="18"/>
-          <w:lang w:eastAsia="en-GB"/>
-          <w14:ligatures w14:val="none"/>
-        </w:rPr>
-        <w:t>(</w:t>
-      </w:r>
-      <w:r>
-        <w:rPr>
-          <w:rFonts w:ascii="Menlo" w:eastAsia="Times New Roman" w:hAnsi="Menlo" w:cs="Menlo"/>
-          <w:color w:val="CF222E"/>
-          <w:kern w:val="0"/>
-          <w:sz w:val="18"/>
-          <w:szCs w:val="18"/>
-          <w:lang w:eastAsia="en-GB"/>
-          <w14:ligatures w14:val="none"/>
-        </w:rPr>
-        <w:t>f</w:t>
-      </w:r>
-      <w:r>
-        <w:rPr>
-          <w:rFonts w:ascii="Menlo" w:eastAsia="Times New Roman" w:hAnsi="Menlo" w:cs="Menlo"/>
-          <w:color w:val="0A3069"/>
-          <w:kern w:val="0"/>
-          <w:sz w:val="18"/>
-          <w:szCs w:val="18"/>
-          <w:lang w:eastAsia="en-GB"/>
-          <w14:ligatures w14:val="none"/>
-        </w:rPr>
-        <w:t xml:space="preserve">" - </w:t>
-      </w:r>
-      <w:r>
-        <w:rPr>
-          <w:rFonts w:ascii="Menlo" w:eastAsia="Times New Roman" w:hAnsi="Menlo" w:cs="Menlo"/>
-          <w:color w:val="CF222E"/>
-          <w:kern w:val="0"/>
-          <w:sz w:val="18"/>
-          <w:szCs w:val="18"/>
-          <w:lang w:eastAsia="en-GB"/>
-          <w14:ligatures w14:val="none"/>
-        </w:rPr>
-        <w:t>{</w:t>
-      </w:r>
-      <w:r>
-        <w:rPr>
-          <w:rFonts w:ascii="Menlo" w:eastAsia="Times New Roman" w:hAnsi="Menlo" w:cs="Menlo"/>
-          <w:color w:val="267F99"/>
-          <w:kern w:val="0"/>
-          <w:sz w:val="18"/>
-          <w:szCs w:val="18"/>
-          <w:lang w:eastAsia="en-GB"/>
-          <w14:ligatures w14:val="none"/>
-        </w:rPr>
-        <w:t>pathlib</w:t>
-      </w:r>
-      <w:r>
-        <w:rPr>
-          <w:rFonts w:ascii="Menlo" w:eastAsia="Times New Roman" w:hAnsi="Menlo" w:cs="Menlo"/>
-          <w:color w:val="202020"/>
-          <w:kern w:val="0"/>
-          <w:sz w:val="18"/>
-          <w:szCs w:val="18"/>
-          <w:lang w:eastAsia="en-GB"/>
-          <w14:ligatures w14:val="none"/>
-        </w:rPr>
-        <w:t>.</w:t>
-      </w:r>
-      <w:r>
-        <w:rPr>
-          <w:rFonts w:ascii="Menlo" w:eastAsia="Times New Roman" w:hAnsi="Menlo" w:cs="Menlo"/>
-          <w:color w:val="267F99"/>
-          <w:kern w:val="0"/>
-          <w:sz w:val="18"/>
-          <w:szCs w:val="18"/>
-          <w:lang w:eastAsia="en-GB"/>
-          <w14:ligatures w14:val="none"/>
-        </w:rPr>
-        <w:t>Path</w:t>
-      </w:r>
-      <w:r>
-        <w:rPr>
-          <w:rFonts w:ascii="Menlo" w:eastAsia="Times New Roman" w:hAnsi="Menlo" w:cs="Menlo"/>
-          <w:color w:val="202020"/>
-          <w:kern w:val="0"/>
-          <w:sz w:val="18"/>
-          <w:szCs w:val="18"/>
-          <w:lang w:eastAsia="en-GB"/>
-          <w14:ligatures w14:val="none"/>
-        </w:rPr>
-        <w:t>(</w:t>
-      </w:r>
-      <w:r>
-        <w:rPr>
-          <w:rFonts w:ascii="Menlo" w:eastAsia="Times New Roman" w:hAnsi="Menlo" w:cs="Menlo"/>
-          <w:color w:val="0550AE"/>
-          <w:kern w:val="0"/>
-          <w:sz w:val="18"/>
-          <w:szCs w:val="18"/>
-          <w:lang w:eastAsia="en-GB"/>
-          <w14:ligatures w14:val="none"/>
-        </w:rPr>
-        <w:t>STOP_TIMES_FILE</w:t>
-      </w:r>
-      <w:r>
-        <w:rPr>
-          <w:rFonts w:ascii="Menlo" w:eastAsia="Times New Roman" w:hAnsi="Menlo" w:cs="Menlo"/>
-          <w:color w:val="202020"/>
-          <w:kern w:val="0"/>
-          <w:sz w:val="18"/>
-          <w:szCs w:val="18"/>
-          <w:lang w:eastAsia="en-GB"/>
-          <w14:ligatures w14:val="none"/>
-        </w:rPr>
-        <w:t>).</w:t>
-      </w:r>
-      <w:r>
-        <w:rPr>
-          <w:rFonts w:ascii="Menlo" w:eastAsia="Times New Roman" w:hAnsi="Menlo" w:cs="Menlo"/>
-          <w:color w:val="1F2328"/>
-          <w:kern w:val="0"/>
-          <w:sz w:val="18"/>
-          <w:szCs w:val="18"/>
-          <w:lang w:eastAsia="en-GB"/>
-          <w14:ligatures w14:val="none"/>
-        </w:rPr>
-        <w:t>name</w:t>
-      </w:r>
-      <w:r>
-        <w:rPr>
-          <w:rFonts w:ascii="Menlo" w:eastAsia="Times New Roman" w:hAnsi="Menlo" w:cs="Menlo"/>
-          <w:color w:val="CF222E"/>
-          <w:kern w:val="0"/>
-          <w:sz w:val="18"/>
-          <w:szCs w:val="18"/>
-          <w:lang w:eastAsia="en-GB"/>
-          <w14:ligatures w14:val="none"/>
-        </w:rPr>
-        <w:t>}</w:t>
-      </w:r>
-      <w:r>
-        <w:rPr>
-          <w:rFonts w:ascii="Menlo" w:eastAsia="Times New Roman" w:hAnsi="Menlo" w:cs="Menlo"/>
-          <w:color w:val="0A3069"/>
-          <w:kern w:val="0"/>
-          <w:sz w:val="18"/>
-          <w:szCs w:val="18"/>
-          <w:lang w:eastAsia="en-GB"/>
-          <w14:ligatures w14:val="none"/>
-        </w:rPr>
-        <w:t xml:space="preserve"> from </w:t>
-      </w:r>
-      <w:r>
-        <w:rPr>
-          <w:rFonts w:ascii="Menlo" w:eastAsia="Times New Roman" w:hAnsi="Menlo" w:cs="Menlo"/>
-          <w:color w:val="CF222E"/>
-          <w:kern w:val="0"/>
-          <w:sz w:val="18"/>
-          <w:szCs w:val="18"/>
-          <w:lang w:eastAsia="en-GB"/>
-          <w14:ligatures w14:val="none"/>
-        </w:rPr>
-        <w:t>{</w:t>
-      </w:r>
-      <w:r>
-        <w:rPr>
-          <w:rFonts w:ascii="Menlo" w:eastAsia="Times New Roman" w:hAnsi="Menlo" w:cs="Menlo"/>
-          <w:color w:val="267F99"/>
-          <w:kern w:val="0"/>
-          <w:sz w:val="18"/>
-          <w:szCs w:val="18"/>
-          <w:lang w:eastAsia="en-GB"/>
-          <w14:ligatures w14:val="none"/>
-        </w:rPr>
-        <w:t>pathlib</w:t>
-      </w:r>
-      <w:r>
-        <w:rPr>
-          <w:rFonts w:ascii="Menlo" w:eastAsia="Times New Roman" w:hAnsi="Menlo" w:cs="Menlo"/>
-          <w:color w:val="202020"/>
-          <w:kern w:val="0"/>
-          <w:sz w:val="18"/>
-          <w:szCs w:val="18"/>
-          <w:lang w:eastAsia="en-GB"/>
-          <w14:ligatures w14:val="none"/>
-        </w:rPr>
-        <w:t>.</w:t>
-      </w:r>
-      <w:r>
-        <w:rPr>
-          <w:rFonts w:ascii="Menlo" w:eastAsia="Times New Roman" w:hAnsi="Menlo" w:cs="Menlo"/>
-          <w:color w:val="267F99"/>
-          <w:kern w:val="0"/>
-          <w:sz w:val="18"/>
-          <w:szCs w:val="18"/>
-          <w:lang w:eastAsia="en-GB"/>
-          <w14:ligatures w14:val="none"/>
-        </w:rPr>
-        <w:t>Path</w:t>
-      </w:r>
-      <w:r>
-        <w:rPr>
-          <w:rFonts w:ascii="Menlo" w:eastAsia="Times New Roman" w:hAnsi="Menlo" w:cs="Menlo"/>
-          <w:color w:val="202020"/>
-          <w:kern w:val="0"/>
-          <w:sz w:val="18"/>
-          <w:szCs w:val="18"/>
-          <w:lang w:eastAsia="en-GB"/>
-          <w14:ligatures w14:val="none"/>
-        </w:rPr>
-        <w:t>(</w:t>
-      </w:r>
-      <w:r>
-        <w:rPr>
-          <w:rFonts w:ascii="Menlo" w:eastAsia="Times New Roman" w:hAnsi="Menlo" w:cs="Menlo"/>
-          <w:color w:val="0550AE"/>
-          <w:kern w:val="0"/>
-          <w:sz w:val="18"/>
-          <w:szCs w:val="18"/>
-          <w:lang w:eastAsia="en-GB"/>
-          <w14:ligatures w14:val="none"/>
-        </w:rPr>
-        <w:t>STOP_TIMES_FILE</w:t>
-      </w:r>
-      <w:r>
-        <w:rPr>
-          <w:rFonts w:ascii="Menlo" w:eastAsia="Times New Roman" w:hAnsi="Menlo" w:cs="Menlo"/>
-          <w:color w:val="202020"/>
-          <w:kern w:val="0"/>
-          <w:sz w:val="18"/>
-          <w:szCs w:val="18"/>
-          <w:lang w:eastAsia="en-GB"/>
-          <w14:ligatures w14:val="none"/>
-        </w:rPr>
-        <w:t>).</w:t>
-      </w:r>
-      <w:r>
-        <w:rPr>
-          <w:rFonts w:ascii="Menlo" w:eastAsia="Times New Roman" w:hAnsi="Menlo" w:cs="Menlo"/>
-          <w:color w:val="1F2328"/>
-          <w:kern w:val="0"/>
-          <w:sz w:val="18"/>
-          <w:szCs w:val="18"/>
-          <w:lang w:eastAsia="en-GB"/>
-          <w14:ligatures w14:val="none"/>
-        </w:rPr>
-        <w:t>parent</w:t>
-      </w:r>
-      <w:r>
-        <w:rPr>
-          <w:rFonts w:ascii="Menlo" w:eastAsia="Times New Roman" w:hAnsi="Menlo" w:cs="Menlo"/>
-          <w:color w:val="202020"/>
-          <w:kern w:val="0"/>
-          <w:sz w:val="18"/>
-          <w:szCs w:val="18"/>
-          <w:lang w:eastAsia="en-GB"/>
-          <w14:ligatures w14:val="none"/>
-        </w:rPr>
-        <w:t>.</w:t>
-      </w:r>
-      <w:r>
-        <w:rPr>
-          <w:rFonts w:ascii="Menlo" w:eastAsia="Times New Roman" w:hAnsi="Menlo" w:cs="Menlo"/>
-          <w:color w:val="1F2328"/>
-          <w:kern w:val="0"/>
-          <w:sz w:val="18"/>
-          <w:szCs w:val="18"/>
-          <w:lang w:eastAsia="en-GB"/>
-          <w14:ligatures w14:val="none"/>
-        </w:rPr>
-        <w:t>name</w:t>
-      </w:r>
-      <w:r>
-        <w:rPr>
-          <w:rFonts w:ascii="Menlo" w:eastAsia="Times New Roman" w:hAnsi="Menlo" w:cs="Menlo"/>
-          <w:color w:val="CF222E"/>
-          <w:kern w:val="0"/>
-          <w:sz w:val="18"/>
-          <w:szCs w:val="18"/>
-          <w:lang w:eastAsia="en-GB"/>
-          <w14:ligatures w14:val="none"/>
-        </w:rPr>
-        <w:t>}</w:t>
-      </w:r>
-      <w:r>
-        <w:rPr>
-          <w:rFonts w:ascii="Menlo" w:eastAsia="Times New Roman" w:hAnsi="Menlo" w:cs="Menlo"/>
-          <w:color w:val="0A3069"/>
-          <w:kern w:val="0"/>
-          <w:sz w:val="18"/>
-          <w:szCs w:val="18"/>
-          <w:lang w:eastAsia="en-GB"/>
-          <w14:ligatures w14:val="none"/>
-        </w:rPr>
-        <w:t>"</w:t>
-      </w:r>
-      <w:r>
-        <w:rPr>
-          <w:rFonts w:ascii="Menlo" w:eastAsia="Times New Roman" w:hAnsi="Menlo" w:cs="Menlo"/>
-          <w:color w:val="202020"/>
-          <w:kern w:val="0"/>
-          <w:sz w:val="18"/>
-          <w:szCs w:val="18"/>
-          <w:lang w:eastAsia="en-GB"/>
-          <w14:ligatures w14:val="none"/>
-        </w:rPr>
-        <w:t>)</w:t>
-      </w:r>
-    </w:p>
-    <w:p>
-      <w:pPr>
-        <w:pStyle w:val="ListParagraph"/>
-        <w:numPr>
-          <w:ilvl w:val="0"/>
-          <w:numId w:val="1"/>
-        </w:numPr>
-        <w:shd w:val="clear" w:color="auto" w:fill="FFFFFF"/>
-        <w:spacing w:after="0" w:line="270" w:lineRule="atLeast"/>
-        <w:rPr>
-          <w:rFonts w:ascii="Menlo" w:eastAsia="Times New Roman" w:hAnsi="Menlo" w:cs="Menlo"/>
-          <w:color w:val="202020"/>
-          <w:kern w:val="0"/>
-          <w:sz w:val="18"/>
-          <w:szCs w:val="18"/>
-          <w:lang w:eastAsia="en-GB"/>
-          <w14:ligatures w14:val="none"/>
-        </w:rPr>
-      </w:pPr>
-      <w:r>
-        <w:rPr>
-          <w:rFonts w:ascii="Arial" w:eastAsia="Times New Roman" w:hAnsi="Arial" w:cs="Arial"/>
-          <w:kern w:val="0"/>
-          <w:lang w:eastAsia="en-GB"/>
-          <w14:ligatures w14:val="none"/>
-        </w:rPr>
-        <w:t>Per mirar si s’està skippejant alguna parada en el 3_stop_times_check abans em sortien molts trips I ara cap (compara amb download)</w:t>
+        <w:t xml:space="preserve">    print(f" - {pathlib.Path(STOP_TIMES_FILE).name} from {pathlib.Path(STOP_TIMES_FILE).parent.name}")</w:t>
       </w:r>
     </w:p>
     <w:p>

--- a/.work/06.02.docx
+++ b/.work/06.02.docx
@@ -158,6 +158,1051 @@
         </w:rPr>
         <w:t>Apunts última reunió</w:t>
       </w:r>
+    </w:p>
+    <w:p>
+      <w:pPr>
+        <w:pStyle w:val="ListParagraph"/>
+        <w:shd w:val="clear" w:color="auto" w:fill="FFFFFF"/>
+        <w:spacing w:after="0" w:line="270" w:lineRule="atLeast"/>
+        <w:rPr>
+          <w:rFonts w:ascii="Arial" w:eastAsia="Times New Roman" w:hAnsi="Arial" w:cs="Arial"/>
+          <w:color w:val="202020"/>
+          <w:kern w:val="0"/>
+          <w:lang w:eastAsia="en-GB"/>
+          <w14:ligatures w14:val="none"/>
+        </w:rPr>
+      </w:pPr>
+    </w:p>
+    <w:p>
+      <w:pPr>
+        <w:pStyle w:val="ListParagraph"/>
+        <w:numPr>
+          <w:ilvl w:val="0"/>
+          <w:numId w:val="1"/>
+        </w:numPr>
+        <w:shd w:val="clear" w:color="auto" w:fill="FFFFFF"/>
+        <w:spacing w:after="0" w:line="270" w:lineRule="atLeast"/>
+        <w:rPr>
+          <w:rFonts w:ascii="Arial" w:eastAsia="Times New Roman" w:hAnsi="Arial" w:cs="Arial"/>
+          <w:color w:val="202020"/>
+          <w:kern w:val="0"/>
+          <w:lang w:eastAsia="en-GB"/>
+          <w14:ligatures w14:val="none"/>
+        </w:rPr>
+      </w:pPr>
+      <w:r>
+        <w:rPr>
+          <w:rFonts w:ascii="Arial" w:eastAsia="Times New Roman" w:hAnsi="Arial" w:cs="Arial"/>
+          <w:color w:val="202020"/>
+          <w:kern w:val="0"/>
+          <w:lang w:eastAsia="en-GB"/>
+          <w14:ligatures w14:val="none"/>
+        </w:rPr>
+        <w:t>Docu Liceu</w:t>
+      </w:r>
+    </w:p>
+    <w:p>
+      <w:pPr>
+        <w:pStyle w:val="ListParagraph"/>
+        <w:numPr>
+          <w:ilvl w:val="1"/>
+          <w:numId w:val="1"/>
+        </w:numPr>
+        <w:shd w:val="clear" w:color="auto" w:fill="FFFFFF"/>
+        <w:spacing w:after="0" w:line="270" w:lineRule="atLeast"/>
+        <w:rPr>
+          <w:rFonts w:ascii="Arial" w:eastAsia="Times New Roman" w:hAnsi="Arial" w:cs="Arial"/>
+          <w:color w:val="202020"/>
+          <w:kern w:val="0"/>
+          <w:lang w:eastAsia="en-GB"/>
+          <w14:ligatures w14:val="none"/>
+        </w:rPr>
+      </w:pPr>
+      <w:r>
+        <w:rPr>
+          <w:rFonts w:ascii="Arial" w:eastAsia="Times New Roman" w:hAnsi="Arial" w:cs="Arial"/>
+          <w:color w:val="202020"/>
+          <w:kern w:val="0"/>
+          <w:lang w:eastAsia="en-GB"/>
+          <w14:ligatures w14:val="none"/>
+        </w:rPr>
+        <w:t>Apuntar todos, idees…</w:t>
+      </w:r>
+    </w:p>
+    <w:p>
+      <w:pPr>
+        <w:pStyle w:val="ListParagraph"/>
+        <w:numPr>
+          <w:ilvl w:val="1"/>
+          <w:numId w:val="1"/>
+        </w:numPr>
+        <w:shd w:val="clear" w:color="auto" w:fill="FFFFFF"/>
+        <w:spacing w:after="0" w:line="270" w:lineRule="atLeast"/>
+        <w:rPr>
+          <w:rFonts w:ascii="Arial" w:eastAsia="Times New Roman" w:hAnsi="Arial" w:cs="Arial"/>
+          <w:color w:val="202020"/>
+          <w:kern w:val="0"/>
+          <w:lang w:eastAsia="en-GB"/>
+          <w14:ligatures w14:val="none"/>
+        </w:rPr>
+      </w:pPr>
+      <w:r>
+        <w:rPr>
+          <w:rFonts w:ascii="Arial" w:eastAsia="Times New Roman" w:hAnsi="Arial" w:cs="Arial"/>
+          <w:color w:val="202020"/>
+          <w:kern w:val="0"/>
+          <w:lang w:eastAsia="en-GB"/>
+          <w14:ligatures w14:val="none"/>
+        </w:rPr>
+        <w:t>Actualitzar doc reunió i resum</w:t>
+      </w:r>
+    </w:p>
+    <w:p>
+      <w:pPr>
+        <w:pStyle w:val="ListParagraph"/>
+        <w:shd w:val="clear" w:color="auto" w:fill="FFFFFF"/>
+        <w:spacing w:after="0" w:line="270" w:lineRule="atLeast"/>
+        <w:ind w:left="1440"/>
+        <w:rPr>
+          <w:rFonts w:ascii="Arial" w:eastAsia="Times New Roman" w:hAnsi="Arial" w:cs="Arial"/>
+          <w:color w:val="202020"/>
+          <w:kern w:val="0"/>
+          <w:lang w:eastAsia="en-GB"/>
+          <w14:ligatures w14:val="none"/>
+        </w:rPr>
+      </w:pPr>
+    </w:p>
+    <w:p>
+      <w:pPr>
+        <w:pStyle w:val="ListParagraph"/>
+        <w:numPr>
+          <w:ilvl w:val="0"/>
+          <w:numId w:val="1"/>
+        </w:numPr>
+        <w:shd w:val="clear" w:color="auto" w:fill="FFFFFF"/>
+        <w:spacing w:after="0" w:line="270" w:lineRule="atLeast"/>
+        <w:rPr>
+          <w:rFonts w:ascii="Arial" w:eastAsia="Times New Roman" w:hAnsi="Arial" w:cs="Arial"/>
+          <w:color w:val="8DD873" w:themeColor="accent6" w:themeTint="99"/>
+          <w:kern w:val="0"/>
+          <w:lang w:eastAsia="en-GB"/>
+          <w14:ligatures w14:val="none"/>
+        </w:rPr>
+      </w:pPr>
+      <w:r>
+        <w:rPr>
+          <w:rFonts w:ascii="Arial" w:eastAsia="Times New Roman" w:hAnsi="Arial" w:cs="Arial"/>
+          <w:color w:val="8DD873" w:themeColor="accent6" w:themeTint="99"/>
+          <w:kern w:val="0"/>
+          <w:lang w:eastAsia="en-GB"/>
+          <w14:ligatures w14:val="none"/>
+        </w:rPr>
+        <w:t>Desenvolupar data_validation/cleaning/3_stop_sequence.py</w:t>
+      </w:r>
+    </w:p>
+    <w:p>
+      <w:pPr>
+        <w:pStyle w:val="ListParagraph"/>
+        <w:numPr>
+          <w:ilvl w:val="1"/>
+          <w:numId w:val="1"/>
+        </w:numPr>
+        <w:shd w:val="clear" w:color="auto" w:fill="FFFFFF"/>
+        <w:spacing w:after="0" w:line="270" w:lineRule="atLeast"/>
+        <w:rPr>
+          <w:rFonts w:ascii="Arial" w:eastAsia="Times New Roman" w:hAnsi="Arial" w:cs="Arial"/>
+          <w:color w:val="8DD873" w:themeColor="accent6" w:themeTint="99"/>
+          <w:kern w:val="0"/>
+          <w:lang w:eastAsia="en-GB"/>
+          <w14:ligatures w14:val="none"/>
+        </w:rPr>
+      </w:pPr>
+      <w:r>
+        <w:rPr>
+          <w:rFonts w:ascii="Arial" w:eastAsia="Times New Roman" w:hAnsi="Arial" w:cs="Arial"/>
+          <w:color w:val="8DD873" w:themeColor="accent6" w:themeTint="99"/>
+          <w:kern w:val="0"/>
+          <w:lang w:eastAsia="en-GB"/>
+          <w14:ligatures w14:val="none"/>
+        </w:rPr>
+        <w:t>Exemple de com fer-ho a la docu de validacions</w:t>
+      </w:r>
+    </w:p>
+    <w:p>
+      <w:pPr>
+        <w:pStyle w:val="ListParagraph"/>
+        <w:numPr>
+          <w:ilvl w:val="1"/>
+          <w:numId w:val="1"/>
+        </w:numPr>
+        <w:shd w:val="clear" w:color="auto" w:fill="FFFFFF"/>
+        <w:spacing w:after="0" w:line="270" w:lineRule="atLeast"/>
+        <w:rPr>
+          <w:rFonts w:ascii="Arial" w:eastAsia="Times New Roman" w:hAnsi="Arial" w:cs="Arial"/>
+          <w:color w:val="8DD873" w:themeColor="accent6" w:themeTint="99"/>
+          <w:kern w:val="0"/>
+          <w:lang w:eastAsia="en-GB"/>
+          <w14:ligatures w14:val="none"/>
+        </w:rPr>
+      </w:pPr>
+      <w:r>
+        <w:rPr>
+          <w:rFonts w:ascii="Arial" w:eastAsia="Times New Roman" w:hAnsi="Arial" w:cs="Arial"/>
+          <w:color w:val="8DD873" w:themeColor="accent6" w:themeTint="99"/>
+          <w:kern w:val="0"/>
+          <w:lang w:eastAsia="en-GB"/>
+          <w14:ligatures w14:val="none"/>
+        </w:rPr>
+        <w:t>Fer update de les referències on calgui de ‘stop_times’</w:t>
+      </w:r>
+      <w:r>
+        <w:rPr>
+          <w:rFonts w:ascii="Arial" w:eastAsia="Times New Roman" w:hAnsi="Arial" w:cs="Arial"/>
+          <w:color w:val="8DD873" w:themeColor="accent6" w:themeTint="99"/>
+          <w:kern w:val="0"/>
+          <w:lang w:eastAsia="en-GB"/>
+          <w14:ligatures w14:val="none"/>
+        </w:rPr>
+        <w:t xml:space="preserve"> </w:t>
+      </w:r>
+    </w:p>
+    <w:p>
+      <w:pPr>
+        <w:pStyle w:val="ListParagraph"/>
+        <w:numPr>
+          <w:ilvl w:val="2"/>
+          <w:numId w:val="1"/>
+        </w:numPr>
+        <w:shd w:val="clear" w:color="auto" w:fill="FFFFFF"/>
+        <w:spacing w:after="0" w:line="270" w:lineRule="atLeast"/>
+        <w:rPr>
+          <w:rFonts w:ascii="Arial" w:eastAsia="Times New Roman" w:hAnsi="Arial" w:cs="Arial"/>
+          <w:color w:val="8DD873" w:themeColor="accent6" w:themeTint="99"/>
+          <w:kern w:val="0"/>
+          <w:lang w:eastAsia="en-GB"/>
+          <w14:ligatures w14:val="none"/>
+        </w:rPr>
+      </w:pPr>
+      <w:r>
+        <w:rPr>
+          <w:rFonts w:ascii="Arial" w:eastAsia="Times New Roman" w:hAnsi="Arial" w:cs="Arial"/>
+          <w:color w:val="8DD873" w:themeColor="accent6" w:themeTint="99"/>
+          <w:kern w:val="0"/>
+          <w:lang w:eastAsia="en-GB"/>
+          <w14:ligatures w14:val="none"/>
+        </w:rPr>
+        <w:t xml:space="preserve">Stop_times_file </w:t>
+      </w:r>
+      <w:r>
+        <w:rPr>
+          <w:rFonts w:ascii="Arial" w:eastAsia="Times New Roman" w:hAnsi="Arial" w:cs="Arial"/>
+          <w:color w:val="8DD873" w:themeColor="accent6" w:themeTint="99"/>
+          <w:kern w:val="0"/>
+          <w:lang w:eastAsia="en-GB"/>
+          <w14:ligatures w14:val="none"/>
+        </w:rPr>
+        <w:sym w:font="Wingdings" w:char="F0E0"/>
+      </w:r>
+      <w:r>
+        <w:rPr>
+          <w:rFonts w:ascii="Arial" w:eastAsia="Times New Roman" w:hAnsi="Arial" w:cs="Arial"/>
+          <w:color w:val="8DD873" w:themeColor="accent6" w:themeTint="99"/>
+          <w:kern w:val="0"/>
+          <w:lang w:eastAsia="en-GB"/>
+          <w14:ligatures w14:val="none"/>
+        </w:rPr>
+        <w:t xml:space="preserve"> stop_times_cleaned</w:t>
+      </w:r>
+    </w:p>
+    <w:p>
+      <w:pPr>
+        <w:pStyle w:val="ListParagraph"/>
+        <w:numPr>
+          <w:ilvl w:val="2"/>
+          <w:numId w:val="1"/>
+        </w:numPr>
+        <w:shd w:val="clear" w:color="auto" w:fill="FFFFFF"/>
+        <w:spacing w:after="0" w:line="270" w:lineRule="atLeast"/>
+        <w:rPr>
+          <w:rFonts w:ascii="Arial" w:eastAsia="Times New Roman" w:hAnsi="Arial" w:cs="Arial"/>
+          <w:color w:val="8DD873" w:themeColor="accent6" w:themeTint="99"/>
+          <w:kern w:val="0"/>
+          <w:lang w:eastAsia="en-GB"/>
+          <w14:ligatures w14:val="none"/>
+        </w:rPr>
+      </w:pPr>
+      <w:r>
+        <w:rPr>
+          <w:rFonts w:ascii="Arial" w:eastAsia="Times New Roman" w:hAnsi="Arial" w:cs="Arial"/>
+          <w:color w:val="8DD873" w:themeColor="accent6" w:themeTint="99"/>
+          <w:kern w:val="0"/>
+          <w:lang w:eastAsia="en-GB"/>
+          <w14:ligatures w14:val="none"/>
+        </w:rPr>
+        <w:t xml:space="preserve">“stop_times_sequence” </w:t>
+      </w:r>
+      <w:r>
+        <w:rPr>
+          <w:rFonts w:ascii="Arial" w:eastAsia="Times New Roman" w:hAnsi="Arial" w:cs="Arial"/>
+          <w:color w:val="8DD873" w:themeColor="accent6" w:themeTint="99"/>
+          <w:kern w:val="0"/>
+          <w:lang w:eastAsia="en-GB"/>
+          <w14:ligatures w14:val="none"/>
+        </w:rPr>
+        <w:sym w:font="Wingdings" w:char="F0E0"/>
+      </w:r>
+      <w:r>
+        <w:rPr>
+          <w:rFonts w:ascii="Arial" w:eastAsia="Times New Roman" w:hAnsi="Arial" w:cs="Arial"/>
+          <w:color w:val="8DD873" w:themeColor="accent6" w:themeTint="99"/>
+          <w:kern w:val="0"/>
+          <w:lang w:eastAsia="en-GB"/>
+          <w14:ligatures w14:val="none"/>
+        </w:rPr>
+        <w:t xml:space="preserve"> Stop_times_file</w:t>
+      </w:r>
+    </w:p>
+    <w:p>
+      <w:pPr>
+        <w:pStyle w:val="ListParagraph"/>
+        <w:numPr>
+          <w:ilvl w:val="2"/>
+          <w:numId w:val="1"/>
+        </w:numPr>
+        <w:shd w:val="clear" w:color="auto" w:fill="FFFFFF"/>
+        <w:spacing w:after="0" w:line="270" w:lineRule="atLeast"/>
+        <w:rPr>
+          <w:rFonts w:ascii="Arial" w:eastAsia="Times New Roman" w:hAnsi="Arial" w:cs="Arial"/>
+          <w:color w:val="8DD873" w:themeColor="accent6" w:themeTint="99"/>
+          <w:kern w:val="0"/>
+          <w:lang w:eastAsia="en-GB"/>
+          <w14:ligatures w14:val="none"/>
+        </w:rPr>
+      </w:pPr>
+      <w:r>
+        <w:rPr>
+          <w:rFonts w:ascii="Arial" w:eastAsia="Times New Roman" w:hAnsi="Arial" w:cs="Arial"/>
+          <w:color w:val="8DD873" w:themeColor="accent6" w:themeTint="99"/>
+          <w:kern w:val="0"/>
+          <w:lang w:eastAsia="en-GB"/>
+          <w14:ligatures w14:val="none"/>
+        </w:rPr>
+        <w:t>Mirar on s’utilitza stop_times_file per si s’ha de canviar a stop_times_cleaned o es deixa així</w:t>
+      </w:r>
+    </w:p>
+    <w:p>
+      <w:pPr>
+        <w:pStyle w:val="ListParagraph"/>
+        <w:shd w:val="clear" w:color="auto" w:fill="FFFFFF"/>
+        <w:spacing w:after="0" w:line="270" w:lineRule="atLeast"/>
+        <w:rPr>
+          <w:rFonts w:ascii="Arial" w:eastAsia="Times New Roman" w:hAnsi="Arial" w:cs="Arial"/>
+          <w:color w:val="202020"/>
+          <w:kern w:val="0"/>
+          <w:lang w:eastAsia="en-GB"/>
+          <w14:ligatures w14:val="none"/>
+        </w:rPr>
+      </w:pPr>
+    </w:p>
+    <w:p>
+      <w:pPr>
+        <w:pStyle w:val="ListParagraph"/>
+        <w:numPr>
+          <w:ilvl w:val="0"/>
+          <w:numId w:val="1"/>
+        </w:numPr>
+        <w:shd w:val="clear" w:color="auto" w:fill="FFFFFF"/>
+        <w:spacing w:after="0" w:line="270" w:lineRule="atLeast"/>
+        <w:rPr>
+          <w:rFonts w:ascii="Arial" w:eastAsia="Times New Roman" w:hAnsi="Arial" w:cs="Arial"/>
+          <w:color w:val="202020"/>
+          <w:kern w:val="0"/>
+          <w:lang w:eastAsia="en-GB"/>
+          <w14:ligatures w14:val="none"/>
+        </w:rPr>
+      </w:pPr>
+      <w:r>
+        <w:rPr>
+          <w:rFonts w:ascii="Arial" w:eastAsia="Times New Roman" w:hAnsi="Arial" w:cs="Arial"/>
+          <w:color w:val="202020"/>
+          <w:kern w:val="0"/>
+          <w:lang w:eastAsia="en-GB"/>
+          <w14:ligatures w14:val="none"/>
+        </w:rPr>
+        <w:t>data_validation/checks/3_stop_times_checks.ipynb</w:t>
+      </w:r>
+    </w:p>
+    <w:p>
+      <w:pPr>
+        <w:pStyle w:val="ListParagraph"/>
+        <w:numPr>
+          <w:ilvl w:val="1"/>
+          <w:numId w:val="1"/>
+        </w:numPr>
+        <w:shd w:val="clear" w:color="auto" w:fill="FFFFFF"/>
+        <w:spacing w:after="0" w:line="270" w:lineRule="atLeast"/>
+        <w:rPr>
+          <w:rFonts w:ascii="Arial" w:eastAsia="Times New Roman" w:hAnsi="Arial" w:cs="Arial"/>
+          <w:color w:val="202020"/>
+          <w:kern w:val="0"/>
+          <w:lang w:eastAsia="en-GB"/>
+          <w14:ligatures w14:val="none"/>
+        </w:rPr>
+      </w:pPr>
+      <w:r>
+        <w:rPr>
+          <w:rFonts w:ascii="Arial" w:eastAsia="Times New Roman" w:hAnsi="Arial" w:cs="Arial"/>
+          <w:color w:val="202020"/>
+          <w:kern w:val="0"/>
+          <w:lang w:eastAsia="en-GB"/>
+          <w14:ligatures w14:val="none"/>
+        </w:rPr>
+        <w:t>Veure quines parades de ‘stop_times’ tenen el arrival i el deparature iguals</w:t>
+      </w:r>
+    </w:p>
+    <w:p>
+      <w:pPr>
+        <w:pStyle w:val="ListParagraph"/>
+        <w:numPr>
+          <w:ilvl w:val="2"/>
+          <w:numId w:val="1"/>
+        </w:numPr>
+        <w:shd w:val="clear" w:color="auto" w:fill="FFFFFF"/>
+        <w:spacing w:after="0" w:line="270" w:lineRule="atLeast"/>
+        <w:rPr>
+          <w:rFonts w:ascii="Arial" w:eastAsia="Times New Roman" w:hAnsi="Arial" w:cs="Arial"/>
+          <w:color w:val="202020"/>
+          <w:kern w:val="0"/>
+          <w:lang w:eastAsia="en-GB"/>
+          <w14:ligatures w14:val="none"/>
+        </w:rPr>
+      </w:pPr>
+      <w:r>
+        <w:rPr>
+          <w:rFonts w:ascii="Arial" w:eastAsia="Times New Roman" w:hAnsi="Arial" w:cs="Arial"/>
+          <w:color w:val="202020"/>
+          <w:kern w:val="0"/>
+          <w:lang w:eastAsia="en-GB"/>
+          <w14:ligatures w14:val="none"/>
+        </w:rPr>
+        <w:t>Si són només les terminal, és el esperat.</w:t>
+      </w:r>
+    </w:p>
+    <w:p>
+      <w:pPr>
+        <w:pStyle w:val="ListParagraph"/>
+        <w:numPr>
+          <w:ilvl w:val="3"/>
+          <w:numId w:val="1"/>
+        </w:numPr>
+        <w:shd w:val="clear" w:color="auto" w:fill="FFFFFF"/>
+        <w:spacing w:after="0" w:line="270" w:lineRule="atLeast"/>
+        <w:rPr>
+          <w:rFonts w:ascii="Arial" w:eastAsia="Times New Roman" w:hAnsi="Arial" w:cs="Arial"/>
+          <w:color w:val="202020"/>
+          <w:kern w:val="0"/>
+          <w:lang w:eastAsia="en-GB"/>
+          <w14:ligatures w14:val="none"/>
+        </w:rPr>
+      </w:pPr>
+      <w:r>
+        <w:rPr>
+          <w:rFonts w:ascii="Arial" w:eastAsia="Times New Roman" w:hAnsi="Arial" w:cs="Arial"/>
+          <w:color w:val="202020"/>
+          <w:kern w:val="0"/>
+          <w:lang w:eastAsia="en-GB"/>
+          <w14:ligatures w14:val="none"/>
+        </w:rPr>
+        <w:t>Veure com és el pes de ‘doors’ mitjà de cada línia</w:t>
+      </w:r>
+    </w:p>
+    <w:p>
+      <w:pPr>
+        <w:pStyle w:val="ListParagraph"/>
+        <w:numPr>
+          <w:ilvl w:val="4"/>
+          <w:numId w:val="1"/>
+        </w:numPr>
+        <w:shd w:val="clear" w:color="auto" w:fill="FFFFFF"/>
+        <w:spacing w:after="0" w:line="270" w:lineRule="atLeast"/>
+        <w:rPr>
+          <w:rFonts w:ascii="Arial" w:eastAsia="Times New Roman" w:hAnsi="Arial" w:cs="Arial"/>
+          <w:color w:val="202020"/>
+          <w:kern w:val="0"/>
+          <w:lang w:eastAsia="en-GB"/>
+          <w14:ligatures w14:val="none"/>
+        </w:rPr>
+      </w:pPr>
+      <w:r>
+        <w:rPr>
+          <w:rFonts w:ascii="Arial" w:eastAsia="Times New Roman" w:hAnsi="Arial" w:cs="Arial"/>
+          <w:color w:val="202020"/>
+          <w:kern w:val="0"/>
+          <w:lang w:eastAsia="en-GB"/>
+          <w14:ligatures w14:val="none"/>
+        </w:rPr>
+        <w:t>Fer la mitjana de tots per posar-lo a les terminals o per cada línia?</w:t>
+      </w:r>
+    </w:p>
+    <w:p>
+      <w:pPr>
+        <w:pStyle w:val="ListParagraph"/>
+        <w:numPr>
+          <w:ilvl w:val="4"/>
+          <w:numId w:val="1"/>
+        </w:numPr>
+        <w:shd w:val="clear" w:color="auto" w:fill="FFFFFF"/>
+        <w:spacing w:after="0" w:line="270" w:lineRule="atLeast"/>
+        <w:rPr>
+          <w:rFonts w:ascii="Arial" w:eastAsia="Times New Roman" w:hAnsi="Arial" w:cs="Arial"/>
+          <w:color w:val="202020"/>
+          <w:kern w:val="0"/>
+          <w:lang w:eastAsia="en-GB"/>
+          <w14:ligatures w14:val="none"/>
+        </w:rPr>
+      </w:pPr>
+      <w:r>
+        <w:rPr>
+          <w:rFonts w:ascii="Arial" w:eastAsia="Times New Roman" w:hAnsi="Arial" w:cs="Arial"/>
+          <w:color w:val="202020"/>
+          <w:kern w:val="0"/>
+          <w:lang w:eastAsia="en-GB"/>
+          <w14:ligatures w14:val="none"/>
+        </w:rPr>
+        <w:t>Si és per línia pensar alternativa pel funicular</w:t>
+      </w:r>
+    </w:p>
+    <w:p>
+      <w:pPr>
+        <w:pStyle w:val="ListParagraph"/>
+        <w:numPr>
+          <w:ilvl w:val="2"/>
+          <w:numId w:val="1"/>
+        </w:numPr>
+        <w:shd w:val="clear" w:color="auto" w:fill="FFFFFF"/>
+        <w:spacing w:after="0" w:line="270" w:lineRule="atLeast"/>
+        <w:rPr>
+          <w:rFonts w:ascii="Arial" w:eastAsia="Times New Roman" w:hAnsi="Arial" w:cs="Arial"/>
+          <w:color w:val="202020"/>
+          <w:kern w:val="0"/>
+          <w:lang w:eastAsia="en-GB"/>
+          <w14:ligatures w14:val="none"/>
+        </w:rPr>
+      </w:pPr>
+      <w:r>
+        <w:rPr>
+          <w:rFonts w:ascii="Arial" w:eastAsia="Times New Roman" w:hAnsi="Arial" w:cs="Arial"/>
+          <w:color w:val="202020"/>
+          <w:kern w:val="0"/>
+          <w:lang w:eastAsia="en-GB"/>
+          <w14:ligatures w14:val="none"/>
+        </w:rPr>
+        <w:t xml:space="preserve">Desenvolupar </w:t>
+      </w:r>
+      <w:r>
+        <w:rPr>
+          <w:rFonts w:ascii="Arial" w:eastAsia="Times New Roman" w:hAnsi="Arial" w:cs="Arial"/>
+          <w:color w:val="202020"/>
+          <w:kern w:val="0"/>
+          <w:lang w:eastAsia="en-GB"/>
+          <w14:ligatures w14:val="none"/>
+        </w:rPr>
+        <w:t>data_validation/cleaning/4_terminal_stops.py</w:t>
+      </w:r>
+    </w:p>
+    <w:p>
+      <w:pPr>
+        <w:pStyle w:val="ListParagraph"/>
+        <w:shd w:val="clear" w:color="auto" w:fill="FFFFFF"/>
+        <w:spacing w:after="0" w:line="270" w:lineRule="atLeast"/>
+        <w:rPr>
+          <w:rFonts w:ascii="Arial" w:eastAsia="Times New Roman" w:hAnsi="Arial" w:cs="Arial"/>
+          <w:color w:val="202020"/>
+          <w:kern w:val="0"/>
+          <w:lang w:eastAsia="en-GB"/>
+          <w14:ligatures w14:val="none"/>
+        </w:rPr>
+      </w:pPr>
+    </w:p>
+    <w:p>
+      <w:pPr>
+        <w:pStyle w:val="ListParagraph"/>
+        <w:numPr>
+          <w:ilvl w:val="0"/>
+          <w:numId w:val="1"/>
+        </w:numPr>
+        <w:shd w:val="clear" w:color="auto" w:fill="FFFFFF"/>
+        <w:spacing w:after="0" w:line="270" w:lineRule="atLeast"/>
+        <w:rPr>
+          <w:rFonts w:ascii="Arial" w:eastAsia="Times New Roman" w:hAnsi="Arial" w:cs="Arial"/>
+          <w:color w:val="202020"/>
+          <w:kern w:val="0"/>
+          <w:lang w:eastAsia="en-GB"/>
+          <w14:ligatures w14:val="none"/>
+        </w:rPr>
+      </w:pPr>
+      <w:r>
+        <w:rPr>
+          <w:rFonts w:ascii="Arial" w:eastAsia="Times New Roman" w:hAnsi="Arial" w:cs="Arial"/>
+          <w:color w:val="202020"/>
+          <w:kern w:val="0"/>
+          <w:lang w:eastAsia="en-GB"/>
+          <w14:ligatures w14:val="none"/>
+        </w:rPr>
+        <w:t>data_validation/analysis/L9_L10.py</w:t>
+      </w:r>
+    </w:p>
+    <w:p>
+      <w:pPr>
+        <w:pStyle w:val="ListParagraph"/>
+        <w:numPr>
+          <w:ilvl w:val="1"/>
+          <w:numId w:val="1"/>
+        </w:numPr>
+        <w:shd w:val="clear" w:color="auto" w:fill="FFFFFF"/>
+        <w:spacing w:after="0" w:line="270" w:lineRule="atLeast"/>
+        <w:rPr>
+          <w:rFonts w:ascii="Arial" w:eastAsia="Times New Roman" w:hAnsi="Arial" w:cs="Arial"/>
+          <w:color w:val="8DD873" w:themeColor="accent6" w:themeTint="99"/>
+          <w:kern w:val="0"/>
+          <w:lang w:eastAsia="en-GB"/>
+          <w14:ligatures w14:val="none"/>
+        </w:rPr>
+      </w:pPr>
+      <w:r>
+        <w:rPr>
+          <w:rFonts w:ascii="Arial" w:eastAsia="Times New Roman" w:hAnsi="Arial" w:cs="Arial"/>
+          <w:color w:val="8DD873" w:themeColor="accent6" w:themeTint="99"/>
+          <w:kern w:val="0"/>
+          <w:lang w:eastAsia="en-GB"/>
+          <w14:ligatures w14:val="none"/>
+        </w:rPr>
+        <w:t>Redefinir el pes com arrival del primer a arrival del segon</w:t>
+      </w:r>
+    </w:p>
+    <w:p>
+      <w:pPr>
+        <w:pStyle w:val="ListParagraph"/>
+        <w:numPr>
+          <w:ilvl w:val="1"/>
+          <w:numId w:val="1"/>
+        </w:numPr>
+        <w:shd w:val="clear" w:color="auto" w:fill="FFFFFF"/>
+        <w:spacing w:after="0" w:line="270" w:lineRule="atLeast"/>
+        <w:rPr>
+          <w:rFonts w:ascii="Arial" w:eastAsia="Times New Roman" w:hAnsi="Arial" w:cs="Arial"/>
+          <w:color w:val="202020"/>
+          <w:kern w:val="0"/>
+          <w:lang w:eastAsia="en-GB"/>
+          <w14:ligatures w14:val="none"/>
+        </w:rPr>
+      </w:pPr>
+      <w:r>
+        <w:rPr>
+          <w:rFonts w:ascii="Arial" w:eastAsia="Times New Roman" w:hAnsi="Arial" w:cs="Arial"/>
+          <w:color w:val="202020"/>
+          <w:kern w:val="0"/>
+          <w:lang w:eastAsia="en-GB"/>
+          <w14:ligatures w14:val="none"/>
+        </w:rPr>
+        <w:t xml:space="preserve">Pels casos en els que la diff sigui més gran que 0 printejar el mateix estudi per cada hora (per veure si és algo intencionat o aleatori </w:t>
+      </w:r>
+      <w:r>
+        <w:rPr>
+          <w:rFonts w:ascii="Arial" w:eastAsia="Times New Roman" w:hAnsi="Arial" w:cs="Arial"/>
+          <w:color w:val="202020"/>
+          <w:kern w:val="0"/>
+          <w:lang w:eastAsia="en-GB"/>
+          <w14:ligatures w14:val="none"/>
+        </w:rPr>
+        <w:sym w:font="Wingdings" w:char="F0DF"/>
+      </w:r>
+      <w:r>
+        <w:rPr>
+          <w:rFonts w:ascii="Arial" w:eastAsia="Times New Roman" w:hAnsi="Arial" w:cs="Arial"/>
+          <w:color w:val="202020"/>
+          <w:kern w:val="0"/>
+          <w:lang w:eastAsia="en-GB"/>
+          <w14:ligatures w14:val="none"/>
+        </w:rPr>
+        <w:t xml:space="preserve"> + arguments a la llibreta)</w:t>
+      </w:r>
+    </w:p>
+    <w:p>
+      <w:pPr>
+        <w:pStyle w:val="ListParagraph"/>
+        <w:shd w:val="clear" w:color="auto" w:fill="FFFFFF"/>
+        <w:spacing w:after="0" w:line="270" w:lineRule="atLeast"/>
+        <w:rPr>
+          <w:rFonts w:ascii="Arial" w:eastAsia="Times New Roman" w:hAnsi="Arial" w:cs="Arial"/>
+          <w:color w:val="202020"/>
+          <w:kern w:val="0"/>
+          <w:lang w:eastAsia="en-GB"/>
+          <w14:ligatures w14:val="none"/>
+        </w:rPr>
+      </w:pPr>
+    </w:p>
+    <w:p>
+      <w:pPr>
+        <w:pStyle w:val="ListParagraph"/>
+        <w:numPr>
+          <w:ilvl w:val="0"/>
+          <w:numId w:val="1"/>
+        </w:numPr>
+        <w:shd w:val="clear" w:color="auto" w:fill="FFFFFF"/>
+        <w:spacing w:after="0" w:line="270" w:lineRule="atLeast"/>
+        <w:rPr>
+          <w:rFonts w:ascii="Arial" w:eastAsia="Times New Roman" w:hAnsi="Arial" w:cs="Arial"/>
+          <w:color w:val="202020"/>
+          <w:kern w:val="0"/>
+          <w:lang w:eastAsia="en-GB"/>
+          <w14:ligatures w14:val="none"/>
+        </w:rPr>
+      </w:pPr>
+      <w:r>
+        <w:rPr>
+          <w:rFonts w:ascii="Arial" w:eastAsia="Times New Roman" w:hAnsi="Arial" w:cs="Arial"/>
+          <w:color w:val="202020"/>
+          <w:kern w:val="0"/>
+          <w:lang w:eastAsia="en-GB"/>
+          <w14:ligatures w14:val="none"/>
+        </w:rPr>
+        <w:t>data_validation/analysis/between_platforms.py</w:t>
+      </w:r>
+    </w:p>
+    <w:p>
+      <w:pPr>
+        <w:pStyle w:val="ListParagraph"/>
+        <w:numPr>
+          <w:ilvl w:val="1"/>
+          <w:numId w:val="1"/>
+        </w:numPr>
+        <w:shd w:val="clear" w:color="auto" w:fill="FFFFFF"/>
+        <w:spacing w:after="0" w:line="270" w:lineRule="atLeast"/>
+        <w:rPr>
+          <w:rFonts w:ascii="Arial" w:eastAsia="Times New Roman" w:hAnsi="Arial" w:cs="Arial"/>
+          <w:color w:val="202020"/>
+          <w:kern w:val="0"/>
+          <w:lang w:eastAsia="en-GB"/>
+          <w14:ligatures w14:val="none"/>
+        </w:rPr>
+      </w:pPr>
+      <w:r>
+        <w:rPr>
+          <w:rFonts w:ascii="Arial" w:eastAsia="Times New Roman" w:hAnsi="Arial" w:cs="Arial"/>
+          <w:color w:val="202020"/>
+          <w:kern w:val="0"/>
+          <w:lang w:eastAsia="en-GB"/>
+          <w14:ligatures w14:val="none"/>
+        </w:rPr>
+        <w:t>Una vegada s’hagi creat ‘stop_times_sequence’ tornar a executar el codi (es construeix l’adjacència de vèrtexs amb la consecutivitat del ‘stop_sequence’)</w:t>
+      </w:r>
+    </w:p>
+    <w:p>
+      <w:pPr>
+        <w:pStyle w:val="ListParagraph"/>
+        <w:numPr>
+          <w:ilvl w:val="1"/>
+          <w:numId w:val="1"/>
+        </w:numPr>
+        <w:shd w:val="clear" w:color="auto" w:fill="FFFFFF"/>
+        <w:spacing w:after="0" w:line="270" w:lineRule="atLeast"/>
+        <w:rPr>
+          <w:rFonts w:ascii="Arial" w:eastAsia="Times New Roman" w:hAnsi="Arial" w:cs="Arial"/>
+          <w:color w:val="202020"/>
+          <w:kern w:val="0"/>
+          <w:lang w:eastAsia="en-GB"/>
+          <w14:ligatures w14:val="none"/>
+        </w:rPr>
+      </w:pPr>
+      <w:r>
+        <w:rPr>
+          <w:rFonts w:ascii="Arial" w:eastAsia="Times New Roman" w:hAnsi="Arial" w:cs="Arial"/>
+          <w:color w:val="202020"/>
+          <w:kern w:val="0"/>
+          <w:lang w:eastAsia="en-GB"/>
+          <w14:ligatures w14:val="none"/>
+        </w:rPr>
+        <w:t>També una vegada creat ‘stop_times_deparature_arrival_terminal’</w:t>
+      </w:r>
+    </w:p>
+    <w:p>
+      <w:pPr>
+        <w:pStyle w:val="ListParagraph"/>
+        <w:numPr>
+          <w:ilvl w:val="1"/>
+          <w:numId w:val="1"/>
+        </w:numPr>
+        <w:shd w:val="clear" w:color="auto" w:fill="FFFFFF"/>
+        <w:spacing w:after="0" w:line="270" w:lineRule="atLeast"/>
+        <w:rPr>
+          <w:rFonts w:ascii="Arial" w:eastAsia="Times New Roman" w:hAnsi="Arial" w:cs="Arial"/>
+          <w:color w:val="202020"/>
+          <w:kern w:val="0"/>
+          <w:lang w:eastAsia="en-GB"/>
+          <w14:ligatures w14:val="none"/>
+        </w:rPr>
+      </w:pPr>
+      <w:r>
+        <w:rPr>
+          <w:rFonts w:ascii="Arial" w:eastAsia="Times New Roman" w:hAnsi="Arial" w:cs="Arial"/>
+          <w:color w:val="202020"/>
+          <w:kern w:val="0"/>
+          <w:lang w:eastAsia="en-GB"/>
+          <w14:ligatures w14:val="none"/>
+        </w:rPr>
+        <w:t xml:space="preserve">Utilitzar la mateixa estructura que a </w:t>
+      </w:r>
+      <w:r>
+        <w:rPr>
+          <w:rFonts w:ascii="Arial" w:eastAsia="Times New Roman" w:hAnsi="Arial" w:cs="Arial"/>
+          <w:color w:val="202020"/>
+          <w:kern w:val="0"/>
+          <w:lang w:eastAsia="en-GB"/>
+          <w14:ligatures w14:val="none"/>
+        </w:rPr>
+        <w:t xml:space="preserve">L9_L10 de route_id </w:t>
+      </w:r>
+      <w:r>
+        <w:rPr>
+          <w:rFonts w:ascii="Arial" w:eastAsia="Times New Roman" w:hAnsi="Arial" w:cs="Arial"/>
+          <w:color w:val="202020"/>
+          <w:kern w:val="0"/>
+          <w:lang w:eastAsia="en-GB"/>
+          <w14:ligatures w14:val="none"/>
+        </w:rPr>
+        <w:sym w:font="Wingdings" w:char="F0E0"/>
+      </w:r>
+      <w:r>
+        <w:rPr>
+          <w:rFonts w:ascii="Arial" w:eastAsia="Times New Roman" w:hAnsi="Arial" w:cs="Arial"/>
+          <w:color w:val="202020"/>
+          <w:kern w:val="0"/>
+          <w:lang w:eastAsia="en-GB"/>
+          <w14:ligatures w14:val="none"/>
+        </w:rPr>
+        <w:t xml:space="preserve"> trip_id + direction_id </w:t>
+      </w:r>
+      <w:r>
+        <w:rPr>
+          <w:rFonts w:ascii="Arial" w:eastAsia="Times New Roman" w:hAnsi="Arial" w:cs="Arial"/>
+          <w:color w:val="202020"/>
+          <w:kern w:val="0"/>
+          <w:lang w:eastAsia="en-GB"/>
+          <w14:ligatures w14:val="none"/>
+        </w:rPr>
+        <w:sym w:font="Wingdings" w:char="F0E0"/>
+      </w:r>
+      <w:r>
+        <w:rPr>
+          <w:rFonts w:ascii="Arial" w:eastAsia="Times New Roman" w:hAnsi="Arial" w:cs="Arial"/>
+          <w:color w:val="202020"/>
+          <w:kern w:val="0"/>
+          <w:lang w:eastAsia="en-GB"/>
+          <w14:ligatures w14:val="none"/>
+        </w:rPr>
+        <w:t xml:space="preserve"> stop_sequence per tal de diferenciar entre els viatges de la L9 i la L10</w:t>
+      </w:r>
+    </w:p>
+    <w:p>
+      <w:pPr>
+        <w:pStyle w:val="ListParagraph"/>
+        <w:numPr>
+          <w:ilvl w:val="1"/>
+          <w:numId w:val="1"/>
+        </w:numPr>
+        <w:shd w:val="clear" w:color="auto" w:fill="FFFFFF"/>
+        <w:spacing w:after="0" w:line="270" w:lineRule="atLeast"/>
+        <w:rPr>
+          <w:rFonts w:ascii="Arial" w:eastAsia="Times New Roman" w:hAnsi="Arial" w:cs="Arial"/>
+          <w:color w:val="202020"/>
+          <w:kern w:val="0"/>
+          <w:lang w:eastAsia="en-GB"/>
+          <w14:ligatures w14:val="none"/>
+        </w:rPr>
+      </w:pPr>
+      <w:r>
+        <w:rPr>
+          <w:rFonts w:ascii="Arial" w:eastAsia="Times New Roman" w:hAnsi="Arial" w:cs="Arial"/>
+          <w:color w:val="202020"/>
+          <w:kern w:val="0"/>
+          <w:lang w:eastAsia="en-GB"/>
+          <w14:ligatures w14:val="none"/>
+        </w:rPr>
+        <w:t xml:space="preserve">Printejar el nom de la ruta i el nom de les parades </w:t>
+      </w:r>
+    </w:p>
+    <w:p>
+      <w:pPr>
+        <w:pStyle w:val="ListParagraph"/>
+        <w:numPr>
+          <w:ilvl w:val="1"/>
+          <w:numId w:val="1"/>
+        </w:numPr>
+        <w:shd w:val="clear" w:color="auto" w:fill="FFFFFF"/>
+        <w:spacing w:after="0" w:line="270" w:lineRule="atLeast"/>
+        <w:rPr>
+          <w:rFonts w:ascii="Arial" w:eastAsia="Times New Roman" w:hAnsi="Arial" w:cs="Arial"/>
+          <w:color w:val="202020"/>
+          <w:kern w:val="0"/>
+          <w:lang w:eastAsia="en-GB"/>
+          <w14:ligatures w14:val="none"/>
+        </w:rPr>
+      </w:pPr>
+      <w:r>
+        <w:rPr>
+          <w:rFonts w:ascii="Arial" w:eastAsia="Times New Roman" w:hAnsi="Arial" w:cs="Arial"/>
+          <w:color w:val="202020"/>
+          <w:kern w:val="0"/>
+          <w:lang w:eastAsia="en-GB"/>
+          <w14:ligatures w14:val="none"/>
+        </w:rPr>
+        <w:t>El núm total d’arestes és el que toca?</w:t>
+      </w:r>
+    </w:p>
+    <w:p>
+      <w:pPr>
+        <w:pStyle w:val="ListParagraph"/>
+        <w:numPr>
+          <w:ilvl w:val="2"/>
+          <w:numId w:val="1"/>
+        </w:numPr>
+        <w:shd w:val="clear" w:color="auto" w:fill="FFFFFF"/>
+        <w:spacing w:after="0" w:line="270" w:lineRule="atLeast"/>
+        <w:rPr>
+          <w:rFonts w:ascii="Arial" w:eastAsia="Times New Roman" w:hAnsi="Arial" w:cs="Arial"/>
+          <w:color w:val="202020"/>
+          <w:kern w:val="0"/>
+          <w:lang w:eastAsia="en-GB"/>
+          <w14:ligatures w14:val="none"/>
+        </w:rPr>
+      </w:pPr>
+      <w:r>
+        <w:rPr>
+          <w:rFonts w:ascii="Arial" w:eastAsia="Times New Roman" w:hAnsi="Arial" w:cs="Arial"/>
+          <w:color w:val="202020"/>
+          <w:kern w:val="0"/>
+          <w:lang w:eastAsia="en-GB"/>
+          <w14:ligatures w14:val="none"/>
+        </w:rPr>
+        <w:t>Segueixen havent arestes inventades o falten d’altres?</w:t>
+      </w:r>
+    </w:p>
+    <w:p>
+      <w:pPr>
+        <w:pStyle w:val="ListParagraph"/>
+        <w:shd w:val="clear" w:color="auto" w:fill="FFFFFF"/>
+        <w:spacing w:after="0" w:line="270" w:lineRule="atLeast"/>
+        <w:rPr>
+          <w:rFonts w:ascii="Arial" w:eastAsia="Times New Roman" w:hAnsi="Arial" w:cs="Arial"/>
+          <w:color w:val="202020"/>
+          <w:kern w:val="0"/>
+          <w:lang w:eastAsia="en-GB"/>
+          <w14:ligatures w14:val="none"/>
+        </w:rPr>
+      </w:pPr>
+    </w:p>
+    <w:p>
+      <w:pPr>
+        <w:pStyle w:val="ListParagraph"/>
+        <w:numPr>
+          <w:ilvl w:val="0"/>
+          <w:numId w:val="1"/>
+        </w:numPr>
+        <w:shd w:val="clear" w:color="auto" w:fill="FFFFFF"/>
+        <w:spacing w:after="0" w:line="270" w:lineRule="atLeast"/>
+        <w:rPr>
+          <w:rFonts w:ascii="Arial" w:eastAsia="Times New Roman" w:hAnsi="Arial" w:cs="Arial"/>
+          <w:color w:val="202020"/>
+          <w:kern w:val="0"/>
+          <w:lang w:eastAsia="en-GB"/>
+          <w14:ligatures w14:val="none"/>
+        </w:rPr>
+      </w:pPr>
+      <w:r>
+        <w:rPr>
+          <w:rFonts w:ascii="Arial" w:eastAsia="Times New Roman" w:hAnsi="Arial" w:cs="Arial"/>
+          <w:color w:val="202020"/>
+          <w:kern w:val="0"/>
+          <w:lang w:eastAsia="en-GB"/>
+          <w14:ligatures w14:val="none"/>
+        </w:rPr>
+        <w:t>data_validation/cleaning/5_L9_L10_data_duplication.py</w:t>
+      </w:r>
+    </w:p>
+    <w:p>
+      <w:pPr>
+        <w:pStyle w:val="ListParagraph"/>
+        <w:numPr>
+          <w:ilvl w:val="1"/>
+          <w:numId w:val="1"/>
+        </w:numPr>
+        <w:shd w:val="clear" w:color="auto" w:fill="FFFFFF"/>
+        <w:spacing w:after="0" w:line="270" w:lineRule="atLeast"/>
+        <w:rPr>
+          <w:rFonts w:ascii="Arial" w:eastAsia="Times New Roman" w:hAnsi="Arial" w:cs="Arial"/>
+          <w:color w:val="202020"/>
+          <w:kern w:val="0"/>
+          <w:lang w:eastAsia="en-GB"/>
+          <w14:ligatures w14:val="none"/>
+        </w:rPr>
+      </w:pPr>
+      <w:r>
+        <w:rPr>
+          <w:rFonts w:ascii="Arial" w:eastAsia="Times New Roman" w:hAnsi="Arial" w:cs="Arial"/>
+          <w:color w:val="202020"/>
+          <w:kern w:val="0"/>
+          <w:lang w:eastAsia="en-GB"/>
+          <w14:ligatures w14:val="none"/>
+        </w:rPr>
+        <w:t xml:space="preserve">PW entre andanes compartides 15s </w:t>
+      </w:r>
+    </w:p>
+    <w:p>
+      <w:pPr>
+        <w:pStyle w:val="ListParagraph"/>
+        <w:numPr>
+          <w:ilvl w:val="2"/>
+          <w:numId w:val="1"/>
+        </w:numPr>
+        <w:shd w:val="clear" w:color="auto" w:fill="FFFFFF"/>
+        <w:spacing w:after="0" w:line="270" w:lineRule="atLeast"/>
+        <w:rPr>
+          <w:rFonts w:ascii="Arial" w:eastAsia="Times New Roman" w:hAnsi="Arial" w:cs="Arial"/>
+          <w:color w:val="202020"/>
+          <w:kern w:val="0"/>
+          <w:lang w:eastAsia="en-GB"/>
+          <w14:ligatures w14:val="none"/>
+        </w:rPr>
+      </w:pPr>
+      <w:r>
+        <w:rPr>
+          <w:rFonts w:ascii="Arial" w:eastAsia="Times New Roman" w:hAnsi="Arial" w:cs="Arial"/>
+          <w:color w:val="202020"/>
+          <w:kern w:val="0"/>
+          <w:lang w:eastAsia="en-GB"/>
+          <w14:ligatures w14:val="none"/>
+        </w:rPr>
+        <w:t>Argumentar a la docu que és el mínim pw (i mínim trigues això en baixar-te i pujar a un metro que passi justament després) i per tal que no sigui gratis canviar-se de línia</w:t>
+      </w:r>
+    </w:p>
+    <w:p>
+      <w:pPr>
+        <w:pStyle w:val="ListParagraph"/>
+        <w:numPr>
+          <w:ilvl w:val="0"/>
+          <w:numId w:val="1"/>
+        </w:numPr>
+        <w:shd w:val="clear" w:color="auto" w:fill="FFFFFF"/>
+        <w:spacing w:after="0" w:line="270" w:lineRule="atLeast"/>
+        <w:rPr>
+          <w:rFonts w:ascii="Arial" w:eastAsia="Times New Roman" w:hAnsi="Arial" w:cs="Arial"/>
+          <w:color w:val="202020"/>
+          <w:kern w:val="0"/>
+          <w:lang w:eastAsia="en-GB"/>
+          <w14:ligatures w14:val="none"/>
+        </w:rPr>
+      </w:pPr>
     </w:p>
     <w:sectPr>
       <w:pgSz w:w="11906" w:h="16838"/>
@@ -198,7 +1243,7 @@
         <w:rFonts w:ascii="Courier New" w:hAnsi="Courier New" w:cs="Courier New" w:hint="default"/>
       </w:rPr>
     </w:lvl>
-    <w:lvl w:ilvl="2" w:tplc="08090005" w:tentative="1">
+    <w:lvl w:ilvl="2" w:tplc="08090005">
       <w:start w:val="1"/>
       <w:numFmt w:val="bullet"/>
       <w:lvlText w:val=""/>
@@ -210,7 +1255,7 @@
         <w:rFonts w:ascii="Wingdings" w:hAnsi="Wingdings" w:hint="default"/>
       </w:rPr>
     </w:lvl>
-    <w:lvl w:ilvl="3" w:tplc="08090001" w:tentative="1">
+    <w:lvl w:ilvl="3" w:tplc="08090001">
       <w:start w:val="1"/>
       <w:numFmt w:val="bullet"/>
       <w:lvlText w:val=""/>
@@ -222,7 +1267,7 @@
         <w:rFonts w:ascii="Symbol" w:hAnsi="Symbol" w:hint="default"/>
       </w:rPr>
     </w:lvl>
-    <w:lvl w:ilvl="4" w:tplc="08090003" w:tentative="1">
+    <w:lvl w:ilvl="4" w:tplc="08090003">
       <w:start w:val="1"/>
       <w:numFmt w:val="bullet"/>
       <w:lvlText w:val="o"/>

--- a/.work/06.02.docx
+++ b/.work/06.02.docx
@@ -951,6 +951,34 @@
           <w:lang w:eastAsia="en-GB"/>
           <w14:ligatures w14:val="none"/>
         </w:rPr>
+        <w:t>Redefinir el pes d’arrival a arrival</w:t>
+      </w:r>
+    </w:p>
+    <w:p>
+      <w:pPr>
+        <w:pStyle w:val="ListParagraph"/>
+        <w:numPr>
+          <w:ilvl w:val="1"/>
+          <w:numId w:val="1"/>
+        </w:numPr>
+        <w:shd w:val="clear" w:color="auto" w:fill="FFFFFF"/>
+        <w:spacing w:after="0" w:line="270" w:lineRule="atLeast"/>
+        <w:rPr>
+          <w:rFonts w:ascii="Arial" w:eastAsia="Times New Roman" w:hAnsi="Arial" w:cs="Arial"/>
+          <w:color w:val="202020"/>
+          <w:kern w:val="0"/>
+          <w:lang w:eastAsia="en-GB"/>
+          <w14:ligatures w14:val="none"/>
+        </w:rPr>
+      </w:pPr>
+      <w:r>
+        <w:rPr>
+          <w:rFonts w:ascii="Arial" w:eastAsia="Times New Roman" w:hAnsi="Arial" w:cs="Arial"/>
+          <w:color w:val="202020"/>
+          <w:kern w:val="0"/>
+          <w:lang w:eastAsia="en-GB"/>
+          <w14:ligatures w14:val="none"/>
+        </w:rPr>
         <w:t xml:space="preserve">Utilitzar la mateixa estructura que a </w:t>
       </w:r>
       <w:r>
@@ -1085,6 +1113,7 @@
           <w:lang w:eastAsia="en-GB"/>
           <w14:ligatures w14:val="none"/>
         </w:rPr>
+        <w:lastRenderedPageBreak/>
         <w:t>Segueixen havent arestes inventades o falten d’altres?</w:t>
       </w:r>
     </w:p>

--- a/.work/06.02.docx
+++ b/.work/06.02.docx
@@ -142,16 +142,16 @@
         <w:spacing w:after="0" w:line="270" w:lineRule="atLeast"/>
         <w:rPr>
           <w:rFonts w:ascii="Arial" w:eastAsia="Times New Roman" w:hAnsi="Arial" w:cs="Arial"/>
-          <w:color w:val="202020"/>
-          <w:kern w:val="0"/>
-          <w:lang w:eastAsia="en-GB"/>
-          <w14:ligatures w14:val="none"/>
-        </w:rPr>
-      </w:pPr>
-      <w:r>
-        <w:rPr>
-          <w:rFonts w:ascii="Arial" w:eastAsia="Times New Roman" w:hAnsi="Arial" w:cs="Arial"/>
-          <w:color w:val="202020"/>
+          <w:color w:val="8DD873" w:themeColor="accent6" w:themeTint="99"/>
+          <w:kern w:val="0"/>
+          <w:lang w:eastAsia="en-GB"/>
+          <w14:ligatures w14:val="none"/>
+        </w:rPr>
+      </w:pPr>
+      <w:r>
+        <w:rPr>
+          <w:rFonts w:ascii="Arial" w:eastAsia="Times New Roman" w:hAnsi="Arial" w:cs="Arial"/>
+          <w:color w:val="8DD873" w:themeColor="accent6" w:themeTint="99"/>
           <w:kern w:val="0"/>
           <w:lang w:eastAsia="en-GB"/>
           <w14:ligatures w14:val="none"/>
@@ -162,6 +162,62 @@
     <w:p>
       <w:pPr>
         <w:pStyle w:val="ListParagraph"/>
+        <w:numPr>
+          <w:ilvl w:val="1"/>
+          <w:numId w:val="1"/>
+        </w:numPr>
+        <w:shd w:val="clear" w:color="auto" w:fill="FFFFFF"/>
+        <w:spacing w:after="0" w:line="270" w:lineRule="atLeast"/>
+        <w:rPr>
+          <w:rFonts w:ascii="Arial" w:eastAsia="Times New Roman" w:hAnsi="Arial" w:cs="Arial"/>
+          <w:color w:val="8DD873" w:themeColor="accent6" w:themeTint="99"/>
+          <w:kern w:val="0"/>
+          <w:lang w:eastAsia="en-GB"/>
+          <w14:ligatures w14:val="none"/>
+        </w:rPr>
+      </w:pPr>
+      <w:r>
+        <w:rPr>
+          <w:rFonts w:ascii="Arial" w:eastAsia="Times New Roman" w:hAnsi="Arial" w:cs="Arial"/>
+          <w:color w:val="8DD873" w:themeColor="accent6" w:themeTint="99"/>
+          <w:kern w:val="0"/>
+          <w:lang w:eastAsia="en-GB"/>
+          <w14:ligatures w14:val="none"/>
+        </w:rPr>
+        <w:t>Apuntar todos, idees…</w:t>
+      </w:r>
+    </w:p>
+    <w:p>
+      <w:pPr>
+        <w:pStyle w:val="ListParagraph"/>
+        <w:numPr>
+          <w:ilvl w:val="1"/>
+          <w:numId w:val="1"/>
+        </w:numPr>
+        <w:shd w:val="clear" w:color="auto" w:fill="FFFFFF"/>
+        <w:spacing w:after="0" w:line="270" w:lineRule="atLeast"/>
+        <w:rPr>
+          <w:rFonts w:ascii="Arial" w:eastAsia="Times New Roman" w:hAnsi="Arial" w:cs="Arial"/>
+          <w:color w:val="202020"/>
+          <w:kern w:val="0"/>
+          <w:lang w:eastAsia="en-GB"/>
+          <w14:ligatures w14:val="none"/>
+        </w:rPr>
+      </w:pPr>
+      <w:r>
+        <w:rPr>
+          <w:rFonts w:ascii="Arial" w:eastAsia="Times New Roman" w:hAnsi="Arial" w:cs="Arial"/>
+          <w:color w:val="8DD873" w:themeColor="accent6" w:themeTint="99"/>
+          <w:kern w:val="0"/>
+          <w:lang w:eastAsia="en-GB"/>
+          <w14:ligatures w14:val="none"/>
+        </w:rPr>
+        <w:t>Actualitzar doc reunió i resum</w:t>
+      </w:r>
+    </w:p>
+    <w:p>
+      <w:pPr>
+        <w:pStyle w:val="ListParagraph"/>
         <w:shd w:val="clear" w:color="auto" w:fill="FFFFFF"/>
         <w:spacing w:after="0" w:line="270" w:lineRule="atLeast"/>
         <w:rPr>
@@ -184,16 +240,16 @@
         <w:spacing w:after="0" w:line="270" w:lineRule="atLeast"/>
         <w:rPr>
           <w:rFonts w:ascii="Arial" w:eastAsia="Times New Roman" w:hAnsi="Arial" w:cs="Arial"/>
-          <w:color w:val="202020"/>
-          <w:kern w:val="0"/>
-          <w:lang w:eastAsia="en-GB"/>
-          <w14:ligatures w14:val="none"/>
-        </w:rPr>
-      </w:pPr>
-      <w:r>
-        <w:rPr>
-          <w:rFonts w:ascii="Arial" w:eastAsia="Times New Roman" w:hAnsi="Arial" w:cs="Arial"/>
-          <w:color w:val="202020"/>
+          <w:color w:val="8DD873" w:themeColor="accent6" w:themeTint="99"/>
+          <w:kern w:val="0"/>
+          <w:lang w:eastAsia="en-GB"/>
+          <w14:ligatures w14:val="none"/>
+        </w:rPr>
+      </w:pPr>
+      <w:r>
+        <w:rPr>
+          <w:rFonts w:ascii="Arial" w:eastAsia="Times New Roman" w:hAnsi="Arial" w:cs="Arial"/>
+          <w:color w:val="8DD873" w:themeColor="accent6" w:themeTint="99"/>
           <w:kern w:val="0"/>
           <w:lang w:eastAsia="en-GB"/>
           <w14:ligatures w14:val="none"/>
@@ -204,6 +260,49 @@
     <w:p>
       <w:pPr>
         <w:pStyle w:val="ListParagraph"/>
+        <w:shd w:val="clear" w:color="auto" w:fill="FFFFFF"/>
+        <w:spacing w:after="0" w:line="270" w:lineRule="atLeast"/>
+        <w:ind w:left="1440"/>
+        <w:rPr>
+          <w:rFonts w:ascii="Arial" w:eastAsia="Times New Roman" w:hAnsi="Arial" w:cs="Arial"/>
+          <w:color w:val="202020"/>
+          <w:kern w:val="0"/>
+          <w:lang w:eastAsia="en-GB"/>
+          <w14:ligatures w14:val="none"/>
+        </w:rPr>
+      </w:pPr>
+    </w:p>
+    <w:p>
+      <w:pPr>
+        <w:pStyle w:val="ListParagraph"/>
+        <w:numPr>
+          <w:ilvl w:val="0"/>
+          <w:numId w:val="1"/>
+        </w:numPr>
+        <w:shd w:val="clear" w:color="auto" w:fill="FFFFFF"/>
+        <w:spacing w:after="0" w:line="270" w:lineRule="atLeast"/>
+        <w:rPr>
+          <w:rFonts w:ascii="Arial" w:eastAsia="Times New Roman" w:hAnsi="Arial" w:cs="Arial"/>
+          <w:color w:val="8DD873" w:themeColor="accent6" w:themeTint="99"/>
+          <w:kern w:val="0"/>
+          <w:lang w:eastAsia="en-GB"/>
+          <w14:ligatures w14:val="none"/>
+        </w:rPr>
+      </w:pPr>
+      <w:r>
+        <w:rPr>
+          <w:rFonts w:ascii="Arial" w:eastAsia="Times New Roman" w:hAnsi="Arial" w:cs="Arial"/>
+          <w:color w:val="8DD873" w:themeColor="accent6" w:themeTint="99"/>
+          <w:kern w:val="0"/>
+          <w:lang w:eastAsia="en-GB"/>
+          <w14:ligatures w14:val="none"/>
+        </w:rPr>
+        <w:t>Desenvolupar data_validation/cleaning/3_stop_sequence.py</w:t>
+      </w:r>
+    </w:p>
+    <w:p>
+      <w:pPr>
+        <w:pStyle w:val="ListParagraph"/>
         <w:numPr>
           <w:ilvl w:val="1"/>
           <w:numId w:val="1"/>
@@ -212,21 +311,21 @@
         <w:spacing w:after="0" w:line="270" w:lineRule="atLeast"/>
         <w:rPr>
           <w:rFonts w:ascii="Arial" w:eastAsia="Times New Roman" w:hAnsi="Arial" w:cs="Arial"/>
-          <w:color w:val="202020"/>
-          <w:kern w:val="0"/>
-          <w:lang w:eastAsia="en-GB"/>
-          <w14:ligatures w14:val="none"/>
-        </w:rPr>
-      </w:pPr>
-      <w:r>
-        <w:rPr>
-          <w:rFonts w:ascii="Arial" w:eastAsia="Times New Roman" w:hAnsi="Arial" w:cs="Arial"/>
-          <w:color w:val="202020"/>
-          <w:kern w:val="0"/>
-          <w:lang w:eastAsia="en-GB"/>
-          <w14:ligatures w14:val="none"/>
-        </w:rPr>
-        <w:t>Apuntar todos, idees…</w:t>
+          <w:color w:val="8DD873" w:themeColor="accent6" w:themeTint="99"/>
+          <w:kern w:val="0"/>
+          <w:lang w:eastAsia="en-GB"/>
+          <w14:ligatures w14:val="none"/>
+        </w:rPr>
+      </w:pPr>
+      <w:r>
+        <w:rPr>
+          <w:rFonts w:ascii="Arial" w:eastAsia="Times New Roman" w:hAnsi="Arial" w:cs="Arial"/>
+          <w:color w:val="8DD873" w:themeColor="accent6" w:themeTint="99"/>
+          <w:kern w:val="0"/>
+          <w:lang w:eastAsia="en-GB"/>
+          <w14:ligatures w14:val="none"/>
+        </w:rPr>
+        <w:t>Exemple de com fer-ho a la docu de validacions</w:t>
       </w:r>
     </w:p>
     <w:p>
@@ -240,29 +339,162 @@
         <w:spacing w:after="0" w:line="270" w:lineRule="atLeast"/>
         <w:rPr>
           <w:rFonts w:ascii="Arial" w:eastAsia="Times New Roman" w:hAnsi="Arial" w:cs="Arial"/>
-          <w:color w:val="202020"/>
-          <w:kern w:val="0"/>
-          <w:lang w:eastAsia="en-GB"/>
-          <w14:ligatures w14:val="none"/>
-        </w:rPr>
-      </w:pPr>
-      <w:r>
-        <w:rPr>
-          <w:rFonts w:ascii="Arial" w:eastAsia="Times New Roman" w:hAnsi="Arial" w:cs="Arial"/>
-          <w:color w:val="202020"/>
-          <w:kern w:val="0"/>
-          <w:lang w:eastAsia="en-GB"/>
-          <w14:ligatures w14:val="none"/>
-        </w:rPr>
-        <w:t>Actualitzar doc reunió i resum</w:t>
-      </w:r>
-    </w:p>
-    <w:p>
-      <w:pPr>
-        <w:pStyle w:val="ListParagraph"/>
-        <w:shd w:val="clear" w:color="auto" w:fill="FFFFFF"/>
-        <w:spacing w:after="0" w:line="270" w:lineRule="atLeast"/>
-        <w:ind w:left="1440"/>
+          <w:color w:val="8DD873" w:themeColor="accent6" w:themeTint="99"/>
+          <w:kern w:val="0"/>
+          <w:lang w:eastAsia="en-GB"/>
+          <w14:ligatures w14:val="none"/>
+        </w:rPr>
+      </w:pPr>
+      <w:r>
+        <w:rPr>
+          <w:rFonts w:ascii="Arial" w:eastAsia="Times New Roman" w:hAnsi="Arial" w:cs="Arial"/>
+          <w:color w:val="8DD873" w:themeColor="accent6" w:themeTint="99"/>
+          <w:kern w:val="0"/>
+          <w:lang w:eastAsia="en-GB"/>
+          <w14:ligatures w14:val="none"/>
+        </w:rPr>
+        <w:t>Fer update de les referències on calgui de ‘stop_times’</w:t>
+      </w:r>
+      <w:r>
+        <w:rPr>
+          <w:rFonts w:ascii="Arial" w:eastAsia="Times New Roman" w:hAnsi="Arial" w:cs="Arial"/>
+          <w:color w:val="8DD873" w:themeColor="accent6" w:themeTint="99"/>
+          <w:kern w:val="0"/>
+          <w:lang w:eastAsia="en-GB"/>
+          <w14:ligatures w14:val="none"/>
+        </w:rPr>
+        <w:t xml:space="preserve"> </w:t>
+      </w:r>
+    </w:p>
+    <w:p>
+      <w:pPr>
+        <w:pStyle w:val="ListParagraph"/>
+        <w:numPr>
+          <w:ilvl w:val="2"/>
+          <w:numId w:val="1"/>
+        </w:numPr>
+        <w:shd w:val="clear" w:color="auto" w:fill="FFFFFF"/>
+        <w:spacing w:after="0" w:line="270" w:lineRule="atLeast"/>
+        <w:rPr>
+          <w:rFonts w:ascii="Arial" w:eastAsia="Times New Roman" w:hAnsi="Arial" w:cs="Arial"/>
+          <w:color w:val="8DD873" w:themeColor="accent6" w:themeTint="99"/>
+          <w:kern w:val="0"/>
+          <w:lang w:eastAsia="en-GB"/>
+          <w14:ligatures w14:val="none"/>
+        </w:rPr>
+      </w:pPr>
+      <w:r>
+        <w:rPr>
+          <w:rFonts w:ascii="Arial" w:eastAsia="Times New Roman" w:hAnsi="Arial" w:cs="Arial"/>
+          <w:color w:val="8DD873" w:themeColor="accent6" w:themeTint="99"/>
+          <w:kern w:val="0"/>
+          <w:lang w:eastAsia="en-GB"/>
+          <w14:ligatures w14:val="none"/>
+        </w:rPr>
+        <w:t xml:space="preserve">Stop_times_file </w:t>
+      </w:r>
+      <w:r>
+        <w:rPr>
+          <w:rFonts w:ascii="Arial" w:eastAsia="Times New Roman" w:hAnsi="Arial" w:cs="Arial"/>
+          <w:color w:val="8DD873" w:themeColor="accent6" w:themeTint="99"/>
+          <w:kern w:val="0"/>
+          <w:lang w:eastAsia="en-GB"/>
+          <w14:ligatures w14:val="none"/>
+        </w:rPr>
+        <w:sym w:font="Wingdings" w:char="F0E0"/>
+      </w:r>
+      <w:r>
+        <w:rPr>
+          <w:rFonts w:ascii="Arial" w:eastAsia="Times New Roman" w:hAnsi="Arial" w:cs="Arial"/>
+          <w:color w:val="8DD873" w:themeColor="accent6" w:themeTint="99"/>
+          <w:kern w:val="0"/>
+          <w:lang w:eastAsia="en-GB"/>
+          <w14:ligatures w14:val="none"/>
+        </w:rPr>
+        <w:t xml:space="preserve"> stop_times_cleaned</w:t>
+      </w:r>
+    </w:p>
+    <w:p>
+      <w:pPr>
+        <w:pStyle w:val="ListParagraph"/>
+        <w:numPr>
+          <w:ilvl w:val="2"/>
+          <w:numId w:val="1"/>
+        </w:numPr>
+        <w:shd w:val="clear" w:color="auto" w:fill="FFFFFF"/>
+        <w:spacing w:after="0" w:line="270" w:lineRule="atLeast"/>
+        <w:rPr>
+          <w:rFonts w:ascii="Arial" w:eastAsia="Times New Roman" w:hAnsi="Arial" w:cs="Arial"/>
+          <w:color w:val="8DD873" w:themeColor="accent6" w:themeTint="99"/>
+          <w:kern w:val="0"/>
+          <w:lang w:eastAsia="en-GB"/>
+          <w14:ligatures w14:val="none"/>
+        </w:rPr>
+      </w:pPr>
+      <w:r>
+        <w:rPr>
+          <w:rFonts w:ascii="Arial" w:eastAsia="Times New Roman" w:hAnsi="Arial" w:cs="Arial"/>
+          <w:color w:val="8DD873" w:themeColor="accent6" w:themeTint="99"/>
+          <w:kern w:val="0"/>
+          <w:lang w:eastAsia="en-GB"/>
+          <w14:ligatures w14:val="none"/>
+        </w:rPr>
+        <w:t xml:space="preserve">“stop_times_sequence” </w:t>
+      </w:r>
+      <w:r>
+        <w:rPr>
+          <w:rFonts w:ascii="Arial" w:eastAsia="Times New Roman" w:hAnsi="Arial" w:cs="Arial"/>
+          <w:color w:val="8DD873" w:themeColor="accent6" w:themeTint="99"/>
+          <w:kern w:val="0"/>
+          <w:lang w:eastAsia="en-GB"/>
+          <w14:ligatures w14:val="none"/>
+        </w:rPr>
+        <w:sym w:font="Wingdings" w:char="F0E0"/>
+      </w:r>
+      <w:r>
+        <w:rPr>
+          <w:rFonts w:ascii="Arial" w:eastAsia="Times New Roman" w:hAnsi="Arial" w:cs="Arial"/>
+          <w:color w:val="8DD873" w:themeColor="accent6" w:themeTint="99"/>
+          <w:kern w:val="0"/>
+          <w:lang w:eastAsia="en-GB"/>
+          <w14:ligatures w14:val="none"/>
+        </w:rPr>
+        <w:t xml:space="preserve"> Stop_times_file</w:t>
+      </w:r>
+    </w:p>
+    <w:p>
+      <w:pPr>
+        <w:pStyle w:val="ListParagraph"/>
+        <w:numPr>
+          <w:ilvl w:val="2"/>
+          <w:numId w:val="1"/>
+        </w:numPr>
+        <w:shd w:val="clear" w:color="auto" w:fill="FFFFFF"/>
+        <w:spacing w:after="0" w:line="270" w:lineRule="atLeast"/>
+        <w:rPr>
+          <w:rFonts w:ascii="Arial" w:eastAsia="Times New Roman" w:hAnsi="Arial" w:cs="Arial"/>
+          <w:color w:val="8DD873" w:themeColor="accent6" w:themeTint="99"/>
+          <w:kern w:val="0"/>
+          <w:lang w:eastAsia="en-GB"/>
+          <w14:ligatures w14:val="none"/>
+        </w:rPr>
+      </w:pPr>
+      <w:r>
+        <w:rPr>
+          <w:rFonts w:ascii="Arial" w:eastAsia="Times New Roman" w:hAnsi="Arial" w:cs="Arial"/>
+          <w:color w:val="8DD873" w:themeColor="accent6" w:themeTint="99"/>
+          <w:kern w:val="0"/>
+          <w:lang w:eastAsia="en-GB"/>
+          <w14:ligatures w14:val="none"/>
+        </w:rPr>
+        <w:t>Mirar on s’utilitza stop_times_file per si s’ha de canviar a stop_times_cleaned o es deixa així</w:t>
+      </w:r>
+    </w:p>
+    <w:p>
+      <w:pPr>
+        <w:pStyle w:val="ListParagraph"/>
+        <w:shd w:val="clear" w:color="auto" w:fill="FFFFFF"/>
+        <w:spacing w:after="0" w:line="270" w:lineRule="atLeast"/>
         <w:rPr>
           <w:rFonts w:ascii="Arial" w:eastAsia="Times New Roman" w:hAnsi="Arial" w:cs="Arial"/>
           <w:color w:val="202020"/>
@@ -283,21 +515,21 @@
         <w:spacing w:after="0" w:line="270" w:lineRule="atLeast"/>
         <w:rPr>
           <w:rFonts w:ascii="Arial" w:eastAsia="Times New Roman" w:hAnsi="Arial" w:cs="Arial"/>
-          <w:color w:val="8DD873" w:themeColor="accent6" w:themeTint="99"/>
-          <w:kern w:val="0"/>
-          <w:lang w:eastAsia="en-GB"/>
-          <w14:ligatures w14:val="none"/>
-        </w:rPr>
-      </w:pPr>
-      <w:r>
-        <w:rPr>
-          <w:rFonts w:ascii="Arial" w:eastAsia="Times New Roman" w:hAnsi="Arial" w:cs="Arial"/>
-          <w:color w:val="8DD873" w:themeColor="accent6" w:themeTint="99"/>
-          <w:kern w:val="0"/>
-          <w:lang w:eastAsia="en-GB"/>
-          <w14:ligatures w14:val="none"/>
-        </w:rPr>
-        <w:t>Desenvolupar data_validation/cleaning/3_stop_sequence.py</w:t>
+          <w:color w:val="202020"/>
+          <w:kern w:val="0"/>
+          <w:lang w:eastAsia="en-GB"/>
+          <w14:ligatures w14:val="none"/>
+        </w:rPr>
+      </w:pPr>
+      <w:r>
+        <w:rPr>
+          <w:rFonts w:ascii="Arial" w:eastAsia="Times New Roman" w:hAnsi="Arial" w:cs="Arial"/>
+          <w:color w:val="202020"/>
+          <w:kern w:val="0"/>
+          <w:lang w:eastAsia="en-GB"/>
+          <w14:ligatures w14:val="none"/>
+        </w:rPr>
+        <w:t>data_validation/checks/3_stop_times_checks.ipynb</w:t>
       </w:r>
     </w:p>
     <w:p>
@@ -311,21 +543,213 @@
         <w:spacing w:after="0" w:line="270" w:lineRule="atLeast"/>
         <w:rPr>
           <w:rFonts w:ascii="Arial" w:eastAsia="Times New Roman" w:hAnsi="Arial" w:cs="Arial"/>
-          <w:color w:val="8DD873" w:themeColor="accent6" w:themeTint="99"/>
-          <w:kern w:val="0"/>
-          <w:lang w:eastAsia="en-GB"/>
-          <w14:ligatures w14:val="none"/>
-        </w:rPr>
-      </w:pPr>
-      <w:r>
-        <w:rPr>
-          <w:rFonts w:ascii="Arial" w:eastAsia="Times New Roman" w:hAnsi="Arial" w:cs="Arial"/>
-          <w:color w:val="8DD873" w:themeColor="accent6" w:themeTint="99"/>
-          <w:kern w:val="0"/>
-          <w:lang w:eastAsia="en-GB"/>
-          <w14:ligatures w14:val="none"/>
-        </w:rPr>
-        <w:t>Exemple de com fer-ho a la docu de validacions</w:t>
+          <w:color w:val="202020"/>
+          <w:kern w:val="0"/>
+          <w:lang w:eastAsia="en-GB"/>
+          <w14:ligatures w14:val="none"/>
+        </w:rPr>
+      </w:pPr>
+      <w:r>
+        <w:rPr>
+          <w:rFonts w:ascii="Arial" w:eastAsia="Times New Roman" w:hAnsi="Arial" w:cs="Arial"/>
+          <w:color w:val="202020"/>
+          <w:kern w:val="0"/>
+          <w:lang w:eastAsia="en-GB"/>
+          <w14:ligatures w14:val="none"/>
+        </w:rPr>
+        <w:t>Veure quines parades de ‘stop_times’ tenen el arrival i el deparature iguals</w:t>
+      </w:r>
+    </w:p>
+    <w:p>
+      <w:pPr>
+        <w:pStyle w:val="ListParagraph"/>
+        <w:numPr>
+          <w:ilvl w:val="2"/>
+          <w:numId w:val="1"/>
+        </w:numPr>
+        <w:shd w:val="clear" w:color="auto" w:fill="FFFFFF"/>
+        <w:spacing w:after="0" w:line="270" w:lineRule="atLeast"/>
+        <w:rPr>
+          <w:rFonts w:ascii="Arial" w:eastAsia="Times New Roman" w:hAnsi="Arial" w:cs="Arial"/>
+          <w:color w:val="202020"/>
+          <w:kern w:val="0"/>
+          <w:lang w:eastAsia="en-GB"/>
+          <w14:ligatures w14:val="none"/>
+        </w:rPr>
+      </w:pPr>
+      <w:r>
+        <w:rPr>
+          <w:rFonts w:ascii="Arial" w:eastAsia="Times New Roman" w:hAnsi="Arial" w:cs="Arial"/>
+          <w:color w:val="202020"/>
+          <w:kern w:val="0"/>
+          <w:lang w:eastAsia="en-GB"/>
+          <w14:ligatures w14:val="none"/>
+        </w:rPr>
+        <w:t>Si són només les terminal, és el esperat.</w:t>
+      </w:r>
+    </w:p>
+    <w:p>
+      <w:pPr>
+        <w:pStyle w:val="ListParagraph"/>
+        <w:numPr>
+          <w:ilvl w:val="3"/>
+          <w:numId w:val="1"/>
+        </w:numPr>
+        <w:shd w:val="clear" w:color="auto" w:fill="FFFFFF"/>
+        <w:spacing w:after="0" w:line="270" w:lineRule="atLeast"/>
+        <w:rPr>
+          <w:rFonts w:ascii="Arial" w:eastAsia="Times New Roman" w:hAnsi="Arial" w:cs="Arial"/>
+          <w:color w:val="202020"/>
+          <w:kern w:val="0"/>
+          <w:lang w:eastAsia="en-GB"/>
+          <w14:ligatures w14:val="none"/>
+        </w:rPr>
+      </w:pPr>
+      <w:r>
+        <w:rPr>
+          <w:rFonts w:ascii="Arial" w:eastAsia="Times New Roman" w:hAnsi="Arial" w:cs="Arial"/>
+          <w:color w:val="202020"/>
+          <w:kern w:val="0"/>
+          <w:lang w:eastAsia="en-GB"/>
+          <w14:ligatures w14:val="none"/>
+        </w:rPr>
+        <w:t>Veure com és el pes de ‘doors’ mitjà de cada línia</w:t>
+      </w:r>
+    </w:p>
+    <w:p>
+      <w:pPr>
+        <w:pStyle w:val="ListParagraph"/>
+        <w:numPr>
+          <w:ilvl w:val="4"/>
+          <w:numId w:val="1"/>
+        </w:numPr>
+        <w:shd w:val="clear" w:color="auto" w:fill="FFFFFF"/>
+        <w:spacing w:after="0" w:line="270" w:lineRule="atLeast"/>
+        <w:rPr>
+          <w:rFonts w:ascii="Arial" w:eastAsia="Times New Roman" w:hAnsi="Arial" w:cs="Arial"/>
+          <w:color w:val="202020"/>
+          <w:kern w:val="0"/>
+          <w:lang w:eastAsia="en-GB"/>
+          <w14:ligatures w14:val="none"/>
+        </w:rPr>
+      </w:pPr>
+      <w:r>
+        <w:rPr>
+          <w:rFonts w:ascii="Arial" w:eastAsia="Times New Roman" w:hAnsi="Arial" w:cs="Arial"/>
+          <w:color w:val="202020"/>
+          <w:kern w:val="0"/>
+          <w:lang w:eastAsia="en-GB"/>
+          <w14:ligatures w14:val="none"/>
+        </w:rPr>
+        <w:t>Fer la mitjana de tots per posar-lo a les terminals o per cada línia?</w:t>
+      </w:r>
+    </w:p>
+    <w:p>
+      <w:pPr>
+        <w:pStyle w:val="ListParagraph"/>
+        <w:numPr>
+          <w:ilvl w:val="4"/>
+          <w:numId w:val="1"/>
+        </w:numPr>
+        <w:shd w:val="clear" w:color="auto" w:fill="FFFFFF"/>
+        <w:spacing w:after="0" w:line="270" w:lineRule="atLeast"/>
+        <w:rPr>
+          <w:rFonts w:ascii="Arial" w:eastAsia="Times New Roman" w:hAnsi="Arial" w:cs="Arial"/>
+          <w:color w:val="202020"/>
+          <w:kern w:val="0"/>
+          <w:lang w:eastAsia="en-GB"/>
+          <w14:ligatures w14:val="none"/>
+        </w:rPr>
+      </w:pPr>
+      <w:r>
+        <w:rPr>
+          <w:rFonts w:ascii="Arial" w:eastAsia="Times New Roman" w:hAnsi="Arial" w:cs="Arial"/>
+          <w:color w:val="202020"/>
+          <w:kern w:val="0"/>
+          <w:lang w:eastAsia="en-GB"/>
+          <w14:ligatures w14:val="none"/>
+        </w:rPr>
+        <w:t>Si és per línia pensar alternativa pel funicular</w:t>
+      </w:r>
+    </w:p>
+    <w:p>
+      <w:pPr>
+        <w:pStyle w:val="ListParagraph"/>
+        <w:numPr>
+          <w:ilvl w:val="2"/>
+          <w:numId w:val="1"/>
+        </w:numPr>
+        <w:shd w:val="clear" w:color="auto" w:fill="FFFFFF"/>
+        <w:spacing w:after="0" w:line="270" w:lineRule="atLeast"/>
+        <w:rPr>
+          <w:rFonts w:ascii="Arial" w:eastAsia="Times New Roman" w:hAnsi="Arial" w:cs="Arial"/>
+          <w:color w:val="202020"/>
+          <w:kern w:val="0"/>
+          <w:lang w:eastAsia="en-GB"/>
+          <w14:ligatures w14:val="none"/>
+        </w:rPr>
+      </w:pPr>
+      <w:r>
+        <w:rPr>
+          <w:rFonts w:ascii="Arial" w:eastAsia="Times New Roman" w:hAnsi="Arial" w:cs="Arial"/>
+          <w:color w:val="202020"/>
+          <w:kern w:val="0"/>
+          <w:lang w:eastAsia="en-GB"/>
+          <w14:ligatures w14:val="none"/>
+        </w:rPr>
+        <w:t xml:space="preserve">Desenvolupar </w:t>
+      </w:r>
+      <w:r>
+        <w:rPr>
+          <w:rFonts w:ascii="Arial" w:eastAsia="Times New Roman" w:hAnsi="Arial" w:cs="Arial"/>
+          <w:color w:val="202020"/>
+          <w:kern w:val="0"/>
+          <w:lang w:eastAsia="en-GB"/>
+          <w14:ligatures w14:val="none"/>
+        </w:rPr>
+        <w:t>data_validation/cleaning/4_terminal_stops.py</w:t>
+      </w:r>
+    </w:p>
+    <w:p>
+      <w:pPr>
+        <w:pStyle w:val="ListParagraph"/>
+        <w:shd w:val="clear" w:color="auto" w:fill="FFFFFF"/>
+        <w:spacing w:after="0" w:line="270" w:lineRule="atLeast"/>
+        <w:rPr>
+          <w:rFonts w:ascii="Arial" w:eastAsia="Times New Roman" w:hAnsi="Arial" w:cs="Arial"/>
+          <w:color w:val="202020"/>
+          <w:kern w:val="0"/>
+          <w:lang w:eastAsia="en-GB"/>
+          <w14:ligatures w14:val="none"/>
+        </w:rPr>
+      </w:pPr>
+    </w:p>
+    <w:p>
+      <w:pPr>
+        <w:pStyle w:val="ListParagraph"/>
+        <w:numPr>
+          <w:ilvl w:val="0"/>
+          <w:numId w:val="1"/>
+        </w:numPr>
+        <w:shd w:val="clear" w:color="auto" w:fill="FFFFFF"/>
+        <w:spacing w:after="0" w:line="270" w:lineRule="atLeast"/>
+        <w:rPr>
+          <w:rFonts w:ascii="Arial" w:eastAsia="Times New Roman" w:hAnsi="Arial" w:cs="Arial"/>
+          <w:color w:val="202020"/>
+          <w:kern w:val="0"/>
+          <w:lang w:eastAsia="en-GB"/>
+          <w14:ligatures w14:val="none"/>
+        </w:rPr>
+      </w:pPr>
+      <w:r>
+        <w:rPr>
+          <w:rFonts w:ascii="Arial" w:eastAsia="Times New Roman" w:hAnsi="Arial" w:cs="Arial"/>
+          <w:color w:val="202020"/>
+          <w:kern w:val="0"/>
+          <w:lang w:eastAsia="en-GB"/>
+          <w14:ligatures w14:val="none"/>
+        </w:rPr>
+        <w:t>data_validation/analysis/L9_L10.py</w:t>
       </w:r>
     </w:p>
     <w:p>
@@ -353,141 +777,75 @@
           <w:lang w:eastAsia="en-GB"/>
           <w14:ligatures w14:val="none"/>
         </w:rPr>
-        <w:t>Fer update de les referències on calgui de ‘stop_times’</w:t>
-      </w:r>
-      <w:r>
-        <w:rPr>
-          <w:rFonts w:ascii="Arial" w:eastAsia="Times New Roman" w:hAnsi="Arial" w:cs="Arial"/>
-          <w:color w:val="8DD873" w:themeColor="accent6" w:themeTint="99"/>
-          <w:kern w:val="0"/>
-          <w:lang w:eastAsia="en-GB"/>
-          <w14:ligatures w14:val="none"/>
-        </w:rPr>
-        <w:t xml:space="preserve"> </w:t>
-      </w:r>
-    </w:p>
-    <w:p>
-      <w:pPr>
-        <w:pStyle w:val="ListParagraph"/>
-        <w:numPr>
-          <w:ilvl w:val="2"/>
-          <w:numId w:val="1"/>
-        </w:numPr>
-        <w:shd w:val="clear" w:color="auto" w:fill="FFFFFF"/>
-        <w:spacing w:after="0" w:line="270" w:lineRule="atLeast"/>
-        <w:rPr>
-          <w:rFonts w:ascii="Arial" w:eastAsia="Times New Roman" w:hAnsi="Arial" w:cs="Arial"/>
-          <w:color w:val="8DD873" w:themeColor="accent6" w:themeTint="99"/>
-          <w:kern w:val="0"/>
-          <w:lang w:eastAsia="en-GB"/>
-          <w14:ligatures w14:val="none"/>
-        </w:rPr>
-      </w:pPr>
-      <w:r>
-        <w:rPr>
-          <w:rFonts w:ascii="Arial" w:eastAsia="Times New Roman" w:hAnsi="Arial" w:cs="Arial"/>
-          <w:color w:val="8DD873" w:themeColor="accent6" w:themeTint="99"/>
-          <w:kern w:val="0"/>
-          <w:lang w:eastAsia="en-GB"/>
-          <w14:ligatures w14:val="none"/>
-        </w:rPr>
-        <w:t xml:space="preserve">Stop_times_file </w:t>
-      </w:r>
-      <w:r>
-        <w:rPr>
-          <w:rFonts w:ascii="Arial" w:eastAsia="Times New Roman" w:hAnsi="Arial" w:cs="Arial"/>
-          <w:color w:val="8DD873" w:themeColor="accent6" w:themeTint="99"/>
-          <w:kern w:val="0"/>
-          <w:lang w:eastAsia="en-GB"/>
-          <w14:ligatures w14:val="none"/>
-        </w:rPr>
-        <w:sym w:font="Wingdings" w:char="F0E0"/>
-      </w:r>
-      <w:r>
-        <w:rPr>
-          <w:rFonts w:ascii="Arial" w:eastAsia="Times New Roman" w:hAnsi="Arial" w:cs="Arial"/>
-          <w:color w:val="8DD873" w:themeColor="accent6" w:themeTint="99"/>
-          <w:kern w:val="0"/>
-          <w:lang w:eastAsia="en-GB"/>
-          <w14:ligatures w14:val="none"/>
-        </w:rPr>
-        <w:t xml:space="preserve"> stop_times_cleaned</w:t>
-      </w:r>
-    </w:p>
-    <w:p>
-      <w:pPr>
-        <w:pStyle w:val="ListParagraph"/>
-        <w:numPr>
-          <w:ilvl w:val="2"/>
-          <w:numId w:val="1"/>
-        </w:numPr>
-        <w:shd w:val="clear" w:color="auto" w:fill="FFFFFF"/>
-        <w:spacing w:after="0" w:line="270" w:lineRule="atLeast"/>
-        <w:rPr>
-          <w:rFonts w:ascii="Arial" w:eastAsia="Times New Roman" w:hAnsi="Arial" w:cs="Arial"/>
-          <w:color w:val="8DD873" w:themeColor="accent6" w:themeTint="99"/>
-          <w:kern w:val="0"/>
-          <w:lang w:eastAsia="en-GB"/>
-          <w14:ligatures w14:val="none"/>
-        </w:rPr>
-      </w:pPr>
-      <w:r>
-        <w:rPr>
-          <w:rFonts w:ascii="Arial" w:eastAsia="Times New Roman" w:hAnsi="Arial" w:cs="Arial"/>
-          <w:color w:val="8DD873" w:themeColor="accent6" w:themeTint="99"/>
-          <w:kern w:val="0"/>
-          <w:lang w:eastAsia="en-GB"/>
-          <w14:ligatures w14:val="none"/>
-        </w:rPr>
-        <w:t xml:space="preserve">“stop_times_sequence” </w:t>
-      </w:r>
-      <w:r>
-        <w:rPr>
-          <w:rFonts w:ascii="Arial" w:eastAsia="Times New Roman" w:hAnsi="Arial" w:cs="Arial"/>
-          <w:color w:val="8DD873" w:themeColor="accent6" w:themeTint="99"/>
-          <w:kern w:val="0"/>
-          <w:lang w:eastAsia="en-GB"/>
-          <w14:ligatures w14:val="none"/>
-        </w:rPr>
-        <w:sym w:font="Wingdings" w:char="F0E0"/>
-      </w:r>
-      <w:r>
-        <w:rPr>
-          <w:rFonts w:ascii="Arial" w:eastAsia="Times New Roman" w:hAnsi="Arial" w:cs="Arial"/>
-          <w:color w:val="8DD873" w:themeColor="accent6" w:themeTint="99"/>
-          <w:kern w:val="0"/>
-          <w:lang w:eastAsia="en-GB"/>
-          <w14:ligatures w14:val="none"/>
-        </w:rPr>
-        <w:t xml:space="preserve"> Stop_times_file</w:t>
-      </w:r>
-    </w:p>
-    <w:p>
-      <w:pPr>
-        <w:pStyle w:val="ListParagraph"/>
-        <w:numPr>
-          <w:ilvl w:val="2"/>
-          <w:numId w:val="1"/>
-        </w:numPr>
-        <w:shd w:val="clear" w:color="auto" w:fill="FFFFFF"/>
-        <w:spacing w:after="0" w:line="270" w:lineRule="atLeast"/>
-        <w:rPr>
-          <w:rFonts w:ascii="Arial" w:eastAsia="Times New Roman" w:hAnsi="Arial" w:cs="Arial"/>
-          <w:color w:val="8DD873" w:themeColor="accent6" w:themeTint="99"/>
-          <w:kern w:val="0"/>
-          <w:lang w:eastAsia="en-GB"/>
-          <w14:ligatures w14:val="none"/>
-        </w:rPr>
-      </w:pPr>
-      <w:r>
-        <w:rPr>
-          <w:rFonts w:ascii="Arial" w:eastAsia="Times New Roman" w:hAnsi="Arial" w:cs="Arial"/>
-          <w:color w:val="8DD873" w:themeColor="accent6" w:themeTint="99"/>
-          <w:kern w:val="0"/>
-          <w:lang w:eastAsia="en-GB"/>
-          <w14:ligatures w14:val="none"/>
-        </w:rPr>
-        <w:t>Mirar on s’utilitza stop_times_file per si s’ha de canviar a stop_times_cleaned o es deixa així</w:t>
+        <w:t>Redefinir el pes com arrival del primer a arrival del segon</w:t>
+      </w:r>
+    </w:p>
+    <w:p>
+      <w:pPr>
+        <w:pStyle w:val="ListParagraph"/>
+        <w:numPr>
+          <w:ilvl w:val="1"/>
+          <w:numId w:val="1"/>
+        </w:numPr>
+        <w:shd w:val="clear" w:color="auto" w:fill="FFFFFF"/>
+        <w:spacing w:after="0" w:line="270" w:lineRule="atLeast"/>
+        <w:rPr>
+          <w:rFonts w:ascii="Arial" w:eastAsia="Times New Roman" w:hAnsi="Arial" w:cs="Arial"/>
+          <w:color w:val="202020"/>
+          <w:kern w:val="0"/>
+          <w:lang w:eastAsia="en-GB"/>
+          <w14:ligatures w14:val="none"/>
+        </w:rPr>
+      </w:pPr>
+      <w:r>
+        <w:rPr>
+          <w:rFonts w:ascii="Arial" w:eastAsia="Times New Roman" w:hAnsi="Arial" w:cs="Arial"/>
+          <w:color w:val="202020"/>
+          <w:kern w:val="0"/>
+          <w:lang w:eastAsia="en-GB"/>
+          <w14:ligatures w14:val="none"/>
+        </w:rPr>
+        <w:t xml:space="preserve">Pels casos en els que la diff sigui més gran que 0 printejar el mateix estudi per cada hora (per veure si és algo intencionat o aleatori </w:t>
+      </w:r>
+      <w:r>
+        <w:rPr>
+          <w:rFonts w:ascii="Arial" w:eastAsia="Times New Roman" w:hAnsi="Arial" w:cs="Arial"/>
+          <w:color w:val="202020"/>
+          <w:kern w:val="0"/>
+          <w:lang w:eastAsia="en-GB"/>
+          <w14:ligatures w14:val="none"/>
+        </w:rPr>
+        <w:sym w:font="Wingdings" w:char="F0DF"/>
+      </w:r>
+      <w:r>
+        <w:rPr>
+          <w:rFonts w:ascii="Arial" w:eastAsia="Times New Roman" w:hAnsi="Arial" w:cs="Arial"/>
+          <w:color w:val="202020"/>
+          <w:kern w:val="0"/>
+          <w:lang w:eastAsia="en-GB"/>
+          <w14:ligatures w14:val="none"/>
+        </w:rPr>
+        <w:t xml:space="preserve"> + arguments a la llibreta</w:t>
+      </w:r>
+      <w:r>
+        <w:rPr>
+          <w:rFonts w:ascii="Arial" w:eastAsia="Times New Roman" w:hAnsi="Arial" w:cs="Arial"/>
+          <w:color w:val="202020"/>
+          <w:kern w:val="0"/>
+          <w:lang w:eastAsia="en-GB"/>
+          <w14:ligatures w14:val="none"/>
+        </w:rPr>
+        <w:t xml:space="preserve"> reunió 05.27</w:t>
+      </w:r>
+      <w:r>
+        <w:rPr>
+          <w:rFonts w:ascii="Arial" w:eastAsia="Times New Roman" w:hAnsi="Arial" w:cs="Arial"/>
+          <w:color w:val="202020"/>
+          <w:kern w:val="0"/>
+          <w:lang w:eastAsia="en-GB"/>
+          <w14:ligatures w14:val="none"/>
+        </w:rPr>
+        <w:t>)</w:t>
       </w:r>
     </w:p>
     <w:p>
@@ -529,7 +887,7 @@
           <w:lang w:eastAsia="en-GB"/>
           <w14:ligatures w14:val="none"/>
         </w:rPr>
-        <w:t>data_validation/checks/3_stop_times_checks.ipynb</w:t>
+        <w:t>data_validation/analysis/between_platforms.py</w:t>
       </w:r>
     </w:p>
     <w:p>
@@ -557,199 +915,7 @@
           <w:lang w:eastAsia="en-GB"/>
           <w14:ligatures w14:val="none"/>
         </w:rPr>
-        <w:t>Veure quines parades de ‘stop_times’ tenen el arrival i el deparature iguals</w:t>
-      </w:r>
-    </w:p>
-    <w:p>
-      <w:pPr>
-        <w:pStyle w:val="ListParagraph"/>
-        <w:numPr>
-          <w:ilvl w:val="2"/>
-          <w:numId w:val="1"/>
-        </w:numPr>
-        <w:shd w:val="clear" w:color="auto" w:fill="FFFFFF"/>
-        <w:spacing w:after="0" w:line="270" w:lineRule="atLeast"/>
-        <w:rPr>
-          <w:rFonts w:ascii="Arial" w:eastAsia="Times New Roman" w:hAnsi="Arial" w:cs="Arial"/>
-          <w:color w:val="202020"/>
-          <w:kern w:val="0"/>
-          <w:lang w:eastAsia="en-GB"/>
-          <w14:ligatures w14:val="none"/>
-        </w:rPr>
-      </w:pPr>
-      <w:r>
-        <w:rPr>
-          <w:rFonts w:ascii="Arial" w:eastAsia="Times New Roman" w:hAnsi="Arial" w:cs="Arial"/>
-          <w:color w:val="202020"/>
-          <w:kern w:val="0"/>
-          <w:lang w:eastAsia="en-GB"/>
-          <w14:ligatures w14:val="none"/>
-        </w:rPr>
-        <w:t>Si són només les terminal, és el esperat.</w:t>
-      </w:r>
-    </w:p>
-    <w:p>
-      <w:pPr>
-        <w:pStyle w:val="ListParagraph"/>
-        <w:numPr>
-          <w:ilvl w:val="3"/>
-          <w:numId w:val="1"/>
-        </w:numPr>
-        <w:shd w:val="clear" w:color="auto" w:fill="FFFFFF"/>
-        <w:spacing w:after="0" w:line="270" w:lineRule="atLeast"/>
-        <w:rPr>
-          <w:rFonts w:ascii="Arial" w:eastAsia="Times New Roman" w:hAnsi="Arial" w:cs="Arial"/>
-          <w:color w:val="202020"/>
-          <w:kern w:val="0"/>
-          <w:lang w:eastAsia="en-GB"/>
-          <w14:ligatures w14:val="none"/>
-        </w:rPr>
-      </w:pPr>
-      <w:r>
-        <w:rPr>
-          <w:rFonts w:ascii="Arial" w:eastAsia="Times New Roman" w:hAnsi="Arial" w:cs="Arial"/>
-          <w:color w:val="202020"/>
-          <w:kern w:val="0"/>
-          <w:lang w:eastAsia="en-GB"/>
-          <w14:ligatures w14:val="none"/>
-        </w:rPr>
-        <w:t>Veure com és el pes de ‘doors’ mitjà de cada línia</w:t>
-      </w:r>
-    </w:p>
-    <w:p>
-      <w:pPr>
-        <w:pStyle w:val="ListParagraph"/>
-        <w:numPr>
-          <w:ilvl w:val="4"/>
-          <w:numId w:val="1"/>
-        </w:numPr>
-        <w:shd w:val="clear" w:color="auto" w:fill="FFFFFF"/>
-        <w:spacing w:after="0" w:line="270" w:lineRule="atLeast"/>
-        <w:rPr>
-          <w:rFonts w:ascii="Arial" w:eastAsia="Times New Roman" w:hAnsi="Arial" w:cs="Arial"/>
-          <w:color w:val="202020"/>
-          <w:kern w:val="0"/>
-          <w:lang w:eastAsia="en-GB"/>
-          <w14:ligatures w14:val="none"/>
-        </w:rPr>
-      </w:pPr>
-      <w:r>
-        <w:rPr>
-          <w:rFonts w:ascii="Arial" w:eastAsia="Times New Roman" w:hAnsi="Arial" w:cs="Arial"/>
-          <w:color w:val="202020"/>
-          <w:kern w:val="0"/>
-          <w:lang w:eastAsia="en-GB"/>
-          <w14:ligatures w14:val="none"/>
-        </w:rPr>
-        <w:t>Fer la mitjana de tots per posar-lo a les terminals o per cada línia?</w:t>
-      </w:r>
-    </w:p>
-    <w:p>
-      <w:pPr>
-        <w:pStyle w:val="ListParagraph"/>
-        <w:numPr>
-          <w:ilvl w:val="4"/>
-          <w:numId w:val="1"/>
-        </w:numPr>
-        <w:shd w:val="clear" w:color="auto" w:fill="FFFFFF"/>
-        <w:spacing w:after="0" w:line="270" w:lineRule="atLeast"/>
-        <w:rPr>
-          <w:rFonts w:ascii="Arial" w:eastAsia="Times New Roman" w:hAnsi="Arial" w:cs="Arial"/>
-          <w:color w:val="202020"/>
-          <w:kern w:val="0"/>
-          <w:lang w:eastAsia="en-GB"/>
-          <w14:ligatures w14:val="none"/>
-        </w:rPr>
-      </w:pPr>
-      <w:r>
-        <w:rPr>
-          <w:rFonts w:ascii="Arial" w:eastAsia="Times New Roman" w:hAnsi="Arial" w:cs="Arial"/>
-          <w:color w:val="202020"/>
-          <w:kern w:val="0"/>
-          <w:lang w:eastAsia="en-GB"/>
-          <w14:ligatures w14:val="none"/>
-        </w:rPr>
-        <w:t>Si és per línia pensar alternativa pel funicular</w:t>
-      </w:r>
-    </w:p>
-    <w:p>
-      <w:pPr>
-        <w:pStyle w:val="ListParagraph"/>
-        <w:numPr>
-          <w:ilvl w:val="2"/>
-          <w:numId w:val="1"/>
-        </w:numPr>
-        <w:shd w:val="clear" w:color="auto" w:fill="FFFFFF"/>
-        <w:spacing w:after="0" w:line="270" w:lineRule="atLeast"/>
-        <w:rPr>
-          <w:rFonts w:ascii="Arial" w:eastAsia="Times New Roman" w:hAnsi="Arial" w:cs="Arial"/>
-          <w:color w:val="202020"/>
-          <w:kern w:val="0"/>
-          <w:lang w:eastAsia="en-GB"/>
-          <w14:ligatures w14:val="none"/>
-        </w:rPr>
-      </w:pPr>
-      <w:r>
-        <w:rPr>
-          <w:rFonts w:ascii="Arial" w:eastAsia="Times New Roman" w:hAnsi="Arial" w:cs="Arial"/>
-          <w:color w:val="202020"/>
-          <w:kern w:val="0"/>
-          <w:lang w:eastAsia="en-GB"/>
-          <w14:ligatures w14:val="none"/>
-        </w:rPr>
-        <w:t xml:space="preserve">Desenvolupar </w:t>
-      </w:r>
-      <w:r>
-        <w:rPr>
-          <w:rFonts w:ascii="Arial" w:eastAsia="Times New Roman" w:hAnsi="Arial" w:cs="Arial"/>
-          <w:color w:val="202020"/>
-          <w:kern w:val="0"/>
-          <w:lang w:eastAsia="en-GB"/>
-          <w14:ligatures w14:val="none"/>
-        </w:rPr>
-        <w:t>data_validation/cleaning/4_terminal_stops.py</w:t>
-      </w:r>
-    </w:p>
-    <w:p>
-      <w:pPr>
-        <w:pStyle w:val="ListParagraph"/>
-        <w:shd w:val="clear" w:color="auto" w:fill="FFFFFF"/>
-        <w:spacing w:after="0" w:line="270" w:lineRule="atLeast"/>
-        <w:rPr>
-          <w:rFonts w:ascii="Arial" w:eastAsia="Times New Roman" w:hAnsi="Arial" w:cs="Arial"/>
-          <w:color w:val="202020"/>
-          <w:kern w:val="0"/>
-          <w:lang w:eastAsia="en-GB"/>
-          <w14:ligatures w14:val="none"/>
-        </w:rPr>
-      </w:pPr>
-    </w:p>
-    <w:p>
-      <w:pPr>
-        <w:pStyle w:val="ListParagraph"/>
-        <w:numPr>
-          <w:ilvl w:val="0"/>
-          <w:numId w:val="1"/>
-        </w:numPr>
-        <w:shd w:val="clear" w:color="auto" w:fill="FFFFFF"/>
-        <w:spacing w:after="0" w:line="270" w:lineRule="atLeast"/>
-        <w:rPr>
-          <w:rFonts w:ascii="Arial" w:eastAsia="Times New Roman" w:hAnsi="Arial" w:cs="Arial"/>
-          <w:color w:val="202020"/>
-          <w:kern w:val="0"/>
-          <w:lang w:eastAsia="en-GB"/>
-          <w14:ligatures w14:val="none"/>
-        </w:rPr>
-      </w:pPr>
-      <w:r>
-        <w:rPr>
-          <w:rFonts w:ascii="Arial" w:eastAsia="Times New Roman" w:hAnsi="Arial" w:cs="Arial"/>
-          <w:color w:val="202020"/>
-          <w:kern w:val="0"/>
-          <w:lang w:eastAsia="en-GB"/>
-          <w14:ligatures w14:val="none"/>
-        </w:rPr>
-        <w:t>data_validation/analysis/L9_L10.py</w:t>
+        <w:t>Una vegada s’hagi creat ‘stop_times_sequence’ tornar a executar el codi (es construeix l’adjacència de vèrtexs amb la consecutivitat del ‘stop_sequence’)</w:t>
       </w:r>
     </w:p>
     <w:p>
@@ -763,21 +929,21 @@
         <w:spacing w:after="0" w:line="270" w:lineRule="atLeast"/>
         <w:rPr>
           <w:rFonts w:ascii="Arial" w:eastAsia="Times New Roman" w:hAnsi="Arial" w:cs="Arial"/>
-          <w:color w:val="8DD873" w:themeColor="accent6" w:themeTint="99"/>
-          <w:kern w:val="0"/>
-          <w:lang w:eastAsia="en-GB"/>
-          <w14:ligatures w14:val="none"/>
-        </w:rPr>
-      </w:pPr>
-      <w:r>
-        <w:rPr>
-          <w:rFonts w:ascii="Arial" w:eastAsia="Times New Roman" w:hAnsi="Arial" w:cs="Arial"/>
-          <w:color w:val="8DD873" w:themeColor="accent6" w:themeTint="99"/>
-          <w:kern w:val="0"/>
-          <w:lang w:eastAsia="en-GB"/>
-          <w14:ligatures w14:val="none"/>
-        </w:rPr>
-        <w:t>Redefinir el pes com arrival del primer a arrival del segon</w:t>
+          <w:color w:val="202020"/>
+          <w:kern w:val="0"/>
+          <w:lang w:eastAsia="en-GB"/>
+          <w14:ligatures w14:val="none"/>
+        </w:rPr>
+      </w:pPr>
+      <w:r>
+        <w:rPr>
+          <w:rFonts w:ascii="Arial" w:eastAsia="Times New Roman" w:hAnsi="Arial" w:cs="Arial"/>
+          <w:color w:val="202020"/>
+          <w:kern w:val="0"/>
+          <w:lang w:eastAsia="en-GB"/>
+          <w14:ligatures w14:val="none"/>
+        </w:rPr>
+        <w:t>També una vegada creat ‘stop_times_deparature_arrival_terminal’</w:t>
       </w:r>
     </w:p>
     <w:p>
@@ -791,162 +957,16 @@
         <w:spacing w:after="0" w:line="270" w:lineRule="atLeast"/>
         <w:rPr>
           <w:rFonts w:ascii="Arial" w:eastAsia="Times New Roman" w:hAnsi="Arial" w:cs="Arial"/>
-          <w:color w:val="202020"/>
-          <w:kern w:val="0"/>
-          <w:lang w:eastAsia="en-GB"/>
-          <w14:ligatures w14:val="none"/>
-        </w:rPr>
-      </w:pPr>
-      <w:r>
-        <w:rPr>
-          <w:rFonts w:ascii="Arial" w:eastAsia="Times New Roman" w:hAnsi="Arial" w:cs="Arial"/>
-          <w:color w:val="202020"/>
-          <w:kern w:val="0"/>
-          <w:lang w:eastAsia="en-GB"/>
-          <w14:ligatures w14:val="none"/>
-        </w:rPr>
-        <w:t xml:space="preserve">Pels casos en els que la diff sigui més gran que 0 printejar el mateix estudi per cada hora (per veure si és algo intencionat o aleatori </w:t>
-      </w:r>
-      <w:r>
-        <w:rPr>
-          <w:rFonts w:ascii="Arial" w:eastAsia="Times New Roman" w:hAnsi="Arial" w:cs="Arial"/>
-          <w:color w:val="202020"/>
-          <w:kern w:val="0"/>
-          <w:lang w:eastAsia="en-GB"/>
-          <w14:ligatures w14:val="none"/>
-        </w:rPr>
-        <w:sym w:font="Wingdings" w:char="F0DF"/>
-      </w:r>
-      <w:r>
-        <w:rPr>
-          <w:rFonts w:ascii="Arial" w:eastAsia="Times New Roman" w:hAnsi="Arial" w:cs="Arial"/>
-          <w:color w:val="202020"/>
-          <w:kern w:val="0"/>
-          <w:lang w:eastAsia="en-GB"/>
-          <w14:ligatures w14:val="none"/>
-        </w:rPr>
-        <w:t xml:space="preserve"> + arguments a la llibreta)</w:t>
-      </w:r>
-    </w:p>
-    <w:p>
-      <w:pPr>
-        <w:pStyle w:val="ListParagraph"/>
-        <w:shd w:val="clear" w:color="auto" w:fill="FFFFFF"/>
-        <w:spacing w:after="0" w:line="270" w:lineRule="atLeast"/>
-        <w:rPr>
-          <w:rFonts w:ascii="Arial" w:eastAsia="Times New Roman" w:hAnsi="Arial" w:cs="Arial"/>
-          <w:color w:val="202020"/>
-          <w:kern w:val="0"/>
-          <w:lang w:eastAsia="en-GB"/>
-          <w14:ligatures w14:val="none"/>
-        </w:rPr>
-      </w:pPr>
-    </w:p>
-    <w:p>
-      <w:pPr>
-        <w:pStyle w:val="ListParagraph"/>
-        <w:numPr>
-          <w:ilvl w:val="0"/>
-          <w:numId w:val="1"/>
-        </w:numPr>
-        <w:shd w:val="clear" w:color="auto" w:fill="FFFFFF"/>
-        <w:spacing w:after="0" w:line="270" w:lineRule="atLeast"/>
-        <w:rPr>
-          <w:rFonts w:ascii="Arial" w:eastAsia="Times New Roman" w:hAnsi="Arial" w:cs="Arial"/>
-          <w:color w:val="202020"/>
-          <w:kern w:val="0"/>
-          <w:lang w:eastAsia="en-GB"/>
-          <w14:ligatures w14:val="none"/>
-        </w:rPr>
-      </w:pPr>
-      <w:r>
-        <w:rPr>
-          <w:rFonts w:ascii="Arial" w:eastAsia="Times New Roman" w:hAnsi="Arial" w:cs="Arial"/>
-          <w:color w:val="202020"/>
-          <w:kern w:val="0"/>
-          <w:lang w:eastAsia="en-GB"/>
-          <w14:ligatures w14:val="none"/>
-        </w:rPr>
-        <w:t>data_validation/analysis/between_platforms.py</w:t>
-      </w:r>
-    </w:p>
-    <w:p>
-      <w:pPr>
-        <w:pStyle w:val="ListParagraph"/>
-        <w:numPr>
-          <w:ilvl w:val="1"/>
-          <w:numId w:val="1"/>
-        </w:numPr>
-        <w:shd w:val="clear" w:color="auto" w:fill="FFFFFF"/>
-        <w:spacing w:after="0" w:line="270" w:lineRule="atLeast"/>
-        <w:rPr>
-          <w:rFonts w:ascii="Arial" w:eastAsia="Times New Roman" w:hAnsi="Arial" w:cs="Arial"/>
-          <w:color w:val="202020"/>
-          <w:kern w:val="0"/>
-          <w:lang w:eastAsia="en-GB"/>
-          <w14:ligatures w14:val="none"/>
-        </w:rPr>
-      </w:pPr>
-      <w:r>
-        <w:rPr>
-          <w:rFonts w:ascii="Arial" w:eastAsia="Times New Roman" w:hAnsi="Arial" w:cs="Arial"/>
-          <w:color w:val="202020"/>
-          <w:kern w:val="0"/>
-          <w:lang w:eastAsia="en-GB"/>
-          <w14:ligatures w14:val="none"/>
-        </w:rPr>
-        <w:t>Una vegada s’hagi creat ‘stop_times_sequence’ tornar a executar el codi (es construeix l’adjacència de vèrtexs amb la consecutivitat del ‘stop_sequence’)</w:t>
-      </w:r>
-    </w:p>
-    <w:p>
-      <w:pPr>
-        <w:pStyle w:val="ListParagraph"/>
-        <w:numPr>
-          <w:ilvl w:val="1"/>
-          <w:numId w:val="1"/>
-        </w:numPr>
-        <w:shd w:val="clear" w:color="auto" w:fill="FFFFFF"/>
-        <w:spacing w:after="0" w:line="270" w:lineRule="atLeast"/>
-        <w:rPr>
-          <w:rFonts w:ascii="Arial" w:eastAsia="Times New Roman" w:hAnsi="Arial" w:cs="Arial"/>
-          <w:color w:val="202020"/>
-          <w:kern w:val="0"/>
-          <w:lang w:eastAsia="en-GB"/>
-          <w14:ligatures w14:val="none"/>
-        </w:rPr>
-      </w:pPr>
-      <w:r>
-        <w:rPr>
-          <w:rFonts w:ascii="Arial" w:eastAsia="Times New Roman" w:hAnsi="Arial" w:cs="Arial"/>
-          <w:color w:val="202020"/>
-          <w:kern w:val="0"/>
-          <w:lang w:eastAsia="en-GB"/>
-          <w14:ligatures w14:val="none"/>
-        </w:rPr>
-        <w:t>També una vegada creat ‘stop_times_deparature_arrival_terminal’</w:t>
-      </w:r>
-    </w:p>
-    <w:p>
-      <w:pPr>
-        <w:pStyle w:val="ListParagraph"/>
-        <w:numPr>
-          <w:ilvl w:val="1"/>
-          <w:numId w:val="1"/>
-        </w:numPr>
-        <w:shd w:val="clear" w:color="auto" w:fill="FFFFFF"/>
-        <w:spacing w:after="0" w:line="270" w:lineRule="atLeast"/>
-        <w:rPr>
-          <w:rFonts w:ascii="Arial" w:eastAsia="Times New Roman" w:hAnsi="Arial" w:cs="Arial"/>
-          <w:color w:val="202020"/>
-          <w:kern w:val="0"/>
-          <w:lang w:eastAsia="en-GB"/>
-          <w14:ligatures w14:val="none"/>
-        </w:rPr>
-      </w:pPr>
-      <w:r>
-        <w:rPr>
-          <w:rFonts w:ascii="Arial" w:eastAsia="Times New Roman" w:hAnsi="Arial" w:cs="Arial"/>
-          <w:color w:val="202020"/>
+          <w:color w:val="8DD873" w:themeColor="accent6" w:themeTint="99"/>
+          <w:kern w:val="0"/>
+          <w:lang w:eastAsia="en-GB"/>
+          <w14:ligatures w14:val="none"/>
+        </w:rPr>
+      </w:pPr>
+      <w:r>
+        <w:rPr>
+          <w:rFonts w:ascii="Arial" w:eastAsia="Times New Roman" w:hAnsi="Arial" w:cs="Arial"/>
+          <w:color w:val="8DD873" w:themeColor="accent6" w:themeTint="99"/>
           <w:kern w:val="0"/>
           <w:lang w:eastAsia="en-GB"/>
           <w14:ligatures w14:val="none"/>
@@ -1120,6 +1140,74 @@
     <w:p>
       <w:pPr>
         <w:pStyle w:val="ListParagraph"/>
+        <w:numPr>
+          <w:ilvl w:val="1"/>
+          <w:numId w:val="1"/>
+        </w:numPr>
+        <w:shd w:val="clear" w:color="auto" w:fill="FFFFFF"/>
+        <w:spacing w:after="0" w:line="270" w:lineRule="atLeast"/>
+        <w:rPr>
+          <w:rFonts w:ascii="Arial" w:eastAsia="Times New Roman" w:hAnsi="Arial" w:cs="Arial"/>
+          <w:color w:val="202020"/>
+          <w:kern w:val="0"/>
+          <w:lang w:eastAsia="en-GB"/>
+          <w14:ligatures w14:val="none"/>
+        </w:rPr>
+      </w:pPr>
+      <w:r>
+        <w:rPr>
+          <w:rFonts w:ascii="Arial" w:eastAsia="Times New Roman" w:hAnsi="Arial" w:cs="Arial"/>
+          <w:color w:val="202020"/>
+          <w:kern w:val="0"/>
+          <w:lang w:eastAsia="en-GB"/>
+          <w14:ligatures w14:val="none"/>
+        </w:rPr>
+        <w:t xml:space="preserve">Pels casos en els que la diff sigui més gran que 0 printejar el mateix estudi per cada hora (per veure si és algo intencionat o aleatori </w:t>
+      </w:r>
+      <w:r>
+        <w:rPr>
+          <w:rFonts w:ascii="Arial" w:eastAsia="Times New Roman" w:hAnsi="Arial" w:cs="Arial"/>
+          <w:color w:val="202020"/>
+          <w:kern w:val="0"/>
+          <w:lang w:eastAsia="en-GB"/>
+          <w14:ligatures w14:val="none"/>
+        </w:rPr>
+        <w:sym w:font="Wingdings" w:char="F0DF"/>
+      </w:r>
+      <w:r>
+        <w:rPr>
+          <w:rFonts w:ascii="Arial" w:eastAsia="Times New Roman" w:hAnsi="Arial" w:cs="Arial"/>
+          <w:color w:val="202020"/>
+          <w:kern w:val="0"/>
+          <w:lang w:eastAsia="en-GB"/>
+          <w14:ligatures w14:val="none"/>
+        </w:rPr>
+        <w:t xml:space="preserve"> + arguments a la llibreta</w:t>
+      </w:r>
+      <w:r>
+        <w:rPr>
+          <w:rFonts w:ascii="Arial" w:eastAsia="Times New Roman" w:hAnsi="Arial" w:cs="Arial"/>
+          <w:color w:val="202020"/>
+          <w:kern w:val="0"/>
+          <w:lang w:eastAsia="en-GB"/>
+          <w14:ligatures w14:val="none"/>
+        </w:rPr>
+        <w:t xml:space="preserve"> </w:t>
+      </w:r>
+      <w:r>
+        <w:rPr>
+          <w:rFonts w:ascii="Arial" w:eastAsia="Times New Roman" w:hAnsi="Arial" w:cs="Arial"/>
+          <w:color w:val="202020"/>
+          <w:kern w:val="0"/>
+          <w:lang w:eastAsia="en-GB"/>
+          <w14:ligatures w14:val="none"/>
+        </w:rPr>
+        <w:t>reunió 05.27)</w:t>
+      </w:r>
+    </w:p>
+    <w:p>
+      <w:pPr>
+        <w:pStyle w:val="ListParagraph"/>
         <w:shd w:val="clear" w:color="auto" w:fill="FFFFFF"/>
         <w:spacing w:after="0" w:line="270" w:lineRule="atLeast"/>
         <w:rPr>
@@ -1217,11 +1305,6 @@
     </w:p>
     <w:p>
       <w:pPr>
-        <w:pStyle w:val="ListParagraph"/>
-        <w:numPr>
-          <w:ilvl w:val="0"/>
-          <w:numId w:val="1"/>
-        </w:numPr>
         <w:shd w:val="clear" w:color="auto" w:fill="FFFFFF"/>
         <w:spacing w:after="0" w:line="270" w:lineRule="atLeast"/>
         <w:rPr>

--- a/.work/06.02.docx
+++ b/.work/06.02.docx
@@ -543,16 +543,16 @@
         <w:spacing w:after="0" w:line="270" w:lineRule="atLeast"/>
         <w:rPr>
           <w:rFonts w:ascii="Arial" w:eastAsia="Times New Roman" w:hAnsi="Arial" w:cs="Arial"/>
-          <w:color w:val="202020"/>
-          <w:kern w:val="0"/>
-          <w:lang w:eastAsia="en-GB"/>
-          <w14:ligatures w14:val="none"/>
-        </w:rPr>
-      </w:pPr>
-      <w:r>
-        <w:rPr>
-          <w:rFonts w:ascii="Arial" w:eastAsia="Times New Roman" w:hAnsi="Arial" w:cs="Arial"/>
-          <w:color w:val="202020"/>
+          <w:color w:val="8DD873" w:themeColor="accent6" w:themeTint="99"/>
+          <w:kern w:val="0"/>
+          <w:lang w:eastAsia="en-GB"/>
+          <w14:ligatures w14:val="none"/>
+        </w:rPr>
+      </w:pPr>
+      <w:r>
+        <w:rPr>
+          <w:rFonts w:ascii="Arial" w:eastAsia="Times New Roman" w:hAnsi="Arial" w:cs="Arial"/>
+          <w:color w:val="8DD873" w:themeColor="accent6" w:themeTint="99"/>
           <w:kern w:val="0"/>
           <w:lang w:eastAsia="en-GB"/>
           <w14:ligatures w14:val="none"/>
@@ -571,16 +571,16 @@
         <w:spacing w:after="0" w:line="270" w:lineRule="atLeast"/>
         <w:rPr>
           <w:rFonts w:ascii="Arial" w:eastAsia="Times New Roman" w:hAnsi="Arial" w:cs="Arial"/>
-          <w:color w:val="202020"/>
-          <w:kern w:val="0"/>
-          <w:lang w:eastAsia="en-GB"/>
-          <w14:ligatures w14:val="none"/>
-        </w:rPr>
-      </w:pPr>
-      <w:r>
-        <w:rPr>
-          <w:rFonts w:ascii="Arial" w:eastAsia="Times New Roman" w:hAnsi="Arial" w:cs="Arial"/>
-          <w:color w:val="202020"/>
+          <w:color w:val="8DD873" w:themeColor="accent6" w:themeTint="99"/>
+          <w:kern w:val="0"/>
+          <w:lang w:eastAsia="en-GB"/>
+          <w14:ligatures w14:val="none"/>
+        </w:rPr>
+      </w:pPr>
+      <w:r>
+        <w:rPr>
+          <w:rFonts w:ascii="Arial" w:eastAsia="Times New Roman" w:hAnsi="Arial" w:cs="Arial"/>
+          <w:color w:val="8DD873" w:themeColor="accent6" w:themeTint="99"/>
           <w:kern w:val="0"/>
           <w:lang w:eastAsia="en-GB"/>
           <w14:ligatures w14:val="none"/>
@@ -599,16 +599,16 @@
         <w:spacing w:after="0" w:line="270" w:lineRule="atLeast"/>
         <w:rPr>
           <w:rFonts w:ascii="Arial" w:eastAsia="Times New Roman" w:hAnsi="Arial" w:cs="Arial"/>
-          <w:color w:val="202020"/>
-          <w:kern w:val="0"/>
-          <w:lang w:eastAsia="en-GB"/>
-          <w14:ligatures w14:val="none"/>
-        </w:rPr>
-      </w:pPr>
-      <w:r>
-        <w:rPr>
-          <w:rFonts w:ascii="Arial" w:eastAsia="Times New Roman" w:hAnsi="Arial" w:cs="Arial"/>
-          <w:color w:val="202020"/>
+          <w:color w:val="8DD873" w:themeColor="accent6" w:themeTint="99"/>
+          <w:kern w:val="0"/>
+          <w:lang w:eastAsia="en-GB"/>
+          <w14:ligatures w14:val="none"/>
+        </w:rPr>
+      </w:pPr>
+      <w:r>
+        <w:rPr>
+          <w:rFonts w:ascii="Arial" w:eastAsia="Times New Roman" w:hAnsi="Arial" w:cs="Arial"/>
+          <w:color w:val="8DD873" w:themeColor="accent6" w:themeTint="99"/>
           <w:kern w:val="0"/>
           <w:lang w:eastAsia="en-GB"/>
           <w14:ligatures w14:val="none"/>
@@ -627,21 +627,41 @@
         <w:spacing w:after="0" w:line="270" w:lineRule="atLeast"/>
         <w:rPr>
           <w:rFonts w:ascii="Arial" w:eastAsia="Times New Roman" w:hAnsi="Arial" w:cs="Arial"/>
-          <w:color w:val="202020"/>
-          <w:kern w:val="0"/>
-          <w:lang w:eastAsia="en-GB"/>
-          <w14:ligatures w14:val="none"/>
-        </w:rPr>
-      </w:pPr>
-      <w:r>
-        <w:rPr>
-          <w:rFonts w:ascii="Arial" w:eastAsia="Times New Roman" w:hAnsi="Arial" w:cs="Arial"/>
-          <w:color w:val="202020"/>
-          <w:kern w:val="0"/>
-          <w:lang w:eastAsia="en-GB"/>
-          <w14:ligatures w14:val="none"/>
-        </w:rPr>
-        <w:t>Fer la mitjana de tots per posar-lo a les terminals o per cada línia?</w:t>
+          <w:color w:val="8DD873" w:themeColor="accent6" w:themeTint="99"/>
+          <w:kern w:val="0"/>
+          <w:lang w:eastAsia="en-GB"/>
+          <w14:ligatures w14:val="none"/>
+        </w:rPr>
+      </w:pPr>
+      <w:r>
+        <w:rPr>
+          <w:rFonts w:ascii="Arial" w:eastAsia="Times New Roman" w:hAnsi="Arial" w:cs="Arial"/>
+          <w:color w:val="8DD873" w:themeColor="accent6" w:themeTint="99"/>
+          <w:kern w:val="0"/>
+          <w:lang w:eastAsia="en-GB"/>
+          <w14:ligatures w14:val="none"/>
+        </w:rPr>
+        <w:t xml:space="preserve">Non-canonical terminals </w:t>
+      </w:r>
+      <w:r>
+        <w:rPr>
+          <w:rFonts w:ascii="Arial" w:eastAsia="Times New Roman" w:hAnsi="Arial" w:cs="Arial"/>
+          <w:color w:val="8DD873" w:themeColor="accent6" w:themeTint="99"/>
+          <w:kern w:val="0"/>
+          <w:lang w:eastAsia="en-GB"/>
+          <w14:ligatures w14:val="none"/>
+        </w:rPr>
+        <w:sym w:font="Wingdings" w:char="F0E0"/>
+      </w:r>
+      <w:r>
+        <w:rPr>
+          <w:rFonts w:ascii="Arial" w:eastAsia="Times New Roman" w:hAnsi="Arial" w:cs="Arial"/>
+          <w:color w:val="8DD873" w:themeColor="accent6" w:themeTint="99"/>
+          <w:kern w:val="0"/>
+          <w:lang w:eastAsia="en-GB"/>
+          <w14:ligatures w14:val="none"/>
+        </w:rPr>
+        <w:t xml:space="preserve"> mean(doors_time)</w:t>
       </w:r>
     </w:p>
     <w:p>
@@ -655,21 +675,79 @@
         <w:spacing w:after="0" w:line="270" w:lineRule="atLeast"/>
         <w:rPr>
           <w:rFonts w:ascii="Arial" w:eastAsia="Times New Roman" w:hAnsi="Arial" w:cs="Arial"/>
-          <w:color w:val="202020"/>
-          <w:kern w:val="0"/>
-          <w:lang w:eastAsia="en-GB"/>
-          <w14:ligatures w14:val="none"/>
-        </w:rPr>
-      </w:pPr>
-      <w:r>
-        <w:rPr>
-          <w:rFonts w:ascii="Arial" w:eastAsia="Times New Roman" w:hAnsi="Arial" w:cs="Arial"/>
-          <w:color w:val="202020"/>
-          <w:kern w:val="0"/>
-          <w:lang w:eastAsia="en-GB"/>
-          <w14:ligatures w14:val="none"/>
-        </w:rPr>
-        <w:t>Si és per línia pensar alternativa pel funicular</w:t>
+          <w:color w:val="8DD873" w:themeColor="accent6" w:themeTint="99"/>
+          <w:kern w:val="0"/>
+          <w:lang w:eastAsia="en-GB"/>
+          <w14:ligatures w14:val="none"/>
+        </w:rPr>
+      </w:pPr>
+      <w:r>
+        <w:rPr>
+          <w:rFonts w:ascii="Arial" w:eastAsia="Times New Roman" w:hAnsi="Arial" w:cs="Arial"/>
+          <w:color w:val="8DD873" w:themeColor="accent6" w:themeTint="99"/>
+          <w:kern w:val="0"/>
+          <w:lang w:eastAsia="en-GB"/>
+          <w14:ligatures w14:val="none"/>
+        </w:rPr>
+        <w:t xml:space="preserve">Canonical terminals </w:t>
+      </w:r>
+      <w:r>
+        <w:rPr>
+          <w:rFonts w:ascii="Arial" w:eastAsia="Times New Roman" w:hAnsi="Arial" w:cs="Arial"/>
+          <w:color w:val="8DD873" w:themeColor="accent6" w:themeTint="99"/>
+          <w:kern w:val="0"/>
+          <w:lang w:eastAsia="en-GB"/>
+          <w14:ligatures w14:val="none"/>
+        </w:rPr>
+        <w:sym w:font="Wingdings" w:char="F0E0"/>
+      </w:r>
+      <w:r>
+        <w:rPr>
+          <w:rFonts w:ascii="Arial" w:eastAsia="Times New Roman" w:hAnsi="Arial" w:cs="Arial"/>
+          <w:color w:val="8DD873" w:themeColor="accent6" w:themeTint="99"/>
+          <w:kern w:val="0"/>
+          <w:lang w:eastAsia="en-GB"/>
+          <w14:ligatures w14:val="none"/>
+        </w:rPr>
+        <w:t xml:space="preserve"> mean per line</w:t>
+      </w:r>
+    </w:p>
+    <w:p>
+      <w:pPr>
+        <w:pStyle w:val="ListParagraph"/>
+        <w:numPr>
+          <w:ilvl w:val="4"/>
+          <w:numId w:val="1"/>
+        </w:numPr>
+        <w:shd w:val="clear" w:color="auto" w:fill="FFFFFF"/>
+        <w:spacing w:after="0" w:line="270" w:lineRule="atLeast"/>
+        <w:rPr>
+          <w:rFonts w:ascii="Arial" w:eastAsia="Times New Roman" w:hAnsi="Arial" w:cs="Arial"/>
+          <w:color w:val="8DD873" w:themeColor="accent6" w:themeTint="99"/>
+          <w:kern w:val="0"/>
+          <w:lang w:eastAsia="en-GB"/>
+          <w14:ligatures w14:val="none"/>
+        </w:rPr>
+      </w:pPr>
+      <w:r>
+        <w:rPr>
+          <w:rFonts w:ascii="Arial" w:eastAsia="Times New Roman" w:hAnsi="Arial" w:cs="Arial"/>
+          <w:color w:val="8DD873" w:themeColor="accent6" w:themeTint="99"/>
+          <w:kern w:val="0"/>
+          <w:lang w:eastAsia="en-GB"/>
+          <w14:ligatures w14:val="none"/>
+        </w:rPr>
+        <w:t>FM: mean for all lines</w:t>
+      </w:r>
+      <w:r>
+        <w:rPr>
+          <w:rFonts w:ascii="Arial" w:eastAsia="Times New Roman" w:hAnsi="Arial" w:cs="Arial"/>
+          <w:color w:val="8DD873" w:themeColor="accent6" w:themeTint="99"/>
+          <w:kern w:val="0"/>
+          <w:lang w:eastAsia="en-GB"/>
+          <w14:ligatures w14:val="none"/>
+        </w:rPr>
+        <w:tab/>
       </w:r>
     </w:p>
     <w:p>
@@ -683,31 +761,49 @@
         <w:spacing w:after="0" w:line="270" w:lineRule="atLeast"/>
         <w:rPr>
           <w:rFonts w:ascii="Arial" w:eastAsia="Times New Roman" w:hAnsi="Arial" w:cs="Arial"/>
-          <w:color w:val="202020"/>
-          <w:kern w:val="0"/>
-          <w:lang w:eastAsia="en-GB"/>
-          <w14:ligatures w14:val="none"/>
-        </w:rPr>
-      </w:pPr>
-      <w:r>
-        <w:rPr>
-          <w:rFonts w:ascii="Arial" w:eastAsia="Times New Roman" w:hAnsi="Arial" w:cs="Arial"/>
-          <w:color w:val="202020"/>
-          <w:kern w:val="0"/>
-          <w:lang w:eastAsia="en-GB"/>
-          <w14:ligatures w14:val="none"/>
-        </w:rPr>
-        <w:t xml:space="preserve">Desenvolupar </w:t>
-      </w:r>
-      <w:r>
-        <w:rPr>
-          <w:rFonts w:ascii="Arial" w:eastAsia="Times New Roman" w:hAnsi="Arial" w:cs="Arial"/>
-          <w:color w:val="202020"/>
-          <w:kern w:val="0"/>
-          <w:lang w:eastAsia="en-GB"/>
-          <w14:ligatures w14:val="none"/>
-        </w:rPr>
-        <w:t>data_validation/cleaning/4_terminal_stops.py</w:t>
+          <w:color w:val="8DD873" w:themeColor="accent6" w:themeTint="99"/>
+          <w:kern w:val="0"/>
+          <w:lang w:eastAsia="en-GB"/>
+          <w14:ligatures w14:val="none"/>
+        </w:rPr>
+      </w:pPr>
+      <w:r>
+        <w:rPr>
+          <w:rFonts w:ascii="Arial" w:eastAsia="Times New Roman" w:hAnsi="Arial" w:cs="Arial"/>
+          <w:color w:val="8DD873" w:themeColor="accent6" w:themeTint="99"/>
+          <w:kern w:val="0"/>
+          <w:lang w:eastAsia="en-GB"/>
+          <w14:ligatures w14:val="none"/>
+        </w:rPr>
+        <w:t>Desenvolupar data_validation/cleaning/4_terminal_stops.py</w:t>
+      </w:r>
+    </w:p>
+    <w:p>
+      <w:pPr>
+        <w:pStyle w:val="ListParagraph"/>
+        <w:numPr>
+          <w:ilvl w:val="2"/>
+          <w:numId w:val="1"/>
+        </w:numPr>
+        <w:shd w:val="clear" w:color="auto" w:fill="FFFFFF"/>
+        <w:spacing w:after="0" w:line="270" w:lineRule="atLeast"/>
+        <w:rPr>
+          <w:rFonts w:ascii="Arial" w:eastAsia="Times New Roman" w:hAnsi="Arial" w:cs="Arial"/>
+          <w:color w:val="202020"/>
+          <w:kern w:val="0"/>
+          <w:lang w:eastAsia="en-GB"/>
+          <w14:ligatures w14:val="none"/>
+        </w:rPr>
+      </w:pPr>
+      <w:r>
+        <w:rPr>
+          <w:rFonts w:ascii="Arial" w:eastAsia="Times New Roman" w:hAnsi="Arial" w:cs="Arial"/>
+          <w:color w:val="202020"/>
+          <w:kern w:val="0"/>
+          <w:lang w:eastAsia="en-GB"/>
+          <w14:ligatures w14:val="none"/>
+        </w:rPr>
+        <w:t xml:space="preserve">Update referencies </w:t>
       </w:r>
     </w:p>
     <w:p>
@@ -1105,6 +1201,7 @@
           <w:lang w:eastAsia="en-GB"/>
           <w14:ligatures w14:val="none"/>
         </w:rPr>
+        <w:lastRenderedPageBreak/>
         <w:t>El núm total d’arestes és el que toca?</w:t>
       </w:r>
     </w:p>
@@ -1133,7 +1230,6 @@
           <w:lang w:eastAsia="en-GB"/>
           <w14:ligatures w14:val="none"/>
         </w:rPr>
-        <w:lastRenderedPageBreak/>
         <w:t>Segueixen havent arestes inventades o falten d’altres?</w:t>
       </w:r>
     </w:p>
@@ -1182,27 +1278,7 @@
           <w:lang w:eastAsia="en-GB"/>
           <w14:ligatures w14:val="none"/>
         </w:rPr>
-        <w:t xml:space="preserve"> + arguments a la llibreta</w:t>
-      </w:r>
-      <w:r>
-        <w:rPr>
-          <w:rFonts w:ascii="Arial" w:eastAsia="Times New Roman" w:hAnsi="Arial" w:cs="Arial"/>
-          <w:color w:val="202020"/>
-          <w:kern w:val="0"/>
-          <w:lang w:eastAsia="en-GB"/>
-          <w14:ligatures w14:val="none"/>
-        </w:rPr>
-        <w:t xml:space="preserve"> </w:t>
-      </w:r>
-      <w:r>
-        <w:rPr>
-          <w:rFonts w:ascii="Arial" w:eastAsia="Times New Roman" w:hAnsi="Arial" w:cs="Arial"/>
-          <w:color w:val="202020"/>
-          <w:kern w:val="0"/>
-          <w:lang w:eastAsia="en-GB"/>
-          <w14:ligatures w14:val="none"/>
-        </w:rPr>
-        <w:t>reunió 05.27)</w:t>
+        <w:t xml:space="preserve"> + arguments a la llibreta reunió 05.27)</w:t>
       </w:r>
     </w:p>
     <w:p>

--- a/.work/06.02.docx
+++ b/.work/06.02.docx
@@ -515,16 +515,16 @@
         <w:spacing w:after="0" w:line="270" w:lineRule="atLeast"/>
         <w:rPr>
           <w:rFonts w:ascii="Arial" w:eastAsia="Times New Roman" w:hAnsi="Arial" w:cs="Arial"/>
-          <w:color w:val="202020"/>
-          <w:kern w:val="0"/>
-          <w:lang w:eastAsia="en-GB"/>
-          <w14:ligatures w14:val="none"/>
-        </w:rPr>
-      </w:pPr>
-      <w:r>
-        <w:rPr>
-          <w:rFonts w:ascii="Arial" w:eastAsia="Times New Roman" w:hAnsi="Arial" w:cs="Arial"/>
-          <w:color w:val="202020"/>
+          <w:color w:val="8DD873" w:themeColor="accent6" w:themeTint="99"/>
+          <w:kern w:val="0"/>
+          <w:lang w:eastAsia="en-GB"/>
+          <w14:ligatures w14:val="none"/>
+        </w:rPr>
+      </w:pPr>
+      <w:r>
+        <w:rPr>
+          <w:rFonts w:ascii="Arial" w:eastAsia="Times New Roman" w:hAnsi="Arial" w:cs="Arial"/>
+          <w:color w:val="8DD873" w:themeColor="accent6" w:themeTint="99"/>
           <w:kern w:val="0"/>
           <w:lang w:eastAsia="en-GB"/>
           <w14:ligatures w14:val="none"/>
@@ -789,16 +789,16 @@
         <w:spacing w:after="0" w:line="270" w:lineRule="atLeast"/>
         <w:rPr>
           <w:rFonts w:ascii="Arial" w:eastAsia="Times New Roman" w:hAnsi="Arial" w:cs="Arial"/>
-          <w:color w:val="202020"/>
-          <w:kern w:val="0"/>
-          <w:lang w:eastAsia="en-GB"/>
-          <w14:ligatures w14:val="none"/>
-        </w:rPr>
-      </w:pPr>
-      <w:r>
-        <w:rPr>
-          <w:rFonts w:ascii="Arial" w:eastAsia="Times New Roman" w:hAnsi="Arial" w:cs="Arial"/>
-          <w:color w:val="202020"/>
+          <w:color w:val="8DD873" w:themeColor="accent6" w:themeTint="99"/>
+          <w:kern w:val="0"/>
+          <w:lang w:eastAsia="en-GB"/>
+          <w14:ligatures w14:val="none"/>
+        </w:rPr>
+      </w:pPr>
+      <w:r>
+        <w:rPr>
+          <w:rFonts w:ascii="Arial" w:eastAsia="Times New Roman" w:hAnsi="Arial" w:cs="Arial"/>
+          <w:color w:val="8DD873" w:themeColor="accent6" w:themeTint="99"/>
           <w:kern w:val="0"/>
           <w:lang w:eastAsia="en-GB"/>
           <w14:ligatures w14:val="none"/>

--- a/.work/06.02.docx
+++ b/.work/06.02.docx
@@ -1,6 +1,6 @@
 
 <file path=word/document.xml><?xml version="1.0" encoding="utf-8"?>
-<w:document xmlns:wpc="http://schemas.microsoft.com/office/word/2010/wordprocessingCanvas" xmlns:cx="http://schemas.microsoft.com/office/drawing/2014/chartex" xmlns:cx1="http://schemas.microsoft.com/office/drawing/2015/9/8/chartex" xmlns:cx2="http://schemas.microsoft.com/office/drawing/2015/10/21/chartex" xmlns:cx3="http://schemas.microsoft.com/office/drawing/2016/5/9/chartex" xmlns:cx4="http://schemas.microsoft.com/office/drawing/2016/5/10/chartex" xmlns:cx5="http://schemas.microsoft.com/office/drawing/2016/5/11/chartex" xmlns:cx6="http://schemas.microsoft.com/office/drawing/2016/5/12/chartex" xmlns:cx7="http://schemas.microsoft.com/office/drawing/2016/5/13/chartex" xmlns:cx8="http://schemas.microsoft.com/office/drawing/2016/5/14/chartex" xmlns:mc="http://schemas.openxmlformats.org/markup-compatibility/2006" xmlns:aink="http://schemas.microsoft.com/office/drawing/2016/ink" xmlns:am3d="http://schemas.microsoft.com/office/drawing/2017/model3d" xmlns:o="urn:schemas-microsoft-com:office:office" xmlns:oel="http://schemas.microsoft.com/office/2019/extlst" xmlns:r="http://schemas.openxmlformats.org/officeDocument/2006/relationships" xmlns:m="http://schemas.openxmlformats.org/officeDocument/2006/math" xmlns:v="urn:schemas-microsoft-com:vml" xmlns:wp14="http://schemas.microsoft.com/office/word/2010/wordprocessingDrawing" xmlns:wp="http://schemas.openxmlformats.org/drawingml/2006/wordprocessingDrawing" xmlns:w10="urn:schemas-microsoft-com:office:word" xmlns:w="http://schemas.openxmlformats.org/wordprocessingml/2006/main" xmlns:w14="http://schemas.microsoft.com/office/word/2010/wordml" xmlns:w15="http://schemas.microsoft.com/office/word/2012/wordml" xmlns:w16cex="http://schemas.microsoft.com/office/word/2018/wordml/cex" xmlns:w16cid="http://schemas.microsoft.com/office/word/2016/wordml/cid" xmlns:w16="http://schemas.microsoft.com/office/word/2018/wordml" xmlns:w16du="http://schemas.microsoft.com/office/word/2023/wordml/word16du" xmlns:w16sdtdh="http://schemas.microsoft.com/office/word/2020/wordml/sdtdatahash" xmlns:w16sdtfl="http://schemas.microsoft.com/office/word/2024/wordml/sdtformatlock" xmlns:w16se="http://schemas.microsoft.com/office/word/2015/wordml/symex" xmlns:wpg="http://schemas.microsoft.com/office/word/2010/wordprocessingGroup" xmlns:wpi="http://schemas.microsoft.com/office/word/2010/wordprocessingInk" xmlns:wne="http://schemas.microsoft.com/office/word/2006/wordml" xmlns:wps="http://schemas.microsoft.com/office/word/2010/wordprocessingShape" mc:Ignorable="w14 w15 w16se w16cid w16 w16cex w16sdtdh w16sdtfl w16du wp14">
+<w:document xmlns:wpc="http://schemas.microsoft.com/office/word/2010/wordprocessingCanvas" xmlns:cx="http://schemas.microsoft.com/office/drawing/2014/chartex" xmlns:cx1="http://schemas.microsoft.com/office/drawing/2015/9/8/chartex" xmlns:cx2="http://schemas.microsoft.com/office/drawing/2015/10/21/chartex" xmlns:cx3="http://schemas.microsoft.com/office/drawing/2016/5/9/chartex" xmlns:cx4="http://schemas.microsoft.com/office/drawing/2016/5/10/chartex" xmlns:cx5="http://schemas.microsoft.com/office/drawing/2016/5/11/chartex" xmlns:cx6="http://schemas.microsoft.com/office/drawing/2016/5/12/chartex" xmlns:cx7="http://schemas.microsoft.com/office/drawing/2016/5/13/chartex" xmlns:cx8="http://schemas.microsoft.com/office/drawing/2016/5/14/chartex" xmlns:mc="http://schemas.openxmlformats.org/markup-compatibility/2006" xmlns:m="http://schemas.openxmlformats.org/officeDocument/2006/math" xmlns:aink="http://schemas.microsoft.com/office/drawing/2016/ink" xmlns:am3d="http://schemas.microsoft.com/office/drawing/2017/model3d" xmlns:oel="http://schemas.microsoft.com/office/2019/extlst" xmlns:r="http://schemas.openxmlformats.org/officeDocument/2006/relationships" xmlns:wp14="http://schemas.microsoft.com/office/word/2010/wordprocessingDrawing" xmlns:wp="http://schemas.openxmlformats.org/drawingml/2006/wordprocessingDrawing" xmlns:wpg="http://schemas.microsoft.com/office/word/2010/wordprocessingGroup" xmlns:wpi="http://schemas.microsoft.com/office/word/2010/wordprocessingInk" xmlns:wps="http://schemas.microsoft.com/office/word/2010/wordprocessingShape" xmlns:o="urn:schemas-microsoft-com:office:office" xmlns:v="urn:schemas-microsoft-com:vml" xmlns:w10="urn:schemas-microsoft-com:office:word" xmlns:w="http://schemas.openxmlformats.org/wordprocessingml/2006/main" xmlns:w14="http://schemas.microsoft.com/office/word/2010/wordml" xmlns:w15="http://schemas.microsoft.com/office/word/2012/wordml" xmlns:w16cex="http://schemas.microsoft.com/office/word/2018/wordml/cex" xmlns:w16cid="http://schemas.microsoft.com/office/word/2016/wordml/cid" xmlns:w16="http://schemas.microsoft.com/office/word/2018/wordml" xmlns:w16sdtdh="http://schemas.microsoft.com/office/word/2020/wordml/sdtdatahash" xmlns:w16sdtfl="http://schemas.microsoft.com/office/word/2024/wordml/sdtformatlock" xmlns:w16se="http://schemas.microsoft.com/office/word/2015/wordml/symex" xmlns:w16du="http://schemas.microsoft.com/office/word/2023/wordml/word16du" xmlns:wne="http://schemas.microsoft.com/office/word/2006/wordml" mc:Ignorable="w14 w15 w16se w16cid w16 w16cex w16sdtdh w16sdtfl w16du wp14">
   <w:body>
     <w:p>
       <w:pPr>
@@ -493,6 +493,34 @@
     <w:p>
       <w:pPr>
         <w:pStyle w:val="ListParagraph"/>
+        <w:numPr>
+          <w:ilvl w:val="2"/>
+          <w:numId w:val="1"/>
+        </w:numPr>
+        <w:shd w:val="clear" w:color="auto" w:fill="FFFFFF"/>
+        <w:spacing w:after="0" w:line="270" w:lineRule="atLeast"/>
+        <w:rPr>
+          <w:rFonts w:ascii="Arial" w:eastAsia="Times New Roman" w:hAnsi="Arial" w:cs="Arial"/>
+          <w:color w:val="8DD873" w:themeColor="accent6" w:themeTint="99"/>
+          <w:kern w:val="0"/>
+          <w:lang w:eastAsia="en-GB"/>
+          <w14:ligatures w14:val="none"/>
+        </w:rPr>
+      </w:pPr>
+      <w:r>
+        <w:rPr>
+          <w:rFonts w:ascii="Arial" w:eastAsia="Times New Roman" w:hAnsi="Arial" w:cs="Arial"/>
+          <w:color w:val="8DD873" w:themeColor="accent6" w:themeTint="99"/>
+          <w:kern w:val="0"/>
+          <w:lang w:eastAsia="en-GB"/>
+          <w14:ligatures w14:val="none"/>
+        </w:rPr>
+        <w:t>Posar al readme com es corregeix la seqüència</w:t>
+      </w:r>
+    </w:p>
+    <w:p>
+      <w:pPr>
+        <w:pStyle w:val="ListParagraph"/>
         <w:shd w:val="clear" w:color="auto" w:fill="FFFFFF"/>
         <w:spacing w:after="0" w:line="270" w:lineRule="atLeast"/>
         <w:rPr>
@@ -515,16 +543,14 @@
         <w:spacing w:after="0" w:line="270" w:lineRule="atLeast"/>
         <w:rPr>
           <w:rFonts w:ascii="Arial" w:eastAsia="Times New Roman" w:hAnsi="Arial" w:cs="Arial"/>
-          <w:color w:val="8DD873" w:themeColor="accent6" w:themeTint="99"/>
-          <w:kern w:val="0"/>
-          <w:lang w:eastAsia="en-GB"/>
-          <w14:ligatures w14:val="none"/>
-        </w:rPr>
-      </w:pPr>
-      <w:r>
-        <w:rPr>
-          <w:rFonts w:ascii="Arial" w:eastAsia="Times New Roman" w:hAnsi="Arial" w:cs="Arial"/>
-          <w:color w:val="8DD873" w:themeColor="accent6" w:themeTint="99"/>
+          <w:kern w:val="0"/>
+          <w:lang w:eastAsia="en-GB"/>
+          <w14:ligatures w14:val="none"/>
+        </w:rPr>
+      </w:pPr>
+      <w:r>
+        <w:rPr>
+          <w:rFonts w:ascii="Arial" w:eastAsia="Times New Roman" w:hAnsi="Arial" w:cs="Arial"/>
           <w:kern w:val="0"/>
           <w:lang w:eastAsia="en-GB"/>
           <w14:ligatures w14:val="none"/>
@@ -809,16 +835,55 @@
     <w:p>
       <w:pPr>
         <w:pStyle w:val="ListParagraph"/>
-        <w:shd w:val="clear" w:color="auto" w:fill="FFFFFF"/>
-        <w:spacing w:after="0" w:line="270" w:lineRule="atLeast"/>
-        <w:rPr>
-          <w:rFonts w:ascii="Arial" w:eastAsia="Times New Roman" w:hAnsi="Arial" w:cs="Arial"/>
-          <w:color w:val="202020"/>
-          <w:kern w:val="0"/>
-          <w:lang w:eastAsia="en-GB"/>
-          <w14:ligatures w14:val="none"/>
-        </w:rPr>
-      </w:pPr>
+        <w:numPr>
+          <w:ilvl w:val="2"/>
+          <w:numId w:val="1"/>
+        </w:numPr>
+        <w:shd w:val="clear" w:color="auto" w:fill="FFFFFF"/>
+        <w:spacing w:after="0" w:line="270" w:lineRule="atLeast"/>
+        <w:rPr>
+          <w:rFonts w:ascii="Arial" w:eastAsia="Times New Roman" w:hAnsi="Arial" w:cs="Arial"/>
+          <w:kern w:val="0"/>
+          <w:lang w:eastAsia="en-GB"/>
+          <w14:ligatures w14:val="none"/>
+        </w:rPr>
+      </w:pPr>
+      <w:r>
+        <w:rPr>
+          <w:rFonts w:ascii="Arial" w:eastAsia="Times New Roman" w:hAnsi="Arial" w:cs="Arial"/>
+          <w:kern w:val="0"/>
+          <w:lang w:eastAsia="en-GB"/>
+          <w14:ligatures w14:val="none"/>
+        </w:rPr>
+        <w:t>Docu</w:t>
+      </w:r>
+      <w:r>
+        <w:rPr>
+          <w:rFonts w:ascii="Arial" w:eastAsia="Times New Roman" w:hAnsi="Arial" w:cs="Arial"/>
+          <w:kern w:val="0"/>
+          <w:lang w:eastAsia="en-GB"/>
+          <w14:ligatures w14:val="none"/>
+        </w:rPr>
+        <w:t xml:space="preserve"> </w:t>
+      </w:r>
+      <w:r>
+        <w:rPr>
+          <w:rFonts w:ascii="Arial" w:eastAsia="Times New Roman" w:hAnsi="Arial" w:cs="Arial"/>
+          <w:kern w:val="0"/>
+          <w:lang w:eastAsia="en-GB"/>
+          <w14:ligatures w14:val="none"/>
+        </w:rPr>
+        <w:sym w:font="Wingdings" w:char="F0DF"/>
+      </w:r>
+      <w:r>
+        <w:rPr>
+          <w:rFonts w:ascii="Arial" w:eastAsia="Times New Roman" w:hAnsi="Arial" w:cs="Arial"/>
+          <w:kern w:val="0"/>
+          <w:lang w:eastAsia="en-GB"/>
+          <w14:ligatures w14:val="none"/>
+        </w:rPr>
+        <w:t xml:space="preserve"> revisar pero ja està fet</w:t>
+      </w:r>
     </w:p>
     <w:p>
       <w:pPr>
@@ -831,6 +896,46 @@
         <w:spacing w:after="0" w:line="270" w:lineRule="atLeast"/>
         <w:rPr>
           <w:rFonts w:ascii="Arial" w:eastAsia="Times New Roman" w:hAnsi="Arial" w:cs="Arial"/>
+          <w:kern w:val="0"/>
+          <w:lang w:eastAsia="en-GB"/>
+          <w14:ligatures w14:val="none"/>
+        </w:rPr>
+      </w:pPr>
+      <w:r>
+        <w:rPr>
+          <w:rFonts w:ascii="Arial" w:eastAsia="Times New Roman" w:hAnsi="Arial" w:cs="Arial"/>
+          <w:kern w:val="0"/>
+          <w:lang w:eastAsia="en-GB"/>
+          <w14:ligatures w14:val="none"/>
+        </w:rPr>
+        <w:t>Reunió 06.08</w:t>
+      </w:r>
+    </w:p>
+    <w:p>
+      <w:pPr>
+        <w:pStyle w:val="ListParagraph"/>
+        <w:shd w:val="clear" w:color="auto" w:fill="FFFFFF"/>
+        <w:spacing w:after="0" w:line="270" w:lineRule="atLeast"/>
+        <w:rPr>
+          <w:rFonts w:ascii="Arial" w:eastAsia="Times New Roman" w:hAnsi="Arial" w:cs="Arial"/>
+          <w:color w:val="202020"/>
+          <w:kern w:val="0"/>
+          <w:lang w:eastAsia="en-GB"/>
+          <w14:ligatures w14:val="none"/>
+        </w:rPr>
+      </w:pPr>
+    </w:p>
+    <w:p>
+      <w:pPr>
+        <w:pStyle w:val="ListParagraph"/>
+        <w:numPr>
+          <w:ilvl w:val="0"/>
+          <w:numId w:val="1"/>
+        </w:numPr>
+        <w:shd w:val="clear" w:color="auto" w:fill="FFFFFF"/>
+        <w:spacing w:after="0" w:line="270" w:lineRule="atLeast"/>
+        <w:rPr>
+          <w:rFonts w:ascii="Arial" w:eastAsia="Times New Roman" w:hAnsi="Arial" w:cs="Arial"/>
           <w:color w:val="202020"/>
           <w:kern w:val="0"/>
           <w:lang w:eastAsia="en-GB"/>
@@ -947,6 +1052,34 @@
     <w:p>
       <w:pPr>
         <w:pStyle w:val="ListParagraph"/>
+        <w:numPr>
+          <w:ilvl w:val="1"/>
+          <w:numId w:val="1"/>
+        </w:numPr>
+        <w:shd w:val="clear" w:color="auto" w:fill="FFFFFF"/>
+        <w:spacing w:after="0" w:line="270" w:lineRule="atLeast"/>
+        <w:rPr>
+          <w:rFonts w:ascii="Arial" w:eastAsia="Times New Roman" w:hAnsi="Arial" w:cs="Arial"/>
+          <w:color w:val="202020"/>
+          <w:kern w:val="0"/>
+          <w:lang w:eastAsia="en-GB"/>
+          <w14:ligatures w14:val="none"/>
+        </w:rPr>
+      </w:pPr>
+      <w:r>
+        <w:rPr>
+          <w:rFonts w:ascii="Arial" w:eastAsia="Times New Roman" w:hAnsi="Arial" w:cs="Arial"/>
+          <w:color w:val="202020"/>
+          <w:kern w:val="0"/>
+          <w:lang w:eastAsia="en-GB"/>
+          <w14:ligatures w14:val="none"/>
+        </w:rPr>
+        <w:t>Rename to shared_platforms?</w:t>
+      </w:r>
+    </w:p>
+    <w:p>
+      <w:pPr>
+        <w:pStyle w:val="ListParagraph"/>
         <w:shd w:val="clear" w:color="auto" w:fill="FFFFFF"/>
         <w:spacing w:after="0" w:line="270" w:lineRule="atLeast"/>
         <w:rPr>
@@ -997,16 +1130,16 @@
         <w:spacing w:after="0" w:line="270" w:lineRule="atLeast"/>
         <w:rPr>
           <w:rFonts w:ascii="Arial" w:eastAsia="Times New Roman" w:hAnsi="Arial" w:cs="Arial"/>
-          <w:color w:val="202020"/>
-          <w:kern w:val="0"/>
-          <w:lang w:eastAsia="en-GB"/>
-          <w14:ligatures w14:val="none"/>
-        </w:rPr>
-      </w:pPr>
-      <w:r>
-        <w:rPr>
-          <w:rFonts w:ascii="Arial" w:eastAsia="Times New Roman" w:hAnsi="Arial" w:cs="Arial"/>
-          <w:color w:val="202020"/>
+          <w:color w:val="8DD873" w:themeColor="accent6" w:themeTint="99"/>
+          <w:kern w:val="0"/>
+          <w:lang w:eastAsia="en-GB"/>
+          <w14:ligatures w14:val="none"/>
+        </w:rPr>
+      </w:pPr>
+      <w:r>
+        <w:rPr>
+          <w:rFonts w:ascii="Arial" w:eastAsia="Times New Roman" w:hAnsi="Arial" w:cs="Arial"/>
+          <w:color w:val="8DD873" w:themeColor="accent6" w:themeTint="99"/>
           <w:kern w:val="0"/>
           <w:lang w:eastAsia="en-GB"/>
           <w14:ligatures w14:val="none"/>
@@ -1025,16 +1158,16 @@
         <w:spacing w:after="0" w:line="270" w:lineRule="atLeast"/>
         <w:rPr>
           <w:rFonts w:ascii="Arial" w:eastAsia="Times New Roman" w:hAnsi="Arial" w:cs="Arial"/>
-          <w:color w:val="202020"/>
-          <w:kern w:val="0"/>
-          <w:lang w:eastAsia="en-GB"/>
-          <w14:ligatures w14:val="none"/>
-        </w:rPr>
-      </w:pPr>
-      <w:r>
-        <w:rPr>
-          <w:rFonts w:ascii="Arial" w:eastAsia="Times New Roman" w:hAnsi="Arial" w:cs="Arial"/>
-          <w:color w:val="202020"/>
+          <w:color w:val="8DD873" w:themeColor="accent6" w:themeTint="99"/>
+          <w:kern w:val="0"/>
+          <w:lang w:eastAsia="en-GB"/>
+          <w14:ligatures w14:val="none"/>
+        </w:rPr>
+      </w:pPr>
+      <w:r>
+        <w:rPr>
+          <w:rFonts w:ascii="Arial" w:eastAsia="Times New Roman" w:hAnsi="Arial" w:cs="Arial"/>
+          <w:color w:val="8DD873" w:themeColor="accent6" w:themeTint="99"/>
           <w:kern w:val="0"/>
           <w:lang w:eastAsia="en-GB"/>
           <w14:ligatures w14:val="none"/>
@@ -1095,6 +1228,7 @@
           <w:lang w:eastAsia="en-GB"/>
           <w14:ligatures w14:val="none"/>
         </w:rPr>
+        <w:lastRenderedPageBreak/>
         <w:t xml:space="preserve">Utilitzar la mateixa estructura que a </w:t>
       </w:r>
       <w:r>
@@ -1201,7 +1335,6 @@
           <w:lang w:eastAsia="en-GB"/>
           <w14:ligatures w14:val="none"/>
         </w:rPr>
-        <w:lastRenderedPageBreak/>
         <w:t>El núm total d’arestes és el que toca?</w:t>
       </w:r>
     </w:p>
@@ -1403,7 +1536,7 @@
 </file>
 
 <file path=word/numbering.xml><?xml version="1.0" encoding="utf-8"?>
-<w:numbering xmlns:wpc="http://schemas.microsoft.com/office/word/2010/wordprocessingCanvas" xmlns:cx="http://schemas.microsoft.com/office/drawing/2014/chartex" xmlns:cx1="http://schemas.microsoft.com/office/drawing/2015/9/8/chartex" xmlns:cx2="http://schemas.microsoft.com/office/drawing/2015/10/21/chartex" xmlns:cx3="http://schemas.microsoft.com/office/drawing/2016/5/9/chartex" xmlns:cx4="http://schemas.microsoft.com/office/drawing/2016/5/10/chartex" xmlns:cx5="http://schemas.microsoft.com/office/drawing/2016/5/11/chartex" xmlns:cx6="http://schemas.microsoft.com/office/drawing/2016/5/12/chartex" xmlns:cx7="http://schemas.microsoft.com/office/drawing/2016/5/13/chartex" xmlns:cx8="http://schemas.microsoft.com/office/drawing/2016/5/14/chartex" xmlns:mc="http://schemas.openxmlformats.org/markup-compatibility/2006" xmlns:aink="http://schemas.microsoft.com/office/drawing/2016/ink" xmlns:am3d="http://schemas.microsoft.com/office/drawing/2017/model3d" xmlns:o="urn:schemas-microsoft-com:office:office" xmlns:oel="http://schemas.microsoft.com/office/2019/extlst" xmlns:r="http://schemas.openxmlformats.org/officeDocument/2006/relationships" xmlns:m="http://schemas.openxmlformats.org/officeDocument/2006/math" xmlns:v="urn:schemas-microsoft-com:vml" xmlns:wp14="http://schemas.microsoft.com/office/word/2010/wordprocessingDrawing" xmlns:wp="http://schemas.openxmlformats.org/drawingml/2006/wordprocessingDrawing" xmlns:w10="urn:schemas-microsoft-com:office:word" xmlns:w="http://schemas.openxmlformats.org/wordprocessingml/2006/main" xmlns:w14="http://schemas.microsoft.com/office/word/2010/wordml" xmlns:w15="http://schemas.microsoft.com/office/word/2012/wordml" xmlns:w16cex="http://schemas.microsoft.com/office/word/2018/wordml/cex" xmlns:w16cid="http://schemas.microsoft.com/office/word/2016/wordml/cid" xmlns:w16="http://schemas.microsoft.com/office/word/2018/wordml" xmlns:w16du="http://schemas.microsoft.com/office/word/2023/wordml/word16du" xmlns:w16sdtdh="http://schemas.microsoft.com/office/word/2020/wordml/sdtdatahash" xmlns:w16sdtfl="http://schemas.microsoft.com/office/word/2024/wordml/sdtformatlock" xmlns:w16se="http://schemas.microsoft.com/office/word/2015/wordml/symex" xmlns:wpg="http://schemas.microsoft.com/office/word/2010/wordprocessingGroup" xmlns:wpi="http://schemas.microsoft.com/office/word/2010/wordprocessingInk" xmlns:wne="http://schemas.microsoft.com/office/word/2006/wordml" xmlns:wps="http://schemas.microsoft.com/office/word/2010/wordprocessingShape" mc:Ignorable="w14 w15 w16se w16cid w16 w16cex w16sdtdh w16sdtfl w16du wp14">
+<w:numbering xmlns:wpc="http://schemas.microsoft.com/office/word/2010/wordprocessingCanvas" xmlns:cx="http://schemas.microsoft.com/office/drawing/2014/chartex" xmlns:cx1="http://schemas.microsoft.com/office/drawing/2015/9/8/chartex" xmlns:cx2="http://schemas.microsoft.com/office/drawing/2015/10/21/chartex" xmlns:cx3="http://schemas.microsoft.com/office/drawing/2016/5/9/chartex" xmlns:cx4="http://schemas.microsoft.com/office/drawing/2016/5/10/chartex" xmlns:cx5="http://schemas.microsoft.com/office/drawing/2016/5/11/chartex" xmlns:cx6="http://schemas.microsoft.com/office/drawing/2016/5/12/chartex" xmlns:cx7="http://schemas.microsoft.com/office/drawing/2016/5/13/chartex" xmlns:cx8="http://schemas.microsoft.com/office/drawing/2016/5/14/chartex" xmlns:mc="http://schemas.openxmlformats.org/markup-compatibility/2006" xmlns:m="http://schemas.openxmlformats.org/officeDocument/2006/math" xmlns:aink="http://schemas.microsoft.com/office/drawing/2016/ink" xmlns:am3d="http://schemas.microsoft.com/office/drawing/2017/model3d" xmlns:oel="http://schemas.microsoft.com/office/2019/extlst" xmlns:r="http://schemas.openxmlformats.org/officeDocument/2006/relationships" xmlns:wp14="http://schemas.microsoft.com/office/word/2010/wordprocessingDrawing" xmlns:wp="http://schemas.openxmlformats.org/drawingml/2006/wordprocessingDrawing" xmlns:wpg="http://schemas.microsoft.com/office/word/2010/wordprocessingGroup" xmlns:wpi="http://schemas.microsoft.com/office/word/2010/wordprocessingInk" xmlns:wps="http://schemas.microsoft.com/office/word/2010/wordprocessingShape" xmlns:o="urn:schemas-microsoft-com:office:office" xmlns:v="urn:schemas-microsoft-com:vml" xmlns:w10="urn:schemas-microsoft-com:office:word" xmlns:w="http://schemas.openxmlformats.org/wordprocessingml/2006/main" xmlns:w14="http://schemas.microsoft.com/office/word/2010/wordml" xmlns:w15="http://schemas.microsoft.com/office/word/2012/wordml" xmlns:w16cex="http://schemas.microsoft.com/office/word/2018/wordml/cex" xmlns:w16cid="http://schemas.microsoft.com/office/word/2016/wordml/cid" xmlns:w16="http://schemas.microsoft.com/office/word/2018/wordml" xmlns:w16sdtdh="http://schemas.microsoft.com/office/word/2020/wordml/sdtdatahash" xmlns:w16sdtfl="http://schemas.microsoft.com/office/word/2024/wordml/sdtformatlock" xmlns:w16se="http://schemas.microsoft.com/office/word/2015/wordml/symex" xmlns:w16du="http://schemas.microsoft.com/office/word/2023/wordml/word16du" xmlns:wne="http://schemas.microsoft.com/office/word/2006/wordml" mc:Ignorable="w14 w15 w16se w16cid w16 w16cex w16sdtdh w16sdtfl w16du wp14">
   <w:abstractNum w:abstractNumId="0" w15:restartNumberingAfterBreak="0">
     <w:nsid w:val="6D1B6A08"/>
     <w:multiLevelType w:val="hybridMultilevel"/>
@@ -1523,7 +1656,7 @@
 </file>
 
 <file path=word/styles.xml><?xml version="1.0" encoding="utf-8"?>
-<w:styles xmlns:mc="http://schemas.openxmlformats.org/markup-compatibility/2006" xmlns:r="http://schemas.openxmlformats.org/officeDocument/2006/relationships" xmlns:w="http://schemas.openxmlformats.org/wordprocessingml/2006/main" xmlns:w14="http://schemas.microsoft.com/office/word/2010/wordml" xmlns:w15="http://schemas.microsoft.com/office/word/2012/wordml" xmlns:w16cex="http://schemas.microsoft.com/office/word/2018/wordml/cex" xmlns:w16cid="http://schemas.microsoft.com/office/word/2016/wordml/cid" xmlns:w16="http://schemas.microsoft.com/office/word/2018/wordml" xmlns:w16du="http://schemas.microsoft.com/office/word/2023/wordml/word16du" xmlns:w16sdtdh="http://schemas.microsoft.com/office/word/2020/wordml/sdtdatahash" xmlns:w16sdtfl="http://schemas.microsoft.com/office/word/2024/wordml/sdtformatlock" xmlns:w16se="http://schemas.microsoft.com/office/word/2015/wordml/symex" mc:Ignorable="w14 w15 w16se w16cid w16 w16cex w16sdtdh w16sdtfl w16du">
+<w:styles xmlns:mc="http://schemas.openxmlformats.org/markup-compatibility/2006" xmlns:r="http://schemas.openxmlformats.org/officeDocument/2006/relationships" xmlns:w="http://schemas.openxmlformats.org/wordprocessingml/2006/main" xmlns:w14="http://schemas.microsoft.com/office/word/2010/wordml" xmlns:w15="http://schemas.microsoft.com/office/word/2012/wordml" xmlns:w16cex="http://schemas.microsoft.com/office/word/2018/wordml/cex" xmlns:w16cid="http://schemas.microsoft.com/office/word/2016/wordml/cid" xmlns:w16="http://schemas.microsoft.com/office/word/2018/wordml" xmlns:w16sdtdh="http://schemas.microsoft.com/office/word/2020/wordml/sdtdatahash" xmlns:w16sdtfl="http://schemas.microsoft.com/office/word/2024/wordml/sdtformatlock" xmlns:w16se="http://schemas.microsoft.com/office/word/2015/wordml/symex" xmlns:w16du="http://schemas.microsoft.com/office/word/2023/wordml/word16du" mc:Ignorable="w14 w15 w16se w16cid w16 w16cex w16sdtdh w16sdtfl w16du">
   <w:docDefaults>
     <w:rPrDefault>
       <w:rPr>

--- a/.work/06.02.docx
+++ b/.work/06.02.docx
@@ -543,14 +543,16 @@
         <w:spacing w:after="0" w:line="270" w:lineRule="atLeast"/>
         <w:rPr>
           <w:rFonts w:ascii="Arial" w:eastAsia="Times New Roman" w:hAnsi="Arial" w:cs="Arial"/>
-          <w:kern w:val="0"/>
-          <w:lang w:eastAsia="en-GB"/>
-          <w14:ligatures w14:val="none"/>
-        </w:rPr>
-      </w:pPr>
-      <w:r>
-        <w:rPr>
-          <w:rFonts w:ascii="Arial" w:eastAsia="Times New Roman" w:hAnsi="Arial" w:cs="Arial"/>
+          <w:color w:val="8DD873" w:themeColor="accent6" w:themeTint="99"/>
+          <w:kern w:val="0"/>
+          <w:lang w:eastAsia="en-GB"/>
+          <w14:ligatures w14:val="none"/>
+        </w:rPr>
+      </w:pPr>
+      <w:r>
+        <w:rPr>
+          <w:rFonts w:ascii="Arial" w:eastAsia="Times New Roman" w:hAnsi="Arial" w:cs="Arial"/>
+          <w:color w:val="8DD873" w:themeColor="accent6" w:themeTint="99"/>
           <w:kern w:val="0"/>
           <w:lang w:eastAsia="en-GB"/>
           <w14:ligatures w14:val="none"/>
@@ -843,14 +845,16 @@
         <w:spacing w:after="0" w:line="270" w:lineRule="atLeast"/>
         <w:rPr>
           <w:rFonts w:ascii="Arial" w:eastAsia="Times New Roman" w:hAnsi="Arial" w:cs="Arial"/>
-          <w:kern w:val="0"/>
-          <w:lang w:eastAsia="en-GB"/>
-          <w14:ligatures w14:val="none"/>
-        </w:rPr>
-      </w:pPr>
-      <w:r>
-        <w:rPr>
-          <w:rFonts w:ascii="Arial" w:eastAsia="Times New Roman" w:hAnsi="Arial" w:cs="Arial"/>
+          <w:color w:val="8DD873" w:themeColor="accent6" w:themeTint="99"/>
+          <w:kern w:val="0"/>
+          <w:lang w:eastAsia="en-GB"/>
+          <w14:ligatures w14:val="none"/>
+        </w:rPr>
+      </w:pPr>
+      <w:r>
+        <w:rPr>
+          <w:rFonts w:ascii="Arial" w:eastAsia="Times New Roman" w:hAnsi="Arial" w:cs="Arial"/>
+          <w:color w:val="8DD873" w:themeColor="accent6" w:themeTint="99"/>
           <w:kern w:val="0"/>
           <w:lang w:eastAsia="en-GB"/>
           <w14:ligatures w14:val="none"/>
@@ -860,6 +864,7 @@
       <w:r>
         <w:rPr>
           <w:rFonts w:ascii="Arial" w:eastAsia="Times New Roman" w:hAnsi="Arial" w:cs="Arial"/>
+          <w:color w:val="8DD873" w:themeColor="accent6" w:themeTint="99"/>
           <w:kern w:val="0"/>
           <w:lang w:eastAsia="en-GB"/>
           <w14:ligatures w14:val="none"/>
@@ -869,6 +874,7 @@
       <w:r>
         <w:rPr>
           <w:rFonts w:ascii="Arial" w:eastAsia="Times New Roman" w:hAnsi="Arial" w:cs="Arial"/>
+          <w:color w:val="8DD873" w:themeColor="accent6" w:themeTint="99"/>
           <w:kern w:val="0"/>
           <w:lang w:eastAsia="en-GB"/>
           <w14:ligatures w14:val="none"/>
@@ -878,6 +884,7 @@
       <w:r>
         <w:rPr>
           <w:rFonts w:ascii="Arial" w:eastAsia="Times New Roman" w:hAnsi="Arial" w:cs="Arial"/>
+          <w:color w:val="8DD873" w:themeColor="accent6" w:themeTint="99"/>
           <w:kern w:val="0"/>
           <w:lang w:eastAsia="en-GB"/>
           <w14:ligatures w14:val="none"/>
@@ -896,14 +903,16 @@
         <w:spacing w:after="0" w:line="270" w:lineRule="atLeast"/>
         <w:rPr>
           <w:rFonts w:ascii="Arial" w:eastAsia="Times New Roman" w:hAnsi="Arial" w:cs="Arial"/>
-          <w:kern w:val="0"/>
-          <w:lang w:eastAsia="en-GB"/>
-          <w14:ligatures w14:val="none"/>
-        </w:rPr>
-      </w:pPr>
-      <w:r>
-        <w:rPr>
-          <w:rFonts w:ascii="Arial" w:eastAsia="Times New Roman" w:hAnsi="Arial" w:cs="Arial"/>
+          <w:color w:val="8DD873" w:themeColor="accent6" w:themeTint="99"/>
+          <w:kern w:val="0"/>
+          <w:lang w:eastAsia="en-GB"/>
+          <w14:ligatures w14:val="none"/>
+        </w:rPr>
+      </w:pPr>
+      <w:r>
+        <w:rPr>
+          <w:rFonts w:ascii="Arial" w:eastAsia="Times New Roman" w:hAnsi="Arial" w:cs="Arial"/>
+          <w:color w:val="8DD873" w:themeColor="accent6" w:themeTint="99"/>
           <w:kern w:val="0"/>
           <w:lang w:eastAsia="en-GB"/>
           <w14:ligatures w14:val="none"/>
@@ -914,20 +923,6 @@
     <w:p>
       <w:pPr>
         <w:pStyle w:val="ListParagraph"/>
-        <w:shd w:val="clear" w:color="auto" w:fill="FFFFFF"/>
-        <w:spacing w:after="0" w:line="270" w:lineRule="atLeast"/>
-        <w:rPr>
-          <w:rFonts w:ascii="Arial" w:eastAsia="Times New Roman" w:hAnsi="Arial" w:cs="Arial"/>
-          <w:color w:val="202020"/>
-          <w:kern w:val="0"/>
-          <w:lang w:eastAsia="en-GB"/>
-          <w14:ligatures w14:val="none"/>
-        </w:rPr>
-      </w:pPr>
-    </w:p>
-    <w:p>
-      <w:pPr>
-        <w:pStyle w:val="ListParagraph"/>
         <w:numPr>
           <w:ilvl w:val="0"/>
           <w:numId w:val="1"/>
@@ -936,6 +931,104 @@
         <w:spacing w:after="0" w:line="270" w:lineRule="atLeast"/>
         <w:rPr>
           <w:rFonts w:ascii="Arial" w:eastAsia="Times New Roman" w:hAnsi="Arial" w:cs="Arial"/>
+          <w:color w:val="8DD873" w:themeColor="accent6" w:themeTint="99"/>
+          <w:kern w:val="0"/>
+          <w:lang w:eastAsia="en-GB"/>
+          <w14:ligatures w14:val="none"/>
+        </w:rPr>
+      </w:pPr>
+      <w:r>
+        <w:rPr>
+          <w:rFonts w:ascii="Arial" w:eastAsia="Times New Roman" w:hAnsi="Arial" w:cs="Arial"/>
+          <w:color w:val="8DD873" w:themeColor="accent6" w:themeTint="99"/>
+          <w:kern w:val="0"/>
+          <w:lang w:eastAsia="en-GB"/>
+          <w14:ligatures w14:val="none"/>
+        </w:rPr>
+        <w:t>Què passa amb l’arrodoniment del python i del notebook?</w:t>
+      </w:r>
+    </w:p>
+    <w:p>
+      <w:pPr>
+        <w:pStyle w:val="ListParagraph"/>
+        <w:numPr>
+          <w:ilvl w:val="1"/>
+          <w:numId w:val="1"/>
+        </w:numPr>
+        <w:shd w:val="clear" w:color="auto" w:fill="FFFFFF"/>
+        <w:spacing w:after="0" w:line="270" w:lineRule="atLeast"/>
+        <w:rPr>
+          <w:rFonts w:ascii="Arial" w:eastAsia="Times New Roman" w:hAnsi="Arial" w:cs="Arial"/>
+          <w:color w:val="8DD873" w:themeColor="accent6" w:themeTint="99"/>
+          <w:kern w:val="0"/>
+          <w:lang w:eastAsia="en-GB"/>
+          <w14:ligatures w14:val="none"/>
+        </w:rPr>
+      </w:pPr>
+      <w:r>
+        <w:rPr>
+          <w:rFonts w:ascii="Arial" w:eastAsia="Times New Roman" w:hAnsi="Arial" w:cs="Arial"/>
+          <w:color w:val="8DD873" w:themeColor="accent6" w:themeTint="99"/>
+          <w:kern w:val="0"/>
+          <w:lang w:eastAsia="en-GB"/>
+          <w14:ligatures w14:val="none"/>
+        </w:rPr>
+        <w:t>Posar funció al mòdul comú</w:t>
+      </w:r>
+    </w:p>
+    <w:p>
+      <w:pPr>
+        <w:pStyle w:val="ListParagraph"/>
+        <w:numPr>
+          <w:ilvl w:val="1"/>
+          <w:numId w:val="1"/>
+        </w:numPr>
+        <w:shd w:val="clear" w:color="auto" w:fill="FFFFFF"/>
+        <w:spacing w:after="0" w:line="270" w:lineRule="atLeast"/>
+        <w:rPr>
+          <w:rFonts w:ascii="Arial" w:eastAsia="Times New Roman" w:hAnsi="Arial" w:cs="Arial"/>
+          <w:color w:val="8DD873" w:themeColor="accent6" w:themeTint="99"/>
+          <w:kern w:val="0"/>
+          <w:lang w:eastAsia="en-GB"/>
+          <w14:ligatures w14:val="none"/>
+        </w:rPr>
+      </w:pPr>
+      <w:r>
+        <w:rPr>
+          <w:rFonts w:ascii="Arial" w:eastAsia="Times New Roman" w:hAnsi="Arial" w:cs="Arial"/>
+          <w:color w:val="8DD873" w:themeColor="accent6" w:themeTint="99"/>
+          <w:kern w:val="0"/>
+          <w:lang w:eastAsia="en-GB"/>
+          <w14:ligatures w14:val="none"/>
+        </w:rPr>
+        <w:t>Fer docu de per què fem allò</w:t>
+      </w:r>
+    </w:p>
+    <w:p>
+      <w:pPr>
+        <w:pStyle w:val="ListParagraph"/>
+        <w:shd w:val="clear" w:color="auto" w:fill="FFFFFF"/>
+        <w:spacing w:after="0" w:line="270" w:lineRule="atLeast"/>
+        <w:rPr>
+          <w:rFonts w:ascii="Arial" w:eastAsia="Times New Roman" w:hAnsi="Arial" w:cs="Arial"/>
+          <w:color w:val="202020"/>
+          <w:kern w:val="0"/>
+          <w:lang w:eastAsia="en-GB"/>
+          <w14:ligatures w14:val="none"/>
+        </w:rPr>
+      </w:pPr>
+    </w:p>
+    <w:p>
+      <w:pPr>
+        <w:pStyle w:val="ListParagraph"/>
+        <w:numPr>
+          <w:ilvl w:val="0"/>
+          <w:numId w:val="1"/>
+        </w:numPr>
+        <w:shd w:val="clear" w:color="auto" w:fill="FFFFFF"/>
+        <w:spacing w:after="0" w:line="270" w:lineRule="atLeast"/>
+        <w:rPr>
+          <w:rFonts w:ascii="Arial" w:eastAsia="Times New Roman" w:hAnsi="Arial" w:cs="Arial"/>
           <w:color w:val="202020"/>
           <w:kern w:val="0"/>
           <w:lang w:eastAsia="en-GB"/>
@@ -1060,16 +1153,44 @@
         <w:spacing w:after="0" w:line="270" w:lineRule="atLeast"/>
         <w:rPr>
           <w:rFonts w:ascii="Arial" w:eastAsia="Times New Roman" w:hAnsi="Arial" w:cs="Arial"/>
-          <w:color w:val="202020"/>
-          <w:kern w:val="0"/>
-          <w:lang w:eastAsia="en-GB"/>
-          <w14:ligatures w14:val="none"/>
-        </w:rPr>
-      </w:pPr>
-      <w:r>
-        <w:rPr>
-          <w:rFonts w:ascii="Arial" w:eastAsia="Times New Roman" w:hAnsi="Arial" w:cs="Arial"/>
-          <w:color w:val="202020"/>
+          <w:color w:val="8DD873" w:themeColor="accent6" w:themeTint="99"/>
+          <w:kern w:val="0"/>
+          <w:lang w:eastAsia="en-GB"/>
+          <w14:ligatures w14:val="none"/>
+        </w:rPr>
+      </w:pPr>
+      <w:r>
+        <w:rPr>
+          <w:rFonts w:ascii="Arial" w:eastAsia="Times New Roman" w:hAnsi="Arial" w:cs="Arial"/>
+          <w:color w:val="8DD873" w:themeColor="accent6" w:themeTint="99"/>
+          <w:kern w:val="0"/>
+          <w:lang w:eastAsia="en-GB"/>
+          <w14:ligatures w14:val="none"/>
+        </w:rPr>
+        <w:t>Create a function that detects shared platforms instead of hardcoding them</w:t>
+      </w:r>
+    </w:p>
+    <w:p>
+      <w:pPr>
+        <w:pStyle w:val="ListParagraph"/>
+        <w:numPr>
+          <w:ilvl w:val="1"/>
+          <w:numId w:val="1"/>
+        </w:numPr>
+        <w:shd w:val="clear" w:color="auto" w:fill="FFFFFF"/>
+        <w:spacing w:after="0" w:line="270" w:lineRule="atLeast"/>
+        <w:rPr>
+          <w:rFonts w:ascii="Arial" w:eastAsia="Times New Roman" w:hAnsi="Arial" w:cs="Arial"/>
+          <w:color w:val="8DD873" w:themeColor="accent6" w:themeTint="99"/>
+          <w:kern w:val="0"/>
+          <w:lang w:eastAsia="en-GB"/>
+          <w14:ligatures w14:val="none"/>
+        </w:rPr>
+      </w:pPr>
+      <w:r>
+        <w:rPr>
+          <w:rFonts w:ascii="Arial" w:eastAsia="Times New Roman" w:hAnsi="Arial" w:cs="Arial"/>
+          <w:color w:val="8DD873" w:themeColor="accent6" w:themeTint="99"/>
           <w:kern w:val="0"/>
           <w:lang w:eastAsia="en-GB"/>
           <w14:ligatures w14:val="none"/>
@@ -1144,6 +1265,7 @@
           <w:lang w:eastAsia="en-GB"/>
           <w14:ligatures w14:val="none"/>
         </w:rPr>
+        <w:lastRenderedPageBreak/>
         <w:t>Una vegada s’hagi creat ‘stop_times_sequence’ tornar a executar el codi (es construeix l’adjacència de vèrtexs amb la consecutivitat del ‘stop_sequence’)</w:t>
       </w:r>
     </w:p>
@@ -1228,7 +1350,34 @@
           <w:lang w:eastAsia="en-GB"/>
           <w14:ligatures w14:val="none"/>
         </w:rPr>
-        <w:lastRenderedPageBreak/>
+        <w:t>És necessari??? Si amb shared_platforms ja veiem que els pesos són diferents segons la direcció per quatre trams de línies ja necessitem el graf dirigit encara que a la resta tot fos igual</w:t>
+      </w:r>
+    </w:p>
+    <w:p>
+      <w:pPr>
+        <w:pStyle w:val="ListParagraph"/>
+        <w:numPr>
+          <w:ilvl w:val="1"/>
+          <w:numId w:val="1"/>
+        </w:numPr>
+        <w:shd w:val="clear" w:color="auto" w:fill="FFFFFF"/>
+        <w:spacing w:after="0" w:line="270" w:lineRule="atLeast"/>
+        <w:rPr>
+          <w:rFonts w:ascii="Arial" w:eastAsia="Times New Roman" w:hAnsi="Arial" w:cs="Arial"/>
+          <w:color w:val="202020"/>
+          <w:kern w:val="0"/>
+          <w:lang w:eastAsia="en-GB"/>
+          <w14:ligatures w14:val="none"/>
+        </w:rPr>
+      </w:pPr>
+      <w:r>
+        <w:rPr>
+          <w:rFonts w:ascii="Arial" w:eastAsia="Times New Roman" w:hAnsi="Arial" w:cs="Arial"/>
+          <w:color w:val="202020"/>
+          <w:kern w:val="0"/>
+          <w:lang w:eastAsia="en-GB"/>
+          <w14:ligatures w14:val="none"/>
+        </w:rPr>
         <w:t xml:space="preserve">Utilitzar la mateixa estructura que a </w:t>
       </w:r>
       <w:r>
@@ -1510,6 +1659,397 @@
           <w14:ligatures w14:val="none"/>
         </w:rPr>
         <w:t>Argumentar a la docu que és el mínim pw (i mínim trigues això en baixar-te i pujar a un metro que passi justament després) i per tal que no sigui gratis canviar-se de línia</w:t>
+      </w:r>
+    </w:p>
+    <w:p>
+      <w:pPr>
+        <w:shd w:val="clear" w:color="auto" w:fill="FFFFFF"/>
+        <w:spacing w:after="0" w:line="270" w:lineRule="atLeast"/>
+        <w:rPr>
+          <w:rFonts w:ascii="Arial" w:eastAsia="Times New Roman" w:hAnsi="Arial" w:cs="Arial"/>
+          <w:color w:val="202020"/>
+          <w:kern w:val="0"/>
+          <w:lang w:eastAsia="en-GB"/>
+          <w14:ligatures w14:val="none"/>
+        </w:rPr>
+      </w:pPr>
+    </w:p>
+    <w:p>
+      <w:pPr>
+        <w:shd w:val="clear" w:color="auto" w:fill="FFFFFF"/>
+        <w:spacing w:after="0" w:line="270" w:lineRule="atLeast"/>
+        <w:rPr>
+          <w:rFonts w:ascii="Menlo" w:eastAsia="Times New Roman" w:hAnsi="Menlo" w:cs="Menlo"/>
+          <w:color w:val="202020"/>
+          <w:kern w:val="0"/>
+          <w:sz w:val="18"/>
+          <w:szCs w:val="18"/>
+          <w:lang w:eastAsia="en-GB"/>
+          <w14:ligatures w14:val="none"/>
+        </w:rPr>
+      </w:pPr>
+      <w:r>
+        <w:rPr>
+          <w:rFonts w:ascii="Menlo" w:eastAsia="Times New Roman" w:hAnsi="Menlo" w:cs="Menlo"/>
+          <w:color w:val="6E7781"/>
+          <w:kern w:val="0"/>
+          <w:sz w:val="18"/>
+          <w:szCs w:val="18"/>
+          <w:lang w:eastAsia="en-GB"/>
+          <w14:ligatures w14:val="none"/>
+        </w:rPr>
+        <w:t># Why not Python's round() or int(x + 0.5)?</w:t>
+      </w:r>
+    </w:p>
+    <w:p>
+      <w:pPr>
+        <w:shd w:val="clear" w:color="auto" w:fill="FFFFFF"/>
+        <w:spacing w:after="0" w:line="270" w:lineRule="atLeast"/>
+        <w:rPr>
+          <w:rFonts w:ascii="Menlo" w:eastAsia="Times New Roman" w:hAnsi="Menlo" w:cs="Menlo"/>
+          <w:color w:val="202020"/>
+          <w:kern w:val="0"/>
+          <w:sz w:val="18"/>
+          <w:szCs w:val="18"/>
+          <w:lang w:eastAsia="en-GB"/>
+          <w14:ligatures w14:val="none"/>
+        </w:rPr>
+      </w:pPr>
+      <w:r>
+        <w:rPr>
+          <w:rFonts w:ascii="Menlo" w:eastAsia="Times New Roman" w:hAnsi="Menlo" w:cs="Menlo"/>
+          <w:color w:val="6E7781"/>
+          <w:kern w:val="0"/>
+          <w:sz w:val="18"/>
+          <w:szCs w:val="18"/>
+          <w:lang w:eastAsia="en-GB"/>
+          <w14:ligatures w14:val="none"/>
+        </w:rPr>
+        <w:t>#</w:t>
+      </w:r>
+    </w:p>
+    <w:p>
+      <w:pPr>
+        <w:shd w:val="clear" w:color="auto" w:fill="FFFFFF"/>
+        <w:spacing w:after="0" w:line="270" w:lineRule="atLeast"/>
+        <w:rPr>
+          <w:rFonts w:ascii="Menlo" w:eastAsia="Times New Roman" w:hAnsi="Menlo" w:cs="Menlo"/>
+          <w:color w:val="202020"/>
+          <w:kern w:val="0"/>
+          <w:sz w:val="18"/>
+          <w:szCs w:val="18"/>
+          <w:lang w:eastAsia="en-GB"/>
+          <w14:ligatures w14:val="none"/>
+        </w:rPr>
+      </w:pPr>
+      <w:r>
+        <w:rPr>
+          <w:rFonts w:ascii="Menlo" w:eastAsia="Times New Roman" w:hAnsi="Menlo" w:cs="Menlo"/>
+          <w:color w:val="6E7781"/>
+          <w:kern w:val="0"/>
+          <w:sz w:val="18"/>
+          <w:szCs w:val="18"/>
+          <w:lang w:eastAsia="en-GB"/>
+          <w14:ligatures w14:val="none"/>
+        </w:rPr>
+        <w:t># Python's round() uses banker's rounding: round(22.5) -&gt; 22, round(23.5) -&gt; 24</w:t>
+      </w:r>
+    </w:p>
+    <w:p>
+      <w:pPr>
+        <w:shd w:val="clear" w:color="auto" w:fill="FFFFFF"/>
+        <w:spacing w:after="0" w:line="270" w:lineRule="atLeast"/>
+        <w:rPr>
+          <w:rFonts w:ascii="Menlo" w:eastAsia="Times New Roman" w:hAnsi="Menlo" w:cs="Menlo"/>
+          <w:color w:val="202020"/>
+          <w:kern w:val="0"/>
+          <w:sz w:val="18"/>
+          <w:szCs w:val="18"/>
+          <w:lang w:eastAsia="en-GB"/>
+          <w14:ligatures w14:val="none"/>
+        </w:rPr>
+      </w:pPr>
+      <w:r>
+        <w:rPr>
+          <w:rFonts w:ascii="Menlo" w:eastAsia="Times New Roman" w:hAnsi="Menlo" w:cs="Menlo"/>
+          <w:color w:val="6E7781"/>
+          <w:kern w:val="0"/>
+          <w:sz w:val="18"/>
+          <w:szCs w:val="18"/>
+          <w:lang w:eastAsia="en-GB"/>
+          <w14:ligatures w14:val="none"/>
+        </w:rPr>
+        <w:t># (rounds to the nearest even number). We want standard round-half-up: 22.5 -&gt; 23.</w:t>
+      </w:r>
+    </w:p>
+    <w:p>
+      <w:pPr>
+        <w:shd w:val="clear" w:color="auto" w:fill="FFFFFF"/>
+        <w:spacing w:after="0" w:line="270" w:lineRule="atLeast"/>
+        <w:rPr>
+          <w:rFonts w:ascii="Menlo" w:eastAsia="Times New Roman" w:hAnsi="Menlo" w:cs="Menlo"/>
+          <w:color w:val="202020"/>
+          <w:kern w:val="0"/>
+          <w:sz w:val="18"/>
+          <w:szCs w:val="18"/>
+          <w:lang w:eastAsia="en-GB"/>
+          <w14:ligatures w14:val="none"/>
+        </w:rPr>
+      </w:pPr>
+      <w:r>
+        <w:rPr>
+          <w:rFonts w:ascii="Menlo" w:eastAsia="Times New Roman" w:hAnsi="Menlo" w:cs="Menlo"/>
+          <w:color w:val="6E7781"/>
+          <w:kern w:val="0"/>
+          <w:sz w:val="18"/>
+          <w:szCs w:val="18"/>
+          <w:lang w:eastAsia="en-GB"/>
+          <w14:ligatures w14:val="none"/>
+        </w:rPr>
+        <w:t>#</w:t>
+      </w:r>
+    </w:p>
+    <w:p>
+      <w:pPr>
+        <w:shd w:val="clear" w:color="auto" w:fill="FFFFFF"/>
+        <w:spacing w:after="0" w:line="270" w:lineRule="atLeast"/>
+        <w:rPr>
+          <w:rFonts w:ascii="Menlo" w:eastAsia="Times New Roman" w:hAnsi="Menlo" w:cs="Menlo"/>
+          <w:color w:val="202020"/>
+          <w:kern w:val="0"/>
+          <w:sz w:val="18"/>
+          <w:szCs w:val="18"/>
+          <w:lang w:eastAsia="en-GB"/>
+          <w14:ligatures w14:val="none"/>
+        </w:rPr>
+      </w:pPr>
+      <w:r>
+        <w:rPr>
+          <w:rFonts w:ascii="Menlo" w:eastAsia="Times New Roman" w:hAnsi="Menlo" w:cs="Menlo"/>
+          <w:color w:val="6E7781"/>
+          <w:kern w:val="0"/>
+          <w:sz w:val="18"/>
+          <w:szCs w:val="18"/>
+          <w:lang w:eastAsia="en-GB"/>
+          <w14:ligatures w14:val="none"/>
+        </w:rPr>
+        <w:t># int(x + 0.5) looks like a fix but also fails: statistics.mean() returns a float,</w:t>
+      </w:r>
+    </w:p>
+    <w:p>
+      <w:pPr>
+        <w:shd w:val="clear" w:color="auto" w:fill="FFFFFF"/>
+        <w:spacing w:after="0" w:line="270" w:lineRule="atLeast"/>
+        <w:rPr>
+          <w:rFonts w:ascii="Menlo" w:eastAsia="Times New Roman" w:hAnsi="Menlo" w:cs="Menlo"/>
+          <w:color w:val="202020"/>
+          <w:kern w:val="0"/>
+          <w:sz w:val="18"/>
+          <w:szCs w:val="18"/>
+          <w:lang w:eastAsia="en-GB"/>
+          <w14:ligatures w14:val="none"/>
+        </w:rPr>
+      </w:pPr>
+      <w:r>
+        <w:rPr>
+          <w:rFonts w:ascii="Menlo" w:eastAsia="Times New Roman" w:hAnsi="Menlo" w:cs="Menlo"/>
+          <w:color w:val="6E7781"/>
+          <w:kern w:val="0"/>
+          <w:sz w:val="18"/>
+          <w:szCs w:val="18"/>
+          <w:lang w:eastAsia="en-GB"/>
+          <w14:ligatures w14:val="none"/>
+        </w:rPr>
+        <w:t># and floating point arithmetic introduces small errors. For example, the true mean</w:t>
+      </w:r>
+    </w:p>
+    <w:p>
+      <w:pPr>
+        <w:shd w:val="clear" w:color="auto" w:fill="FFFFFF"/>
+        <w:spacing w:after="0" w:line="270" w:lineRule="atLeast"/>
+        <w:rPr>
+          <w:rFonts w:ascii="Menlo" w:eastAsia="Times New Roman" w:hAnsi="Menlo" w:cs="Menlo"/>
+          <w:color w:val="202020"/>
+          <w:kern w:val="0"/>
+          <w:sz w:val="18"/>
+          <w:szCs w:val="18"/>
+          <w:lang w:eastAsia="en-GB"/>
+          <w14:ligatures w14:val="none"/>
+        </w:rPr>
+      </w:pPr>
+      <w:r>
+        <w:rPr>
+          <w:rFonts w:ascii="Menlo" w:eastAsia="Times New Roman" w:hAnsi="Menlo" w:cs="Menlo"/>
+          <w:color w:val="6E7781"/>
+          <w:kern w:val="0"/>
+          <w:sz w:val="18"/>
+          <w:szCs w:val="18"/>
+          <w:lang w:eastAsia="en-GB"/>
+          <w14:ligatures w14:val="none"/>
+        </w:rPr>
+        <w:t># of 1411 integers might be exactly 22.5, but Python computes it as 22.499999999...</w:t>
+      </w:r>
+    </w:p>
+    <w:p>
+      <w:pPr>
+        <w:shd w:val="clear" w:color="auto" w:fill="FFFFFF"/>
+        <w:spacing w:after="0" w:line="270" w:lineRule="atLeast"/>
+        <w:rPr>
+          <w:rFonts w:ascii="Menlo" w:eastAsia="Times New Roman" w:hAnsi="Menlo" w:cs="Menlo"/>
+          <w:color w:val="202020"/>
+          <w:kern w:val="0"/>
+          <w:sz w:val="18"/>
+          <w:szCs w:val="18"/>
+          <w:lang w:eastAsia="en-GB"/>
+          <w14:ligatures w14:val="none"/>
+        </w:rPr>
+      </w:pPr>
+      <w:r>
+        <w:rPr>
+          <w:rFonts w:ascii="Menlo" w:eastAsia="Times New Roman" w:hAnsi="Menlo" w:cs="Menlo"/>
+          <w:color w:val="6E7781"/>
+          <w:kern w:val="0"/>
+          <w:sz w:val="18"/>
+          <w:szCs w:val="18"/>
+          <w:lang w:eastAsia="en-GB"/>
+          <w14:ligatures w14:val="none"/>
+        </w:rPr>
+        <w:t># Then int(22.499... + 0.5) = int(22.999...) = 22. Wrong.</w:t>
+      </w:r>
+    </w:p>
+    <w:p>
+      <w:pPr>
+        <w:shd w:val="clear" w:color="auto" w:fill="FFFFFF"/>
+        <w:spacing w:after="0" w:line="270" w:lineRule="atLeast"/>
+        <w:rPr>
+          <w:rFonts w:ascii="Menlo" w:eastAsia="Times New Roman" w:hAnsi="Menlo" w:cs="Menlo"/>
+          <w:color w:val="202020"/>
+          <w:kern w:val="0"/>
+          <w:sz w:val="18"/>
+          <w:szCs w:val="18"/>
+          <w:lang w:eastAsia="en-GB"/>
+          <w14:ligatures w14:val="none"/>
+        </w:rPr>
+      </w:pPr>
+      <w:r>
+        <w:rPr>
+          <w:rFonts w:ascii="Menlo" w:eastAsia="Times New Roman" w:hAnsi="Menlo" w:cs="Menlo"/>
+          <w:color w:val="6E7781"/>
+          <w:kern w:val="0"/>
+          <w:sz w:val="18"/>
+          <w:szCs w:val="18"/>
+          <w:lang w:eastAsia="en-GB"/>
+          <w14:ligatures w14:val="none"/>
+        </w:rPr>
+        <w:t>#</w:t>
+      </w:r>
+    </w:p>
+    <w:p>
+      <w:pPr>
+        <w:shd w:val="clear" w:color="auto" w:fill="FFFFFF"/>
+        <w:spacing w:after="0" w:line="270" w:lineRule="atLeast"/>
+        <w:rPr>
+          <w:rFonts w:ascii="Menlo" w:eastAsia="Times New Roman" w:hAnsi="Menlo" w:cs="Menlo"/>
+          <w:color w:val="202020"/>
+          <w:kern w:val="0"/>
+          <w:sz w:val="18"/>
+          <w:szCs w:val="18"/>
+          <w:lang w:eastAsia="en-GB"/>
+          <w14:ligatures w14:val="none"/>
+        </w:rPr>
+      </w:pPr>
+      <w:r>
+        <w:rPr>
+          <w:rFonts w:ascii="Menlo" w:eastAsia="Times New Roman" w:hAnsi="Menlo" w:cs="Menlo"/>
+          <w:color w:val="6E7781"/>
+          <w:kern w:val="0"/>
+          <w:sz w:val="18"/>
+          <w:szCs w:val="18"/>
+          <w:lang w:eastAsia="en-GB"/>
+          <w14:ligatures w14:val="none"/>
+        </w:rPr>
+        <w:t># Fix: all door times are integers, so we compute the mean using pure integer</w:t>
+      </w:r>
+    </w:p>
+    <w:p>
+      <w:pPr>
+        <w:shd w:val="clear" w:color="auto" w:fill="FFFFFF"/>
+        <w:spacing w:after="0" w:line="270" w:lineRule="atLeast"/>
+        <w:rPr>
+          <w:rFonts w:ascii="Menlo" w:eastAsia="Times New Roman" w:hAnsi="Menlo" w:cs="Menlo"/>
+          <w:color w:val="202020"/>
+          <w:kern w:val="0"/>
+          <w:sz w:val="18"/>
+          <w:szCs w:val="18"/>
+          <w:lang w:eastAsia="en-GB"/>
+          <w14:ligatures w14:val="none"/>
+        </w:rPr>
+      </w:pPr>
+      <w:r>
+        <w:rPr>
+          <w:rFonts w:ascii="Menlo" w:eastAsia="Times New Roman" w:hAnsi="Menlo" w:cs="Menlo"/>
+          <w:color w:val="6E7781"/>
+          <w:kern w:val="0"/>
+          <w:sz w:val="18"/>
+          <w:szCs w:val="18"/>
+          <w:lang w:eastAsia="en-GB"/>
+          <w14:ligatures w14:val="none"/>
+        </w:rPr>
+        <w:t># arithmetic, no floats at all. Round-half-up of total/n is floor(total/n + 0.5).</w:t>
+      </w:r>
+    </w:p>
+    <w:p>
+      <w:pPr>
+        <w:shd w:val="clear" w:color="auto" w:fill="FFFFFF"/>
+        <w:spacing w:after="0" w:line="270" w:lineRule="atLeast"/>
+        <w:rPr>
+          <w:rFonts w:ascii="Menlo" w:eastAsia="Times New Roman" w:hAnsi="Menlo" w:cs="Menlo"/>
+          <w:color w:val="202020"/>
+          <w:kern w:val="0"/>
+          <w:sz w:val="18"/>
+          <w:szCs w:val="18"/>
+          <w:lang w:eastAsia="en-GB"/>
+          <w14:ligatures w14:val="none"/>
+        </w:rPr>
+      </w:pPr>
+      <w:r>
+        <w:rPr>
+          <w:rFonts w:ascii="Menlo" w:eastAsia="Times New Roman" w:hAnsi="Menlo" w:cs="Menlo"/>
+          <w:color w:val="6E7781"/>
+          <w:kern w:val="0"/>
+          <w:sz w:val="18"/>
+          <w:szCs w:val="18"/>
+          <w:lang w:eastAsia="en-GB"/>
+          <w14:ligatures w14:val="none"/>
+        </w:rPr>
+        <w:t># Rewriting + 0.5 as n/(2n) gives floor((2*total + n) / (2*n)), which in integer</w:t>
+      </w:r>
+    </w:p>
+    <w:p>
+      <w:pPr>
+        <w:shd w:val="clear" w:color="auto" w:fill="FFFFFF"/>
+        <w:spacing w:after="0" w:line="270" w:lineRule="atLeast"/>
+        <w:rPr>
+          <w:rFonts w:ascii="Menlo" w:eastAsia="Times New Roman" w:hAnsi="Menlo" w:cs="Menlo"/>
+          <w:color w:val="202020"/>
+          <w:kern w:val="0"/>
+          <w:sz w:val="18"/>
+          <w:szCs w:val="18"/>
+          <w:lang w:eastAsia="en-GB"/>
+          <w14:ligatures w14:val="none"/>
+        </w:rPr>
+      </w:pPr>
+      <w:r>
+        <w:rPr>
+          <w:rFonts w:ascii="Menlo" w:eastAsia="Times New Roman" w:hAnsi="Menlo" w:cs="Menlo"/>
+          <w:color w:val="6E7781"/>
+          <w:kern w:val="0"/>
+          <w:sz w:val="18"/>
+          <w:szCs w:val="18"/>
+          <w:lang w:eastAsia="en-GB"/>
+          <w14:ligatures w14:val="none"/>
+        </w:rPr>
+        <w:t># division is (2*total + n) // (2*n). Exact, no floating point error possible.</w:t>
       </w:r>
     </w:p>
     <w:p>

--- a/.work/06.02.docx
+++ b/.work/06.02.docx
@@ -1141,6 +1141,36 @@
         </w:rPr>
         <w:t>)</w:t>
       </w:r>
+      <w:r>
+        <w:rPr>
+          <w:rFonts w:ascii="Arial" w:eastAsia="Times New Roman" w:hAnsi="Arial" w:cs="Arial"/>
+          <w:color w:val="202020"/>
+          <w:kern w:val="0"/>
+          <w:lang w:eastAsia="en-GB"/>
+          <w14:ligatures w14:val="none"/>
+        </w:rPr>
+        <w:t xml:space="preserve"> </w:t>
+      </w:r>
+      <w:r>
+        <w:rPr>
+          <w:rFonts w:ascii="Arial" w:eastAsia="Times New Roman" w:hAnsi="Arial" w:cs="Arial"/>
+          <w:color w:val="202020"/>
+          <w:kern w:val="0"/>
+          <w:lang w:eastAsia="en-GB"/>
+          <w14:ligatures w14:val="none"/>
+        </w:rPr>
+        <w:sym w:font="Wingdings" w:char="F0DF"/>
+      </w:r>
+      <w:r>
+        <w:rPr>
+          <w:rFonts w:ascii="Arial" w:eastAsia="Times New Roman" w:hAnsi="Arial" w:cs="Arial"/>
+          <w:color w:val="202020"/>
+          <w:kern w:val="0"/>
+          <w:lang w:eastAsia="en-GB"/>
+          <w14:ligatures w14:val="none"/>
+        </w:rPr>
+        <w:t xml:space="preserve"> si ho fem a between_platforms no cal aquí</w:t>
+      </w:r>
     </w:p>
     <w:p>
       <w:pPr>
@@ -1237,6 +1267,7 @@
           <w:lang w:eastAsia="en-GB"/>
           <w14:ligatures w14:val="none"/>
         </w:rPr>
+        <w:lastRenderedPageBreak/>
         <w:t>data_validation/analysis/between_platforms.py</w:t>
       </w:r>
     </w:p>
@@ -1265,7 +1296,6 @@
           <w:lang w:eastAsia="en-GB"/>
           <w14:ligatures w14:val="none"/>
         </w:rPr>
-        <w:lastRenderedPageBreak/>
         <w:t>Una vegada s’hagi creat ‘stop_times_sequence’ tornar a executar el codi (es construeix l’adjacència de vèrtexs amb la consecutivitat del ‘stop_sequence’)</w:t>
       </w:r>
     </w:p>
@@ -1364,16 +1394,16 @@
         <w:spacing w:after="0" w:line="270" w:lineRule="atLeast"/>
         <w:rPr>
           <w:rFonts w:ascii="Arial" w:eastAsia="Times New Roman" w:hAnsi="Arial" w:cs="Arial"/>
-          <w:color w:val="202020"/>
-          <w:kern w:val="0"/>
-          <w:lang w:eastAsia="en-GB"/>
-          <w14:ligatures w14:val="none"/>
-        </w:rPr>
-      </w:pPr>
-      <w:r>
-        <w:rPr>
-          <w:rFonts w:ascii="Arial" w:eastAsia="Times New Roman" w:hAnsi="Arial" w:cs="Arial"/>
-          <w:color w:val="202020"/>
+          <w:color w:val="8DD873" w:themeColor="accent6" w:themeTint="99"/>
+          <w:kern w:val="0"/>
+          <w:lang w:eastAsia="en-GB"/>
+          <w14:ligatures w14:val="none"/>
+        </w:rPr>
+      </w:pPr>
+      <w:r>
+        <w:rPr>
+          <w:rFonts w:ascii="Arial" w:eastAsia="Times New Roman" w:hAnsi="Arial" w:cs="Arial"/>
+          <w:color w:val="8DD873" w:themeColor="accent6" w:themeTint="99"/>
           <w:kern w:val="0"/>
           <w:lang w:eastAsia="en-GB"/>
           <w14:ligatures w14:val="none"/>
@@ -1383,7 +1413,7 @@
       <w:r>
         <w:rPr>
           <w:rFonts w:ascii="Arial" w:eastAsia="Times New Roman" w:hAnsi="Arial" w:cs="Arial"/>
-          <w:color w:val="202020"/>
+          <w:color w:val="8DD873" w:themeColor="accent6" w:themeTint="99"/>
           <w:kern w:val="0"/>
           <w:lang w:eastAsia="en-GB"/>
           <w14:ligatures w14:val="none"/>
@@ -1393,7 +1423,7 @@
       <w:r>
         <w:rPr>
           <w:rFonts w:ascii="Arial" w:eastAsia="Times New Roman" w:hAnsi="Arial" w:cs="Arial"/>
-          <w:color w:val="202020"/>
+          <w:color w:val="8DD873" w:themeColor="accent6" w:themeTint="99"/>
           <w:kern w:val="0"/>
           <w:lang w:eastAsia="en-GB"/>
           <w14:ligatures w14:val="none"/>
@@ -1403,7 +1433,7 @@
       <w:r>
         <w:rPr>
           <w:rFonts w:ascii="Arial" w:eastAsia="Times New Roman" w:hAnsi="Arial" w:cs="Arial"/>
-          <w:color w:val="202020"/>
+          <w:color w:val="8DD873" w:themeColor="accent6" w:themeTint="99"/>
           <w:kern w:val="0"/>
           <w:lang w:eastAsia="en-GB"/>
           <w14:ligatures w14:val="none"/>
@@ -1413,7 +1443,7 @@
       <w:r>
         <w:rPr>
           <w:rFonts w:ascii="Arial" w:eastAsia="Times New Roman" w:hAnsi="Arial" w:cs="Arial"/>
-          <w:color w:val="202020"/>
+          <w:color w:val="8DD873" w:themeColor="accent6" w:themeTint="99"/>
           <w:kern w:val="0"/>
           <w:lang w:eastAsia="en-GB"/>
           <w14:ligatures w14:val="none"/>
@@ -1423,7 +1453,7 @@
       <w:r>
         <w:rPr>
           <w:rFonts w:ascii="Arial" w:eastAsia="Times New Roman" w:hAnsi="Arial" w:cs="Arial"/>
-          <w:color w:val="202020"/>
+          <w:color w:val="8DD873" w:themeColor="accent6" w:themeTint="99"/>
           <w:kern w:val="0"/>
           <w:lang w:eastAsia="en-GB"/>
           <w14:ligatures w14:val="none"/>
@@ -1442,16 +1472,16 @@
         <w:spacing w:after="0" w:line="270" w:lineRule="atLeast"/>
         <w:rPr>
           <w:rFonts w:ascii="Arial" w:eastAsia="Times New Roman" w:hAnsi="Arial" w:cs="Arial"/>
-          <w:color w:val="202020"/>
-          <w:kern w:val="0"/>
-          <w:lang w:eastAsia="en-GB"/>
-          <w14:ligatures w14:val="none"/>
-        </w:rPr>
-      </w:pPr>
-      <w:r>
-        <w:rPr>
-          <w:rFonts w:ascii="Arial" w:eastAsia="Times New Roman" w:hAnsi="Arial" w:cs="Arial"/>
-          <w:color w:val="202020"/>
+          <w:color w:val="8DD873" w:themeColor="accent6" w:themeTint="99"/>
+          <w:kern w:val="0"/>
+          <w:lang w:eastAsia="en-GB"/>
+          <w14:ligatures w14:val="none"/>
+        </w:rPr>
+      </w:pPr>
+      <w:r>
+        <w:rPr>
+          <w:rFonts w:ascii="Arial" w:eastAsia="Times New Roman" w:hAnsi="Arial" w:cs="Arial"/>
+          <w:color w:val="8DD873" w:themeColor="accent6" w:themeTint="99"/>
           <w:kern w:val="0"/>
           <w:lang w:eastAsia="en-GB"/>
           <w14:ligatures w14:val="none"/>
@@ -1470,16 +1500,16 @@
         <w:spacing w:after="0" w:line="270" w:lineRule="atLeast"/>
         <w:rPr>
           <w:rFonts w:ascii="Arial" w:eastAsia="Times New Roman" w:hAnsi="Arial" w:cs="Arial"/>
-          <w:color w:val="202020"/>
-          <w:kern w:val="0"/>
-          <w:lang w:eastAsia="en-GB"/>
-          <w14:ligatures w14:val="none"/>
-        </w:rPr>
-      </w:pPr>
-      <w:r>
-        <w:rPr>
-          <w:rFonts w:ascii="Arial" w:eastAsia="Times New Roman" w:hAnsi="Arial" w:cs="Arial"/>
-          <w:color w:val="202020"/>
+          <w:color w:val="8DD873" w:themeColor="accent6" w:themeTint="99"/>
+          <w:kern w:val="0"/>
+          <w:lang w:eastAsia="en-GB"/>
+          <w14:ligatures w14:val="none"/>
+        </w:rPr>
+      </w:pPr>
+      <w:r>
+        <w:rPr>
+          <w:rFonts w:ascii="Arial" w:eastAsia="Times New Roman" w:hAnsi="Arial" w:cs="Arial"/>
+          <w:color w:val="8DD873" w:themeColor="accent6" w:themeTint="99"/>
           <w:kern w:val="0"/>
           <w:lang w:eastAsia="en-GB"/>
           <w14:ligatures w14:val="none"/>
@@ -1498,16 +1528,16 @@
         <w:spacing w:after="0" w:line="270" w:lineRule="atLeast"/>
         <w:rPr>
           <w:rFonts w:ascii="Arial" w:eastAsia="Times New Roman" w:hAnsi="Arial" w:cs="Arial"/>
-          <w:color w:val="202020"/>
-          <w:kern w:val="0"/>
-          <w:lang w:eastAsia="en-GB"/>
-          <w14:ligatures w14:val="none"/>
-        </w:rPr>
-      </w:pPr>
-      <w:r>
-        <w:rPr>
-          <w:rFonts w:ascii="Arial" w:eastAsia="Times New Roman" w:hAnsi="Arial" w:cs="Arial"/>
-          <w:color w:val="202020"/>
+          <w:color w:val="8DD873" w:themeColor="accent6" w:themeTint="99"/>
+          <w:kern w:val="0"/>
+          <w:lang w:eastAsia="en-GB"/>
+          <w14:ligatures w14:val="none"/>
+        </w:rPr>
+      </w:pPr>
+      <w:r>
+        <w:rPr>
+          <w:rFonts w:ascii="Arial" w:eastAsia="Times New Roman" w:hAnsi="Arial" w:cs="Arial"/>
+          <w:color w:val="8DD873" w:themeColor="accent6" w:themeTint="99"/>
           <w:kern w:val="0"/>
           <w:lang w:eastAsia="en-GB"/>
           <w14:ligatures w14:val="none"/>
@@ -1673,384 +1703,6 @@
           <w14:ligatures w14:val="none"/>
         </w:rPr>
       </w:pPr>
-    </w:p>
-    <w:p>
-      <w:pPr>
-        <w:shd w:val="clear" w:color="auto" w:fill="FFFFFF"/>
-        <w:spacing w:after="0" w:line="270" w:lineRule="atLeast"/>
-        <w:rPr>
-          <w:rFonts w:ascii="Menlo" w:eastAsia="Times New Roman" w:hAnsi="Menlo" w:cs="Menlo"/>
-          <w:color w:val="202020"/>
-          <w:kern w:val="0"/>
-          <w:sz w:val="18"/>
-          <w:szCs w:val="18"/>
-          <w:lang w:eastAsia="en-GB"/>
-          <w14:ligatures w14:val="none"/>
-        </w:rPr>
-      </w:pPr>
-      <w:r>
-        <w:rPr>
-          <w:rFonts w:ascii="Menlo" w:eastAsia="Times New Roman" w:hAnsi="Menlo" w:cs="Menlo"/>
-          <w:color w:val="6E7781"/>
-          <w:kern w:val="0"/>
-          <w:sz w:val="18"/>
-          <w:szCs w:val="18"/>
-          <w:lang w:eastAsia="en-GB"/>
-          <w14:ligatures w14:val="none"/>
-        </w:rPr>
-        <w:t># Why not Python's round() or int(x + 0.5)?</w:t>
-      </w:r>
-    </w:p>
-    <w:p>
-      <w:pPr>
-        <w:shd w:val="clear" w:color="auto" w:fill="FFFFFF"/>
-        <w:spacing w:after="0" w:line="270" w:lineRule="atLeast"/>
-        <w:rPr>
-          <w:rFonts w:ascii="Menlo" w:eastAsia="Times New Roman" w:hAnsi="Menlo" w:cs="Menlo"/>
-          <w:color w:val="202020"/>
-          <w:kern w:val="0"/>
-          <w:sz w:val="18"/>
-          <w:szCs w:val="18"/>
-          <w:lang w:eastAsia="en-GB"/>
-          <w14:ligatures w14:val="none"/>
-        </w:rPr>
-      </w:pPr>
-      <w:r>
-        <w:rPr>
-          <w:rFonts w:ascii="Menlo" w:eastAsia="Times New Roman" w:hAnsi="Menlo" w:cs="Menlo"/>
-          <w:color w:val="6E7781"/>
-          <w:kern w:val="0"/>
-          <w:sz w:val="18"/>
-          <w:szCs w:val="18"/>
-          <w:lang w:eastAsia="en-GB"/>
-          <w14:ligatures w14:val="none"/>
-        </w:rPr>
-        <w:t>#</w:t>
-      </w:r>
-    </w:p>
-    <w:p>
-      <w:pPr>
-        <w:shd w:val="clear" w:color="auto" w:fill="FFFFFF"/>
-        <w:spacing w:after="0" w:line="270" w:lineRule="atLeast"/>
-        <w:rPr>
-          <w:rFonts w:ascii="Menlo" w:eastAsia="Times New Roman" w:hAnsi="Menlo" w:cs="Menlo"/>
-          <w:color w:val="202020"/>
-          <w:kern w:val="0"/>
-          <w:sz w:val="18"/>
-          <w:szCs w:val="18"/>
-          <w:lang w:eastAsia="en-GB"/>
-          <w14:ligatures w14:val="none"/>
-        </w:rPr>
-      </w:pPr>
-      <w:r>
-        <w:rPr>
-          <w:rFonts w:ascii="Menlo" w:eastAsia="Times New Roman" w:hAnsi="Menlo" w:cs="Menlo"/>
-          <w:color w:val="6E7781"/>
-          <w:kern w:val="0"/>
-          <w:sz w:val="18"/>
-          <w:szCs w:val="18"/>
-          <w:lang w:eastAsia="en-GB"/>
-          <w14:ligatures w14:val="none"/>
-        </w:rPr>
-        <w:t># Python's round() uses banker's rounding: round(22.5) -&gt; 22, round(23.5) -&gt; 24</w:t>
-      </w:r>
-    </w:p>
-    <w:p>
-      <w:pPr>
-        <w:shd w:val="clear" w:color="auto" w:fill="FFFFFF"/>
-        <w:spacing w:after="0" w:line="270" w:lineRule="atLeast"/>
-        <w:rPr>
-          <w:rFonts w:ascii="Menlo" w:eastAsia="Times New Roman" w:hAnsi="Menlo" w:cs="Menlo"/>
-          <w:color w:val="202020"/>
-          <w:kern w:val="0"/>
-          <w:sz w:val="18"/>
-          <w:szCs w:val="18"/>
-          <w:lang w:eastAsia="en-GB"/>
-          <w14:ligatures w14:val="none"/>
-        </w:rPr>
-      </w:pPr>
-      <w:r>
-        <w:rPr>
-          <w:rFonts w:ascii="Menlo" w:eastAsia="Times New Roman" w:hAnsi="Menlo" w:cs="Menlo"/>
-          <w:color w:val="6E7781"/>
-          <w:kern w:val="0"/>
-          <w:sz w:val="18"/>
-          <w:szCs w:val="18"/>
-          <w:lang w:eastAsia="en-GB"/>
-          <w14:ligatures w14:val="none"/>
-        </w:rPr>
-        <w:t># (rounds to the nearest even number). We want standard round-half-up: 22.5 -&gt; 23.</w:t>
-      </w:r>
-    </w:p>
-    <w:p>
-      <w:pPr>
-        <w:shd w:val="clear" w:color="auto" w:fill="FFFFFF"/>
-        <w:spacing w:after="0" w:line="270" w:lineRule="atLeast"/>
-        <w:rPr>
-          <w:rFonts w:ascii="Menlo" w:eastAsia="Times New Roman" w:hAnsi="Menlo" w:cs="Menlo"/>
-          <w:color w:val="202020"/>
-          <w:kern w:val="0"/>
-          <w:sz w:val="18"/>
-          <w:szCs w:val="18"/>
-          <w:lang w:eastAsia="en-GB"/>
-          <w14:ligatures w14:val="none"/>
-        </w:rPr>
-      </w:pPr>
-      <w:r>
-        <w:rPr>
-          <w:rFonts w:ascii="Menlo" w:eastAsia="Times New Roman" w:hAnsi="Menlo" w:cs="Menlo"/>
-          <w:color w:val="6E7781"/>
-          <w:kern w:val="0"/>
-          <w:sz w:val="18"/>
-          <w:szCs w:val="18"/>
-          <w:lang w:eastAsia="en-GB"/>
-          <w14:ligatures w14:val="none"/>
-        </w:rPr>
-        <w:t>#</w:t>
-      </w:r>
-    </w:p>
-    <w:p>
-      <w:pPr>
-        <w:shd w:val="clear" w:color="auto" w:fill="FFFFFF"/>
-        <w:spacing w:after="0" w:line="270" w:lineRule="atLeast"/>
-        <w:rPr>
-          <w:rFonts w:ascii="Menlo" w:eastAsia="Times New Roman" w:hAnsi="Menlo" w:cs="Menlo"/>
-          <w:color w:val="202020"/>
-          <w:kern w:val="0"/>
-          <w:sz w:val="18"/>
-          <w:szCs w:val="18"/>
-          <w:lang w:eastAsia="en-GB"/>
-          <w14:ligatures w14:val="none"/>
-        </w:rPr>
-      </w:pPr>
-      <w:r>
-        <w:rPr>
-          <w:rFonts w:ascii="Menlo" w:eastAsia="Times New Roman" w:hAnsi="Menlo" w:cs="Menlo"/>
-          <w:color w:val="6E7781"/>
-          <w:kern w:val="0"/>
-          <w:sz w:val="18"/>
-          <w:szCs w:val="18"/>
-          <w:lang w:eastAsia="en-GB"/>
-          <w14:ligatures w14:val="none"/>
-        </w:rPr>
-        <w:t># int(x + 0.5) looks like a fix but also fails: statistics.mean() returns a float,</w:t>
-      </w:r>
-    </w:p>
-    <w:p>
-      <w:pPr>
-        <w:shd w:val="clear" w:color="auto" w:fill="FFFFFF"/>
-        <w:spacing w:after="0" w:line="270" w:lineRule="atLeast"/>
-        <w:rPr>
-          <w:rFonts w:ascii="Menlo" w:eastAsia="Times New Roman" w:hAnsi="Menlo" w:cs="Menlo"/>
-          <w:color w:val="202020"/>
-          <w:kern w:val="0"/>
-          <w:sz w:val="18"/>
-          <w:szCs w:val="18"/>
-          <w:lang w:eastAsia="en-GB"/>
-          <w14:ligatures w14:val="none"/>
-        </w:rPr>
-      </w:pPr>
-      <w:r>
-        <w:rPr>
-          <w:rFonts w:ascii="Menlo" w:eastAsia="Times New Roman" w:hAnsi="Menlo" w:cs="Menlo"/>
-          <w:color w:val="6E7781"/>
-          <w:kern w:val="0"/>
-          <w:sz w:val="18"/>
-          <w:szCs w:val="18"/>
-          <w:lang w:eastAsia="en-GB"/>
-          <w14:ligatures w14:val="none"/>
-        </w:rPr>
-        <w:t># and floating point arithmetic introduces small errors. For example, the true mean</w:t>
-      </w:r>
-    </w:p>
-    <w:p>
-      <w:pPr>
-        <w:shd w:val="clear" w:color="auto" w:fill="FFFFFF"/>
-        <w:spacing w:after="0" w:line="270" w:lineRule="atLeast"/>
-        <w:rPr>
-          <w:rFonts w:ascii="Menlo" w:eastAsia="Times New Roman" w:hAnsi="Menlo" w:cs="Menlo"/>
-          <w:color w:val="202020"/>
-          <w:kern w:val="0"/>
-          <w:sz w:val="18"/>
-          <w:szCs w:val="18"/>
-          <w:lang w:eastAsia="en-GB"/>
-          <w14:ligatures w14:val="none"/>
-        </w:rPr>
-      </w:pPr>
-      <w:r>
-        <w:rPr>
-          <w:rFonts w:ascii="Menlo" w:eastAsia="Times New Roman" w:hAnsi="Menlo" w:cs="Menlo"/>
-          <w:color w:val="6E7781"/>
-          <w:kern w:val="0"/>
-          <w:sz w:val="18"/>
-          <w:szCs w:val="18"/>
-          <w:lang w:eastAsia="en-GB"/>
-          <w14:ligatures w14:val="none"/>
-        </w:rPr>
-        <w:t># of 1411 integers might be exactly 22.5, but Python computes it as 22.499999999...</w:t>
-      </w:r>
-    </w:p>
-    <w:p>
-      <w:pPr>
-        <w:shd w:val="clear" w:color="auto" w:fill="FFFFFF"/>
-        <w:spacing w:after="0" w:line="270" w:lineRule="atLeast"/>
-        <w:rPr>
-          <w:rFonts w:ascii="Menlo" w:eastAsia="Times New Roman" w:hAnsi="Menlo" w:cs="Menlo"/>
-          <w:color w:val="202020"/>
-          <w:kern w:val="0"/>
-          <w:sz w:val="18"/>
-          <w:szCs w:val="18"/>
-          <w:lang w:eastAsia="en-GB"/>
-          <w14:ligatures w14:val="none"/>
-        </w:rPr>
-      </w:pPr>
-      <w:r>
-        <w:rPr>
-          <w:rFonts w:ascii="Menlo" w:eastAsia="Times New Roman" w:hAnsi="Menlo" w:cs="Menlo"/>
-          <w:color w:val="6E7781"/>
-          <w:kern w:val="0"/>
-          <w:sz w:val="18"/>
-          <w:szCs w:val="18"/>
-          <w:lang w:eastAsia="en-GB"/>
-          <w14:ligatures w14:val="none"/>
-        </w:rPr>
-        <w:t># Then int(22.499... + 0.5) = int(22.999...) = 22. Wrong.</w:t>
-      </w:r>
-    </w:p>
-    <w:p>
-      <w:pPr>
-        <w:shd w:val="clear" w:color="auto" w:fill="FFFFFF"/>
-        <w:spacing w:after="0" w:line="270" w:lineRule="atLeast"/>
-        <w:rPr>
-          <w:rFonts w:ascii="Menlo" w:eastAsia="Times New Roman" w:hAnsi="Menlo" w:cs="Menlo"/>
-          <w:color w:val="202020"/>
-          <w:kern w:val="0"/>
-          <w:sz w:val="18"/>
-          <w:szCs w:val="18"/>
-          <w:lang w:eastAsia="en-GB"/>
-          <w14:ligatures w14:val="none"/>
-        </w:rPr>
-      </w:pPr>
-      <w:r>
-        <w:rPr>
-          <w:rFonts w:ascii="Menlo" w:eastAsia="Times New Roman" w:hAnsi="Menlo" w:cs="Menlo"/>
-          <w:color w:val="6E7781"/>
-          <w:kern w:val="0"/>
-          <w:sz w:val="18"/>
-          <w:szCs w:val="18"/>
-          <w:lang w:eastAsia="en-GB"/>
-          <w14:ligatures w14:val="none"/>
-        </w:rPr>
-        <w:t>#</w:t>
-      </w:r>
-    </w:p>
-    <w:p>
-      <w:pPr>
-        <w:shd w:val="clear" w:color="auto" w:fill="FFFFFF"/>
-        <w:spacing w:after="0" w:line="270" w:lineRule="atLeast"/>
-        <w:rPr>
-          <w:rFonts w:ascii="Menlo" w:eastAsia="Times New Roman" w:hAnsi="Menlo" w:cs="Menlo"/>
-          <w:color w:val="202020"/>
-          <w:kern w:val="0"/>
-          <w:sz w:val="18"/>
-          <w:szCs w:val="18"/>
-          <w:lang w:eastAsia="en-GB"/>
-          <w14:ligatures w14:val="none"/>
-        </w:rPr>
-      </w:pPr>
-      <w:r>
-        <w:rPr>
-          <w:rFonts w:ascii="Menlo" w:eastAsia="Times New Roman" w:hAnsi="Menlo" w:cs="Menlo"/>
-          <w:color w:val="6E7781"/>
-          <w:kern w:val="0"/>
-          <w:sz w:val="18"/>
-          <w:szCs w:val="18"/>
-          <w:lang w:eastAsia="en-GB"/>
-          <w14:ligatures w14:val="none"/>
-        </w:rPr>
-        <w:t># Fix: all door times are integers, so we compute the mean using pure integer</w:t>
-      </w:r>
-    </w:p>
-    <w:p>
-      <w:pPr>
-        <w:shd w:val="clear" w:color="auto" w:fill="FFFFFF"/>
-        <w:spacing w:after="0" w:line="270" w:lineRule="atLeast"/>
-        <w:rPr>
-          <w:rFonts w:ascii="Menlo" w:eastAsia="Times New Roman" w:hAnsi="Menlo" w:cs="Menlo"/>
-          <w:color w:val="202020"/>
-          <w:kern w:val="0"/>
-          <w:sz w:val="18"/>
-          <w:szCs w:val="18"/>
-          <w:lang w:eastAsia="en-GB"/>
-          <w14:ligatures w14:val="none"/>
-        </w:rPr>
-      </w:pPr>
-      <w:r>
-        <w:rPr>
-          <w:rFonts w:ascii="Menlo" w:eastAsia="Times New Roman" w:hAnsi="Menlo" w:cs="Menlo"/>
-          <w:color w:val="6E7781"/>
-          <w:kern w:val="0"/>
-          <w:sz w:val="18"/>
-          <w:szCs w:val="18"/>
-          <w:lang w:eastAsia="en-GB"/>
-          <w14:ligatures w14:val="none"/>
-        </w:rPr>
-        <w:t># arithmetic, no floats at all. Round-half-up of total/n is floor(total/n + 0.5).</w:t>
-      </w:r>
-    </w:p>
-    <w:p>
-      <w:pPr>
-        <w:shd w:val="clear" w:color="auto" w:fill="FFFFFF"/>
-        <w:spacing w:after="0" w:line="270" w:lineRule="atLeast"/>
-        <w:rPr>
-          <w:rFonts w:ascii="Menlo" w:eastAsia="Times New Roman" w:hAnsi="Menlo" w:cs="Menlo"/>
-          <w:color w:val="202020"/>
-          <w:kern w:val="0"/>
-          <w:sz w:val="18"/>
-          <w:szCs w:val="18"/>
-          <w:lang w:eastAsia="en-GB"/>
-          <w14:ligatures w14:val="none"/>
-        </w:rPr>
-      </w:pPr>
-      <w:r>
-        <w:rPr>
-          <w:rFonts w:ascii="Menlo" w:eastAsia="Times New Roman" w:hAnsi="Menlo" w:cs="Menlo"/>
-          <w:color w:val="6E7781"/>
-          <w:kern w:val="0"/>
-          <w:sz w:val="18"/>
-          <w:szCs w:val="18"/>
-          <w:lang w:eastAsia="en-GB"/>
-          <w14:ligatures w14:val="none"/>
-        </w:rPr>
-        <w:t># Rewriting + 0.5 as n/(2n) gives floor((2*total + n) / (2*n)), which in integer</w:t>
-      </w:r>
-    </w:p>
-    <w:p>
-      <w:pPr>
-        <w:shd w:val="clear" w:color="auto" w:fill="FFFFFF"/>
-        <w:spacing w:after="0" w:line="270" w:lineRule="atLeast"/>
-        <w:rPr>
-          <w:rFonts w:ascii="Menlo" w:eastAsia="Times New Roman" w:hAnsi="Menlo" w:cs="Menlo"/>
-          <w:color w:val="202020"/>
-          <w:kern w:val="0"/>
-          <w:sz w:val="18"/>
-          <w:szCs w:val="18"/>
-          <w:lang w:eastAsia="en-GB"/>
-          <w14:ligatures w14:val="none"/>
-        </w:rPr>
-      </w:pPr>
-      <w:r>
-        <w:rPr>
-          <w:rFonts w:ascii="Menlo" w:eastAsia="Times New Roman" w:hAnsi="Menlo" w:cs="Menlo"/>
-          <w:color w:val="6E7781"/>
-          <w:kern w:val="0"/>
-          <w:sz w:val="18"/>
-          <w:szCs w:val="18"/>
-          <w:lang w:eastAsia="en-GB"/>
-          <w14:ligatures w14:val="none"/>
-        </w:rPr>
-        <w:t># division is (2*total + n) // (2*n). Exact, no floating point error possible.</w:t>
-      </w:r>
     </w:p>
     <w:p>
       <w:pPr>

--- a/.work/06.02.docx
+++ b/.work/06.02.docx
@@ -1029,13 +1029,429 @@
         <w:spacing w:after="0" w:line="270" w:lineRule="atLeast"/>
         <w:rPr>
           <w:rFonts w:ascii="Arial" w:eastAsia="Times New Roman" w:hAnsi="Arial" w:cs="Arial"/>
+          <w:color w:val="8DD873" w:themeColor="accent6" w:themeTint="99"/>
+          <w:kern w:val="0"/>
+          <w:lang w:eastAsia="en-GB"/>
+          <w14:ligatures w14:val="none"/>
+        </w:rPr>
+      </w:pPr>
+      <w:r>
+        <w:rPr>
+          <w:rFonts w:ascii="Arial" w:eastAsia="Times New Roman" w:hAnsi="Arial" w:cs="Arial"/>
+          <w:color w:val="8DD873" w:themeColor="accent6" w:themeTint="99"/>
+          <w:kern w:val="0"/>
+          <w:lang w:eastAsia="en-GB"/>
+          <w14:ligatures w14:val="none"/>
+        </w:rPr>
+        <w:t>data_validation/analysis/L9_L10.py</w:t>
+      </w:r>
+    </w:p>
+    <w:p>
+      <w:pPr>
+        <w:pStyle w:val="ListParagraph"/>
+        <w:numPr>
+          <w:ilvl w:val="1"/>
+          <w:numId w:val="1"/>
+        </w:numPr>
+        <w:shd w:val="clear" w:color="auto" w:fill="FFFFFF"/>
+        <w:spacing w:after="0" w:line="270" w:lineRule="atLeast"/>
+        <w:rPr>
+          <w:rFonts w:ascii="Arial" w:eastAsia="Times New Roman" w:hAnsi="Arial" w:cs="Arial"/>
+          <w:color w:val="8DD873" w:themeColor="accent6" w:themeTint="99"/>
+          <w:kern w:val="0"/>
+          <w:lang w:eastAsia="en-GB"/>
+          <w14:ligatures w14:val="none"/>
+        </w:rPr>
+      </w:pPr>
+      <w:r>
+        <w:rPr>
+          <w:rFonts w:ascii="Arial" w:eastAsia="Times New Roman" w:hAnsi="Arial" w:cs="Arial"/>
+          <w:color w:val="8DD873" w:themeColor="accent6" w:themeTint="99"/>
+          <w:kern w:val="0"/>
+          <w:lang w:eastAsia="en-GB"/>
+          <w14:ligatures w14:val="none"/>
+        </w:rPr>
+        <w:t>Redefinir el pes com arrival del primer a arrival del segon</w:t>
+      </w:r>
+    </w:p>
+    <w:p>
+      <w:pPr>
+        <w:pStyle w:val="ListParagraph"/>
+        <w:numPr>
+          <w:ilvl w:val="1"/>
+          <w:numId w:val="1"/>
+        </w:numPr>
+        <w:shd w:val="clear" w:color="auto" w:fill="FFFFFF"/>
+        <w:spacing w:after="0" w:line="270" w:lineRule="atLeast"/>
+        <w:rPr>
+          <w:rFonts w:ascii="Arial" w:eastAsia="Times New Roman" w:hAnsi="Arial" w:cs="Arial"/>
+          <w:color w:val="8DD873" w:themeColor="accent6" w:themeTint="99"/>
+          <w:kern w:val="0"/>
+          <w:lang w:eastAsia="en-GB"/>
+          <w14:ligatures w14:val="none"/>
+        </w:rPr>
+      </w:pPr>
+      <w:r>
+        <w:rPr>
+          <w:rFonts w:ascii="Arial" w:eastAsia="Times New Roman" w:hAnsi="Arial" w:cs="Arial"/>
+          <w:color w:val="8DD873" w:themeColor="accent6" w:themeTint="99"/>
+          <w:kern w:val="0"/>
+          <w:lang w:eastAsia="en-GB"/>
+          <w14:ligatures w14:val="none"/>
+        </w:rPr>
+        <w:t>Create a function that detects shared platforms instead of hardcoding them</w:t>
+      </w:r>
+    </w:p>
+    <w:p>
+      <w:pPr>
+        <w:pStyle w:val="ListParagraph"/>
+        <w:numPr>
+          <w:ilvl w:val="1"/>
+          <w:numId w:val="1"/>
+        </w:numPr>
+        <w:shd w:val="clear" w:color="auto" w:fill="FFFFFF"/>
+        <w:spacing w:after="0" w:line="270" w:lineRule="atLeast"/>
+        <w:rPr>
+          <w:rFonts w:ascii="Arial" w:eastAsia="Times New Roman" w:hAnsi="Arial" w:cs="Arial"/>
+          <w:color w:val="8DD873" w:themeColor="accent6" w:themeTint="99"/>
+          <w:kern w:val="0"/>
+          <w:lang w:eastAsia="en-GB"/>
+          <w14:ligatures w14:val="none"/>
+        </w:rPr>
+      </w:pPr>
+      <w:r>
+        <w:rPr>
+          <w:rFonts w:ascii="Arial" w:eastAsia="Times New Roman" w:hAnsi="Arial" w:cs="Arial"/>
+          <w:color w:val="8DD873" w:themeColor="accent6" w:themeTint="99"/>
+          <w:kern w:val="0"/>
+          <w:lang w:eastAsia="en-GB"/>
+          <w14:ligatures w14:val="none"/>
+        </w:rPr>
+        <w:t>Rename to shared_platforms?</w:t>
+      </w:r>
+    </w:p>
+    <w:p>
+      <w:pPr>
+        <w:pStyle w:val="ListParagraph"/>
+        <w:shd w:val="clear" w:color="auto" w:fill="FFFFFF"/>
+        <w:spacing w:after="0" w:line="270" w:lineRule="atLeast"/>
+        <w:rPr>
+          <w:rFonts w:ascii="Arial" w:eastAsia="Times New Roman" w:hAnsi="Arial" w:cs="Arial"/>
           <w:color w:val="202020"/>
           <w:kern w:val="0"/>
           <w:lang w:eastAsia="en-GB"/>
           <w14:ligatures w14:val="none"/>
         </w:rPr>
       </w:pPr>
-      <w:r>
+    </w:p>
+    <w:p>
+      <w:pPr>
+        <w:pStyle w:val="ListParagraph"/>
+        <w:numPr>
+          <w:ilvl w:val="0"/>
+          <w:numId w:val="1"/>
+        </w:numPr>
+        <w:shd w:val="clear" w:color="auto" w:fill="FFFFFF"/>
+        <w:spacing w:after="0" w:line="270" w:lineRule="atLeast"/>
+        <w:rPr>
+          <w:rFonts w:ascii="Arial" w:eastAsia="Times New Roman" w:hAnsi="Arial" w:cs="Arial"/>
+          <w:color w:val="8DD873" w:themeColor="accent6" w:themeTint="99"/>
+          <w:kern w:val="0"/>
+          <w:lang w:eastAsia="en-GB"/>
+          <w14:ligatures w14:val="none"/>
+        </w:rPr>
+      </w:pPr>
+      <w:r>
+        <w:rPr>
+          <w:rFonts w:ascii="Arial" w:eastAsia="Times New Roman" w:hAnsi="Arial" w:cs="Arial"/>
+          <w:color w:val="8DD873" w:themeColor="accent6" w:themeTint="99"/>
+          <w:kern w:val="0"/>
+          <w:lang w:eastAsia="en-GB"/>
+          <w14:ligatures w14:val="none"/>
+        </w:rPr>
+        <w:t>data_validation/analysis/between_platforms.py</w:t>
+      </w:r>
+    </w:p>
+    <w:p>
+      <w:pPr>
+        <w:pStyle w:val="ListParagraph"/>
+        <w:numPr>
+          <w:ilvl w:val="1"/>
+          <w:numId w:val="1"/>
+        </w:numPr>
+        <w:shd w:val="clear" w:color="auto" w:fill="FFFFFF"/>
+        <w:spacing w:after="0" w:line="270" w:lineRule="atLeast"/>
+        <w:rPr>
+          <w:rFonts w:ascii="Arial" w:eastAsia="Times New Roman" w:hAnsi="Arial" w:cs="Arial"/>
+          <w:color w:val="8DD873" w:themeColor="accent6" w:themeTint="99"/>
+          <w:kern w:val="0"/>
+          <w:lang w:eastAsia="en-GB"/>
+          <w14:ligatures w14:val="none"/>
+        </w:rPr>
+      </w:pPr>
+      <w:r>
+        <w:rPr>
+          <w:rFonts w:ascii="Arial" w:eastAsia="Times New Roman" w:hAnsi="Arial" w:cs="Arial"/>
+          <w:color w:val="8DD873" w:themeColor="accent6" w:themeTint="99"/>
+          <w:kern w:val="0"/>
+          <w:lang w:eastAsia="en-GB"/>
+          <w14:ligatures w14:val="none"/>
+        </w:rPr>
+        <w:t>Una vegada s’hagi creat ‘stop_times_sequence’ tornar a executar el codi (es construeix l’adjacència de vèrtexs amb la consecutivitat del ‘stop_sequence’)</w:t>
+      </w:r>
+    </w:p>
+    <w:p>
+      <w:pPr>
+        <w:pStyle w:val="ListParagraph"/>
+        <w:numPr>
+          <w:ilvl w:val="1"/>
+          <w:numId w:val="1"/>
+        </w:numPr>
+        <w:shd w:val="clear" w:color="auto" w:fill="FFFFFF"/>
+        <w:spacing w:after="0" w:line="270" w:lineRule="atLeast"/>
+        <w:rPr>
+          <w:rFonts w:ascii="Arial" w:eastAsia="Times New Roman" w:hAnsi="Arial" w:cs="Arial"/>
+          <w:color w:val="8DD873" w:themeColor="accent6" w:themeTint="99"/>
+          <w:kern w:val="0"/>
+          <w:lang w:eastAsia="en-GB"/>
+          <w14:ligatures w14:val="none"/>
+        </w:rPr>
+      </w:pPr>
+      <w:r>
+        <w:rPr>
+          <w:rFonts w:ascii="Arial" w:eastAsia="Times New Roman" w:hAnsi="Arial" w:cs="Arial"/>
+          <w:color w:val="8DD873" w:themeColor="accent6" w:themeTint="99"/>
+          <w:kern w:val="0"/>
+          <w:lang w:eastAsia="en-GB"/>
+          <w14:ligatures w14:val="none"/>
+        </w:rPr>
+        <w:lastRenderedPageBreak/>
+        <w:t>També una vegada creat ‘stop_times_deparature_arrival_terminal’</w:t>
+      </w:r>
+    </w:p>
+    <w:p>
+      <w:pPr>
+        <w:pStyle w:val="ListParagraph"/>
+        <w:numPr>
+          <w:ilvl w:val="1"/>
+          <w:numId w:val="1"/>
+        </w:numPr>
+        <w:shd w:val="clear" w:color="auto" w:fill="FFFFFF"/>
+        <w:spacing w:after="0" w:line="270" w:lineRule="atLeast"/>
+        <w:rPr>
+          <w:rFonts w:ascii="Arial" w:eastAsia="Times New Roman" w:hAnsi="Arial" w:cs="Arial"/>
+          <w:color w:val="8DD873" w:themeColor="accent6" w:themeTint="99"/>
+          <w:kern w:val="0"/>
+          <w:lang w:eastAsia="en-GB"/>
+          <w14:ligatures w14:val="none"/>
+        </w:rPr>
+      </w:pPr>
+      <w:r>
+        <w:rPr>
+          <w:rFonts w:ascii="Arial" w:eastAsia="Times New Roman" w:hAnsi="Arial" w:cs="Arial"/>
+          <w:color w:val="8DD873" w:themeColor="accent6" w:themeTint="99"/>
+          <w:kern w:val="0"/>
+          <w:lang w:eastAsia="en-GB"/>
+          <w14:ligatures w14:val="none"/>
+        </w:rPr>
+        <w:t>Redefinir el pes d’arrival a arrival</w:t>
+      </w:r>
+    </w:p>
+    <w:p>
+      <w:pPr>
+        <w:pStyle w:val="ListParagraph"/>
+        <w:numPr>
+          <w:ilvl w:val="1"/>
+          <w:numId w:val="1"/>
+        </w:numPr>
+        <w:shd w:val="clear" w:color="auto" w:fill="FFFFFF"/>
+        <w:spacing w:after="0" w:line="270" w:lineRule="atLeast"/>
+        <w:rPr>
+          <w:rFonts w:ascii="Arial" w:eastAsia="Times New Roman" w:hAnsi="Arial" w:cs="Arial"/>
+          <w:color w:val="BFBFBF" w:themeColor="background1" w:themeShade="BF"/>
+          <w:kern w:val="0"/>
+          <w:lang w:eastAsia="en-GB"/>
+          <w14:ligatures w14:val="none"/>
+        </w:rPr>
+      </w:pPr>
+      <w:r>
+        <w:rPr>
+          <w:rFonts w:ascii="Arial" w:eastAsia="Times New Roman" w:hAnsi="Arial" w:cs="Arial"/>
+          <w:color w:val="BFBFBF" w:themeColor="background1" w:themeShade="BF"/>
+          <w:kern w:val="0"/>
+          <w:lang w:eastAsia="en-GB"/>
+          <w14:ligatures w14:val="none"/>
+        </w:rPr>
+        <w:t>És necessari??? Si amb shared_platforms ja veiem que els pesos són diferents segons la direcció per quatre trams de línies ja necessitem el graf dirigit encara que a la resta tot fos igual</w:t>
+      </w:r>
+    </w:p>
+    <w:p>
+      <w:pPr>
+        <w:pStyle w:val="ListParagraph"/>
+        <w:numPr>
+          <w:ilvl w:val="1"/>
+          <w:numId w:val="1"/>
+        </w:numPr>
+        <w:shd w:val="clear" w:color="auto" w:fill="FFFFFF"/>
+        <w:spacing w:after="0" w:line="270" w:lineRule="atLeast"/>
+        <w:rPr>
+          <w:rFonts w:ascii="Arial" w:eastAsia="Times New Roman" w:hAnsi="Arial" w:cs="Arial"/>
+          <w:color w:val="8DD873" w:themeColor="accent6" w:themeTint="99"/>
+          <w:kern w:val="0"/>
+          <w:lang w:eastAsia="en-GB"/>
+          <w14:ligatures w14:val="none"/>
+        </w:rPr>
+      </w:pPr>
+      <w:r>
+        <w:rPr>
+          <w:rFonts w:ascii="Arial" w:eastAsia="Times New Roman" w:hAnsi="Arial" w:cs="Arial"/>
+          <w:color w:val="8DD873" w:themeColor="accent6" w:themeTint="99"/>
+          <w:kern w:val="0"/>
+          <w:lang w:eastAsia="en-GB"/>
+          <w14:ligatures w14:val="none"/>
+        </w:rPr>
+        <w:t xml:space="preserve">Utilitzar la mateixa estructura que a </w:t>
+      </w:r>
+      <w:r>
+        <w:rPr>
+          <w:rFonts w:ascii="Arial" w:eastAsia="Times New Roman" w:hAnsi="Arial" w:cs="Arial"/>
+          <w:color w:val="8DD873" w:themeColor="accent6" w:themeTint="99"/>
+          <w:kern w:val="0"/>
+          <w:lang w:eastAsia="en-GB"/>
+          <w14:ligatures w14:val="none"/>
+        </w:rPr>
+        <w:t xml:space="preserve">L9_L10 de route_id </w:t>
+      </w:r>
+      <w:r>
+        <w:rPr>
+          <w:rFonts w:ascii="Arial" w:eastAsia="Times New Roman" w:hAnsi="Arial" w:cs="Arial"/>
+          <w:color w:val="8DD873" w:themeColor="accent6" w:themeTint="99"/>
+          <w:kern w:val="0"/>
+          <w:lang w:eastAsia="en-GB"/>
+          <w14:ligatures w14:val="none"/>
+        </w:rPr>
+        <w:sym w:font="Wingdings" w:char="F0E0"/>
+      </w:r>
+      <w:r>
+        <w:rPr>
+          <w:rFonts w:ascii="Arial" w:eastAsia="Times New Roman" w:hAnsi="Arial" w:cs="Arial"/>
+          <w:color w:val="8DD873" w:themeColor="accent6" w:themeTint="99"/>
+          <w:kern w:val="0"/>
+          <w:lang w:eastAsia="en-GB"/>
+          <w14:ligatures w14:val="none"/>
+        </w:rPr>
+        <w:t xml:space="preserve"> trip_id + direction_id </w:t>
+      </w:r>
+      <w:r>
+        <w:rPr>
+          <w:rFonts w:ascii="Arial" w:eastAsia="Times New Roman" w:hAnsi="Arial" w:cs="Arial"/>
+          <w:color w:val="8DD873" w:themeColor="accent6" w:themeTint="99"/>
+          <w:kern w:val="0"/>
+          <w:lang w:eastAsia="en-GB"/>
+          <w14:ligatures w14:val="none"/>
+        </w:rPr>
+        <w:sym w:font="Wingdings" w:char="F0E0"/>
+      </w:r>
+      <w:r>
+        <w:rPr>
+          <w:rFonts w:ascii="Arial" w:eastAsia="Times New Roman" w:hAnsi="Arial" w:cs="Arial"/>
+          <w:color w:val="8DD873" w:themeColor="accent6" w:themeTint="99"/>
+          <w:kern w:val="0"/>
+          <w:lang w:eastAsia="en-GB"/>
+          <w14:ligatures w14:val="none"/>
+        </w:rPr>
+        <w:t xml:space="preserve"> stop_sequence per tal de diferenciar entre els viatges de la L9 i la L10</w:t>
+      </w:r>
+    </w:p>
+    <w:p>
+      <w:pPr>
+        <w:pStyle w:val="ListParagraph"/>
+        <w:numPr>
+          <w:ilvl w:val="1"/>
+          <w:numId w:val="1"/>
+        </w:numPr>
+        <w:shd w:val="clear" w:color="auto" w:fill="FFFFFF"/>
+        <w:spacing w:after="0" w:line="270" w:lineRule="atLeast"/>
+        <w:rPr>
+          <w:rFonts w:ascii="Arial" w:eastAsia="Times New Roman" w:hAnsi="Arial" w:cs="Arial"/>
+          <w:color w:val="8DD873" w:themeColor="accent6" w:themeTint="99"/>
+          <w:kern w:val="0"/>
+          <w:lang w:eastAsia="en-GB"/>
+          <w14:ligatures w14:val="none"/>
+        </w:rPr>
+      </w:pPr>
+      <w:r>
+        <w:rPr>
+          <w:rFonts w:ascii="Arial" w:eastAsia="Times New Roman" w:hAnsi="Arial" w:cs="Arial"/>
+          <w:color w:val="8DD873" w:themeColor="accent6" w:themeTint="99"/>
+          <w:kern w:val="0"/>
+          <w:lang w:eastAsia="en-GB"/>
+          <w14:ligatures w14:val="none"/>
+        </w:rPr>
+        <w:t xml:space="preserve">Printejar el nom de la ruta i el nom de les parades </w:t>
+      </w:r>
+    </w:p>
+    <w:p>
+      <w:pPr>
+        <w:pStyle w:val="ListParagraph"/>
+        <w:numPr>
+          <w:ilvl w:val="1"/>
+          <w:numId w:val="1"/>
+        </w:numPr>
+        <w:shd w:val="clear" w:color="auto" w:fill="FFFFFF"/>
+        <w:spacing w:after="0" w:line="270" w:lineRule="atLeast"/>
+        <w:rPr>
+          <w:rFonts w:ascii="Arial" w:eastAsia="Times New Roman" w:hAnsi="Arial" w:cs="Arial"/>
+          <w:color w:val="8DD873" w:themeColor="accent6" w:themeTint="99"/>
+          <w:kern w:val="0"/>
+          <w:lang w:eastAsia="en-GB"/>
+          <w14:ligatures w14:val="none"/>
+        </w:rPr>
+      </w:pPr>
+      <w:r>
+        <w:rPr>
+          <w:rFonts w:ascii="Arial" w:eastAsia="Times New Roman" w:hAnsi="Arial" w:cs="Arial"/>
+          <w:color w:val="8DD873" w:themeColor="accent6" w:themeTint="99"/>
+          <w:kern w:val="0"/>
+          <w:lang w:eastAsia="en-GB"/>
+          <w14:ligatures w14:val="none"/>
+        </w:rPr>
+        <w:t>El núm total d’arestes és el que toca?</w:t>
+      </w:r>
+    </w:p>
+    <w:p>
+      <w:pPr>
+        <w:pStyle w:val="ListParagraph"/>
+        <w:numPr>
+          <w:ilvl w:val="2"/>
+          <w:numId w:val="1"/>
+        </w:numPr>
+        <w:shd w:val="clear" w:color="auto" w:fill="FFFFFF"/>
+        <w:spacing w:after="0" w:line="270" w:lineRule="atLeast"/>
+        <w:rPr>
+          <w:rFonts w:ascii="Arial" w:eastAsia="Times New Roman" w:hAnsi="Arial" w:cs="Arial"/>
+          <w:color w:val="8DD873" w:themeColor="accent6" w:themeTint="99"/>
+          <w:kern w:val="0"/>
+          <w:lang w:eastAsia="en-GB"/>
+          <w14:ligatures w14:val="none"/>
+        </w:rPr>
+      </w:pPr>
+      <w:r>
+        <w:rPr>
+          <w:rFonts w:ascii="Arial" w:eastAsia="Times New Roman" w:hAnsi="Arial" w:cs="Arial"/>
+          <w:color w:val="8DD873" w:themeColor="accent6" w:themeTint="99"/>
+          <w:kern w:val="0"/>
+          <w:lang w:eastAsia="en-GB"/>
+          <w14:ligatures w14:val="none"/>
+        </w:rPr>
+        <w:t>Segueixen havent arestes inventades o falten d’altres?</w:t>
+      </w:r>
+    </w:p>
+    <w:p>
+      <w:pPr>
+        <w:pStyle w:val="ListParagraph"/>
+        <w:shd w:val="clear" w:color="auto" w:fill="FFFFFF"/>
+        <w:spacing w:after="0" w:line="270" w:lineRule="atLeast"/>
         <w:rPr>
           <w:rFonts w:ascii="Arial" w:eastAsia="Times New Roman" w:hAnsi="Arial" w:cs="Arial"/>
           <w:color w:val="202020"/>
@@ -1043,7 +1459,34 @@
           <w:lang w:eastAsia="en-GB"/>
           <w14:ligatures w14:val="none"/>
         </w:rPr>
-        <w:t>data_validation/analysis/L9_L10.py</w:t>
+      </w:pPr>
+    </w:p>
+    <w:p>
+      <w:pPr>
+        <w:pStyle w:val="ListParagraph"/>
+        <w:numPr>
+          <w:ilvl w:val="0"/>
+          <w:numId w:val="1"/>
+        </w:numPr>
+        <w:shd w:val="clear" w:color="auto" w:fill="FFFFFF"/>
+        <w:spacing w:after="0" w:line="270" w:lineRule="atLeast"/>
+        <w:rPr>
+          <w:rFonts w:ascii="Arial" w:eastAsia="Times New Roman" w:hAnsi="Arial" w:cs="Arial"/>
+          <w:color w:val="202020"/>
+          <w:kern w:val="0"/>
+          <w:lang w:eastAsia="en-GB"/>
+          <w14:ligatures w14:val="none"/>
+        </w:rPr>
+      </w:pPr>
+      <w:r>
+        <w:rPr>
+          <w:rFonts w:ascii="Arial" w:eastAsia="Times New Roman" w:hAnsi="Arial" w:cs="Arial"/>
+          <w:color w:val="202020"/>
+          <w:kern w:val="0"/>
+          <w:lang w:eastAsia="en-GB"/>
+          <w14:ligatures w14:val="none"/>
+        </w:rPr>
+        <w:t>data_validation/cleaning/5_L9_L10_data_duplication.py</w:t>
       </w:r>
     </w:p>
     <w:p>
@@ -1071,7 +1514,7 @@
           <w:lang w:eastAsia="en-GB"/>
           <w14:ligatures w14:val="none"/>
         </w:rPr>
-        <w:t>Redefinir el pes com arrival del primer a arrival del segon</w:t>
+        <w:t xml:space="preserve">PW entre andanes compartides 15s </w:t>
       </w:r>
     </w:p>
     <w:p>
@@ -1085,6 +1528,34 @@
         <w:spacing w:after="0" w:line="270" w:lineRule="atLeast"/>
         <w:rPr>
           <w:rFonts w:ascii="Arial" w:eastAsia="Times New Roman" w:hAnsi="Arial" w:cs="Arial"/>
+          <w:color w:val="8DD873" w:themeColor="accent6" w:themeTint="99"/>
+          <w:kern w:val="0"/>
+          <w:lang w:eastAsia="en-GB"/>
+          <w14:ligatures w14:val="none"/>
+        </w:rPr>
+      </w:pPr>
+      <w:r>
+        <w:rPr>
+          <w:rFonts w:ascii="Arial" w:eastAsia="Times New Roman" w:hAnsi="Arial" w:cs="Arial"/>
+          <w:color w:val="8DD873" w:themeColor="accent6" w:themeTint="99"/>
+          <w:kern w:val="0"/>
+          <w:lang w:eastAsia="en-GB"/>
+          <w14:ligatures w14:val="none"/>
+        </w:rPr>
+        <w:t>Revisar</w:t>
+      </w:r>
+    </w:p>
+    <w:p>
+      <w:pPr>
+        <w:pStyle w:val="ListParagraph"/>
+        <w:numPr>
+          <w:ilvl w:val="1"/>
+          <w:numId w:val="1"/>
+        </w:numPr>
+        <w:shd w:val="clear" w:color="auto" w:fill="FFFFFF"/>
+        <w:spacing w:after="0" w:line="270" w:lineRule="atLeast"/>
+        <w:rPr>
+          <w:rFonts w:ascii="Arial" w:eastAsia="Times New Roman" w:hAnsi="Arial" w:cs="Arial"/>
           <w:color w:val="202020"/>
           <w:kern w:val="0"/>
           <w:lang w:eastAsia="en-GB"/>
@@ -1099,9 +1570,74 @@
           <w:lang w:eastAsia="en-GB"/>
           <w14:ligatures w14:val="none"/>
         </w:rPr>
-        <w:t xml:space="preserve">Pels casos en els que la diff sigui més gran que 0 printejar el mateix estudi per cada hora (per veure si és algo intencionat o aleatori </w:t>
-      </w:r>
-      <w:r>
+        <w:t>Nou diccionari (cal?)</w:t>
+      </w:r>
+    </w:p>
+    <w:p>
+      <w:pPr>
+        <w:pStyle w:val="ListParagraph"/>
+        <w:numPr>
+          <w:ilvl w:val="1"/>
+          <w:numId w:val="1"/>
+        </w:numPr>
+        <w:shd w:val="clear" w:color="auto" w:fill="FFFFFF"/>
+        <w:spacing w:after="0" w:line="270" w:lineRule="atLeast"/>
+        <w:rPr>
+          <w:rFonts w:ascii="Arial" w:eastAsia="Times New Roman" w:hAnsi="Arial" w:cs="Arial"/>
+          <w:color w:val="8DD873" w:themeColor="accent6" w:themeTint="99"/>
+          <w:kern w:val="0"/>
+          <w:lang w:eastAsia="en-GB"/>
+          <w14:ligatures w14:val="none"/>
+        </w:rPr>
+      </w:pPr>
+      <w:r>
+        <w:rPr>
+          <w:rFonts w:ascii="Arial" w:eastAsia="Times New Roman" w:hAnsi="Arial" w:cs="Arial"/>
+          <w:color w:val="8DD873" w:themeColor="accent6" w:themeTint="99"/>
+          <w:kern w:val="0"/>
+          <w:lang w:eastAsia="en-GB"/>
+          <w14:ligatures w14:val="none"/>
+        </w:rPr>
+        <w:t>Update readmes and workflow</w:t>
+      </w:r>
+    </w:p>
+    <w:p>
+      <w:pPr>
+        <w:pStyle w:val="ListParagraph"/>
+        <w:numPr>
+          <w:ilvl w:val="1"/>
+          <w:numId w:val="1"/>
+        </w:numPr>
+        <w:shd w:val="clear" w:color="auto" w:fill="FFFFFF"/>
+        <w:spacing w:after="0" w:line="270" w:lineRule="atLeast"/>
+        <w:rPr>
+          <w:rFonts w:ascii="Arial" w:eastAsia="Times New Roman" w:hAnsi="Arial" w:cs="Arial"/>
+          <w:color w:val="8DD873" w:themeColor="accent6" w:themeTint="99"/>
+          <w:kern w:val="0"/>
+          <w:lang w:eastAsia="en-GB"/>
+          <w14:ligatures w14:val="none"/>
+        </w:rPr>
+      </w:pPr>
+      <w:r>
+        <w:rPr>
+          <w:rFonts w:ascii="Arial" w:eastAsia="Times New Roman" w:hAnsi="Arial" w:cs="Arial"/>
+          <w:color w:val="8DD873" w:themeColor="accent6" w:themeTint="99"/>
+          <w:kern w:val="0"/>
+          <w:lang w:eastAsia="en-GB"/>
+          <w14:ligatures w14:val="none"/>
+        </w:rPr>
+        <w:t>Actualitzar referències</w:t>
+      </w:r>
+    </w:p>
+    <w:p>
+      <w:pPr>
+        <w:pStyle w:val="ListParagraph"/>
+        <w:numPr>
+          <w:ilvl w:val="1"/>
+          <w:numId w:val="1"/>
+        </w:numPr>
+        <w:shd w:val="clear" w:color="auto" w:fill="FFFFFF"/>
+        <w:spacing w:after="0" w:line="270" w:lineRule="atLeast"/>
         <w:rPr>
           <w:rFonts w:ascii="Arial" w:eastAsia="Times New Roman" w:hAnsi="Arial" w:cs="Arial"/>
           <w:color w:val="202020"/>
@@ -1109,8 +1645,7 @@
           <w:lang w:eastAsia="en-GB"/>
           <w14:ligatures w14:val="none"/>
         </w:rPr>
-        <w:sym w:font="Wingdings" w:char="F0DF"/>
-      </w:r>
+      </w:pPr>
       <w:r>
         <w:rPr>
           <w:rFonts w:ascii="Arial" w:eastAsia="Times New Roman" w:hAnsi="Arial" w:cs="Arial"/>
@@ -1119,9 +1654,18 @@
           <w:lang w:eastAsia="en-GB"/>
           <w14:ligatures w14:val="none"/>
         </w:rPr>
-        <w:t xml:space="preserve"> + arguments a la llibreta</w:t>
-      </w:r>
-      <w:r>
+        <w:t>Docu</w:t>
+      </w:r>
+    </w:p>
+    <w:p>
+      <w:pPr>
+        <w:pStyle w:val="ListParagraph"/>
+        <w:numPr>
+          <w:ilvl w:val="2"/>
+          <w:numId w:val="1"/>
+        </w:numPr>
+        <w:shd w:val="clear" w:color="auto" w:fill="FFFFFF"/>
+        <w:spacing w:after="0" w:line="270" w:lineRule="atLeast"/>
         <w:rPr>
           <w:rFonts w:ascii="Arial" w:eastAsia="Times New Roman" w:hAnsi="Arial" w:cs="Arial"/>
           <w:color w:val="202020"/>
@@ -1129,8 +1673,7 @@
           <w:lang w:eastAsia="en-GB"/>
           <w14:ligatures w14:val="none"/>
         </w:rPr>
-        <w:t xml:space="preserve"> reunió 05.27</w:t>
-      </w:r>
+      </w:pPr>
       <w:r>
         <w:rPr>
           <w:rFonts w:ascii="Arial" w:eastAsia="Times New Roman" w:hAnsi="Arial" w:cs="Arial"/>
@@ -1139,9 +1682,18 @@
           <w:lang w:eastAsia="en-GB"/>
           <w14:ligatures w14:val="none"/>
         </w:rPr>
-        <w:t>)</w:t>
-      </w:r>
-      <w:r>
+        <w:t>Argumentar a la docu que és el mínim pw (i mínim trigues això en baixar-te i pujar a un metro que passi justament després) i per tal que no sigui gratis canviar-se de línia</w:t>
+      </w:r>
+    </w:p>
+    <w:p>
+      <w:pPr>
+        <w:pStyle w:val="ListParagraph"/>
+        <w:numPr>
+          <w:ilvl w:val="0"/>
+          <w:numId w:val="1"/>
+        </w:numPr>
+        <w:shd w:val="clear" w:color="auto" w:fill="FFFFFF"/>
+        <w:spacing w:after="0" w:line="270" w:lineRule="atLeast"/>
         <w:rPr>
           <w:rFonts w:ascii="Arial" w:eastAsia="Times New Roman" w:hAnsi="Arial" w:cs="Arial"/>
           <w:color w:val="202020"/>
@@ -1149,6 +1701,73 @@
           <w:lang w:eastAsia="en-GB"/>
           <w14:ligatures w14:val="none"/>
         </w:rPr>
+      </w:pPr>
+      <w:r>
+        <w:rPr>
+          <w:rFonts w:ascii="Arial" w:eastAsia="Times New Roman" w:hAnsi="Arial" w:cs="Arial"/>
+          <w:color w:val="202020"/>
+          <w:kern w:val="0"/>
+          <w:lang w:eastAsia="en-GB"/>
+          <w14:ligatures w14:val="none"/>
+        </w:rPr>
+        <w:t xml:space="preserve">analysis/edge_stdev.py </w:t>
+      </w:r>
+    </w:p>
+    <w:p>
+      <w:pPr>
+        <w:pStyle w:val="ListParagraph"/>
+        <w:shd w:val="clear" w:color="auto" w:fill="FFFFFF"/>
+        <w:spacing w:after="0" w:line="270" w:lineRule="atLeast"/>
+        <w:rPr>
+          <w:rFonts w:ascii="Arial" w:eastAsia="Times New Roman" w:hAnsi="Arial" w:cs="Arial"/>
+          <w:color w:val="202020"/>
+          <w:kern w:val="0"/>
+          <w:lang w:eastAsia="en-GB"/>
+          <w14:ligatures w14:val="none"/>
+        </w:rPr>
+      </w:pPr>
+      <w:r>
+        <w:rPr>
+          <w:rFonts w:ascii="Arial" w:eastAsia="Times New Roman" w:hAnsi="Arial" w:cs="Arial"/>
+          <w:color w:val="202020"/>
+          <w:kern w:val="0"/>
+          <w:lang w:eastAsia="en-GB"/>
+          <w14:ligatures w14:val="none"/>
+        </w:rPr>
+        <w:t>Notes reunió 05.27</w:t>
+      </w:r>
+    </w:p>
+    <w:p>
+      <w:pPr>
+        <w:pStyle w:val="ListParagraph"/>
+        <w:shd w:val="clear" w:color="auto" w:fill="FFFFFF"/>
+        <w:spacing w:after="0" w:line="270" w:lineRule="atLeast"/>
+        <w:rPr>
+          <w:rFonts w:ascii="Arial" w:eastAsia="Times New Roman" w:hAnsi="Arial" w:cs="Arial"/>
+          <w:color w:val="202020"/>
+          <w:kern w:val="0"/>
+          <w:lang w:eastAsia="en-GB"/>
+          <w14:ligatures w14:val="none"/>
+        </w:rPr>
+      </w:pPr>
+      <w:r>
+        <w:rPr>
+          <w:rFonts w:ascii="Arial" w:eastAsia="Times New Roman" w:hAnsi="Arial" w:cs="Arial"/>
+          <w:color w:val="202020"/>
+          <w:kern w:val="0"/>
+          <w:lang w:eastAsia="en-GB"/>
+          <w14:ligatures w14:val="none"/>
+        </w:rPr>
+        <w:t>read-only, computes mean+stdev per sw edge from the duplicated stop_times, surfaces the highest-stdev edges with an hourly breakdown</w:t>
+      </w:r>
+      <w:r>
+        <w:rPr>
+          <w:rFonts w:ascii="Arial" w:eastAsia="Times New Roman" w:hAnsi="Arial" w:cs="Arial"/>
+          <w:color w:val="202020"/>
+          <w:kern w:val="0"/>
+          <w:lang w:eastAsia="en-GB"/>
+          <w14:ligatures w14:val="none"/>
+        </w:rPr>
         <w:t xml:space="preserve"> </w:t>
       </w:r>
       <w:r>
@@ -1159,7 +1778,7 @@
           <w:lang w:eastAsia="en-GB"/>
           <w14:ligatures w14:val="none"/>
         </w:rPr>
-        <w:sym w:font="Wingdings" w:char="F0DF"/>
+        <w:sym w:font="Wingdings" w:char="F0E0"/>
       </w:r>
       <w:r>
         <w:rPr>
@@ -1169,68 +1788,231 @@
           <w:lang w:eastAsia="en-GB"/>
           <w14:ligatures w14:val="none"/>
         </w:rPr>
-        <w:t xml:space="preserve"> si ho fem a between_platforms no cal aquí</w:t>
-      </w:r>
-    </w:p>
-    <w:p>
-      <w:pPr>
-        <w:pStyle w:val="ListParagraph"/>
+        <w:t xml:space="preserve"> we understand if the mean is a trusting measure</w:t>
+      </w:r>
+    </w:p>
+    <w:p>
+      <w:pPr>
+        <w:pStyle w:val="NormalWeb"/>
         <w:numPr>
           <w:ilvl w:val="1"/>
           <w:numId w:val="1"/>
         </w:numPr>
-        <w:shd w:val="clear" w:color="auto" w:fill="FFFFFF"/>
-        <w:spacing w:after="0" w:line="270" w:lineRule="atLeast"/>
-        <w:rPr>
-          <w:rFonts w:ascii="Arial" w:eastAsia="Times New Roman" w:hAnsi="Arial" w:cs="Arial"/>
-          <w:color w:val="8DD873" w:themeColor="accent6" w:themeTint="99"/>
-          <w:kern w:val="0"/>
-          <w:lang w:eastAsia="en-GB"/>
-          <w14:ligatures w14:val="none"/>
-        </w:rPr>
-      </w:pPr>
-      <w:r>
-        <w:rPr>
-          <w:rFonts w:ascii="Arial" w:eastAsia="Times New Roman" w:hAnsi="Arial" w:cs="Arial"/>
-          <w:color w:val="8DD873" w:themeColor="accent6" w:themeTint="99"/>
-          <w:kern w:val="0"/>
-          <w:lang w:eastAsia="en-GB"/>
-          <w14:ligatures w14:val="none"/>
-        </w:rPr>
-        <w:t>Create a function that detects shared platforms instead of hardcoding them</w:t>
-      </w:r>
-    </w:p>
-    <w:p>
-      <w:pPr>
-        <w:pStyle w:val="ListParagraph"/>
+        <w:shd w:val="clear" w:color="auto" w:fill="FAFAFD"/>
+        <w:spacing w:before="24" w:beforeAutospacing="0" w:after="48" w:afterAutospacing="0"/>
+        <w:rPr>
+          <w:rFonts w:ascii="Segoe UI" w:hAnsi="Segoe UI" w:cs="Segoe UI"/>
+          <w:color w:val="BFBFBF" w:themeColor="background1" w:themeShade="BF"/>
+          <w:sz w:val="20"/>
+          <w:szCs w:val="20"/>
+        </w:rPr>
+      </w:pPr>
+      <w:r>
+        <w:rPr>
+          <w:rStyle w:val="HTMLCode"/>
+          <w:b/>
+          <w:bCs/>
+          <w:color w:val="BFBFBF" w:themeColor="background1" w:themeShade="BF"/>
+          <w:sz w:val="18"/>
+          <w:szCs w:val="18"/>
+          <w:shd w:val="clear" w:color="auto" w:fill="ECECEC"/>
+        </w:rPr>
+        <w:t>edge_stdev.py</w:t>
+      </w:r>
+      <w:r>
+        <w:rPr>
+          <w:rStyle w:val="Strong"/>
+          <w:rFonts w:ascii="Segoe UI" w:hAnsi="Segoe UI" w:cs="Segoe UI"/>
+          <w:color w:val="BFBFBF" w:themeColor="background1" w:themeShade="BF"/>
+          <w:sz w:val="20"/>
+          <w:szCs w:val="20"/>
+        </w:rPr>
+        <w:t xml:space="preserve"> — validate whether the mean is a trustworthy edge weight</w:t>
+      </w:r>
+    </w:p>
+    <w:p>
+      <w:pPr>
+        <w:pStyle w:val="NormalWeb"/>
         <w:numPr>
           <w:ilvl w:val="1"/>
           <w:numId w:val="1"/>
         </w:numPr>
-        <w:shd w:val="clear" w:color="auto" w:fill="FFFFFF"/>
-        <w:spacing w:after="0" w:line="270" w:lineRule="atLeast"/>
-        <w:rPr>
-          <w:rFonts w:ascii="Arial" w:eastAsia="Times New Roman" w:hAnsi="Arial" w:cs="Arial"/>
-          <w:color w:val="8DD873" w:themeColor="accent6" w:themeTint="99"/>
-          <w:kern w:val="0"/>
-          <w:lang w:eastAsia="en-GB"/>
-          <w14:ligatures w14:val="none"/>
-        </w:rPr>
-      </w:pPr>
-      <w:r>
-        <w:rPr>
-          <w:rFonts w:ascii="Arial" w:eastAsia="Times New Roman" w:hAnsi="Arial" w:cs="Arial"/>
-          <w:color w:val="8DD873" w:themeColor="accent6" w:themeTint="99"/>
-          <w:kern w:val="0"/>
-          <w:lang w:eastAsia="en-GB"/>
-          <w14:ligatures w14:val="none"/>
-        </w:rPr>
-        <w:t>Rename to shared_platforms?</w:t>
-      </w:r>
-    </w:p>
-    <w:p>
-      <w:pPr>
-        <w:pStyle w:val="ListParagraph"/>
+        <w:shd w:val="clear" w:color="auto" w:fill="FAFAFD"/>
+        <w:spacing w:before="24" w:beforeAutospacing="0" w:after="48" w:afterAutospacing="0"/>
+        <w:rPr>
+          <w:rFonts w:ascii="Segoe UI" w:hAnsi="Segoe UI" w:cs="Segoe UI"/>
+          <w:color w:val="BFBFBF" w:themeColor="background1" w:themeShade="BF"/>
+          <w:sz w:val="20"/>
+          <w:szCs w:val="20"/>
+        </w:rPr>
+      </w:pPr>
+      <w:r>
+        <w:rPr>
+          <w:rFonts w:ascii="Segoe UI" w:hAnsi="Segoe UI" w:cs="Segoe UI"/>
+          <w:color w:val="BFBFBF" w:themeColor="background1" w:themeShade="BF"/>
+          <w:sz w:val="20"/>
+          <w:szCs w:val="20"/>
+        </w:rPr>
+        <w:t xml:space="preserve">Once </w:t>
+      </w:r>
+      <w:r>
+        <w:rPr>
+          <w:rStyle w:val="HTMLCode"/>
+          <w:color w:val="BFBFBF" w:themeColor="background1" w:themeShade="BF"/>
+          <w:sz w:val="18"/>
+          <w:szCs w:val="18"/>
+          <w:shd w:val="clear" w:color="auto" w:fill="ECECEC"/>
+        </w:rPr>
+        <w:t>5_L9_L10_data_duplication.py</w:t>
+      </w:r>
+      <w:r>
+        <w:rPr>
+          <w:rFonts w:ascii="Segoe UI" w:hAnsi="Segoe UI" w:cs="Segoe UI"/>
+          <w:color w:val="BFBFBF" w:themeColor="background1" w:themeShade="BF"/>
+          <w:sz w:val="20"/>
+          <w:szCs w:val="20"/>
+        </w:rPr>
+        <w:t xml:space="preserve"> produces the final, line-specific, directed edge set, every </w:t>
+      </w:r>
+      <w:r>
+        <w:rPr>
+          <w:rStyle w:val="HTMLCode"/>
+          <w:color w:val="BFBFBF" w:themeColor="background1" w:themeShade="BF"/>
+          <w:sz w:val="18"/>
+          <w:szCs w:val="18"/>
+          <w:shd w:val="clear" w:color="auto" w:fill="ECECEC"/>
+        </w:rPr>
+        <w:t>sw</w:t>
+      </w:r>
+      <w:r>
+        <w:rPr>
+          <w:rFonts w:ascii="Segoe UI" w:hAnsi="Segoe UI" w:cs="Segoe UI"/>
+          <w:color w:val="BFBFBF" w:themeColor="background1" w:themeShade="BF"/>
+          <w:sz w:val="20"/>
+          <w:szCs w:val="20"/>
+        </w:rPr>
+        <w:t xml:space="preserve"> edge's weight for Dijkstra will be the mean travel time across all observed trips for that edge. A mean is only a good single-number summary if the underlying travel times cluster tightly around it — if they don't, the "weight" you hand to Dijkstra is hiding real structure (e.g. a service that's reliably fast off-peak and reliably slow at rush hour) rather than describing one stable quantity.</w:t>
+      </w:r>
+    </w:p>
+    <w:p>
+      <w:pPr>
+        <w:pStyle w:val="NormalWeb"/>
+        <w:numPr>
+          <w:ilvl w:val="1"/>
+          <w:numId w:val="1"/>
+        </w:numPr>
+        <w:shd w:val="clear" w:color="auto" w:fill="FAFAFD"/>
+        <w:spacing w:before="24" w:beforeAutospacing="0" w:after="48" w:afterAutospacing="0"/>
+        <w:rPr>
+          <w:rFonts w:ascii="Segoe UI" w:hAnsi="Segoe UI" w:cs="Segoe UI"/>
+          <w:color w:val="BFBFBF" w:themeColor="background1" w:themeShade="BF"/>
+          <w:sz w:val="20"/>
+          <w:szCs w:val="20"/>
+        </w:rPr>
+      </w:pPr>
+      <w:r>
+        <w:rPr>
+          <w:rStyle w:val="HTMLCode"/>
+          <w:color w:val="BFBFBF" w:themeColor="background1" w:themeShade="BF"/>
+          <w:sz w:val="18"/>
+          <w:szCs w:val="18"/>
+          <w:shd w:val="clear" w:color="auto" w:fill="ECECEC"/>
+        </w:rPr>
+        <w:t>edge_stdev.py</w:t>
+      </w:r>
+      <w:r>
+        <w:rPr>
+          <w:rFonts w:ascii="Segoe UI" w:hAnsi="Segoe UI" w:cs="Segoe UI"/>
+          <w:color w:val="BFBFBF" w:themeColor="background1" w:themeShade="BF"/>
+          <w:sz w:val="20"/>
+          <w:szCs w:val="20"/>
+        </w:rPr>
+        <w:t xml:space="preserve">'s job is to find out, for each edge, whether that's actually the case. It computes the standard deviation alongside the mean for every </w:t>
+      </w:r>
+      <w:r>
+        <w:rPr>
+          <w:rStyle w:val="HTMLCode"/>
+          <w:color w:val="BFBFBF" w:themeColor="background1" w:themeShade="BF"/>
+          <w:sz w:val="18"/>
+          <w:szCs w:val="18"/>
+          <w:shd w:val="clear" w:color="auto" w:fill="ECECEC"/>
+        </w:rPr>
+        <w:t>sw</w:t>
+      </w:r>
+      <w:r>
+        <w:rPr>
+          <w:rFonts w:ascii="Segoe UI" w:hAnsi="Segoe UI" w:cs="Segoe UI"/>
+          <w:color w:val="BFBFBF" w:themeColor="background1" w:themeShade="BF"/>
+          <w:sz w:val="20"/>
+          <w:szCs w:val="20"/>
+        </w:rPr>
+        <w:t xml:space="preserve"> edge, ranks edges by stdev (not by directional gap — that's </w:t>
+      </w:r>
+      <w:r>
+        <w:rPr>
+          <w:rStyle w:val="HTMLCode"/>
+          <w:color w:val="BFBFBF" w:themeColor="background1" w:themeShade="BF"/>
+          <w:sz w:val="18"/>
+          <w:szCs w:val="18"/>
+          <w:shd w:val="clear" w:color="auto" w:fill="ECECEC"/>
+        </w:rPr>
+        <w:t>directional_asymmetry.py</w:t>
+      </w:r>
+      <w:r>
+        <w:rPr>
+          <w:rFonts w:ascii="Segoe UI" w:hAnsi="Segoe UI" w:cs="Segoe UI"/>
+          <w:color w:val="BFBFBF" w:themeColor="background1" w:themeShade="BF"/>
+          <w:sz w:val="20"/>
+          <w:szCs w:val="20"/>
+        </w:rPr>
+        <w:t xml:space="preserve">'s concern), and for the worst offenders it breaks the mean down by hour. That breakdown tells you whether high variance comes from a real, structured pattern (peak vs. off-peak times genuinely differ) or from noise/outliers around one stable value. The output of this script isn't consumed by anything downstream — it's a diagnostic gate you and your tutor use to decide whether a static mean-weight Dijkstra graph is an adequate model, or whether some edges need a different treatment (e.g. time-bucketed weights) before </w:t>
+      </w:r>
+      <w:r>
+        <w:rPr>
+          <w:rStyle w:val="HTMLCode"/>
+          <w:color w:val="BFBFBF" w:themeColor="background1" w:themeShade="BF"/>
+          <w:sz w:val="18"/>
+          <w:szCs w:val="18"/>
+          <w:shd w:val="clear" w:color="auto" w:fill="ECECEC"/>
+        </w:rPr>
+        <w:t>6_weights.py</w:t>
+      </w:r>
+      <w:r>
+        <w:rPr>
+          <w:rFonts w:ascii="Segoe UI" w:hAnsi="Segoe UI" w:cs="Segoe UI"/>
+          <w:color w:val="BFBFBF" w:themeColor="background1" w:themeShade="BF"/>
+          <w:sz w:val="20"/>
+          <w:szCs w:val="20"/>
+        </w:rPr>
+        <w:t xml:space="preserve"> finalizes </w:t>
+      </w:r>
+      <w:r>
+        <w:rPr>
+          <w:rStyle w:val="HTMLCode"/>
+          <w:color w:val="BFBFBF" w:themeColor="background1" w:themeShade="BF"/>
+          <w:sz w:val="18"/>
+          <w:szCs w:val="18"/>
+          <w:shd w:val="clear" w:color="auto" w:fill="ECECEC"/>
+        </w:rPr>
+        <w:t>weights.txt</w:t>
+      </w:r>
+      <w:r>
+        <w:rPr>
+          <w:rFonts w:ascii="Segoe UI" w:hAnsi="Segoe UI" w:cs="Segoe UI"/>
+          <w:color w:val="BFBFBF" w:themeColor="background1" w:themeShade="BF"/>
+          <w:sz w:val="20"/>
+          <w:szCs w:val="20"/>
+        </w:rPr>
+        <w:t>.</w:t>
+      </w:r>
+    </w:p>
+    <w:p>
+      <w:pPr>
+        <w:pStyle w:val="ListParagraph"/>
+        <w:numPr>
+          <w:ilvl w:val="1"/>
+          <w:numId w:val="1"/>
+        </w:numPr>
         <w:shd w:val="clear" w:color="auto" w:fill="FFFFFF"/>
         <w:spacing w:after="0" w:line="270" w:lineRule="atLeast"/>
         <w:rPr>
@@ -1267,101 +2049,12 @@
           <w:lang w:eastAsia="en-GB"/>
           <w14:ligatures w14:val="none"/>
         </w:rPr>
-        <w:lastRenderedPageBreak/>
-        <w:t>data_validation/analysis/between_platforms.py</w:t>
-      </w:r>
-    </w:p>
-    <w:p>
-      <w:pPr>
-        <w:pStyle w:val="ListParagraph"/>
-        <w:numPr>
-          <w:ilvl w:val="1"/>
-          <w:numId w:val="1"/>
-        </w:numPr>
-        <w:shd w:val="clear" w:color="auto" w:fill="FFFFFF"/>
-        <w:spacing w:after="0" w:line="270" w:lineRule="atLeast"/>
-        <w:rPr>
-          <w:rFonts w:ascii="Arial" w:eastAsia="Times New Roman" w:hAnsi="Arial" w:cs="Arial"/>
-          <w:color w:val="8DD873" w:themeColor="accent6" w:themeTint="99"/>
-          <w:kern w:val="0"/>
-          <w:lang w:eastAsia="en-GB"/>
-          <w14:ligatures w14:val="none"/>
-        </w:rPr>
-      </w:pPr>
-      <w:r>
-        <w:rPr>
-          <w:rFonts w:ascii="Arial" w:eastAsia="Times New Roman" w:hAnsi="Arial" w:cs="Arial"/>
-          <w:color w:val="8DD873" w:themeColor="accent6" w:themeTint="99"/>
-          <w:kern w:val="0"/>
-          <w:lang w:eastAsia="en-GB"/>
-          <w14:ligatures w14:val="none"/>
-        </w:rPr>
-        <w:t>Una vegada s’hagi creat ‘stop_times_sequence’ tornar a executar el codi (es construeix l’adjacència de vèrtexs amb la consecutivitat del ‘stop_sequence’)</w:t>
-      </w:r>
-    </w:p>
-    <w:p>
-      <w:pPr>
-        <w:pStyle w:val="ListParagraph"/>
-        <w:numPr>
-          <w:ilvl w:val="1"/>
-          <w:numId w:val="1"/>
-        </w:numPr>
-        <w:shd w:val="clear" w:color="auto" w:fill="FFFFFF"/>
-        <w:spacing w:after="0" w:line="270" w:lineRule="atLeast"/>
-        <w:rPr>
-          <w:rFonts w:ascii="Arial" w:eastAsia="Times New Roman" w:hAnsi="Arial" w:cs="Arial"/>
-          <w:color w:val="8DD873" w:themeColor="accent6" w:themeTint="99"/>
-          <w:kern w:val="0"/>
-          <w:lang w:eastAsia="en-GB"/>
-          <w14:ligatures w14:val="none"/>
-        </w:rPr>
-      </w:pPr>
-      <w:r>
-        <w:rPr>
-          <w:rFonts w:ascii="Arial" w:eastAsia="Times New Roman" w:hAnsi="Arial" w:cs="Arial"/>
-          <w:color w:val="8DD873" w:themeColor="accent6" w:themeTint="99"/>
-          <w:kern w:val="0"/>
-          <w:lang w:eastAsia="en-GB"/>
-          <w14:ligatures w14:val="none"/>
-        </w:rPr>
-        <w:t>També una vegada creat ‘stop_times_deparature_arrival_terminal’</w:t>
-      </w:r>
-    </w:p>
-    <w:p>
-      <w:pPr>
-        <w:pStyle w:val="ListParagraph"/>
-        <w:numPr>
-          <w:ilvl w:val="1"/>
-          <w:numId w:val="1"/>
-        </w:numPr>
-        <w:shd w:val="clear" w:color="auto" w:fill="FFFFFF"/>
-        <w:spacing w:after="0" w:line="270" w:lineRule="atLeast"/>
-        <w:rPr>
-          <w:rFonts w:ascii="Arial" w:eastAsia="Times New Roman" w:hAnsi="Arial" w:cs="Arial"/>
-          <w:color w:val="8DD873" w:themeColor="accent6" w:themeTint="99"/>
-          <w:kern w:val="0"/>
-          <w:lang w:eastAsia="en-GB"/>
-          <w14:ligatures w14:val="none"/>
-        </w:rPr>
-      </w:pPr>
-      <w:r>
-        <w:rPr>
-          <w:rFonts w:ascii="Arial" w:eastAsia="Times New Roman" w:hAnsi="Arial" w:cs="Arial"/>
-          <w:color w:val="8DD873" w:themeColor="accent6" w:themeTint="99"/>
-          <w:kern w:val="0"/>
-          <w:lang w:eastAsia="en-GB"/>
-          <w14:ligatures w14:val="none"/>
-        </w:rPr>
-        <w:t>Redefinir el pes d’arrival a arrival</w:t>
-      </w:r>
-    </w:p>
-    <w:p>
-      <w:pPr>
-        <w:pStyle w:val="ListParagraph"/>
-        <w:numPr>
-          <w:ilvl w:val="1"/>
-          <w:numId w:val="1"/>
-        </w:numPr>
+        <w:t xml:space="preserve">processing/6_weights.py  </w:t>
+      </w:r>
+    </w:p>
+    <w:p>
+      <w:pPr>
+        <w:pStyle w:val="ListParagraph"/>
         <w:shd w:val="clear" w:color="auto" w:fill="FFFFFF"/>
         <w:spacing w:after="0" w:line="270" w:lineRule="atLeast"/>
         <w:rPr>
@@ -1380,232 +2073,8 @@
           <w:lang w:eastAsia="en-GB"/>
           <w14:ligatures w14:val="none"/>
         </w:rPr>
-        <w:t>És necessari??? Si amb shared_platforms ja veiem que els pesos són diferents segons la direcció per quatre trams de línies ja necessitem el graf dirigit encara que a la resta tot fos igual</w:t>
-      </w:r>
-    </w:p>
-    <w:p>
-      <w:pPr>
-        <w:pStyle w:val="ListParagraph"/>
-        <w:numPr>
-          <w:ilvl w:val="1"/>
-          <w:numId w:val="1"/>
-        </w:numPr>
-        <w:shd w:val="clear" w:color="auto" w:fill="FFFFFF"/>
-        <w:spacing w:after="0" w:line="270" w:lineRule="atLeast"/>
-        <w:rPr>
-          <w:rFonts w:ascii="Arial" w:eastAsia="Times New Roman" w:hAnsi="Arial" w:cs="Arial"/>
-          <w:color w:val="8DD873" w:themeColor="accent6" w:themeTint="99"/>
-          <w:kern w:val="0"/>
-          <w:lang w:eastAsia="en-GB"/>
-          <w14:ligatures w14:val="none"/>
-        </w:rPr>
-      </w:pPr>
-      <w:r>
-        <w:rPr>
-          <w:rFonts w:ascii="Arial" w:eastAsia="Times New Roman" w:hAnsi="Arial" w:cs="Arial"/>
-          <w:color w:val="8DD873" w:themeColor="accent6" w:themeTint="99"/>
-          <w:kern w:val="0"/>
-          <w:lang w:eastAsia="en-GB"/>
-          <w14:ligatures w14:val="none"/>
-        </w:rPr>
-        <w:t xml:space="preserve">Utilitzar la mateixa estructura que a </w:t>
-      </w:r>
-      <w:r>
-        <w:rPr>
-          <w:rFonts w:ascii="Arial" w:eastAsia="Times New Roman" w:hAnsi="Arial" w:cs="Arial"/>
-          <w:color w:val="8DD873" w:themeColor="accent6" w:themeTint="99"/>
-          <w:kern w:val="0"/>
-          <w:lang w:eastAsia="en-GB"/>
-          <w14:ligatures w14:val="none"/>
-        </w:rPr>
-        <w:t xml:space="preserve">L9_L10 de route_id </w:t>
-      </w:r>
-      <w:r>
-        <w:rPr>
-          <w:rFonts w:ascii="Arial" w:eastAsia="Times New Roman" w:hAnsi="Arial" w:cs="Arial"/>
-          <w:color w:val="8DD873" w:themeColor="accent6" w:themeTint="99"/>
-          <w:kern w:val="0"/>
-          <w:lang w:eastAsia="en-GB"/>
-          <w14:ligatures w14:val="none"/>
-        </w:rPr>
-        <w:sym w:font="Wingdings" w:char="F0E0"/>
-      </w:r>
-      <w:r>
-        <w:rPr>
-          <w:rFonts w:ascii="Arial" w:eastAsia="Times New Roman" w:hAnsi="Arial" w:cs="Arial"/>
-          <w:color w:val="8DD873" w:themeColor="accent6" w:themeTint="99"/>
-          <w:kern w:val="0"/>
-          <w:lang w:eastAsia="en-GB"/>
-          <w14:ligatures w14:val="none"/>
-        </w:rPr>
-        <w:t xml:space="preserve"> trip_id + direction_id </w:t>
-      </w:r>
-      <w:r>
-        <w:rPr>
-          <w:rFonts w:ascii="Arial" w:eastAsia="Times New Roman" w:hAnsi="Arial" w:cs="Arial"/>
-          <w:color w:val="8DD873" w:themeColor="accent6" w:themeTint="99"/>
-          <w:kern w:val="0"/>
-          <w:lang w:eastAsia="en-GB"/>
-          <w14:ligatures w14:val="none"/>
-        </w:rPr>
-        <w:sym w:font="Wingdings" w:char="F0E0"/>
-      </w:r>
-      <w:r>
-        <w:rPr>
-          <w:rFonts w:ascii="Arial" w:eastAsia="Times New Roman" w:hAnsi="Arial" w:cs="Arial"/>
-          <w:color w:val="8DD873" w:themeColor="accent6" w:themeTint="99"/>
-          <w:kern w:val="0"/>
-          <w:lang w:eastAsia="en-GB"/>
-          <w14:ligatures w14:val="none"/>
-        </w:rPr>
-        <w:t xml:space="preserve"> stop_sequence per tal de diferenciar entre els viatges de la L9 i la L10</w:t>
-      </w:r>
-    </w:p>
-    <w:p>
-      <w:pPr>
-        <w:pStyle w:val="ListParagraph"/>
-        <w:numPr>
-          <w:ilvl w:val="1"/>
-          <w:numId w:val="1"/>
-        </w:numPr>
-        <w:shd w:val="clear" w:color="auto" w:fill="FFFFFF"/>
-        <w:spacing w:after="0" w:line="270" w:lineRule="atLeast"/>
-        <w:rPr>
-          <w:rFonts w:ascii="Arial" w:eastAsia="Times New Roman" w:hAnsi="Arial" w:cs="Arial"/>
-          <w:color w:val="8DD873" w:themeColor="accent6" w:themeTint="99"/>
-          <w:kern w:val="0"/>
-          <w:lang w:eastAsia="en-GB"/>
-          <w14:ligatures w14:val="none"/>
-        </w:rPr>
-      </w:pPr>
-      <w:r>
-        <w:rPr>
-          <w:rFonts w:ascii="Arial" w:eastAsia="Times New Roman" w:hAnsi="Arial" w:cs="Arial"/>
-          <w:color w:val="8DD873" w:themeColor="accent6" w:themeTint="99"/>
-          <w:kern w:val="0"/>
-          <w:lang w:eastAsia="en-GB"/>
-          <w14:ligatures w14:val="none"/>
-        </w:rPr>
-        <w:t xml:space="preserve">Printejar el nom de la ruta i el nom de les parades </w:t>
-      </w:r>
-    </w:p>
-    <w:p>
-      <w:pPr>
-        <w:pStyle w:val="ListParagraph"/>
-        <w:numPr>
-          <w:ilvl w:val="1"/>
-          <w:numId w:val="1"/>
-        </w:numPr>
-        <w:shd w:val="clear" w:color="auto" w:fill="FFFFFF"/>
-        <w:spacing w:after="0" w:line="270" w:lineRule="atLeast"/>
-        <w:rPr>
-          <w:rFonts w:ascii="Arial" w:eastAsia="Times New Roman" w:hAnsi="Arial" w:cs="Arial"/>
-          <w:color w:val="8DD873" w:themeColor="accent6" w:themeTint="99"/>
-          <w:kern w:val="0"/>
-          <w:lang w:eastAsia="en-GB"/>
-          <w14:ligatures w14:val="none"/>
-        </w:rPr>
-      </w:pPr>
-      <w:r>
-        <w:rPr>
-          <w:rFonts w:ascii="Arial" w:eastAsia="Times New Roman" w:hAnsi="Arial" w:cs="Arial"/>
-          <w:color w:val="8DD873" w:themeColor="accent6" w:themeTint="99"/>
-          <w:kern w:val="0"/>
-          <w:lang w:eastAsia="en-GB"/>
-          <w14:ligatures w14:val="none"/>
-        </w:rPr>
-        <w:t>El núm total d’arestes és el que toca?</w:t>
-      </w:r>
-    </w:p>
-    <w:p>
-      <w:pPr>
-        <w:pStyle w:val="ListParagraph"/>
-        <w:numPr>
-          <w:ilvl w:val="2"/>
-          <w:numId w:val="1"/>
-        </w:numPr>
-        <w:shd w:val="clear" w:color="auto" w:fill="FFFFFF"/>
-        <w:spacing w:after="0" w:line="270" w:lineRule="atLeast"/>
-        <w:rPr>
-          <w:rFonts w:ascii="Arial" w:eastAsia="Times New Roman" w:hAnsi="Arial" w:cs="Arial"/>
-          <w:color w:val="8DD873" w:themeColor="accent6" w:themeTint="99"/>
-          <w:kern w:val="0"/>
-          <w:lang w:eastAsia="en-GB"/>
-          <w14:ligatures w14:val="none"/>
-        </w:rPr>
-      </w:pPr>
-      <w:r>
-        <w:rPr>
-          <w:rFonts w:ascii="Arial" w:eastAsia="Times New Roman" w:hAnsi="Arial" w:cs="Arial"/>
-          <w:color w:val="8DD873" w:themeColor="accent6" w:themeTint="99"/>
-          <w:kern w:val="0"/>
-          <w:lang w:eastAsia="en-GB"/>
-          <w14:ligatures w14:val="none"/>
-        </w:rPr>
-        <w:t>Segueixen havent arestes inventades o falten d’altres?</w:t>
-      </w:r>
-    </w:p>
-    <w:p>
-      <w:pPr>
-        <w:pStyle w:val="ListParagraph"/>
-        <w:numPr>
-          <w:ilvl w:val="1"/>
-          <w:numId w:val="1"/>
-        </w:numPr>
-        <w:shd w:val="clear" w:color="auto" w:fill="FFFFFF"/>
-        <w:spacing w:after="0" w:line="270" w:lineRule="atLeast"/>
-        <w:rPr>
-          <w:rFonts w:ascii="Arial" w:eastAsia="Times New Roman" w:hAnsi="Arial" w:cs="Arial"/>
-          <w:color w:val="202020"/>
-          <w:kern w:val="0"/>
-          <w:lang w:eastAsia="en-GB"/>
-          <w14:ligatures w14:val="none"/>
-        </w:rPr>
-      </w:pPr>
-      <w:r>
-        <w:rPr>
-          <w:rFonts w:ascii="Arial" w:eastAsia="Times New Roman" w:hAnsi="Arial" w:cs="Arial"/>
-          <w:color w:val="202020"/>
-          <w:kern w:val="0"/>
-          <w:lang w:eastAsia="en-GB"/>
-          <w14:ligatures w14:val="none"/>
-        </w:rPr>
-        <w:t xml:space="preserve">Pels casos en els que la diff sigui més gran que 0 printejar el mateix estudi per cada hora (per veure si és algo intencionat o aleatori </w:t>
-      </w:r>
-      <w:r>
-        <w:rPr>
-          <w:rFonts w:ascii="Arial" w:eastAsia="Times New Roman" w:hAnsi="Arial" w:cs="Arial"/>
-          <w:color w:val="202020"/>
-          <w:kern w:val="0"/>
-          <w:lang w:eastAsia="en-GB"/>
-          <w14:ligatures w14:val="none"/>
-        </w:rPr>
-        <w:sym w:font="Wingdings" w:char="F0DF"/>
-      </w:r>
-      <w:r>
-        <w:rPr>
-          <w:rFonts w:ascii="Arial" w:eastAsia="Times New Roman" w:hAnsi="Arial" w:cs="Arial"/>
-          <w:color w:val="202020"/>
-          <w:kern w:val="0"/>
-          <w:lang w:eastAsia="en-GB"/>
-          <w14:ligatures w14:val="none"/>
-        </w:rPr>
-        <w:t xml:space="preserve"> + arguments a la llibreta reunió 05.27)</w:t>
-      </w:r>
-    </w:p>
-    <w:p>
-      <w:pPr>
-        <w:pStyle w:val="ListParagraph"/>
-        <w:shd w:val="clear" w:color="auto" w:fill="FFFFFF"/>
-        <w:spacing w:after="0" w:line="270" w:lineRule="atLeast"/>
-        <w:rPr>
-          <w:rFonts w:ascii="Arial" w:eastAsia="Times New Roman" w:hAnsi="Arial" w:cs="Arial"/>
-          <w:color w:val="202020"/>
-          <w:kern w:val="0"/>
-          <w:lang w:eastAsia="en-GB"/>
-          <w14:ligatures w14:val="none"/>
-        </w:rPr>
-      </w:pPr>
+        <w:t>reads the duplicated stop_times (for sw) and pathways.txt (for pw), writes the final minimal weights.txt (from_id, to_id, weight_seconds, type) for Dijkstra.</w:t>
+      </w:r>
     </w:p>
     <w:p>
       <w:pPr>
@@ -1614,98 +2083,6 @@
           <w:ilvl w:val="0"/>
           <w:numId w:val="1"/>
         </w:numPr>
-        <w:shd w:val="clear" w:color="auto" w:fill="FFFFFF"/>
-        <w:spacing w:after="0" w:line="270" w:lineRule="atLeast"/>
-        <w:rPr>
-          <w:rFonts w:ascii="Arial" w:eastAsia="Times New Roman" w:hAnsi="Arial" w:cs="Arial"/>
-          <w:color w:val="202020"/>
-          <w:kern w:val="0"/>
-          <w:lang w:eastAsia="en-GB"/>
-          <w14:ligatures w14:val="none"/>
-        </w:rPr>
-      </w:pPr>
-      <w:r>
-        <w:rPr>
-          <w:rFonts w:ascii="Arial" w:eastAsia="Times New Roman" w:hAnsi="Arial" w:cs="Arial"/>
-          <w:color w:val="202020"/>
-          <w:kern w:val="0"/>
-          <w:lang w:eastAsia="en-GB"/>
-          <w14:ligatures w14:val="none"/>
-        </w:rPr>
-        <w:t>data_validation/cleaning/5_L9_L10_data_duplication.py</w:t>
-      </w:r>
-    </w:p>
-    <w:p>
-      <w:pPr>
-        <w:pStyle w:val="ListParagraph"/>
-        <w:numPr>
-          <w:ilvl w:val="1"/>
-          <w:numId w:val="1"/>
-        </w:numPr>
-        <w:shd w:val="clear" w:color="auto" w:fill="FFFFFF"/>
-        <w:spacing w:after="0" w:line="270" w:lineRule="atLeast"/>
-        <w:rPr>
-          <w:rFonts w:ascii="Arial" w:eastAsia="Times New Roman" w:hAnsi="Arial" w:cs="Arial"/>
-          <w:color w:val="202020"/>
-          <w:kern w:val="0"/>
-          <w:lang w:eastAsia="en-GB"/>
-          <w14:ligatures w14:val="none"/>
-        </w:rPr>
-      </w:pPr>
-      <w:r>
-        <w:rPr>
-          <w:rFonts w:ascii="Arial" w:eastAsia="Times New Roman" w:hAnsi="Arial" w:cs="Arial"/>
-          <w:color w:val="202020"/>
-          <w:kern w:val="0"/>
-          <w:lang w:eastAsia="en-GB"/>
-          <w14:ligatures w14:val="none"/>
-        </w:rPr>
-        <w:t xml:space="preserve">PW entre andanes compartides 15s </w:t>
-      </w:r>
-    </w:p>
-    <w:p>
-      <w:pPr>
-        <w:pStyle w:val="ListParagraph"/>
-        <w:numPr>
-          <w:ilvl w:val="2"/>
-          <w:numId w:val="1"/>
-        </w:numPr>
-        <w:shd w:val="clear" w:color="auto" w:fill="FFFFFF"/>
-        <w:spacing w:after="0" w:line="270" w:lineRule="atLeast"/>
-        <w:rPr>
-          <w:rFonts w:ascii="Arial" w:eastAsia="Times New Roman" w:hAnsi="Arial" w:cs="Arial"/>
-          <w:color w:val="202020"/>
-          <w:kern w:val="0"/>
-          <w:lang w:eastAsia="en-GB"/>
-          <w14:ligatures w14:val="none"/>
-        </w:rPr>
-      </w:pPr>
-      <w:r>
-        <w:rPr>
-          <w:rFonts w:ascii="Arial" w:eastAsia="Times New Roman" w:hAnsi="Arial" w:cs="Arial"/>
-          <w:color w:val="202020"/>
-          <w:kern w:val="0"/>
-          <w:lang w:eastAsia="en-GB"/>
-          <w14:ligatures w14:val="none"/>
-        </w:rPr>
-        <w:t>Argumentar a la docu que és el mínim pw (i mínim trigues això en baixar-te i pujar a un metro que passi justament després) i per tal que no sigui gratis canviar-se de línia</w:t>
-      </w:r>
-    </w:p>
-    <w:p>
-      <w:pPr>
-        <w:shd w:val="clear" w:color="auto" w:fill="FFFFFF"/>
-        <w:spacing w:after="0" w:line="270" w:lineRule="atLeast"/>
-        <w:rPr>
-          <w:rFonts w:ascii="Arial" w:eastAsia="Times New Roman" w:hAnsi="Arial" w:cs="Arial"/>
-          <w:color w:val="202020"/>
-          <w:kern w:val="0"/>
-          <w:lang w:eastAsia="en-GB"/>
-          <w14:ligatures w14:val="none"/>
-        </w:rPr>
-      </w:pPr>
-    </w:p>
-    <w:p>
-      <w:pPr>
         <w:shd w:val="clear" w:color="auto" w:fill="FFFFFF"/>
         <w:spacing w:after="0" w:line="270" w:lineRule="atLeast"/>
         <w:rPr>
@@ -1730,6 +2107,119 @@
 <file path=word/numbering.xml><?xml version="1.0" encoding="utf-8"?>
 <w:numbering xmlns:wpc="http://schemas.microsoft.com/office/word/2010/wordprocessingCanvas" xmlns:cx="http://schemas.microsoft.com/office/drawing/2014/chartex" xmlns:cx1="http://schemas.microsoft.com/office/drawing/2015/9/8/chartex" xmlns:cx2="http://schemas.microsoft.com/office/drawing/2015/10/21/chartex" xmlns:cx3="http://schemas.microsoft.com/office/drawing/2016/5/9/chartex" xmlns:cx4="http://schemas.microsoft.com/office/drawing/2016/5/10/chartex" xmlns:cx5="http://schemas.microsoft.com/office/drawing/2016/5/11/chartex" xmlns:cx6="http://schemas.microsoft.com/office/drawing/2016/5/12/chartex" xmlns:cx7="http://schemas.microsoft.com/office/drawing/2016/5/13/chartex" xmlns:cx8="http://schemas.microsoft.com/office/drawing/2016/5/14/chartex" xmlns:mc="http://schemas.openxmlformats.org/markup-compatibility/2006" xmlns:m="http://schemas.openxmlformats.org/officeDocument/2006/math" xmlns:aink="http://schemas.microsoft.com/office/drawing/2016/ink" xmlns:am3d="http://schemas.microsoft.com/office/drawing/2017/model3d" xmlns:oel="http://schemas.microsoft.com/office/2019/extlst" xmlns:r="http://schemas.openxmlformats.org/officeDocument/2006/relationships" xmlns:wp14="http://schemas.microsoft.com/office/word/2010/wordprocessingDrawing" xmlns:wp="http://schemas.openxmlformats.org/drawingml/2006/wordprocessingDrawing" xmlns:wpg="http://schemas.microsoft.com/office/word/2010/wordprocessingGroup" xmlns:wpi="http://schemas.microsoft.com/office/word/2010/wordprocessingInk" xmlns:wps="http://schemas.microsoft.com/office/word/2010/wordprocessingShape" xmlns:o="urn:schemas-microsoft-com:office:office" xmlns:v="urn:schemas-microsoft-com:vml" xmlns:w10="urn:schemas-microsoft-com:office:word" xmlns:w="http://schemas.openxmlformats.org/wordprocessingml/2006/main" xmlns:w14="http://schemas.microsoft.com/office/word/2010/wordml" xmlns:w15="http://schemas.microsoft.com/office/word/2012/wordml" xmlns:w16cex="http://schemas.microsoft.com/office/word/2018/wordml/cex" xmlns:w16cid="http://schemas.microsoft.com/office/word/2016/wordml/cid" xmlns:w16="http://schemas.microsoft.com/office/word/2018/wordml" xmlns:w16sdtdh="http://schemas.microsoft.com/office/word/2020/wordml/sdtdatahash" xmlns:w16sdtfl="http://schemas.microsoft.com/office/word/2024/wordml/sdtformatlock" xmlns:w16se="http://schemas.microsoft.com/office/word/2015/wordml/symex" xmlns:w16du="http://schemas.microsoft.com/office/word/2023/wordml/word16du" xmlns:wne="http://schemas.microsoft.com/office/word/2006/wordml" mc:Ignorable="w14 w15 w16se w16cid w16 w16cex w16sdtdh w16sdtfl w16du wp14">
   <w:abstractNum w:abstractNumId="0" w15:restartNumberingAfterBreak="0">
+    <w:nsid w:val="0A6456C0"/>
+    <w:multiLevelType w:val="multilevel"/>
+    <w:tmpl w:val="B78C145A"/>
+    <w:lvl w:ilvl="0">
+      <w:start w:val="1"/>
+      <w:numFmt w:val="decimal"/>
+      <w:lvlText w:val="%1."/>
+      <w:lvlJc w:val="left"/>
+      <w:pPr>
+        <w:tabs>
+          <w:tab w:val="num" w:pos="720"/>
+        </w:tabs>
+        <w:ind w:left="720" w:hanging="360"/>
+      </w:pPr>
+    </w:lvl>
+    <w:lvl w:ilvl="1" w:tentative="1">
+      <w:start w:val="1"/>
+      <w:numFmt w:val="decimal"/>
+      <w:lvlText w:val="%2."/>
+      <w:lvlJc w:val="left"/>
+      <w:pPr>
+        <w:tabs>
+          <w:tab w:val="num" w:pos="1440"/>
+        </w:tabs>
+        <w:ind w:left="1440" w:hanging="360"/>
+      </w:pPr>
+    </w:lvl>
+    <w:lvl w:ilvl="2" w:tentative="1">
+      <w:start w:val="1"/>
+      <w:numFmt w:val="decimal"/>
+      <w:lvlText w:val="%3."/>
+      <w:lvlJc w:val="left"/>
+      <w:pPr>
+        <w:tabs>
+          <w:tab w:val="num" w:pos="2160"/>
+        </w:tabs>
+        <w:ind w:left="2160" w:hanging="360"/>
+      </w:pPr>
+    </w:lvl>
+    <w:lvl w:ilvl="3" w:tentative="1">
+      <w:start w:val="1"/>
+      <w:numFmt w:val="decimal"/>
+      <w:lvlText w:val="%4."/>
+      <w:lvlJc w:val="left"/>
+      <w:pPr>
+        <w:tabs>
+          <w:tab w:val="num" w:pos="2880"/>
+        </w:tabs>
+        <w:ind w:left="2880" w:hanging="360"/>
+      </w:pPr>
+    </w:lvl>
+    <w:lvl w:ilvl="4" w:tentative="1">
+      <w:start w:val="1"/>
+      <w:numFmt w:val="decimal"/>
+      <w:lvlText w:val="%5."/>
+      <w:lvlJc w:val="left"/>
+      <w:pPr>
+        <w:tabs>
+          <w:tab w:val="num" w:pos="3600"/>
+        </w:tabs>
+        <w:ind w:left="3600" w:hanging="360"/>
+      </w:pPr>
+    </w:lvl>
+    <w:lvl w:ilvl="5" w:tentative="1">
+      <w:start w:val="1"/>
+      <w:numFmt w:val="decimal"/>
+      <w:lvlText w:val="%6."/>
+      <w:lvlJc w:val="left"/>
+      <w:pPr>
+        <w:tabs>
+          <w:tab w:val="num" w:pos="4320"/>
+        </w:tabs>
+        <w:ind w:left="4320" w:hanging="360"/>
+      </w:pPr>
+    </w:lvl>
+    <w:lvl w:ilvl="6" w:tentative="1">
+      <w:start w:val="1"/>
+      <w:numFmt w:val="decimal"/>
+      <w:lvlText w:val="%7."/>
+      <w:lvlJc w:val="left"/>
+      <w:pPr>
+        <w:tabs>
+          <w:tab w:val="num" w:pos="5040"/>
+        </w:tabs>
+        <w:ind w:left="5040" w:hanging="360"/>
+      </w:pPr>
+    </w:lvl>
+    <w:lvl w:ilvl="7" w:tentative="1">
+      <w:start w:val="1"/>
+      <w:numFmt w:val="decimal"/>
+      <w:lvlText w:val="%8."/>
+      <w:lvlJc w:val="left"/>
+      <w:pPr>
+        <w:tabs>
+          <w:tab w:val="num" w:pos="5760"/>
+        </w:tabs>
+        <w:ind w:left="5760" w:hanging="360"/>
+      </w:pPr>
+    </w:lvl>
+    <w:lvl w:ilvl="8" w:tentative="1">
+      <w:start w:val="1"/>
+      <w:numFmt w:val="decimal"/>
+      <w:lvlText w:val="%9."/>
+      <w:lvlJc w:val="left"/>
+      <w:pPr>
+        <w:tabs>
+          <w:tab w:val="num" w:pos="6480"/>
+        </w:tabs>
+        <w:ind w:left="6480" w:hanging="360"/>
+      </w:pPr>
+    </w:lvl>
+  </w:abstractNum>
+  <w:abstractNum w:abstractNumId="1" w15:restartNumberingAfterBreak="0">
     <w:nsid w:val="6D1B6A08"/>
     <w:multiLevelType w:val="hybridMultilevel"/>
     <w:tmpl w:val="31AACC14"/>
@@ -1842,6 +2332,9 @@
     </w:lvl>
   </w:abstractNum>
   <w:num w:numId="1" w16cid:durableId="79445302">
+    <w:abstractNumId w:val="1"/>
+  </w:num>
+  <w:num w:numId="2" w16cid:durableId="616913677">
     <w:abstractNumId w:val="0"/>
   </w:num>
 </w:numbering>
@@ -2764,6 +3257,47 @@
       <w:spacing w:val="5"/>
     </w:rPr>
   </w:style>
+  <w:style w:type="paragraph" w:styleId="NormalWeb">
+    <w:name w:val="Normal (Web)"/>
+    <w:basedOn w:val="Normal"/>
+    <w:uiPriority w:val="99"/>
+    <w:semiHidden/>
+    <w:unhideWhenUsed/>
+    <w:rsid w:val="00A038F7"/>
+    <w:pPr>
+      <w:spacing w:before="100" w:beforeAutospacing="1" w:after="100" w:afterAutospacing="1" w:line="240" w:lineRule="auto"/>
+    </w:pPr>
+    <w:rPr>
+      <w:rFonts w:ascii="Times New Roman" w:eastAsia="Times New Roman" w:hAnsi="Times New Roman" w:cs="Times New Roman"/>
+      <w:kern w:val="0"/>
+      <w:lang w:eastAsia="en-GB"/>
+      <w14:ligatures w14:val="none"/>
+    </w:rPr>
+  </w:style>
+  <w:style w:type="character" w:styleId="Strong">
+    <w:name w:val="Strong"/>
+    <w:basedOn w:val="DefaultParagraphFont"/>
+    <w:uiPriority w:val="22"/>
+    <w:qFormat/>
+    <w:rsid w:val="00A038F7"/>
+    <w:rPr>
+      <w:b/>
+      <w:bCs/>
+    </w:rPr>
+  </w:style>
+  <w:style w:type="character" w:styleId="HTMLCode">
+    <w:name w:val="HTML Code"/>
+    <w:basedOn w:val="DefaultParagraphFont"/>
+    <w:uiPriority w:val="99"/>
+    <w:semiHidden/>
+    <w:unhideWhenUsed/>
+    <w:rsid w:val="00A038F7"/>
+    <w:rPr>
+      <w:rFonts w:ascii="Courier New" w:eastAsia="Times New Roman" w:hAnsi="Courier New" w:cs="Courier New"/>
+      <w:sz w:val="20"/>
+      <w:szCs w:val="20"/>
+    </w:rPr>
+  </w:style>
 </w:styles>
 </file>
 

--- a/.work/06.02.docx
+++ b/.work/06.02.docx
@@ -1556,6 +1556,90 @@
         <w:spacing w:after="0" w:line="270" w:lineRule="atLeast"/>
         <w:rPr>
           <w:rFonts w:ascii="Arial" w:eastAsia="Times New Roman" w:hAnsi="Arial" w:cs="Arial"/>
+          <w:color w:val="8DD873" w:themeColor="accent6" w:themeTint="99"/>
+          <w:kern w:val="0"/>
+          <w:lang w:eastAsia="en-GB"/>
+          <w14:ligatures w14:val="none"/>
+        </w:rPr>
+      </w:pPr>
+      <w:r>
+        <w:rPr>
+          <w:rFonts w:ascii="Arial" w:eastAsia="Times New Roman" w:hAnsi="Arial" w:cs="Arial"/>
+          <w:color w:val="8DD873" w:themeColor="accent6" w:themeTint="99"/>
+          <w:kern w:val="0"/>
+          <w:lang w:eastAsia="en-GB"/>
+          <w14:ligatures w14:val="none"/>
+        </w:rPr>
+        <w:t>Nou diccionari (cal?)</w:t>
+      </w:r>
+    </w:p>
+    <w:p>
+      <w:pPr>
+        <w:pStyle w:val="ListParagraph"/>
+        <w:numPr>
+          <w:ilvl w:val="1"/>
+          <w:numId w:val="1"/>
+        </w:numPr>
+        <w:shd w:val="clear" w:color="auto" w:fill="FFFFFF"/>
+        <w:spacing w:after="0" w:line="270" w:lineRule="atLeast"/>
+        <w:rPr>
+          <w:rFonts w:ascii="Arial" w:eastAsia="Times New Roman" w:hAnsi="Arial" w:cs="Arial"/>
+          <w:color w:val="8DD873" w:themeColor="accent6" w:themeTint="99"/>
+          <w:kern w:val="0"/>
+          <w:lang w:eastAsia="en-GB"/>
+          <w14:ligatures w14:val="none"/>
+        </w:rPr>
+      </w:pPr>
+      <w:r>
+        <w:rPr>
+          <w:rFonts w:ascii="Arial" w:eastAsia="Times New Roman" w:hAnsi="Arial" w:cs="Arial"/>
+          <w:color w:val="8DD873" w:themeColor="accent6" w:themeTint="99"/>
+          <w:kern w:val="0"/>
+          <w:lang w:eastAsia="en-GB"/>
+          <w14:ligatures w14:val="none"/>
+        </w:rPr>
+        <w:t>Update readmes and workflow</w:t>
+      </w:r>
+    </w:p>
+    <w:p>
+      <w:pPr>
+        <w:pStyle w:val="ListParagraph"/>
+        <w:numPr>
+          <w:ilvl w:val="1"/>
+          <w:numId w:val="1"/>
+        </w:numPr>
+        <w:shd w:val="clear" w:color="auto" w:fill="FFFFFF"/>
+        <w:spacing w:after="0" w:line="270" w:lineRule="atLeast"/>
+        <w:rPr>
+          <w:rFonts w:ascii="Arial" w:eastAsia="Times New Roman" w:hAnsi="Arial" w:cs="Arial"/>
+          <w:color w:val="8DD873" w:themeColor="accent6" w:themeTint="99"/>
+          <w:kern w:val="0"/>
+          <w:lang w:eastAsia="en-GB"/>
+          <w14:ligatures w14:val="none"/>
+        </w:rPr>
+      </w:pPr>
+      <w:r>
+        <w:rPr>
+          <w:rFonts w:ascii="Arial" w:eastAsia="Times New Roman" w:hAnsi="Arial" w:cs="Arial"/>
+          <w:color w:val="8DD873" w:themeColor="accent6" w:themeTint="99"/>
+          <w:kern w:val="0"/>
+          <w:lang w:eastAsia="en-GB"/>
+          <w14:ligatures w14:val="none"/>
+        </w:rPr>
+        <w:t>Actualitzar referències</w:t>
+      </w:r>
+    </w:p>
+    <w:p>
+      <w:pPr>
+        <w:pStyle w:val="ListParagraph"/>
+        <w:numPr>
+          <w:ilvl w:val="1"/>
+          <w:numId w:val="1"/>
+        </w:numPr>
+        <w:shd w:val="clear" w:color="auto" w:fill="FFFFFF"/>
+        <w:spacing w:after="0" w:line="270" w:lineRule="atLeast"/>
+        <w:rPr>
+          <w:rFonts w:ascii="Arial" w:eastAsia="Times New Roman" w:hAnsi="Arial" w:cs="Arial"/>
           <w:color w:val="202020"/>
           <w:kern w:val="0"/>
           <w:lang w:eastAsia="en-GB"/>
@@ -1570,7 +1654,63 @@
           <w:lang w:eastAsia="en-GB"/>
           <w14:ligatures w14:val="none"/>
         </w:rPr>
-        <w:t>Nou diccionari (cal?)</w:t>
+        <w:t>Docu</w:t>
+      </w:r>
+    </w:p>
+    <w:p>
+      <w:pPr>
+        <w:pStyle w:val="ListParagraph"/>
+        <w:numPr>
+          <w:ilvl w:val="2"/>
+          <w:numId w:val="1"/>
+        </w:numPr>
+        <w:shd w:val="clear" w:color="auto" w:fill="FFFFFF"/>
+        <w:spacing w:after="0" w:line="270" w:lineRule="atLeast"/>
+        <w:rPr>
+          <w:rFonts w:ascii="Arial" w:eastAsia="Times New Roman" w:hAnsi="Arial" w:cs="Arial"/>
+          <w:color w:val="202020"/>
+          <w:kern w:val="0"/>
+          <w:lang w:eastAsia="en-GB"/>
+          <w14:ligatures w14:val="none"/>
+        </w:rPr>
+      </w:pPr>
+      <w:r>
+        <w:rPr>
+          <w:rFonts w:ascii="Arial" w:eastAsia="Times New Roman" w:hAnsi="Arial" w:cs="Arial"/>
+          <w:color w:val="202020"/>
+          <w:kern w:val="0"/>
+          <w:lang w:eastAsia="en-GB"/>
+          <w14:ligatures w14:val="none"/>
+        </w:rPr>
+        <w:t>Argumentar a la docu que és el mínim pw (i mínim trigues això en baixar-te i pujar a un metro que passi justament després) i per tal que no sigui gratis canviar-se de línia</w:t>
+      </w:r>
+    </w:p>
+    <w:p>
+      <w:pPr>
+        <w:pStyle w:val="ListParagraph"/>
+        <w:numPr>
+          <w:ilvl w:val="0"/>
+          <w:numId w:val="1"/>
+        </w:numPr>
+        <w:shd w:val="clear" w:color="auto" w:fill="FFFFFF"/>
+        <w:spacing w:after="0" w:line="270" w:lineRule="atLeast"/>
+        <w:rPr>
+          <w:rFonts w:ascii="Arial" w:eastAsia="Times New Roman" w:hAnsi="Arial" w:cs="Arial"/>
+          <w:color w:val="8DD873" w:themeColor="accent6" w:themeTint="99"/>
+          <w:kern w:val="0"/>
+          <w:lang w:eastAsia="en-GB"/>
+          <w14:ligatures w14:val="none"/>
+        </w:rPr>
+      </w:pPr>
+      <w:r>
+        <w:rPr>
+          <w:rFonts w:ascii="Arial" w:eastAsia="Times New Roman" w:hAnsi="Arial" w:cs="Arial"/>
+          <w:color w:val="8DD873" w:themeColor="accent6" w:themeTint="99"/>
+          <w:kern w:val="0"/>
+          <w:lang w:eastAsia="en-GB"/>
+          <w14:ligatures w14:val="none"/>
+        </w:rPr>
+        <w:t>scripts/stops_ids_names.py</w:t>
       </w:r>
     </w:p>
     <w:p>
@@ -1581,24 +1721,46 @@
           <w:numId w:val="1"/>
         </w:numPr>
         <w:shd w:val="clear" w:color="auto" w:fill="FFFFFF"/>
-        <w:spacing w:after="0" w:line="270" w:lineRule="atLeast"/>
-        <w:rPr>
-          <w:rFonts w:ascii="Arial" w:eastAsia="Times New Roman" w:hAnsi="Arial" w:cs="Arial"/>
-          <w:color w:val="8DD873" w:themeColor="accent6" w:themeTint="99"/>
-          <w:kern w:val="0"/>
-          <w:lang w:eastAsia="en-GB"/>
-          <w14:ligatures w14:val="none"/>
-        </w:rPr>
-      </w:pPr>
-      <w:r>
-        <w:rPr>
-          <w:rFonts w:ascii="Arial" w:eastAsia="Times New Roman" w:hAnsi="Arial" w:cs="Arial"/>
-          <w:color w:val="8DD873" w:themeColor="accent6" w:themeTint="99"/>
-          <w:kern w:val="0"/>
-          <w:lang w:eastAsia="en-GB"/>
-          <w14:ligatures w14:val="none"/>
-        </w:rPr>
-        <w:t>Update readmes and workflow</w:t>
+        <w:spacing w:line="270" w:lineRule="atLeast"/>
+        <w:rPr>
+          <w:rFonts w:ascii="Arial" w:eastAsia="Times New Roman" w:hAnsi="Arial" w:cs="Arial"/>
+          <w:color w:val="8DD873" w:themeColor="accent6" w:themeTint="99"/>
+          <w:kern w:val="0"/>
+          <w:lang w:val="ca-ES" w:eastAsia="en-GB"/>
+          <w14:ligatures w14:val="none"/>
+        </w:rPr>
+      </w:pPr>
+      <w:r>
+        <w:rPr>
+          <w:rFonts w:ascii="Arial" w:eastAsia="Times New Roman" w:hAnsi="Arial" w:cs="Arial"/>
+          <w:color w:val="8DD873" w:themeColor="accent6" w:themeTint="99"/>
+          <w:kern w:val="0"/>
+          <w:lang w:val="ca-ES" w:eastAsia="en-GB"/>
+          <w14:ligatures w14:val="none"/>
+        </w:rPr>
+        <w:t xml:space="preserve">Comprovar si al script que apareixen les parades amb les portes es fa </w:t>
+      </w:r>
+      <w:proofErr w:type="spellStart"/>
+      <w:r>
+        <w:rPr>
+          <w:rFonts w:ascii="Arial" w:eastAsia="Times New Roman" w:hAnsi="Arial" w:cs="Arial"/>
+          <w:color w:val="8DD873" w:themeColor="accent6" w:themeTint="99"/>
+          <w:kern w:val="0"/>
+          <w:lang w:val="ca-ES" w:eastAsia="en-GB"/>
+          <w14:ligatures w14:val="none"/>
+        </w:rPr>
+        <w:t>perque</w:t>
+      </w:r>
+      <w:proofErr w:type="spellEnd"/>
+      <w:r>
+        <w:rPr>
+          <w:rFonts w:ascii="Arial" w:eastAsia="Times New Roman" w:hAnsi="Arial" w:cs="Arial"/>
+          <w:color w:val="8DD873" w:themeColor="accent6" w:themeTint="99"/>
+          <w:kern w:val="0"/>
+          <w:lang w:val="ca-ES" w:eastAsia="en-GB"/>
+          <w14:ligatures w14:val="none"/>
+        </w:rPr>
+        <w:t xml:space="preserve"> les portes tenen el mateix codi o no</w:t>
       </w:r>
     </w:p>
     <w:p>
@@ -1609,25 +1771,49 @@
           <w:numId w:val="1"/>
         </w:numPr>
         <w:shd w:val="clear" w:color="auto" w:fill="FFFFFF"/>
-        <w:spacing w:after="0" w:line="270" w:lineRule="atLeast"/>
-        <w:rPr>
-          <w:rFonts w:ascii="Arial" w:eastAsia="Times New Roman" w:hAnsi="Arial" w:cs="Arial"/>
-          <w:color w:val="8DD873" w:themeColor="accent6" w:themeTint="99"/>
-          <w:kern w:val="0"/>
-          <w:lang w:eastAsia="en-GB"/>
-          <w14:ligatures w14:val="none"/>
-        </w:rPr>
-      </w:pPr>
-      <w:r>
-        <w:rPr>
-          <w:rFonts w:ascii="Arial" w:eastAsia="Times New Roman" w:hAnsi="Arial" w:cs="Arial"/>
-          <w:color w:val="8DD873" w:themeColor="accent6" w:themeTint="99"/>
-          <w:kern w:val="0"/>
-          <w:lang w:eastAsia="en-GB"/>
-          <w14:ligatures w14:val="none"/>
-        </w:rPr>
-        <w:t>Actualitzar referències</w:t>
-      </w:r>
+        <w:spacing w:line="270" w:lineRule="atLeast"/>
+        <w:rPr>
+          <w:rFonts w:ascii="Arial" w:eastAsia="Times New Roman" w:hAnsi="Arial" w:cs="Arial"/>
+          <w:color w:val="8DD873" w:themeColor="accent6" w:themeTint="99"/>
+          <w:kern w:val="0"/>
+          <w:lang w:val="ca-ES" w:eastAsia="en-GB"/>
+          <w14:ligatures w14:val="none"/>
+        </w:rPr>
+      </w:pPr>
+      <w:proofErr w:type="spellStart"/>
+      <w:r>
+        <w:rPr>
+          <w:rFonts w:ascii="Arial" w:eastAsia="Times New Roman" w:hAnsi="Arial" w:cs="Arial"/>
+          <w:color w:val="8DD873" w:themeColor="accent6" w:themeTint="99"/>
+          <w:kern w:val="0"/>
+          <w:lang w:val="ca-ES" w:eastAsia="en-GB"/>
+          <w14:ligatures w14:val="none"/>
+        </w:rPr>
+        <w:t>Canviarho</w:t>
+      </w:r>
+      <w:proofErr w:type="spellEnd"/>
+      <w:r>
+        <w:rPr>
+          <w:rFonts w:ascii="Arial" w:eastAsia="Times New Roman" w:hAnsi="Arial" w:cs="Arial"/>
+          <w:color w:val="8DD873" w:themeColor="accent6" w:themeTint="99"/>
+          <w:kern w:val="0"/>
+          <w:lang w:val="ca-ES" w:eastAsia="en-GB"/>
+          <w14:ligatures w14:val="none"/>
+        </w:rPr>
+        <w:t xml:space="preserve"> per si hi ha algun </w:t>
+      </w:r>
+      <w:proofErr w:type="spellStart"/>
+      <w:r>
+        <w:rPr>
+          <w:rFonts w:ascii="Arial" w:eastAsia="Times New Roman" w:hAnsi="Arial" w:cs="Arial"/>
+          <w:color w:val="8DD873" w:themeColor="accent6" w:themeTint="99"/>
+          <w:kern w:val="0"/>
+          <w:lang w:val="ca-ES" w:eastAsia="en-GB"/>
+          <w14:ligatures w14:val="none"/>
+        </w:rPr>
+        <w:t>pathway</w:t>
+      </w:r>
+      <w:proofErr w:type="spellEnd"/>
     </w:p>
     <w:p>
       <w:pPr>
@@ -1637,7 +1823,159 @@
           <w:numId w:val="1"/>
         </w:numPr>
         <w:shd w:val="clear" w:color="auto" w:fill="FFFFFF"/>
-        <w:spacing w:after="0" w:line="270" w:lineRule="atLeast"/>
+        <w:spacing w:line="270" w:lineRule="atLeast"/>
+        <w:rPr>
+          <w:rFonts w:ascii="Arial" w:eastAsia="Times New Roman" w:hAnsi="Arial" w:cs="Arial"/>
+          <w:color w:val="8DD873" w:themeColor="accent6" w:themeTint="99"/>
+          <w:kern w:val="0"/>
+          <w:lang w:val="ca-ES" w:eastAsia="en-GB"/>
+          <w14:ligatures w14:val="none"/>
+        </w:rPr>
+      </w:pPr>
+      <w:r>
+        <w:rPr>
+          <w:rFonts w:ascii="Arial" w:eastAsia="Times New Roman" w:hAnsi="Arial" w:cs="Arial"/>
+          <w:color w:val="8DD873" w:themeColor="accent6" w:themeTint="99"/>
+          <w:kern w:val="0"/>
+          <w:lang w:val="ca-ES" w:eastAsia="en-GB"/>
+          <w14:ligatures w14:val="none"/>
+        </w:rPr>
+        <w:t>Fer nou diccionari</w:t>
+      </w:r>
+    </w:p>
+    <w:p>
+      <w:pPr>
+        <w:pStyle w:val="ListParagraph"/>
+        <w:numPr>
+          <w:ilvl w:val="1"/>
+          <w:numId w:val="1"/>
+        </w:numPr>
+        <w:shd w:val="clear" w:color="auto" w:fill="FFFFFF"/>
+        <w:spacing w:line="270" w:lineRule="atLeast"/>
+        <w:rPr>
+          <w:rFonts w:ascii="Arial" w:eastAsia="Times New Roman" w:hAnsi="Arial" w:cs="Arial"/>
+          <w:color w:val="8DD873" w:themeColor="accent6" w:themeTint="99"/>
+          <w:kern w:val="0"/>
+          <w:lang w:val="ca-ES" w:eastAsia="en-GB"/>
+          <w14:ligatures w14:val="none"/>
+        </w:rPr>
+      </w:pPr>
+      <w:r>
+        <w:rPr>
+          <w:rFonts w:ascii="Arial" w:eastAsia="Times New Roman" w:hAnsi="Arial" w:cs="Arial"/>
+          <w:color w:val="8DD873" w:themeColor="accent6" w:themeTint="99"/>
+          <w:kern w:val="0"/>
+          <w:lang w:val="ca-ES" w:eastAsia="en-GB"/>
+          <w14:ligatures w14:val="none"/>
+        </w:rPr>
+        <w:t xml:space="preserve">Fer que al script hi hagi la </w:t>
+      </w:r>
+      <w:proofErr w:type="spellStart"/>
+      <w:r>
+        <w:rPr>
+          <w:rFonts w:ascii="Arial" w:eastAsia="Times New Roman" w:hAnsi="Arial" w:cs="Arial"/>
+          <w:color w:val="8DD873" w:themeColor="accent6" w:themeTint="99"/>
+          <w:kern w:val="0"/>
+          <w:lang w:val="ca-ES" w:eastAsia="en-GB"/>
+          <w14:ligatures w14:val="none"/>
+        </w:rPr>
+        <w:t>opcio</w:t>
+      </w:r>
+      <w:proofErr w:type="spellEnd"/>
+      <w:r>
+        <w:rPr>
+          <w:rFonts w:ascii="Arial" w:eastAsia="Times New Roman" w:hAnsi="Arial" w:cs="Arial"/>
+          <w:color w:val="8DD873" w:themeColor="accent6" w:themeTint="99"/>
+          <w:kern w:val="0"/>
+          <w:lang w:val="ca-ES" w:eastAsia="en-GB"/>
+          <w14:ligatures w14:val="none"/>
+        </w:rPr>
+        <w:t xml:space="preserve"> de decidir el diccionari</w:t>
+      </w:r>
+    </w:p>
+    <w:p>
+      <w:pPr>
+        <w:pStyle w:val="ListParagraph"/>
+        <w:numPr>
+          <w:ilvl w:val="1"/>
+          <w:numId w:val="1"/>
+        </w:numPr>
+        <w:shd w:val="clear" w:color="auto" w:fill="FFFFFF"/>
+        <w:spacing w:line="270" w:lineRule="atLeast"/>
+        <w:rPr>
+          <w:rFonts w:ascii="Arial" w:eastAsia="Times New Roman" w:hAnsi="Arial" w:cs="Arial"/>
+          <w:color w:val="8DD873" w:themeColor="accent6" w:themeTint="99"/>
+          <w:kern w:val="0"/>
+          <w:lang w:val="ca-ES" w:eastAsia="en-GB"/>
+          <w14:ligatures w14:val="none"/>
+        </w:rPr>
+      </w:pPr>
+      <w:r>
+        <w:rPr>
+          <w:rFonts w:ascii="Arial" w:eastAsia="Times New Roman" w:hAnsi="Arial" w:cs="Arial"/>
+          <w:color w:val="8DD873" w:themeColor="accent6" w:themeTint="99"/>
+          <w:kern w:val="0"/>
+          <w:lang w:val="ca-ES" w:eastAsia="en-GB"/>
+          <w14:ligatures w14:val="none"/>
+        </w:rPr>
+        <w:t>Canviar de nom el script?</w:t>
+      </w:r>
+    </w:p>
+    <w:p>
+      <w:pPr>
+        <w:pStyle w:val="ListParagraph"/>
+        <w:numPr>
+          <w:ilvl w:val="1"/>
+          <w:numId w:val="1"/>
+        </w:numPr>
+        <w:shd w:val="clear" w:color="auto" w:fill="FFFFFF"/>
+        <w:spacing w:line="270" w:lineRule="atLeast"/>
+        <w:rPr>
+          <w:rFonts w:ascii="Arial" w:eastAsia="Times New Roman" w:hAnsi="Arial" w:cs="Arial"/>
+          <w:color w:val="8DD873" w:themeColor="accent6" w:themeTint="99"/>
+          <w:kern w:val="0"/>
+          <w:lang w:val="ca-ES" w:eastAsia="en-GB"/>
+          <w14:ligatures w14:val="none"/>
+        </w:rPr>
+      </w:pPr>
+      <w:r>
+        <w:rPr>
+          <w:rFonts w:ascii="Arial" w:eastAsia="Times New Roman" w:hAnsi="Arial" w:cs="Arial"/>
+          <w:color w:val="8DD873" w:themeColor="accent6" w:themeTint="99"/>
+          <w:kern w:val="0"/>
+          <w:lang w:val="ca-ES" w:eastAsia="en-GB"/>
+          <w14:ligatures w14:val="none"/>
+        </w:rPr>
+        <w:t xml:space="preserve">Indicar quan el </w:t>
+      </w:r>
+      <w:proofErr w:type="spellStart"/>
+      <w:r>
+        <w:rPr>
+          <w:rFonts w:ascii="Arial" w:eastAsia="Times New Roman" w:hAnsi="Arial" w:cs="Arial"/>
+          <w:color w:val="8DD873" w:themeColor="accent6" w:themeTint="99"/>
+          <w:kern w:val="0"/>
+          <w:lang w:val="ca-ES" w:eastAsia="en-GB"/>
+          <w14:ligatures w14:val="none"/>
+        </w:rPr>
+        <w:t>pathway</w:t>
+      </w:r>
+      <w:proofErr w:type="spellEnd"/>
+      <w:r>
+        <w:rPr>
+          <w:rFonts w:ascii="Arial" w:eastAsia="Times New Roman" w:hAnsi="Arial" w:cs="Arial"/>
+          <w:color w:val="8DD873" w:themeColor="accent6" w:themeTint="99"/>
+          <w:kern w:val="0"/>
+          <w:lang w:val="ca-ES" w:eastAsia="en-GB"/>
+          <w14:ligatures w14:val="none"/>
+        </w:rPr>
+        <w:t xml:space="preserve"> no es en ambdues direccions</w:t>
+      </w:r>
+    </w:p>
+    <w:p>
+      <w:pPr>
+        <w:shd w:val="clear" w:color="auto" w:fill="FFFFFF"/>
+        <w:spacing w:after="0" w:line="270" w:lineRule="atLeast"/>
+        <w:ind w:left="1080"/>
         <w:rPr>
           <w:rFonts w:ascii="Arial" w:eastAsia="Times New Roman" w:hAnsi="Arial" w:cs="Arial"/>
           <w:color w:val="202020"/>
@@ -1646,44 +1984,6 @@
           <w14:ligatures w14:val="none"/>
         </w:rPr>
       </w:pPr>
-      <w:r>
-        <w:rPr>
-          <w:rFonts w:ascii="Arial" w:eastAsia="Times New Roman" w:hAnsi="Arial" w:cs="Arial"/>
-          <w:color w:val="202020"/>
-          <w:kern w:val="0"/>
-          <w:lang w:eastAsia="en-GB"/>
-          <w14:ligatures w14:val="none"/>
-        </w:rPr>
-        <w:t>Docu</w:t>
-      </w:r>
-    </w:p>
-    <w:p>
-      <w:pPr>
-        <w:pStyle w:val="ListParagraph"/>
-        <w:numPr>
-          <w:ilvl w:val="2"/>
-          <w:numId w:val="1"/>
-        </w:numPr>
-        <w:shd w:val="clear" w:color="auto" w:fill="FFFFFF"/>
-        <w:spacing w:after="0" w:line="270" w:lineRule="atLeast"/>
-        <w:rPr>
-          <w:rFonts w:ascii="Arial" w:eastAsia="Times New Roman" w:hAnsi="Arial" w:cs="Arial"/>
-          <w:color w:val="202020"/>
-          <w:kern w:val="0"/>
-          <w:lang w:eastAsia="en-GB"/>
-          <w14:ligatures w14:val="none"/>
-        </w:rPr>
-      </w:pPr>
-      <w:r>
-        <w:rPr>
-          <w:rFonts w:ascii="Arial" w:eastAsia="Times New Roman" w:hAnsi="Arial" w:cs="Arial"/>
-          <w:color w:val="202020"/>
-          <w:kern w:val="0"/>
-          <w:lang w:eastAsia="en-GB"/>
-          <w14:ligatures w14:val="none"/>
-        </w:rPr>
-        <w:t>Argumentar a la docu que és el mínim pw (i mínim trigues això en baixar-te i pujar a un metro que passi justament després) i per tal que no sigui gratis canviar-se de línia</w:t>
-      </w:r>
     </w:p>
     <w:p>
       <w:pPr>
@@ -1965,7 +2265,17 @@
           <w:sz w:val="20"/>
           <w:szCs w:val="20"/>
         </w:rPr>
-        <w:t xml:space="preserve">'s concern), and for the worst offenders it breaks the mean down by hour. That breakdown tells you whether high variance comes from a real, structured pattern (peak vs. off-peak times genuinely differ) or from noise/outliers around one stable value. The output of this script isn't consumed by anything downstream — it's a diagnostic gate you and your tutor use to decide whether a static mean-weight Dijkstra graph is an adequate model, or whether some edges need a different treatment (e.g. time-bucketed weights) before </w:t>
+        <w:t xml:space="preserve">'s concern), and for the worst offenders it breaks the mean down by hour. That breakdown tells you whether high variance comes from a real, structured pattern (peak vs. off-peak times genuinely differ) or from noise/outliers around one stable value. The output of </w:t>
+      </w:r>
+      <w:r>
+        <w:rPr>
+          <w:rFonts w:ascii="Segoe UI" w:hAnsi="Segoe UI" w:cs="Segoe UI"/>
+          <w:color w:val="BFBFBF" w:themeColor="background1" w:themeShade="BF"/>
+          <w:sz w:val="20"/>
+          <w:szCs w:val="20"/>
+        </w:rPr>
+        <w:lastRenderedPageBreak/>
+        <w:t xml:space="preserve">this script isn't consumed by anything downstream — it's a diagnostic gate you and your tutor use to decide whether a static mean-weight Dijkstra graph is an adequate model, or whether some edges need a different treatment (e.g. time-bucketed weights) before </w:t>
       </w:r>
       <w:r>
         <w:rPr>
@@ -2107,6 +2417,60 @@
 <file path=word/numbering.xml><?xml version="1.0" encoding="utf-8"?>
 <w:numbering xmlns:wpc="http://schemas.microsoft.com/office/word/2010/wordprocessingCanvas" xmlns:cx="http://schemas.microsoft.com/office/drawing/2014/chartex" xmlns:cx1="http://schemas.microsoft.com/office/drawing/2015/9/8/chartex" xmlns:cx2="http://schemas.microsoft.com/office/drawing/2015/10/21/chartex" xmlns:cx3="http://schemas.microsoft.com/office/drawing/2016/5/9/chartex" xmlns:cx4="http://schemas.microsoft.com/office/drawing/2016/5/10/chartex" xmlns:cx5="http://schemas.microsoft.com/office/drawing/2016/5/11/chartex" xmlns:cx6="http://schemas.microsoft.com/office/drawing/2016/5/12/chartex" xmlns:cx7="http://schemas.microsoft.com/office/drawing/2016/5/13/chartex" xmlns:cx8="http://schemas.microsoft.com/office/drawing/2016/5/14/chartex" xmlns:mc="http://schemas.openxmlformats.org/markup-compatibility/2006" xmlns:m="http://schemas.openxmlformats.org/officeDocument/2006/math" xmlns:aink="http://schemas.microsoft.com/office/drawing/2016/ink" xmlns:am3d="http://schemas.microsoft.com/office/drawing/2017/model3d" xmlns:oel="http://schemas.microsoft.com/office/2019/extlst" xmlns:r="http://schemas.openxmlformats.org/officeDocument/2006/relationships" xmlns:wp14="http://schemas.microsoft.com/office/word/2010/wordprocessingDrawing" xmlns:wp="http://schemas.openxmlformats.org/drawingml/2006/wordprocessingDrawing" xmlns:wpg="http://schemas.microsoft.com/office/word/2010/wordprocessingGroup" xmlns:wpi="http://schemas.microsoft.com/office/word/2010/wordprocessingInk" xmlns:wps="http://schemas.microsoft.com/office/word/2010/wordprocessingShape" xmlns:o="urn:schemas-microsoft-com:office:office" xmlns:v="urn:schemas-microsoft-com:vml" xmlns:w10="urn:schemas-microsoft-com:office:word" xmlns:w="http://schemas.openxmlformats.org/wordprocessingml/2006/main" xmlns:w14="http://schemas.microsoft.com/office/word/2010/wordml" xmlns:w15="http://schemas.microsoft.com/office/word/2012/wordml" xmlns:w16cex="http://schemas.microsoft.com/office/word/2018/wordml/cex" xmlns:w16cid="http://schemas.microsoft.com/office/word/2016/wordml/cid" xmlns:w16="http://schemas.microsoft.com/office/word/2018/wordml" xmlns:w16sdtdh="http://schemas.microsoft.com/office/word/2020/wordml/sdtdatahash" xmlns:w16sdtfl="http://schemas.microsoft.com/office/word/2024/wordml/sdtformatlock" xmlns:w16se="http://schemas.microsoft.com/office/word/2015/wordml/symex" xmlns:w16du="http://schemas.microsoft.com/office/word/2023/wordml/word16du" xmlns:wne="http://schemas.microsoft.com/office/word/2006/wordml" mc:Ignorable="w14 w15 w16se w16cid w16 w16cex w16sdtdh w16sdtfl w16du wp14">
   <w:abstractNum w:abstractNumId="0" w15:restartNumberingAfterBreak="0">
+    <w:nsid w:val="00000001"/>
+    <w:multiLevelType w:val="hybridMultilevel"/>
+    <w:tmpl w:val="FFFFFFFF"/>
+    <w:lvl w:ilvl="0" w:tplc="00000001">
+      <w:start w:val="1"/>
+      <w:numFmt w:val="bullet"/>
+      <w:lvlText w:val="•"/>
+      <w:lvlJc w:val="left"/>
+      <w:pPr>
+        <w:ind w:left="720" w:hanging="360"/>
+      </w:pPr>
+    </w:lvl>
+    <w:lvl w:ilvl="1" w:tplc="FFFFFFFF">
+      <w:numFmt w:val="decimal"/>
+      <w:lvlText w:val=""/>
+      <w:lvlJc w:val="left"/>
+    </w:lvl>
+    <w:lvl w:ilvl="2" w:tplc="FFFFFFFF">
+      <w:numFmt w:val="decimal"/>
+      <w:lvlText w:val=""/>
+      <w:lvlJc w:val="left"/>
+    </w:lvl>
+    <w:lvl w:ilvl="3" w:tplc="FFFFFFFF">
+      <w:numFmt w:val="decimal"/>
+      <w:lvlText w:val=""/>
+      <w:lvlJc w:val="left"/>
+    </w:lvl>
+    <w:lvl w:ilvl="4" w:tplc="FFFFFFFF">
+      <w:numFmt w:val="decimal"/>
+      <w:lvlText w:val=""/>
+      <w:lvlJc w:val="left"/>
+    </w:lvl>
+    <w:lvl w:ilvl="5" w:tplc="FFFFFFFF">
+      <w:numFmt w:val="decimal"/>
+      <w:lvlText w:val=""/>
+      <w:lvlJc w:val="left"/>
+    </w:lvl>
+    <w:lvl w:ilvl="6" w:tplc="FFFFFFFF">
+      <w:numFmt w:val="decimal"/>
+      <w:lvlText w:val=""/>
+      <w:lvlJc w:val="left"/>
+    </w:lvl>
+    <w:lvl w:ilvl="7" w:tplc="FFFFFFFF">
+      <w:numFmt w:val="decimal"/>
+      <w:lvlText w:val=""/>
+      <w:lvlJc w:val="left"/>
+    </w:lvl>
+    <w:lvl w:ilvl="8" w:tplc="FFFFFFFF">
+      <w:numFmt w:val="decimal"/>
+      <w:lvlText w:val=""/>
+      <w:lvlJc w:val="left"/>
+    </w:lvl>
+  </w:abstractNum>
+  <w:abstractNum w:abstractNumId="1" w15:restartNumberingAfterBreak="0">
     <w:nsid w:val="0A6456C0"/>
     <w:multiLevelType w:val="multilevel"/>
     <w:tmpl w:val="B78C145A"/>
@@ -2219,7 +2583,7 @@
       </w:pPr>
     </w:lvl>
   </w:abstractNum>
-  <w:abstractNum w:abstractNumId="1" w15:restartNumberingAfterBreak="0">
+  <w:abstractNum w:abstractNumId="2" w15:restartNumberingAfterBreak="0">
     <w:nsid w:val="6D1B6A08"/>
     <w:multiLevelType w:val="hybridMultilevel"/>
     <w:tmpl w:val="31AACC14"/>
@@ -2332,9 +2696,12 @@
     </w:lvl>
   </w:abstractNum>
   <w:num w:numId="1" w16cid:durableId="79445302">
+    <w:abstractNumId w:val="2"/>
+  </w:num>
+  <w:num w:numId="2" w16cid:durableId="616913677">
     <w:abstractNumId w:val="1"/>
   </w:num>
-  <w:num w:numId="2" w16cid:durableId="616913677">
+  <w:num w:numId="3" w16cid:durableId="1224828724">
     <w:abstractNumId w:val="0"/>
   </w:num>
 </w:numbering>
@@ -2943,7 +3310,6 @@
   <w:style w:type="character" w:default="1" w:styleId="DefaultParagraphFont">
     <w:name w:val="Default Paragraph Font"/>
     <w:uiPriority w:val="1"/>
-    <w:semiHidden/>
     <w:unhideWhenUsed/>
   </w:style>
   <w:style w:type="table" w:default="1" w:styleId="TableNormal">

--- a/.work/06.02.docx
+++ b/.work/06.02.docx
@@ -2275,7 +2275,16 @@
           <w:szCs w:val="20"/>
         </w:rPr>
         <w:lastRenderedPageBreak/>
-        <w:t xml:space="preserve">this script isn't consumed by anything downstream — it's a diagnostic gate you and your tutor use to decide whether a static mean-weight Dijkstra graph is an adequate model, or whether some edges need a different treatment (e.g. time-bucketed weights) before </w:t>
+        <w:t xml:space="preserve">this script isn't consumed by anything downstream — it's a diagnostic gate you and your tutor use to decide whether a static mean-weight Dijkstra graph is an adequate model, or whether some edges need a different treatment (e.g. time-bucketed </w:t>
+      </w:r>
+      <w:r>
+        <w:rPr>
+          <w:rFonts w:ascii="Segoe UI" w:hAnsi="Segoe UI" w:cs="Segoe UI"/>
+          <w:color w:val="BFBFBF" w:themeColor="background1" w:themeShade="BF"/>
+          <w:sz w:val="20"/>
+          <w:szCs w:val="20"/>
+        </w:rPr>
+        <w:t xml:space="preserve">weights) before </w:t>
       </w:r>
       <w:r>
         <w:rPr>
@@ -2319,6 +2328,23 @@
     <w:p>
       <w:pPr>
         <w:pStyle w:val="ListParagraph"/>
+        <w:shd w:val="clear" w:color="auto" w:fill="FFFFFF"/>
+        <w:spacing w:after="0" w:line="270" w:lineRule="atLeast"/>
+        <w:ind w:left="1440"/>
+        <w:rPr>
+          <w:rStyle w:val="HTMLCode"/>
+          <w:rFonts w:ascii="Arial" w:eastAsiaTheme="minorHAnsi" w:hAnsi="Arial" w:cs="Arial"/>
+          <w:kern w:val="0"/>
+          <w:sz w:val="24"/>
+          <w:szCs w:val="24"/>
+          <w:lang w:eastAsia="en-GB"/>
+          <w14:ligatures w14:val="none"/>
+        </w:rPr>
+      </w:pPr>
+    </w:p>
+    <w:p>
+      <w:pPr>
+        <w:pStyle w:val="ListParagraph"/>
         <w:numPr>
           <w:ilvl w:val="1"/>
           <w:numId w:val="1"/>
@@ -2326,6 +2352,271 @@
         <w:shd w:val="clear" w:color="auto" w:fill="FFFFFF"/>
         <w:spacing w:after="0" w:line="270" w:lineRule="atLeast"/>
         <w:rPr>
+          <w:rStyle w:val="HTMLCode"/>
+          <w:rFonts w:ascii="Arial" w:eastAsiaTheme="minorHAnsi" w:hAnsi="Arial" w:cs="Arial"/>
+          <w:kern w:val="0"/>
+          <w:sz w:val="24"/>
+          <w:szCs w:val="24"/>
+          <w:lang w:eastAsia="en-GB"/>
+          <w14:ligatures w14:val="none"/>
+        </w:rPr>
+      </w:pPr>
+      <w:r>
+        <w:rPr>
+          <w:rStyle w:val="HTMLCode"/>
+          <w:rFonts w:ascii="Arial" w:eastAsiaTheme="minorHAnsi" w:hAnsi="Arial" w:cs="Arial"/>
+          <w:kern w:val="0"/>
+          <w:sz w:val="24"/>
+          <w:szCs w:val="24"/>
+          <w:shd w:val="clear" w:color="auto" w:fill="ECECEC"/>
+          <w:lang w:eastAsia="en-GB"/>
+          <w14:ligatures w14:val="none"/>
+        </w:rPr>
+        <w:t>Revisar</w:t>
+      </w:r>
+    </w:p>
+    <w:p>
+      <w:pPr>
+        <w:pStyle w:val="ListParagraph"/>
+        <w:rPr>
+          <w:rStyle w:val="HTMLCode"/>
+          <w:rFonts w:ascii="Arial" w:eastAsiaTheme="minorHAnsi" w:hAnsi="Arial" w:cs="Arial"/>
+          <w:kern w:val="0"/>
+          <w:sz w:val="24"/>
+          <w:szCs w:val="24"/>
+          <w:lang w:eastAsia="en-GB"/>
+          <w14:ligatures w14:val="none"/>
+        </w:rPr>
+      </w:pPr>
+    </w:p>
+    <w:p>
+      <w:pPr>
+        <w:pStyle w:val="ListParagraph"/>
+        <w:numPr>
+          <w:ilvl w:val="2"/>
+          <w:numId w:val="1"/>
+        </w:numPr>
+        <w:shd w:val="clear" w:color="auto" w:fill="FFFFFF"/>
+        <w:spacing w:after="0" w:line="270" w:lineRule="atLeast"/>
+        <w:rPr>
+          <w:rStyle w:val="HTMLCode"/>
+          <w:rFonts w:ascii="Arial" w:eastAsiaTheme="minorHAnsi" w:hAnsi="Arial" w:cs="Arial"/>
+          <w:kern w:val="0"/>
+          <w:sz w:val="24"/>
+          <w:szCs w:val="24"/>
+          <w:lang w:eastAsia="en-GB"/>
+          <w14:ligatures w14:val="none"/>
+        </w:rPr>
+      </w:pPr>
+      <w:r>
+        <w:rPr>
+          <w:rStyle w:val="HTMLCode"/>
+          <w:rFonts w:ascii="Arial" w:eastAsiaTheme="minorHAnsi" w:hAnsi="Arial" w:cs="Arial"/>
+          <w:kern w:val="0"/>
+          <w:sz w:val="24"/>
+          <w:szCs w:val="24"/>
+          <w:lang w:eastAsia="en-GB"/>
+          <w14:ligatures w14:val="none"/>
+        </w:rPr>
+        <w:t>Update docstrings?</w:t>
+      </w:r>
+    </w:p>
+    <w:p>
+      <w:pPr>
+        <w:pStyle w:val="ListParagraph"/>
+        <w:rPr>
+          <w:rFonts w:ascii="Arial" w:eastAsia="Times New Roman" w:hAnsi="Arial" w:cs="Arial"/>
+          <w:kern w:val="0"/>
+          <w:lang w:eastAsia="en-GB"/>
+          <w14:ligatures w14:val="none"/>
+        </w:rPr>
+      </w:pPr>
+    </w:p>
+    <w:p>
+      <w:pPr>
+        <w:pStyle w:val="ListParagraph"/>
+        <w:numPr>
+          <w:ilvl w:val="1"/>
+          <w:numId w:val="1"/>
+        </w:numPr>
+        <w:shd w:val="clear" w:color="auto" w:fill="FFFFFF"/>
+        <w:spacing w:after="0" w:line="270" w:lineRule="atLeast"/>
+        <w:rPr>
+          <w:rFonts w:ascii="Arial" w:eastAsia="Times New Roman" w:hAnsi="Arial" w:cs="Arial"/>
+          <w:kern w:val="0"/>
+          <w:lang w:eastAsia="en-GB"/>
+          <w14:ligatures w14:val="none"/>
+        </w:rPr>
+      </w:pPr>
+      <w:r>
+        <w:rPr>
+          <w:rFonts w:ascii="Arial" w:eastAsia="Times New Roman" w:hAnsi="Arial" w:cs="Arial"/>
+          <w:kern w:val="0"/>
+          <w:lang w:eastAsia="en-GB"/>
+          <w14:ligatures w14:val="none"/>
+        </w:rPr>
+        <w:t>Readmes, workflow</w:t>
+      </w:r>
+    </w:p>
+    <w:p>
+      <w:pPr>
+        <w:pStyle w:val="ListParagraph"/>
+        <w:rPr>
+          <w:rFonts w:ascii="Arial" w:eastAsia="Times New Roman" w:hAnsi="Arial" w:cs="Arial"/>
+          <w:kern w:val="0"/>
+          <w:lang w:eastAsia="en-GB"/>
+          <w14:ligatures w14:val="none"/>
+        </w:rPr>
+      </w:pPr>
+    </w:p>
+    <w:p>
+      <w:pPr>
+        <w:pStyle w:val="ListParagraph"/>
+        <w:numPr>
+          <w:ilvl w:val="1"/>
+          <w:numId w:val="1"/>
+        </w:numPr>
+        <w:shd w:val="clear" w:color="auto" w:fill="FFFFFF"/>
+        <w:spacing w:after="0" w:line="270" w:lineRule="atLeast"/>
+        <w:rPr>
+          <w:rFonts w:ascii="Arial" w:eastAsia="Times New Roman" w:hAnsi="Arial" w:cs="Arial"/>
+          <w:kern w:val="0"/>
+          <w:lang w:eastAsia="en-GB"/>
+          <w14:ligatures w14:val="none"/>
+        </w:rPr>
+      </w:pPr>
+      <w:r>
+        <w:rPr>
+          <w:rFonts w:ascii="Arial" w:eastAsia="Times New Roman" w:hAnsi="Arial" w:cs="Arial"/>
+          <w:kern w:val="0"/>
+          <w:lang w:eastAsia="en-GB"/>
+          <w14:ligatures w14:val="none"/>
+        </w:rPr>
+        <w:t>Analitzar</w:t>
+      </w:r>
+    </w:p>
+    <w:p>
+      <w:pPr>
+        <w:pStyle w:val="ListParagraph"/>
+        <w:rPr>
+          <w:rFonts w:ascii="Arial" w:eastAsia="Times New Roman" w:hAnsi="Arial" w:cs="Arial"/>
+          <w:kern w:val="0"/>
+          <w:lang w:eastAsia="en-GB"/>
+          <w14:ligatures w14:val="none"/>
+        </w:rPr>
+      </w:pPr>
+    </w:p>
+    <w:p>
+      <w:pPr>
+        <w:pStyle w:val="ListParagraph"/>
+        <w:numPr>
+          <w:ilvl w:val="2"/>
+          <w:numId w:val="1"/>
+        </w:numPr>
+        <w:shd w:val="clear" w:color="auto" w:fill="FFFFFF"/>
+        <w:spacing w:after="0" w:line="270" w:lineRule="atLeast"/>
+        <w:rPr>
+          <w:rFonts w:ascii="Arial" w:eastAsia="Times New Roman" w:hAnsi="Arial" w:cs="Arial"/>
+          <w:kern w:val="0"/>
+          <w:lang w:eastAsia="en-GB"/>
+          <w14:ligatures w14:val="none"/>
+        </w:rPr>
+      </w:pPr>
+      <w:r>
+        <w:rPr>
+          <w:rFonts w:ascii="Arial" w:eastAsia="Times New Roman" w:hAnsi="Arial" w:cs="Arial"/>
+          <w:kern w:val="0"/>
+          <w:lang w:eastAsia="en-GB"/>
+          <w14:ligatures w14:val="none"/>
+        </w:rPr>
+        <w:t>Show median also</w:t>
+      </w:r>
+    </w:p>
+    <w:p>
+      <w:pPr>
+        <w:pStyle w:val="ListParagraph"/>
+        <w:numPr>
+          <w:ilvl w:val="2"/>
+          <w:numId w:val="1"/>
+        </w:numPr>
+        <w:shd w:val="clear" w:color="auto" w:fill="FFFFFF"/>
+        <w:spacing w:after="0" w:line="270" w:lineRule="atLeast"/>
+        <w:rPr>
+          <w:rFonts w:ascii="Arial" w:eastAsia="Times New Roman" w:hAnsi="Arial" w:cs="Arial"/>
+          <w:kern w:val="0"/>
+          <w:lang w:eastAsia="en-GB"/>
+          <w14:ligatures w14:val="none"/>
+        </w:rPr>
+      </w:pPr>
+      <w:r>
+        <w:rPr>
+          <w:rFonts w:ascii="Arial" w:eastAsia="Times New Roman" w:hAnsi="Arial" w:cs="Arial"/>
+          <w:kern w:val="0"/>
+          <w:lang w:eastAsia="en-GB"/>
+          <w14:ligatures w14:val="none"/>
+        </w:rPr>
+        <w:t>Better end summary with % of which ones are not relaible</w:t>
+      </w:r>
+    </w:p>
+    <w:p>
+      <w:pPr>
+        <w:pStyle w:val="ListParagraph"/>
+        <w:rPr>
+          <w:rFonts w:ascii="Arial" w:eastAsia="Times New Roman" w:hAnsi="Arial" w:cs="Arial"/>
+          <w:kern w:val="0"/>
+          <w:lang w:eastAsia="en-GB"/>
+          <w14:ligatures w14:val="none"/>
+        </w:rPr>
+      </w:pPr>
+    </w:p>
+    <w:p>
+      <w:pPr>
+        <w:pStyle w:val="ListParagraph"/>
+        <w:numPr>
+          <w:ilvl w:val="1"/>
+          <w:numId w:val="1"/>
+        </w:numPr>
+        <w:shd w:val="clear" w:color="auto" w:fill="FFFFFF"/>
+        <w:spacing w:after="0" w:line="270" w:lineRule="atLeast"/>
+        <w:rPr>
+          <w:rFonts w:ascii="Arial" w:eastAsia="Times New Roman" w:hAnsi="Arial" w:cs="Arial"/>
+          <w:kern w:val="0"/>
+          <w:lang w:eastAsia="en-GB"/>
+          <w14:ligatures w14:val="none"/>
+        </w:rPr>
+      </w:pPr>
+      <w:r>
+        <w:rPr>
+          <w:rFonts w:ascii="Arial" w:eastAsia="Times New Roman" w:hAnsi="Arial" w:cs="Arial"/>
+          <w:kern w:val="0"/>
+          <w:lang w:eastAsia="en-GB"/>
+          <w14:ligatures w14:val="none"/>
+        </w:rPr>
+        <w:t>Docu</w:t>
+      </w:r>
+    </w:p>
+    <w:p>
+      <w:pPr>
+        <w:shd w:val="clear" w:color="auto" w:fill="FFFFFF"/>
+        <w:spacing w:after="0" w:line="270" w:lineRule="atLeast"/>
+        <w:rPr>
+          <w:rFonts w:ascii="Arial" w:eastAsia="Times New Roman" w:hAnsi="Arial" w:cs="Arial"/>
+          <w:kern w:val="0"/>
+          <w:lang w:eastAsia="en-GB"/>
+          <w14:ligatures w14:val="none"/>
+        </w:rPr>
+      </w:pPr>
+    </w:p>
+    <w:p>
+      <w:pPr>
+        <w:pStyle w:val="ListParagraph"/>
+        <w:numPr>
+          <w:ilvl w:val="0"/>
+          <w:numId w:val="1"/>
+        </w:numPr>
+        <w:shd w:val="clear" w:color="auto" w:fill="FFFFFF"/>
+        <w:spacing w:after="0" w:line="270" w:lineRule="atLeast"/>
+        <w:rPr>
           <w:rFonts w:ascii="Arial" w:eastAsia="Times New Roman" w:hAnsi="Arial" w:cs="Arial"/>
           <w:color w:val="202020"/>
           <w:kern w:val="0"/>
@@ -2333,16 +2624,7 @@
           <w14:ligatures w14:val="none"/>
         </w:rPr>
       </w:pPr>
-    </w:p>
-    <w:p>
-      <w:pPr>
-        <w:pStyle w:val="ListParagraph"/>
-        <w:numPr>
-          <w:ilvl w:val="0"/>
-          <w:numId w:val="1"/>
-        </w:numPr>
-        <w:shd w:val="clear" w:color="auto" w:fill="FFFFFF"/>
-        <w:spacing w:after="0" w:line="270" w:lineRule="atLeast"/>
+      <w:r>
         <w:rPr>
           <w:rFonts w:ascii="Arial" w:eastAsia="Times New Roman" w:hAnsi="Arial" w:cs="Arial"/>
           <w:color w:val="202020"/>
@@ -2350,8 +2632,14 @@
           <w:lang w:eastAsia="en-GB"/>
           <w14:ligatures w14:val="none"/>
         </w:rPr>
-      </w:pPr>
-      <w:r>
+        <w:t xml:space="preserve">processing/6_weights.py  </w:t>
+      </w:r>
+    </w:p>
+    <w:p>
+      <w:pPr>
+        <w:pStyle w:val="ListParagraph"/>
+        <w:shd w:val="clear" w:color="auto" w:fill="FFFFFF"/>
+        <w:spacing w:after="0" w:line="270" w:lineRule="atLeast"/>
         <w:rPr>
           <w:rFonts w:ascii="Arial" w:eastAsia="Times New Roman" w:hAnsi="Arial" w:cs="Arial"/>
           <w:color w:val="202020"/>
@@ -2359,14 +2647,8 @@
           <w:lang w:eastAsia="en-GB"/>
           <w14:ligatures w14:val="none"/>
         </w:rPr>
-        <w:t xml:space="preserve">processing/6_weights.py  </w:t>
-      </w:r>
-    </w:p>
-    <w:p>
-      <w:pPr>
-        <w:pStyle w:val="ListParagraph"/>
-        <w:shd w:val="clear" w:color="auto" w:fill="FFFFFF"/>
-        <w:spacing w:after="0" w:line="270" w:lineRule="atLeast"/>
+      </w:pPr>
+      <w:r>
         <w:rPr>
           <w:rFonts w:ascii="Arial" w:eastAsia="Times New Roman" w:hAnsi="Arial" w:cs="Arial"/>
           <w:color w:val="202020"/>
@@ -2374,31 +2656,18 @@
           <w:lang w:eastAsia="en-GB"/>
           <w14:ligatures w14:val="none"/>
         </w:rPr>
-      </w:pPr>
-      <w:r>
+        <w:t>reads the duplicated stop_times (for sw) and pathways.txt (for pw), writes the final minimal weights.txt (from_id, to_id, weight_seconds, type) for Dijkstra.</w:t>
+      </w:r>
+    </w:p>
+    <w:p>
+      <w:pPr>
+        <w:shd w:val="clear" w:color="auto" w:fill="FFFFFF"/>
+        <w:spacing w:after="0" w:line="270" w:lineRule="atLeast"/>
         <w:rPr>
           <w:rFonts w:ascii="Arial" w:eastAsia="Times New Roman" w:hAnsi="Arial" w:cs="Arial"/>
           <w:color w:val="202020"/>
           <w:kern w:val="0"/>
-          <w:lang w:eastAsia="en-GB"/>
-          <w14:ligatures w14:val="none"/>
-        </w:rPr>
-        <w:t>reads the duplicated stop_times (for sw) and pathways.txt (for pw), writes the final minimal weights.txt (from_id, to_id, weight_seconds, type) for Dijkstra.</w:t>
-      </w:r>
-    </w:p>
-    <w:p>
-      <w:pPr>
-        <w:pStyle w:val="ListParagraph"/>
-        <w:numPr>
-          <w:ilvl w:val="0"/>
-          <w:numId w:val="1"/>
-        </w:numPr>
-        <w:shd w:val="clear" w:color="auto" w:fill="FFFFFF"/>
-        <w:spacing w:after="0" w:line="270" w:lineRule="atLeast"/>
-        <w:rPr>
-          <w:rFonts w:ascii="Arial" w:eastAsia="Times New Roman" w:hAnsi="Arial" w:cs="Arial"/>
-          <w:color w:val="202020"/>
-          <w:kern w:val="0"/>
+          <w:highlight w:val="green"/>
           <w:lang w:eastAsia="en-GB"/>
           <w14:ligatures w14:val="none"/>
         </w:rPr>
@@ -3310,6 +3579,7 @@
   <w:style w:type="character" w:default="1" w:styleId="DefaultParagraphFont">
     <w:name w:val="Default Paragraph Font"/>
     <w:uiPriority w:val="1"/>
+    <w:semiHidden/>
     <w:unhideWhenUsed/>
   </w:style>
   <w:style w:type="table" w:default="1" w:styleId="TableNormal">

--- a/.work/06.02.docx
+++ b/.work/06.02.docx
@@ -2424,6 +2424,38 @@
     <w:p>
       <w:pPr>
         <w:pStyle w:val="ListParagraph"/>
+        <w:numPr>
+          <w:ilvl w:val="2"/>
+          <w:numId w:val="1"/>
+        </w:numPr>
+        <w:shd w:val="clear" w:color="auto" w:fill="FFFFFF"/>
+        <w:spacing w:after="0" w:line="270" w:lineRule="atLeast"/>
+        <w:rPr>
+          <w:rStyle w:val="HTMLCode"/>
+          <w:rFonts w:ascii="Arial" w:eastAsiaTheme="minorHAnsi" w:hAnsi="Arial" w:cs="Arial"/>
+          <w:kern w:val="0"/>
+          <w:sz w:val="24"/>
+          <w:szCs w:val="24"/>
+          <w:lang w:eastAsia="en-GB"/>
+          <w14:ligatures w14:val="none"/>
+        </w:rPr>
+      </w:pPr>
+      <w:r>
+        <w:rPr>
+          <w:rStyle w:val="HTMLCode"/>
+          <w:rFonts w:ascii="Arial" w:eastAsiaTheme="minorHAnsi" w:hAnsi="Arial" w:cs="Arial"/>
+          <w:kern w:val="0"/>
+          <w:sz w:val="24"/>
+          <w:szCs w:val="24"/>
+          <w:lang w:eastAsia="en-GB"/>
+          <w14:ligatures w14:val="none"/>
+        </w:rPr>
+        <w:t>Min i max de les hores posarles totes si comparteixen valor (1r cas hourely-ranged)</w:t>
+      </w:r>
+    </w:p>
+    <w:p>
+      <w:pPr>
+        <w:pStyle w:val="ListParagraph"/>
         <w:rPr>
           <w:rFonts w:ascii="Arial" w:eastAsia="Times New Roman" w:hAnsi="Arial" w:cs="Arial"/>
           <w:kern w:val="0"/>
@@ -2593,6 +2625,62 @@
           <w14:ligatures w14:val="none"/>
         </w:rPr>
         <w:t>Docu</w:t>
+      </w:r>
+    </w:p>
+    <w:p>
+      <w:pPr>
+        <w:pStyle w:val="ListParagraph"/>
+        <w:numPr>
+          <w:ilvl w:val="0"/>
+          <w:numId w:val="1"/>
+        </w:numPr>
+        <w:shd w:val="clear" w:color="auto" w:fill="FFFFFF"/>
+        <w:spacing w:after="0" w:line="270" w:lineRule="atLeast"/>
+        <w:rPr>
+          <w:rFonts w:ascii="Arial" w:eastAsia="Times New Roman" w:hAnsi="Arial" w:cs="Arial"/>
+          <w:color w:val="8DD873" w:themeColor="accent6" w:themeTint="99"/>
+          <w:kern w:val="0"/>
+          <w:lang w:eastAsia="en-GB"/>
+          <w14:ligatures w14:val="none"/>
+        </w:rPr>
+      </w:pPr>
+      <w:r>
+        <w:rPr>
+          <w:rFonts w:ascii="Arial" w:eastAsia="Times New Roman" w:hAnsi="Arial" w:cs="Arial"/>
+          <w:color w:val="8DD873" w:themeColor="accent6" w:themeTint="99"/>
+          <w:kern w:val="0"/>
+          <w:lang w:eastAsia="en-GB"/>
+          <w14:ligatures w14:val="none"/>
+        </w:rPr>
+        <w:t>Reunió 06.25</w:t>
+      </w:r>
+    </w:p>
+    <w:p>
+      <w:pPr>
+        <w:pStyle w:val="ListParagraph"/>
+        <w:numPr>
+          <w:ilvl w:val="0"/>
+          <w:numId w:val="1"/>
+        </w:numPr>
+        <w:shd w:val="clear" w:color="auto" w:fill="FFFFFF"/>
+        <w:spacing w:after="0" w:line="270" w:lineRule="atLeast"/>
+        <w:rPr>
+          <w:rFonts w:ascii="Arial" w:eastAsia="Times New Roman" w:hAnsi="Arial" w:cs="Arial"/>
+          <w:color w:val="8DD873" w:themeColor="accent6" w:themeTint="99"/>
+          <w:kern w:val="0"/>
+          <w:lang w:eastAsia="en-GB"/>
+          <w14:ligatures w14:val="none"/>
+        </w:rPr>
+      </w:pPr>
+      <w:r>
+        <w:rPr>
+          <w:rFonts w:ascii="Arial" w:eastAsia="Times New Roman" w:hAnsi="Arial" w:cs="Arial"/>
+          <w:color w:val="8DD873" w:themeColor="accent6" w:themeTint="99"/>
+          <w:kern w:val="0"/>
+          <w:lang w:eastAsia="en-GB"/>
+          <w14:ligatures w14:val="none"/>
+        </w:rPr>
+        <w:t>Pel workflow, stop_times_1, _2, … per tal de poder executar tot un pipeline sencer</w:t>
       </w:r>
     </w:p>
     <w:p>

--- a/.work/06.02.docx
+++ b/.work/06.02.docx
@@ -2433,6 +2433,7 @@
         <w:rPr>
           <w:rStyle w:val="HTMLCode"/>
           <w:rFonts w:ascii="Arial" w:eastAsiaTheme="minorHAnsi" w:hAnsi="Arial" w:cs="Arial"/>
+          <w:color w:val="8DD873" w:themeColor="accent6" w:themeTint="99"/>
           <w:kern w:val="0"/>
           <w:sz w:val="24"/>
           <w:szCs w:val="24"/>
@@ -2444,13 +2445,500 @@
         <w:rPr>
           <w:rStyle w:val="HTMLCode"/>
           <w:rFonts w:ascii="Arial" w:eastAsiaTheme="minorHAnsi" w:hAnsi="Arial" w:cs="Arial"/>
+          <w:color w:val="8DD873" w:themeColor="accent6" w:themeTint="99"/>
           <w:kern w:val="0"/>
           <w:sz w:val="24"/>
           <w:szCs w:val="24"/>
           <w:lang w:eastAsia="en-GB"/>
           <w14:ligatures w14:val="none"/>
         </w:rPr>
-        <w:t>Min i max de les hores posarles totes si comparteixen valor (1r cas hourely-ranged)</w:t>
+        <w:t>Canvi de nom?</w:t>
+      </w:r>
+    </w:p>
+    <w:p>
+      <w:pPr>
+        <w:pStyle w:val="ListParagraph"/>
+        <w:numPr>
+          <w:ilvl w:val="2"/>
+          <w:numId w:val="1"/>
+        </w:numPr>
+        <w:shd w:val="clear" w:color="auto" w:fill="FFFFFF"/>
+        <w:spacing w:after="0" w:line="270" w:lineRule="atLeast"/>
+        <w:rPr>
+          <w:rStyle w:val="HTMLCode"/>
+          <w:rFonts w:ascii="Arial" w:eastAsiaTheme="minorHAnsi" w:hAnsi="Arial" w:cs="Arial"/>
+          <w:color w:val="8DD873" w:themeColor="accent6" w:themeTint="99"/>
+          <w:kern w:val="0"/>
+          <w:sz w:val="24"/>
+          <w:szCs w:val="24"/>
+          <w:lang w:eastAsia="en-GB"/>
+          <w14:ligatures w14:val="none"/>
+        </w:rPr>
+      </w:pPr>
+      <w:r>
+        <w:rPr>
+          <w:rStyle w:val="HTMLCode"/>
+          <w:rFonts w:ascii="Arial" w:eastAsiaTheme="minorHAnsi" w:hAnsi="Arial" w:cs="Arial"/>
+          <w:color w:val="8DD873" w:themeColor="accent6" w:themeTint="99"/>
+          <w:kern w:val="0"/>
+          <w:sz w:val="24"/>
+          <w:szCs w:val="24"/>
+          <w:lang w:eastAsia="en-GB"/>
+          <w14:ligatures w14:val="none"/>
+        </w:rPr>
+        <w:t>Al principi posar quins son els nostres objectius (+d’1)</w:t>
+      </w:r>
+    </w:p>
+    <w:p>
+      <w:pPr>
+        <w:pStyle w:val="ListParagraph"/>
+        <w:numPr>
+          <w:ilvl w:val="3"/>
+          <w:numId w:val="1"/>
+        </w:numPr>
+        <w:shd w:val="clear" w:color="auto" w:fill="FFFFFF"/>
+        <w:spacing w:after="0" w:line="270" w:lineRule="atLeast"/>
+        <w:rPr>
+          <w:rStyle w:val="HTMLCode"/>
+          <w:rFonts w:ascii="Arial" w:eastAsiaTheme="minorHAnsi" w:hAnsi="Arial" w:cs="Arial"/>
+          <w:color w:val="8DD873" w:themeColor="accent6" w:themeTint="99"/>
+          <w:kern w:val="0"/>
+          <w:sz w:val="24"/>
+          <w:szCs w:val="24"/>
+          <w:lang w:eastAsia="en-GB"/>
+          <w14:ligatures w14:val="none"/>
+        </w:rPr>
+      </w:pPr>
+      <w:r>
+        <w:rPr>
+          <w:rStyle w:val="HTMLCode"/>
+          <w:rFonts w:ascii="Arial" w:eastAsiaTheme="minorHAnsi" w:hAnsi="Arial" w:cs="Arial"/>
+          <w:color w:val="8DD873" w:themeColor="accent6" w:themeTint="99"/>
+          <w:kern w:val="0"/>
+          <w:sz w:val="24"/>
+          <w:szCs w:val="24"/>
+          <w:lang w:eastAsia="en-GB"/>
+          <w14:ligatures w14:val="none"/>
+        </w:rPr>
+        <w:t>Justificar que els viatges siguin atemporals</w:t>
+      </w:r>
+    </w:p>
+    <w:p>
+      <w:pPr>
+        <w:pStyle w:val="ListParagraph"/>
+        <w:numPr>
+          <w:ilvl w:val="3"/>
+          <w:numId w:val="1"/>
+        </w:numPr>
+        <w:shd w:val="clear" w:color="auto" w:fill="FFFFFF"/>
+        <w:spacing w:after="0" w:line="270" w:lineRule="atLeast"/>
+        <w:rPr>
+          <w:rStyle w:val="HTMLCode"/>
+          <w:rFonts w:ascii="Arial" w:eastAsiaTheme="minorHAnsi" w:hAnsi="Arial" w:cs="Arial"/>
+          <w:color w:val="8DD873" w:themeColor="accent6" w:themeTint="99"/>
+          <w:kern w:val="0"/>
+          <w:sz w:val="24"/>
+          <w:szCs w:val="24"/>
+          <w:lang w:eastAsia="en-GB"/>
+          <w14:ligatures w14:val="none"/>
+        </w:rPr>
+      </w:pPr>
+      <w:r>
+        <w:rPr>
+          <w:rStyle w:val="HTMLCode"/>
+          <w:rFonts w:ascii="Arial" w:eastAsiaTheme="minorHAnsi" w:hAnsi="Arial" w:cs="Arial"/>
+          <w:color w:val="8DD873" w:themeColor="accent6" w:themeTint="99"/>
+          <w:kern w:val="0"/>
+          <w:sz w:val="24"/>
+          <w:szCs w:val="24"/>
+          <w:lang w:eastAsia="en-GB"/>
+          <w14:ligatures w14:val="none"/>
+        </w:rPr>
+        <w:t>Justificar que els pesos seran la mitjana del temps de tots els viatges</w:t>
+      </w:r>
+    </w:p>
+    <w:p>
+      <w:pPr>
+        <w:pStyle w:val="ListParagraph"/>
+        <w:numPr>
+          <w:ilvl w:val="2"/>
+          <w:numId w:val="1"/>
+        </w:numPr>
+        <w:shd w:val="clear" w:color="auto" w:fill="FFFFFF"/>
+        <w:spacing w:after="0" w:line="270" w:lineRule="atLeast"/>
+        <w:rPr>
+          <w:rStyle w:val="HTMLCode"/>
+          <w:rFonts w:ascii="Arial" w:eastAsiaTheme="minorHAnsi" w:hAnsi="Arial" w:cs="Arial"/>
+          <w:color w:val="8DD873" w:themeColor="accent6" w:themeTint="99"/>
+          <w:kern w:val="0"/>
+          <w:sz w:val="24"/>
+          <w:szCs w:val="24"/>
+          <w:lang w:eastAsia="en-GB"/>
+          <w14:ligatures w14:val="none"/>
+        </w:rPr>
+      </w:pPr>
+      <w:r>
+        <w:rPr>
+          <w:rStyle w:val="HTMLCode"/>
+          <w:rFonts w:ascii="Arial" w:eastAsiaTheme="minorHAnsi" w:hAnsi="Arial" w:cs="Arial"/>
+          <w:color w:val="8DD873" w:themeColor="accent6" w:themeTint="99"/>
+          <w:kern w:val="0"/>
+          <w:sz w:val="24"/>
+          <w:szCs w:val="24"/>
+          <w:lang w:eastAsia="en-GB"/>
+          <w14:ligatures w14:val="none"/>
+        </w:rPr>
+        <w:t>Edges ranked by total/door/sw stdev 9 of 320 (+pct%)</w:t>
+      </w:r>
+    </w:p>
+    <w:p>
+      <w:pPr>
+        <w:pStyle w:val="ListParagraph"/>
+        <w:numPr>
+          <w:ilvl w:val="2"/>
+          <w:numId w:val="1"/>
+        </w:numPr>
+        <w:shd w:val="clear" w:color="auto" w:fill="FFFFFF"/>
+        <w:spacing w:after="0" w:line="270" w:lineRule="atLeast"/>
+        <w:rPr>
+          <w:rStyle w:val="HTMLCode"/>
+          <w:rFonts w:ascii="Arial" w:eastAsiaTheme="minorHAnsi" w:hAnsi="Arial" w:cs="Arial"/>
+          <w:color w:val="8DD873" w:themeColor="accent6" w:themeTint="99"/>
+          <w:kern w:val="0"/>
+          <w:sz w:val="24"/>
+          <w:szCs w:val="24"/>
+          <w:lang w:eastAsia="en-GB"/>
+          <w14:ligatures w14:val="none"/>
+        </w:rPr>
+      </w:pPr>
+      <w:r>
+        <w:rPr>
+          <w:rStyle w:val="HTMLCode"/>
+          <w:rFonts w:ascii="Arial" w:eastAsiaTheme="minorHAnsi" w:hAnsi="Arial" w:cs="Arial"/>
+          <w:color w:val="8DD873" w:themeColor="accent6" w:themeTint="99"/>
+          <w:kern w:val="0"/>
+          <w:sz w:val="24"/>
+          <w:szCs w:val="24"/>
+          <w:lang w:eastAsia="en-GB"/>
+          <w14:ligatures w14:val="none"/>
+        </w:rPr>
+        <w:t>Simplificar tot al màxim i reorganitzar-ho</w:t>
+      </w:r>
+    </w:p>
+    <w:p>
+      <w:pPr>
+        <w:pStyle w:val="ListParagraph"/>
+        <w:numPr>
+          <w:ilvl w:val="3"/>
+          <w:numId w:val="1"/>
+        </w:numPr>
+        <w:shd w:val="clear" w:color="auto" w:fill="FFFFFF"/>
+        <w:spacing w:after="0" w:line="270" w:lineRule="atLeast"/>
+        <w:rPr>
+          <w:rStyle w:val="HTMLCode"/>
+          <w:rFonts w:ascii="Arial" w:eastAsiaTheme="minorHAnsi" w:hAnsi="Arial" w:cs="Arial"/>
+          <w:color w:val="8DD873" w:themeColor="accent6" w:themeTint="99"/>
+          <w:kern w:val="0"/>
+          <w:sz w:val="24"/>
+          <w:szCs w:val="24"/>
+          <w:lang w:eastAsia="en-GB"/>
+          <w14:ligatures w14:val="none"/>
+        </w:rPr>
+      </w:pPr>
+      <w:r>
+        <w:rPr>
+          <w:rStyle w:val="HTMLCode"/>
+          <w:rFonts w:ascii="Arial" w:eastAsiaTheme="minorHAnsi" w:hAnsi="Arial" w:cs="Arial"/>
+          <w:color w:val="8DD873" w:themeColor="accent6" w:themeTint="99"/>
+          <w:kern w:val="0"/>
+          <w:sz w:val="24"/>
+          <w:szCs w:val="24"/>
+          <w:lang w:eastAsia="en-GB"/>
+          <w14:ligatures w14:val="none"/>
+        </w:rPr>
+        <w:t>És tot necessari?</w:t>
+      </w:r>
+      <w:r>
+        <w:rPr>
+          <w:rStyle w:val="HTMLCode"/>
+          <w:rFonts w:ascii="Arial" w:eastAsiaTheme="minorHAnsi" w:hAnsi="Arial" w:cs="Arial"/>
+          <w:color w:val="8DD873" w:themeColor="accent6" w:themeTint="99"/>
+          <w:kern w:val="0"/>
+          <w:sz w:val="24"/>
+          <w:szCs w:val="24"/>
+          <w:lang w:eastAsia="en-GB"/>
+          <w14:ligatures w14:val="none"/>
+        </w:rPr>
+        <w:t xml:space="preserve"> (I like the final summary)</w:t>
+      </w:r>
+    </w:p>
+    <w:p>
+      <w:pPr>
+        <w:pStyle w:val="ListParagraph"/>
+        <w:numPr>
+          <w:ilvl w:val="2"/>
+          <w:numId w:val="1"/>
+        </w:numPr>
+        <w:shd w:val="clear" w:color="auto" w:fill="FFFFFF"/>
+        <w:spacing w:after="0" w:line="270" w:lineRule="atLeast"/>
+        <w:rPr>
+          <w:rStyle w:val="HTMLCode"/>
+          <w:rFonts w:ascii="Arial" w:eastAsiaTheme="minorHAnsi" w:hAnsi="Arial" w:cs="Arial"/>
+          <w:color w:val="8DD873" w:themeColor="accent6" w:themeTint="99"/>
+          <w:kern w:val="0"/>
+          <w:sz w:val="24"/>
+          <w:szCs w:val="24"/>
+          <w:lang w:eastAsia="en-GB"/>
+          <w14:ligatures w14:val="none"/>
+        </w:rPr>
+      </w:pPr>
+      <w:r>
+        <w:rPr>
+          <w:rStyle w:val="HTMLCode"/>
+          <w:rFonts w:ascii="Arial" w:eastAsiaTheme="minorHAnsi" w:hAnsi="Arial" w:cs="Arial"/>
+          <w:color w:val="8DD873" w:themeColor="accent6" w:themeTint="99"/>
+          <w:kern w:val="0"/>
+          <w:sz w:val="24"/>
+          <w:szCs w:val="24"/>
+          <w:lang w:eastAsia="en-GB"/>
+          <w14:ligatures w14:val="none"/>
+        </w:rPr>
+        <w:t>Fer el print més visual (headers clars)</w:t>
+      </w:r>
+    </w:p>
+    <w:p>
+      <w:pPr>
+        <w:pStyle w:val="ListParagraph"/>
+        <w:numPr>
+          <w:ilvl w:val="2"/>
+          <w:numId w:val="1"/>
+        </w:numPr>
+        <w:shd w:val="clear" w:color="auto" w:fill="FFFFFF"/>
+        <w:spacing w:after="0" w:line="270" w:lineRule="atLeast"/>
+        <w:rPr>
+          <w:rStyle w:val="HTMLCode"/>
+          <w:rFonts w:ascii="Arial" w:eastAsiaTheme="minorHAnsi" w:hAnsi="Arial" w:cs="Arial"/>
+          <w:color w:val="8DD873" w:themeColor="accent6" w:themeTint="99"/>
+          <w:kern w:val="0"/>
+          <w:sz w:val="24"/>
+          <w:szCs w:val="24"/>
+          <w:lang w:eastAsia="en-GB"/>
+          <w14:ligatures w14:val="none"/>
+        </w:rPr>
+      </w:pPr>
+      <w:r>
+        <w:rPr>
+          <w:rStyle w:val="HTMLCode"/>
+          <w:rFonts w:ascii="Arial" w:eastAsiaTheme="minorHAnsi" w:hAnsi="Arial" w:cs="Arial"/>
+          <w:color w:val="8DD873" w:themeColor="accent6" w:themeTint="99"/>
+          <w:kern w:val="0"/>
+          <w:sz w:val="24"/>
+          <w:szCs w:val="24"/>
+          <w:lang w:eastAsia="en-GB"/>
+          <w14:ligatures w14:val="none"/>
+        </w:rPr>
+        <w:t xml:space="preserve">If we do cv&lt;5% and cv&lt;10% actually we are doing cv&lt;5% and 5%&lt;=cv&lt;10% </w:t>
+      </w:r>
+      <w:r>
+        <w:rPr>
+          <w:rStyle w:val="HTMLCode"/>
+          <w:rFonts w:ascii="Arial" w:eastAsiaTheme="minorHAnsi" w:hAnsi="Arial" w:cs="Arial"/>
+          <w:color w:val="8DD873" w:themeColor="accent6" w:themeTint="99"/>
+          <w:kern w:val="0"/>
+          <w:sz w:val="24"/>
+          <w:szCs w:val="24"/>
+          <w:lang w:eastAsia="en-GB"/>
+          <w14:ligatures w14:val="none"/>
+        </w:rPr>
+        <w:sym w:font="Wingdings" w:char="F0DF"/>
+      </w:r>
+      <w:r>
+        <w:rPr>
+          <w:rStyle w:val="HTMLCode"/>
+          <w:rFonts w:ascii="Arial" w:eastAsiaTheme="minorHAnsi" w:hAnsi="Arial" w:cs="Arial"/>
+          <w:color w:val="8DD873" w:themeColor="accent6" w:themeTint="99"/>
+          <w:kern w:val="0"/>
+          <w:sz w:val="24"/>
+          <w:szCs w:val="24"/>
+          <w:lang w:eastAsia="en-GB"/>
+          <w14:ligatures w14:val="none"/>
+        </w:rPr>
+        <w:t xml:space="preserve"> make it clear</w:t>
+      </w:r>
+    </w:p>
+    <w:p>
+      <w:pPr>
+        <w:pStyle w:val="ListParagraph"/>
+        <w:numPr>
+          <w:ilvl w:val="2"/>
+          <w:numId w:val="1"/>
+        </w:numPr>
+        <w:shd w:val="clear" w:color="auto" w:fill="FFFFFF"/>
+        <w:spacing w:after="0" w:line="270" w:lineRule="atLeast"/>
+        <w:rPr>
+          <w:rStyle w:val="HTMLCode"/>
+          <w:rFonts w:ascii="Arial" w:eastAsiaTheme="minorHAnsi" w:hAnsi="Arial" w:cs="Arial"/>
+          <w:color w:val="8DD873" w:themeColor="accent6" w:themeTint="99"/>
+          <w:kern w:val="0"/>
+          <w:sz w:val="24"/>
+          <w:szCs w:val="24"/>
+          <w:lang w:eastAsia="en-GB"/>
+          <w14:ligatures w14:val="none"/>
+        </w:rPr>
+      </w:pPr>
+      <w:r>
+        <w:rPr>
+          <w:rStyle w:val="HTMLCode"/>
+          <w:rFonts w:ascii="Arial" w:eastAsiaTheme="minorHAnsi" w:hAnsi="Arial" w:cs="Arial"/>
+          <w:color w:val="8DD873" w:themeColor="accent6" w:themeTint="99"/>
+          <w:kern w:val="0"/>
+          <w:sz w:val="24"/>
+          <w:szCs w:val="24"/>
+          <w:lang w:eastAsia="en-GB"/>
+          <w14:ligatures w14:val="none"/>
+        </w:rPr>
+        <w:t xml:space="preserve">Why we do different sections for stability (4) and time-of-day (3)? </w:t>
+      </w:r>
+    </w:p>
+    <w:p>
+      <w:pPr>
+        <w:pStyle w:val="ListParagraph"/>
+        <w:numPr>
+          <w:ilvl w:val="2"/>
+          <w:numId w:val="1"/>
+        </w:numPr>
+        <w:shd w:val="clear" w:color="auto" w:fill="FFFFFF"/>
+        <w:spacing w:after="0" w:line="270" w:lineRule="atLeast"/>
+        <w:rPr>
+          <w:rStyle w:val="HTMLCode"/>
+          <w:rFonts w:ascii="Arial" w:eastAsiaTheme="minorHAnsi" w:hAnsi="Arial" w:cs="Arial"/>
+          <w:color w:val="8DD873" w:themeColor="accent6" w:themeTint="99"/>
+          <w:kern w:val="0"/>
+          <w:sz w:val="24"/>
+          <w:szCs w:val="24"/>
+          <w:lang w:eastAsia="en-GB"/>
+          <w14:ligatures w14:val="none"/>
+        </w:rPr>
+      </w:pPr>
+      <w:r>
+        <w:rPr>
+          <w:rStyle w:val="HTMLCode"/>
+          <w:rFonts w:ascii="Arial" w:eastAsiaTheme="minorHAnsi" w:hAnsi="Arial" w:cs="Arial"/>
+          <w:color w:val="8DD873" w:themeColor="accent6" w:themeTint="99"/>
+          <w:kern w:val="0"/>
+          <w:sz w:val="24"/>
+          <w:szCs w:val="24"/>
+          <w:lang w:eastAsia="en-GB"/>
+          <w14:ligatures w14:val="none"/>
+        </w:rPr>
+        <w:t>Could we rename the section “investigate” in cv? It sounds weird</w:t>
+      </w:r>
+    </w:p>
+    <w:p>
+      <w:pPr>
+        <w:pStyle w:val="ListParagraph"/>
+        <w:numPr>
+          <w:ilvl w:val="2"/>
+          <w:numId w:val="1"/>
+        </w:numPr>
+        <w:shd w:val="clear" w:color="auto" w:fill="FFFFFF"/>
+        <w:spacing w:after="0" w:line="270" w:lineRule="atLeast"/>
+        <w:rPr>
+          <w:rStyle w:val="HTMLCode"/>
+          <w:rFonts w:ascii="Arial" w:eastAsiaTheme="minorHAnsi" w:hAnsi="Arial" w:cs="Arial"/>
+          <w:color w:val="8DD873" w:themeColor="accent6" w:themeTint="99"/>
+          <w:kern w:val="0"/>
+          <w:sz w:val="24"/>
+          <w:szCs w:val="24"/>
+          <w:lang w:eastAsia="en-GB"/>
+          <w14:ligatures w14:val="none"/>
+        </w:rPr>
+      </w:pPr>
+      <w:r>
+        <w:rPr>
+          <w:rStyle w:val="HTMLCode"/>
+          <w:rFonts w:ascii="Arial" w:eastAsiaTheme="minorHAnsi" w:hAnsi="Arial" w:cs="Arial"/>
+          <w:color w:val="8DD873" w:themeColor="accent6" w:themeTint="99"/>
+          <w:kern w:val="0"/>
+          <w:sz w:val="24"/>
+          <w:szCs w:val="24"/>
+          <w:lang w:eastAsia="en-GB"/>
+          <w14:ligatures w14:val="none"/>
+        </w:rPr>
+        <w:t>In ranked by total hourly range percentage if an edge shares the min hourly mean with several hours (first case with “</w:t>
+      </w:r>
+      <w:r>
+        <w:rPr>
+          <w:rStyle w:val="HTMLCode"/>
+          <w:rFonts w:ascii="Arial" w:eastAsiaTheme="minorHAnsi" w:hAnsi="Arial" w:cs="Arial"/>
+          <w:color w:val="8DD873" w:themeColor="accent6" w:themeTint="99"/>
+          <w:kern w:val="0"/>
+          <w:sz w:val="24"/>
+          <w:szCs w:val="24"/>
+          <w:lang w:eastAsia="en-GB"/>
+          <w14:ligatures w14:val="none"/>
+        </w:rPr>
+        <w:t>L10S dir0  1.959 (Provençana) -&gt; 1.9141 (Can Tries | Gornal)</w:t>
+      </w:r>
+      <w:r>
+        <w:rPr>
+          <w:rStyle w:val="HTMLCode"/>
+          <w:rFonts w:ascii="Arial" w:eastAsiaTheme="minorHAnsi" w:hAnsi="Arial" w:cs="Arial"/>
+          <w:color w:val="8DD873" w:themeColor="accent6" w:themeTint="99"/>
+          <w:kern w:val="0"/>
+          <w:sz w:val="24"/>
+          <w:szCs w:val="24"/>
+          <w:lang w:eastAsia="en-GB"/>
+          <w14:ligatures w14:val="none"/>
+        </w:rPr>
+        <w:t>”</w:t>
+      </w:r>
+      <w:r>
+        <w:rPr>
+          <w:rStyle w:val="HTMLCode"/>
+          <w:rFonts w:ascii="Arial" w:eastAsiaTheme="minorHAnsi" w:hAnsi="Arial" w:cs="Arial"/>
+          <w:color w:val="8DD873" w:themeColor="accent6" w:themeTint="99"/>
+          <w:kern w:val="0"/>
+          <w:sz w:val="24"/>
+          <w:szCs w:val="24"/>
+          <w:lang w:eastAsia="en-GB"/>
+          <w14:ligatures w14:val="none"/>
+        </w:rPr>
+        <w:t xml:space="preserve"> actually) write all of them</w:t>
+      </w:r>
+    </w:p>
+    <w:p>
+      <w:pPr>
+        <w:pStyle w:val="ListParagraph"/>
+        <w:numPr>
+          <w:ilvl w:val="2"/>
+          <w:numId w:val="1"/>
+        </w:numPr>
+        <w:shd w:val="clear" w:color="auto" w:fill="FFFFFF"/>
+        <w:spacing w:after="0" w:line="270" w:lineRule="atLeast"/>
+        <w:rPr>
+          <w:rStyle w:val="HTMLCode"/>
+          <w:rFonts w:ascii="Arial" w:eastAsiaTheme="minorHAnsi" w:hAnsi="Arial" w:cs="Arial"/>
+          <w:color w:val="8DD873" w:themeColor="accent6" w:themeTint="99"/>
+          <w:kern w:val="0"/>
+          <w:sz w:val="24"/>
+          <w:szCs w:val="24"/>
+          <w:lang w:eastAsia="en-GB"/>
+          <w14:ligatures w14:val="none"/>
+        </w:rPr>
+      </w:pPr>
+      <w:r>
+        <w:rPr>
+          <w:rStyle w:val="HTMLCode"/>
+          <w:rFonts w:ascii="Arial" w:eastAsiaTheme="minorHAnsi" w:hAnsi="Arial" w:cs="Arial"/>
+          <w:color w:val="8DD873" w:themeColor="accent6" w:themeTint="99"/>
+          <w:kern w:val="0"/>
+          <w:sz w:val="24"/>
+          <w:szCs w:val="24"/>
+          <w:lang w:eastAsia="en-GB"/>
+          <w14:ligatures w14:val="none"/>
+        </w:rPr>
+        <w:t>A edges ranked by total stdev in door/sw stdev domination do proportion or covariance? Or just stdev door-dominated</w:t>
       </w:r>
     </w:p>
     <w:p>
@@ -2475,14 +2963,16 @@
         <w:spacing w:after="0" w:line="270" w:lineRule="atLeast"/>
         <w:rPr>
           <w:rFonts w:ascii="Arial" w:eastAsia="Times New Roman" w:hAnsi="Arial" w:cs="Arial"/>
-          <w:kern w:val="0"/>
-          <w:lang w:eastAsia="en-GB"/>
-          <w14:ligatures w14:val="none"/>
-        </w:rPr>
-      </w:pPr>
-      <w:r>
-        <w:rPr>
-          <w:rFonts w:ascii="Arial" w:eastAsia="Times New Roman" w:hAnsi="Arial" w:cs="Arial"/>
+          <w:color w:val="8DD873" w:themeColor="accent6" w:themeTint="99"/>
+          <w:kern w:val="0"/>
+          <w:lang w:eastAsia="en-GB"/>
+          <w14:ligatures w14:val="none"/>
+        </w:rPr>
+      </w:pPr>
+      <w:r>
+        <w:rPr>
+          <w:rFonts w:ascii="Arial" w:eastAsia="Times New Roman" w:hAnsi="Arial" w:cs="Arial"/>
+          <w:color w:val="8DD873" w:themeColor="accent6" w:themeTint="99"/>
           <w:kern w:val="0"/>
           <w:lang w:eastAsia="en-GB"/>
           <w14:ligatures w14:val="none"/>
@@ -2549,14 +3039,16 @@
         <w:spacing w:after="0" w:line="270" w:lineRule="atLeast"/>
         <w:rPr>
           <w:rFonts w:ascii="Arial" w:eastAsia="Times New Roman" w:hAnsi="Arial" w:cs="Arial"/>
-          <w:kern w:val="0"/>
-          <w:lang w:eastAsia="en-GB"/>
-          <w14:ligatures w14:val="none"/>
-        </w:rPr>
-      </w:pPr>
-      <w:r>
-        <w:rPr>
-          <w:rFonts w:ascii="Arial" w:eastAsia="Times New Roman" w:hAnsi="Arial" w:cs="Arial"/>
+          <w:color w:val="8DD873" w:themeColor="accent6" w:themeTint="99"/>
+          <w:kern w:val="0"/>
+          <w:lang w:eastAsia="en-GB"/>
+          <w14:ligatures w14:val="none"/>
+        </w:rPr>
+      </w:pPr>
+      <w:r>
+        <w:rPr>
+          <w:rFonts w:ascii="Arial" w:eastAsia="Times New Roman" w:hAnsi="Arial" w:cs="Arial"/>
+          <w:color w:val="8DD873" w:themeColor="accent6" w:themeTint="99"/>
           <w:kern w:val="0"/>
           <w:lang w:eastAsia="en-GB"/>
           <w14:ligatures w14:val="none"/>
@@ -2575,14 +3067,16 @@
         <w:spacing w:after="0" w:line="270" w:lineRule="atLeast"/>
         <w:rPr>
           <w:rFonts w:ascii="Arial" w:eastAsia="Times New Roman" w:hAnsi="Arial" w:cs="Arial"/>
-          <w:kern w:val="0"/>
-          <w:lang w:eastAsia="en-GB"/>
-          <w14:ligatures w14:val="none"/>
-        </w:rPr>
-      </w:pPr>
-      <w:r>
-        <w:rPr>
-          <w:rFonts w:ascii="Arial" w:eastAsia="Times New Roman" w:hAnsi="Arial" w:cs="Arial"/>
+          <w:color w:val="8DD873" w:themeColor="accent6" w:themeTint="99"/>
+          <w:kern w:val="0"/>
+          <w:lang w:eastAsia="en-GB"/>
+          <w14:ligatures w14:val="none"/>
+        </w:rPr>
+      </w:pPr>
+      <w:r>
+        <w:rPr>
+          <w:rFonts w:ascii="Arial" w:eastAsia="Times New Roman" w:hAnsi="Arial" w:cs="Arial"/>
+          <w:color w:val="8DD873" w:themeColor="accent6" w:themeTint="99"/>
           <w:kern w:val="0"/>
           <w:lang w:eastAsia="en-GB"/>
           <w14:ligatures w14:val="none"/>

--- a/.work/06.02.docx
+++ b/.work/06.02.docx
@@ -2043,297 +2043,9 @@
         <w:shd w:val="clear" w:color="auto" w:fill="FFFFFF"/>
         <w:spacing w:after="0" w:line="270" w:lineRule="atLeast"/>
         <w:rPr>
-          <w:rFonts w:ascii="Arial" w:eastAsia="Times New Roman" w:hAnsi="Arial" w:cs="Arial"/>
+          <w:rStyle w:val="HTMLCode"/>
+          <w:rFonts w:ascii="Arial" w:hAnsi="Arial" w:cs="Arial"/>
           <w:color w:val="202020"/>
-          <w:kern w:val="0"/>
-          <w:lang w:eastAsia="en-GB"/>
-          <w14:ligatures w14:val="none"/>
-        </w:rPr>
-      </w:pPr>
-      <w:r>
-        <w:rPr>
-          <w:rFonts w:ascii="Arial" w:eastAsia="Times New Roman" w:hAnsi="Arial" w:cs="Arial"/>
-          <w:color w:val="202020"/>
-          <w:kern w:val="0"/>
-          <w:lang w:eastAsia="en-GB"/>
-          <w14:ligatures w14:val="none"/>
-        </w:rPr>
-        <w:t>read-only, computes mean+stdev per sw edge from the duplicated stop_times, surfaces the highest-stdev edges with an hourly breakdown</w:t>
-      </w:r>
-      <w:r>
-        <w:rPr>
-          <w:rFonts w:ascii="Arial" w:eastAsia="Times New Roman" w:hAnsi="Arial" w:cs="Arial"/>
-          <w:color w:val="202020"/>
-          <w:kern w:val="0"/>
-          <w:lang w:eastAsia="en-GB"/>
-          <w14:ligatures w14:val="none"/>
-        </w:rPr>
-        <w:t xml:space="preserve"> </w:t>
-      </w:r>
-      <w:r>
-        <w:rPr>
-          <w:rFonts w:ascii="Arial" w:eastAsia="Times New Roman" w:hAnsi="Arial" w:cs="Arial"/>
-          <w:color w:val="202020"/>
-          <w:kern w:val="0"/>
-          <w:lang w:eastAsia="en-GB"/>
-          <w14:ligatures w14:val="none"/>
-        </w:rPr>
-        <w:sym w:font="Wingdings" w:char="F0E0"/>
-      </w:r>
-      <w:r>
-        <w:rPr>
-          <w:rFonts w:ascii="Arial" w:eastAsia="Times New Roman" w:hAnsi="Arial" w:cs="Arial"/>
-          <w:color w:val="202020"/>
-          <w:kern w:val="0"/>
-          <w:lang w:eastAsia="en-GB"/>
-          <w14:ligatures w14:val="none"/>
-        </w:rPr>
-        <w:t xml:space="preserve"> we understand if the mean is a trusting measure</w:t>
-      </w:r>
-    </w:p>
-    <w:p>
-      <w:pPr>
-        <w:pStyle w:val="NormalWeb"/>
-        <w:numPr>
-          <w:ilvl w:val="1"/>
-          <w:numId w:val="1"/>
-        </w:numPr>
-        <w:shd w:val="clear" w:color="auto" w:fill="FAFAFD"/>
-        <w:spacing w:before="24" w:beforeAutospacing="0" w:after="48" w:afterAutospacing="0"/>
-        <w:rPr>
-          <w:rFonts w:ascii="Segoe UI" w:hAnsi="Segoe UI" w:cs="Segoe UI"/>
-          <w:color w:val="BFBFBF" w:themeColor="background1" w:themeShade="BF"/>
-          <w:sz w:val="20"/>
-          <w:szCs w:val="20"/>
-        </w:rPr>
-      </w:pPr>
-      <w:r>
-        <w:rPr>
-          <w:rStyle w:val="HTMLCode"/>
-          <w:b/>
-          <w:bCs/>
-          <w:color w:val="BFBFBF" w:themeColor="background1" w:themeShade="BF"/>
-          <w:sz w:val="18"/>
-          <w:szCs w:val="18"/>
-          <w:shd w:val="clear" w:color="auto" w:fill="ECECEC"/>
-        </w:rPr>
-        <w:t>edge_stdev.py</w:t>
-      </w:r>
-      <w:r>
-        <w:rPr>
-          <w:rStyle w:val="Strong"/>
-          <w:rFonts w:ascii="Segoe UI" w:hAnsi="Segoe UI" w:cs="Segoe UI"/>
-          <w:color w:val="BFBFBF" w:themeColor="background1" w:themeShade="BF"/>
-          <w:sz w:val="20"/>
-          <w:szCs w:val="20"/>
-        </w:rPr>
-        <w:t xml:space="preserve"> — validate whether the mean is a trustworthy edge weight</w:t>
-      </w:r>
-    </w:p>
-    <w:p>
-      <w:pPr>
-        <w:pStyle w:val="NormalWeb"/>
-        <w:numPr>
-          <w:ilvl w:val="1"/>
-          <w:numId w:val="1"/>
-        </w:numPr>
-        <w:shd w:val="clear" w:color="auto" w:fill="FAFAFD"/>
-        <w:spacing w:before="24" w:beforeAutospacing="0" w:after="48" w:afterAutospacing="0"/>
-        <w:rPr>
-          <w:rFonts w:ascii="Segoe UI" w:hAnsi="Segoe UI" w:cs="Segoe UI"/>
-          <w:color w:val="BFBFBF" w:themeColor="background1" w:themeShade="BF"/>
-          <w:sz w:val="20"/>
-          <w:szCs w:val="20"/>
-        </w:rPr>
-      </w:pPr>
-      <w:r>
-        <w:rPr>
-          <w:rFonts w:ascii="Segoe UI" w:hAnsi="Segoe UI" w:cs="Segoe UI"/>
-          <w:color w:val="BFBFBF" w:themeColor="background1" w:themeShade="BF"/>
-          <w:sz w:val="20"/>
-          <w:szCs w:val="20"/>
-        </w:rPr>
-        <w:t xml:space="preserve">Once </w:t>
-      </w:r>
-      <w:r>
-        <w:rPr>
-          <w:rStyle w:val="HTMLCode"/>
-          <w:color w:val="BFBFBF" w:themeColor="background1" w:themeShade="BF"/>
-          <w:sz w:val="18"/>
-          <w:szCs w:val="18"/>
-          <w:shd w:val="clear" w:color="auto" w:fill="ECECEC"/>
-        </w:rPr>
-        <w:t>5_L9_L10_data_duplication.py</w:t>
-      </w:r>
-      <w:r>
-        <w:rPr>
-          <w:rFonts w:ascii="Segoe UI" w:hAnsi="Segoe UI" w:cs="Segoe UI"/>
-          <w:color w:val="BFBFBF" w:themeColor="background1" w:themeShade="BF"/>
-          <w:sz w:val="20"/>
-          <w:szCs w:val="20"/>
-        </w:rPr>
-        <w:t xml:space="preserve"> produces the final, line-specific, directed edge set, every </w:t>
-      </w:r>
-      <w:r>
-        <w:rPr>
-          <w:rStyle w:val="HTMLCode"/>
-          <w:color w:val="BFBFBF" w:themeColor="background1" w:themeShade="BF"/>
-          <w:sz w:val="18"/>
-          <w:szCs w:val="18"/>
-          <w:shd w:val="clear" w:color="auto" w:fill="ECECEC"/>
-        </w:rPr>
-        <w:t>sw</w:t>
-      </w:r>
-      <w:r>
-        <w:rPr>
-          <w:rFonts w:ascii="Segoe UI" w:hAnsi="Segoe UI" w:cs="Segoe UI"/>
-          <w:color w:val="BFBFBF" w:themeColor="background1" w:themeShade="BF"/>
-          <w:sz w:val="20"/>
-          <w:szCs w:val="20"/>
-        </w:rPr>
-        <w:t xml:space="preserve"> edge's weight for Dijkstra will be the mean travel time across all observed trips for that edge. A mean is only a good single-number summary if the underlying travel times cluster tightly around it — if they don't, the "weight" you hand to Dijkstra is hiding real structure (e.g. a service that's reliably fast off-peak and reliably slow at rush hour) rather than describing one stable quantity.</w:t>
-      </w:r>
-    </w:p>
-    <w:p>
-      <w:pPr>
-        <w:pStyle w:val="NormalWeb"/>
-        <w:numPr>
-          <w:ilvl w:val="1"/>
-          <w:numId w:val="1"/>
-        </w:numPr>
-        <w:shd w:val="clear" w:color="auto" w:fill="FAFAFD"/>
-        <w:spacing w:before="24" w:beforeAutospacing="0" w:after="48" w:afterAutospacing="0"/>
-        <w:rPr>
-          <w:rFonts w:ascii="Segoe UI" w:hAnsi="Segoe UI" w:cs="Segoe UI"/>
-          <w:color w:val="BFBFBF" w:themeColor="background1" w:themeShade="BF"/>
-          <w:sz w:val="20"/>
-          <w:szCs w:val="20"/>
-        </w:rPr>
-      </w:pPr>
-      <w:r>
-        <w:rPr>
-          <w:rStyle w:val="HTMLCode"/>
-          <w:color w:val="BFBFBF" w:themeColor="background1" w:themeShade="BF"/>
-          <w:sz w:val="18"/>
-          <w:szCs w:val="18"/>
-          <w:shd w:val="clear" w:color="auto" w:fill="ECECEC"/>
-        </w:rPr>
-        <w:t>edge_stdev.py</w:t>
-      </w:r>
-      <w:r>
-        <w:rPr>
-          <w:rFonts w:ascii="Segoe UI" w:hAnsi="Segoe UI" w:cs="Segoe UI"/>
-          <w:color w:val="BFBFBF" w:themeColor="background1" w:themeShade="BF"/>
-          <w:sz w:val="20"/>
-          <w:szCs w:val="20"/>
-        </w:rPr>
-        <w:t xml:space="preserve">'s job is to find out, for each edge, whether that's actually the case. It computes the standard deviation alongside the mean for every </w:t>
-      </w:r>
-      <w:r>
-        <w:rPr>
-          <w:rStyle w:val="HTMLCode"/>
-          <w:color w:val="BFBFBF" w:themeColor="background1" w:themeShade="BF"/>
-          <w:sz w:val="18"/>
-          <w:szCs w:val="18"/>
-          <w:shd w:val="clear" w:color="auto" w:fill="ECECEC"/>
-        </w:rPr>
-        <w:t>sw</w:t>
-      </w:r>
-      <w:r>
-        <w:rPr>
-          <w:rFonts w:ascii="Segoe UI" w:hAnsi="Segoe UI" w:cs="Segoe UI"/>
-          <w:color w:val="BFBFBF" w:themeColor="background1" w:themeShade="BF"/>
-          <w:sz w:val="20"/>
-          <w:szCs w:val="20"/>
-        </w:rPr>
-        <w:t xml:space="preserve"> edge, ranks edges by stdev (not by directional gap — that's </w:t>
-      </w:r>
-      <w:r>
-        <w:rPr>
-          <w:rStyle w:val="HTMLCode"/>
-          <w:color w:val="BFBFBF" w:themeColor="background1" w:themeShade="BF"/>
-          <w:sz w:val="18"/>
-          <w:szCs w:val="18"/>
-          <w:shd w:val="clear" w:color="auto" w:fill="ECECEC"/>
-        </w:rPr>
-        <w:t>directional_asymmetry.py</w:t>
-      </w:r>
-      <w:r>
-        <w:rPr>
-          <w:rFonts w:ascii="Segoe UI" w:hAnsi="Segoe UI" w:cs="Segoe UI"/>
-          <w:color w:val="BFBFBF" w:themeColor="background1" w:themeShade="BF"/>
-          <w:sz w:val="20"/>
-          <w:szCs w:val="20"/>
-        </w:rPr>
-        <w:t xml:space="preserve">'s concern), and for the worst offenders it breaks the mean down by hour. That breakdown tells you whether high variance comes from a real, structured pattern (peak vs. off-peak times genuinely differ) or from noise/outliers around one stable value. The output of </w:t>
-      </w:r>
-      <w:r>
-        <w:rPr>
-          <w:rFonts w:ascii="Segoe UI" w:hAnsi="Segoe UI" w:cs="Segoe UI"/>
-          <w:color w:val="BFBFBF" w:themeColor="background1" w:themeShade="BF"/>
-          <w:sz w:val="20"/>
-          <w:szCs w:val="20"/>
-        </w:rPr>
-        <w:lastRenderedPageBreak/>
-        <w:t xml:space="preserve">this script isn't consumed by anything downstream — it's a diagnostic gate you and your tutor use to decide whether a static mean-weight Dijkstra graph is an adequate model, or whether some edges need a different treatment (e.g. time-bucketed </w:t>
-      </w:r>
-      <w:r>
-        <w:rPr>
-          <w:rFonts w:ascii="Segoe UI" w:hAnsi="Segoe UI" w:cs="Segoe UI"/>
-          <w:color w:val="BFBFBF" w:themeColor="background1" w:themeShade="BF"/>
-          <w:sz w:val="20"/>
-          <w:szCs w:val="20"/>
-        </w:rPr>
-        <w:t xml:space="preserve">weights) before </w:t>
-      </w:r>
-      <w:r>
-        <w:rPr>
-          <w:rStyle w:val="HTMLCode"/>
-          <w:color w:val="BFBFBF" w:themeColor="background1" w:themeShade="BF"/>
-          <w:sz w:val="18"/>
-          <w:szCs w:val="18"/>
-          <w:shd w:val="clear" w:color="auto" w:fill="ECECEC"/>
-        </w:rPr>
-        <w:t>6_weights.py</w:t>
-      </w:r>
-      <w:r>
-        <w:rPr>
-          <w:rFonts w:ascii="Segoe UI" w:hAnsi="Segoe UI" w:cs="Segoe UI"/>
-          <w:color w:val="BFBFBF" w:themeColor="background1" w:themeShade="BF"/>
-          <w:sz w:val="20"/>
-          <w:szCs w:val="20"/>
-        </w:rPr>
-        <w:t xml:space="preserve"> finalizes </w:t>
-      </w:r>
-      <w:r>
-        <w:rPr>
-          <w:rStyle w:val="HTMLCode"/>
-          <w:color w:val="BFBFBF" w:themeColor="background1" w:themeShade="BF"/>
-          <w:sz w:val="18"/>
-          <w:szCs w:val="18"/>
-          <w:shd w:val="clear" w:color="auto" w:fill="ECECEC"/>
-        </w:rPr>
-        <w:t>weights.txt</w:t>
-      </w:r>
-      <w:r>
-        <w:rPr>
-          <w:rFonts w:ascii="Segoe UI" w:hAnsi="Segoe UI" w:cs="Segoe UI"/>
-          <w:color w:val="BFBFBF" w:themeColor="background1" w:themeShade="BF"/>
-          <w:sz w:val="20"/>
-          <w:szCs w:val="20"/>
-        </w:rPr>
-        <w:t>.</w:t>
-      </w:r>
-    </w:p>
-    <w:p>
-      <w:pPr>
-        <w:pStyle w:val="ListParagraph"/>
-        <w:shd w:val="clear" w:color="auto" w:fill="FFFFFF"/>
-        <w:spacing w:after="0" w:line="270" w:lineRule="atLeast"/>
-        <w:ind w:left="1440"/>
-        <w:rPr>
-          <w:rStyle w:val="HTMLCode"/>
-          <w:rFonts w:ascii="Arial" w:eastAsiaTheme="minorHAnsi" w:hAnsi="Arial" w:cs="Arial"/>
           <w:kern w:val="0"/>
           <w:sz w:val="24"/>
           <w:szCs w:val="24"/>
@@ -2341,6 +2053,46 @@
           <w14:ligatures w14:val="none"/>
         </w:rPr>
       </w:pPr>
+      <w:r>
+        <w:rPr>
+          <w:rFonts w:ascii="Arial" w:eastAsia="Times New Roman" w:hAnsi="Arial" w:cs="Arial"/>
+          <w:color w:val="202020"/>
+          <w:kern w:val="0"/>
+          <w:lang w:eastAsia="en-GB"/>
+          <w14:ligatures w14:val="none"/>
+        </w:rPr>
+        <w:t>read-only, computes mean+stdev per sw edge from the duplicated stop_times, surfaces the highest-stdev edges with an hourly breakdown</w:t>
+      </w:r>
+      <w:r>
+        <w:rPr>
+          <w:rFonts w:ascii="Arial" w:eastAsia="Times New Roman" w:hAnsi="Arial" w:cs="Arial"/>
+          <w:color w:val="202020"/>
+          <w:kern w:val="0"/>
+          <w:lang w:eastAsia="en-GB"/>
+          <w14:ligatures w14:val="none"/>
+        </w:rPr>
+        <w:t xml:space="preserve"> </w:t>
+      </w:r>
+      <w:r>
+        <w:rPr>
+          <w:rFonts w:ascii="Arial" w:eastAsia="Times New Roman" w:hAnsi="Arial" w:cs="Arial"/>
+          <w:color w:val="202020"/>
+          <w:kern w:val="0"/>
+          <w:lang w:eastAsia="en-GB"/>
+          <w14:ligatures w14:val="none"/>
+        </w:rPr>
+        <w:sym w:font="Wingdings" w:char="F0E0"/>
+      </w:r>
+      <w:r>
+        <w:rPr>
+          <w:rFonts w:ascii="Arial" w:eastAsia="Times New Roman" w:hAnsi="Arial" w:cs="Arial"/>
+          <w:color w:val="202020"/>
+          <w:kern w:val="0"/>
+          <w:lang w:eastAsia="en-GB"/>
+          <w14:ligatures w14:val="none"/>
+        </w:rPr>
+        <w:t xml:space="preserve"> we understand if the mean is a trusting measure</w:t>
+      </w:r>
     </w:p>
     <w:p>
       <w:pPr>
@@ -2378,9 +2130,16 @@
     <w:p>
       <w:pPr>
         <w:pStyle w:val="ListParagraph"/>
+        <w:numPr>
+          <w:ilvl w:val="2"/>
+          <w:numId w:val="1"/>
+        </w:numPr>
+        <w:shd w:val="clear" w:color="auto" w:fill="FFFFFF"/>
+        <w:spacing w:after="0" w:line="270" w:lineRule="atLeast"/>
         <w:rPr>
           <w:rStyle w:val="HTMLCode"/>
           <w:rFonts w:ascii="Arial" w:eastAsiaTheme="minorHAnsi" w:hAnsi="Arial" w:cs="Arial"/>
+          <w:color w:val="8DD873" w:themeColor="accent6" w:themeTint="99"/>
           <w:kern w:val="0"/>
           <w:sz w:val="24"/>
           <w:szCs w:val="24"/>
@@ -2388,48 +2147,41 @@
           <w14:ligatures w14:val="none"/>
         </w:rPr>
       </w:pPr>
-    </w:p>
-    <w:p>
-      <w:pPr>
-        <w:pStyle w:val="ListParagraph"/>
-        <w:numPr>
-          <w:ilvl w:val="2"/>
-          <w:numId w:val="1"/>
-        </w:numPr>
-        <w:shd w:val="clear" w:color="auto" w:fill="FFFFFF"/>
-        <w:spacing w:after="0" w:line="270" w:lineRule="atLeast"/>
+      <w:r>
         <w:rPr>
           <w:rStyle w:val="HTMLCode"/>
           <w:rFonts w:ascii="Arial" w:eastAsiaTheme="minorHAnsi" w:hAnsi="Arial" w:cs="Arial"/>
+          <w:color w:val="8DD873" w:themeColor="accent6" w:themeTint="99"/>
           <w:kern w:val="0"/>
           <w:sz w:val="24"/>
           <w:szCs w:val="24"/>
           <w:lang w:eastAsia="en-GB"/>
           <w14:ligatures w14:val="none"/>
         </w:rPr>
-      </w:pPr>
-      <w:r>
+        <w:t>Update docstrings?</w:t>
+      </w:r>
+    </w:p>
+    <w:p>
+      <w:pPr>
+        <w:pStyle w:val="ListParagraph"/>
+        <w:numPr>
+          <w:ilvl w:val="2"/>
+          <w:numId w:val="1"/>
+        </w:numPr>
+        <w:shd w:val="clear" w:color="auto" w:fill="FFFFFF"/>
+        <w:spacing w:after="0" w:line="270" w:lineRule="atLeast"/>
         <w:rPr>
           <w:rStyle w:val="HTMLCode"/>
           <w:rFonts w:ascii="Arial" w:eastAsiaTheme="minorHAnsi" w:hAnsi="Arial" w:cs="Arial"/>
+          <w:color w:val="8DD873" w:themeColor="accent6" w:themeTint="99"/>
           <w:kern w:val="0"/>
           <w:sz w:val="24"/>
           <w:szCs w:val="24"/>
           <w:lang w:eastAsia="en-GB"/>
           <w14:ligatures w14:val="none"/>
         </w:rPr>
-        <w:t>Update docstrings?</w:t>
-      </w:r>
-    </w:p>
-    <w:p>
-      <w:pPr>
-        <w:pStyle w:val="ListParagraph"/>
-        <w:numPr>
-          <w:ilvl w:val="2"/>
-          <w:numId w:val="1"/>
-        </w:numPr>
-        <w:shd w:val="clear" w:color="auto" w:fill="FFFFFF"/>
-        <w:spacing w:after="0" w:line="270" w:lineRule="atLeast"/>
+      </w:pPr>
+      <w:r>
         <w:rPr>
           <w:rStyle w:val="HTMLCode"/>
           <w:rFonts w:ascii="Arial" w:eastAsiaTheme="minorHAnsi" w:hAnsi="Arial" w:cs="Arial"/>
@@ -2440,8 +2192,18 @@
           <w:lang w:eastAsia="en-GB"/>
           <w14:ligatures w14:val="none"/>
         </w:rPr>
-      </w:pPr>
-      <w:r>
+        <w:t>Canvi de nom?</w:t>
+      </w:r>
+    </w:p>
+    <w:p>
+      <w:pPr>
+        <w:pStyle w:val="ListParagraph"/>
+        <w:numPr>
+          <w:ilvl w:val="2"/>
+          <w:numId w:val="1"/>
+        </w:numPr>
+        <w:shd w:val="clear" w:color="auto" w:fill="FFFFFF"/>
+        <w:spacing w:after="0" w:line="270" w:lineRule="atLeast"/>
         <w:rPr>
           <w:rStyle w:val="HTMLCode"/>
           <w:rFonts w:ascii="Arial" w:eastAsiaTheme="minorHAnsi" w:hAnsi="Arial" w:cs="Arial"/>
@@ -2452,18 +2214,8 @@
           <w:lang w:eastAsia="en-GB"/>
           <w14:ligatures w14:val="none"/>
         </w:rPr>
-        <w:t>Canvi de nom?</w:t>
-      </w:r>
-    </w:p>
-    <w:p>
-      <w:pPr>
-        <w:pStyle w:val="ListParagraph"/>
-        <w:numPr>
-          <w:ilvl w:val="2"/>
-          <w:numId w:val="1"/>
-        </w:numPr>
-        <w:shd w:val="clear" w:color="auto" w:fill="FFFFFF"/>
-        <w:spacing w:after="0" w:line="270" w:lineRule="atLeast"/>
+      </w:pPr>
+      <w:r>
         <w:rPr>
           <w:rStyle w:val="HTMLCode"/>
           <w:rFonts w:ascii="Arial" w:eastAsiaTheme="minorHAnsi" w:hAnsi="Arial" w:cs="Arial"/>
@@ -2474,8 +2226,18 @@
           <w:lang w:eastAsia="en-GB"/>
           <w14:ligatures w14:val="none"/>
         </w:rPr>
-      </w:pPr>
-      <w:r>
+        <w:t>Al principi posar quins son els nostres objectius (+d’1)</w:t>
+      </w:r>
+    </w:p>
+    <w:p>
+      <w:pPr>
+        <w:pStyle w:val="ListParagraph"/>
+        <w:numPr>
+          <w:ilvl w:val="3"/>
+          <w:numId w:val="1"/>
+        </w:numPr>
+        <w:shd w:val="clear" w:color="auto" w:fill="FFFFFF"/>
+        <w:spacing w:after="0" w:line="270" w:lineRule="atLeast"/>
         <w:rPr>
           <w:rStyle w:val="HTMLCode"/>
           <w:rFonts w:ascii="Arial" w:eastAsiaTheme="minorHAnsi" w:hAnsi="Arial" w:cs="Arial"/>
@@ -2486,18 +2248,8 @@
           <w:lang w:eastAsia="en-GB"/>
           <w14:ligatures w14:val="none"/>
         </w:rPr>
-        <w:t>Al principi posar quins son els nostres objectius (+d’1)</w:t>
-      </w:r>
-    </w:p>
-    <w:p>
-      <w:pPr>
-        <w:pStyle w:val="ListParagraph"/>
-        <w:numPr>
-          <w:ilvl w:val="3"/>
-          <w:numId w:val="1"/>
-        </w:numPr>
-        <w:shd w:val="clear" w:color="auto" w:fill="FFFFFF"/>
-        <w:spacing w:after="0" w:line="270" w:lineRule="atLeast"/>
+      </w:pPr>
+      <w:r>
         <w:rPr>
           <w:rStyle w:val="HTMLCode"/>
           <w:rFonts w:ascii="Arial" w:eastAsiaTheme="minorHAnsi" w:hAnsi="Arial" w:cs="Arial"/>
@@ -2508,8 +2260,18 @@
           <w:lang w:eastAsia="en-GB"/>
           <w14:ligatures w14:val="none"/>
         </w:rPr>
-      </w:pPr>
-      <w:r>
+        <w:t>Justificar que els viatges siguin atemporals</w:t>
+      </w:r>
+    </w:p>
+    <w:p>
+      <w:pPr>
+        <w:pStyle w:val="ListParagraph"/>
+        <w:numPr>
+          <w:ilvl w:val="3"/>
+          <w:numId w:val="1"/>
+        </w:numPr>
+        <w:shd w:val="clear" w:color="auto" w:fill="FFFFFF"/>
+        <w:spacing w:after="0" w:line="270" w:lineRule="atLeast"/>
         <w:rPr>
           <w:rStyle w:val="HTMLCode"/>
           <w:rFonts w:ascii="Arial" w:eastAsiaTheme="minorHAnsi" w:hAnsi="Arial" w:cs="Arial"/>
@@ -2520,18 +2282,8 @@
           <w:lang w:eastAsia="en-GB"/>
           <w14:ligatures w14:val="none"/>
         </w:rPr>
-        <w:t>Justificar que els viatges siguin atemporals</w:t>
-      </w:r>
-    </w:p>
-    <w:p>
-      <w:pPr>
-        <w:pStyle w:val="ListParagraph"/>
-        <w:numPr>
-          <w:ilvl w:val="3"/>
-          <w:numId w:val="1"/>
-        </w:numPr>
-        <w:shd w:val="clear" w:color="auto" w:fill="FFFFFF"/>
-        <w:spacing w:after="0" w:line="270" w:lineRule="atLeast"/>
+      </w:pPr>
+      <w:r>
         <w:rPr>
           <w:rStyle w:val="HTMLCode"/>
           <w:rFonts w:ascii="Arial" w:eastAsiaTheme="minorHAnsi" w:hAnsi="Arial" w:cs="Arial"/>
@@ -2542,8 +2294,18 @@
           <w:lang w:eastAsia="en-GB"/>
           <w14:ligatures w14:val="none"/>
         </w:rPr>
-      </w:pPr>
-      <w:r>
+        <w:t>Justificar que els pesos seran la mitjana del temps de tots els viatges</w:t>
+      </w:r>
+    </w:p>
+    <w:p>
+      <w:pPr>
+        <w:pStyle w:val="ListParagraph"/>
+        <w:numPr>
+          <w:ilvl w:val="2"/>
+          <w:numId w:val="1"/>
+        </w:numPr>
+        <w:shd w:val="clear" w:color="auto" w:fill="FFFFFF"/>
+        <w:spacing w:after="0" w:line="270" w:lineRule="atLeast"/>
         <w:rPr>
           <w:rStyle w:val="HTMLCode"/>
           <w:rFonts w:ascii="Arial" w:eastAsiaTheme="minorHAnsi" w:hAnsi="Arial" w:cs="Arial"/>
@@ -2554,18 +2316,8 @@
           <w:lang w:eastAsia="en-GB"/>
           <w14:ligatures w14:val="none"/>
         </w:rPr>
-        <w:t>Justificar que els pesos seran la mitjana del temps de tots els viatges</w:t>
-      </w:r>
-    </w:p>
-    <w:p>
-      <w:pPr>
-        <w:pStyle w:val="ListParagraph"/>
-        <w:numPr>
-          <w:ilvl w:val="2"/>
-          <w:numId w:val="1"/>
-        </w:numPr>
-        <w:shd w:val="clear" w:color="auto" w:fill="FFFFFF"/>
-        <w:spacing w:after="0" w:line="270" w:lineRule="atLeast"/>
+      </w:pPr>
+      <w:r>
         <w:rPr>
           <w:rStyle w:val="HTMLCode"/>
           <w:rFonts w:ascii="Arial" w:eastAsiaTheme="minorHAnsi" w:hAnsi="Arial" w:cs="Arial"/>
@@ -2576,8 +2328,18 @@
           <w:lang w:eastAsia="en-GB"/>
           <w14:ligatures w14:val="none"/>
         </w:rPr>
-      </w:pPr>
-      <w:r>
+        <w:t>Edges ranked by total/door/sw stdev 9 of 320 (+pct%)</w:t>
+      </w:r>
+    </w:p>
+    <w:p>
+      <w:pPr>
+        <w:pStyle w:val="ListParagraph"/>
+        <w:numPr>
+          <w:ilvl w:val="2"/>
+          <w:numId w:val="1"/>
+        </w:numPr>
+        <w:shd w:val="clear" w:color="auto" w:fill="FFFFFF"/>
+        <w:spacing w:after="0" w:line="270" w:lineRule="atLeast"/>
         <w:rPr>
           <w:rStyle w:val="HTMLCode"/>
           <w:rFonts w:ascii="Arial" w:eastAsiaTheme="minorHAnsi" w:hAnsi="Arial" w:cs="Arial"/>
@@ -2588,18 +2350,8 @@
           <w:lang w:eastAsia="en-GB"/>
           <w14:ligatures w14:val="none"/>
         </w:rPr>
-        <w:t>Edges ranked by total/door/sw stdev 9 of 320 (+pct%)</w:t>
-      </w:r>
-    </w:p>
-    <w:p>
-      <w:pPr>
-        <w:pStyle w:val="ListParagraph"/>
-        <w:numPr>
-          <w:ilvl w:val="2"/>
-          <w:numId w:val="1"/>
-        </w:numPr>
-        <w:shd w:val="clear" w:color="auto" w:fill="FFFFFF"/>
-        <w:spacing w:after="0" w:line="270" w:lineRule="atLeast"/>
+      </w:pPr>
+      <w:r>
         <w:rPr>
           <w:rStyle w:val="HTMLCode"/>
           <w:rFonts w:ascii="Arial" w:eastAsiaTheme="minorHAnsi" w:hAnsi="Arial" w:cs="Arial"/>
@@ -2610,8 +2362,18 @@
           <w:lang w:eastAsia="en-GB"/>
           <w14:ligatures w14:val="none"/>
         </w:rPr>
-      </w:pPr>
-      <w:r>
+        <w:t>Simplificar tot al màxim i reorganitzar-ho</w:t>
+      </w:r>
+    </w:p>
+    <w:p>
+      <w:pPr>
+        <w:pStyle w:val="ListParagraph"/>
+        <w:numPr>
+          <w:ilvl w:val="3"/>
+          <w:numId w:val="1"/>
+        </w:numPr>
+        <w:shd w:val="clear" w:color="auto" w:fill="FFFFFF"/>
+        <w:spacing w:after="0" w:line="270" w:lineRule="atLeast"/>
         <w:rPr>
           <w:rStyle w:val="HTMLCode"/>
           <w:rFonts w:ascii="Arial" w:eastAsiaTheme="minorHAnsi" w:hAnsi="Arial" w:cs="Arial"/>
@@ -2622,18 +2384,8 @@
           <w:lang w:eastAsia="en-GB"/>
           <w14:ligatures w14:val="none"/>
         </w:rPr>
-        <w:t>Simplificar tot al màxim i reorganitzar-ho</w:t>
-      </w:r>
-    </w:p>
-    <w:p>
-      <w:pPr>
-        <w:pStyle w:val="ListParagraph"/>
-        <w:numPr>
-          <w:ilvl w:val="3"/>
-          <w:numId w:val="1"/>
-        </w:numPr>
-        <w:shd w:val="clear" w:color="auto" w:fill="FFFFFF"/>
-        <w:spacing w:after="0" w:line="270" w:lineRule="atLeast"/>
+      </w:pPr>
+      <w:r>
         <w:rPr>
           <w:rStyle w:val="HTMLCode"/>
           <w:rFonts w:ascii="Arial" w:eastAsiaTheme="minorHAnsi" w:hAnsi="Arial" w:cs="Arial"/>
@@ -2644,7 +2396,8 @@
           <w:lang w:eastAsia="en-GB"/>
           <w14:ligatures w14:val="none"/>
         </w:rPr>
-      </w:pPr>
+        <w:t>És tot necessari?</w:t>
+      </w:r>
       <w:r>
         <w:rPr>
           <w:rStyle w:val="HTMLCode"/>
@@ -2656,9 +2409,18 @@
           <w:lang w:eastAsia="en-GB"/>
           <w14:ligatures w14:val="none"/>
         </w:rPr>
-        <w:t>És tot necessari?</w:t>
-      </w:r>
-      <w:r>
+        <w:t xml:space="preserve"> (I like the final summary)</w:t>
+      </w:r>
+    </w:p>
+    <w:p>
+      <w:pPr>
+        <w:pStyle w:val="ListParagraph"/>
+        <w:numPr>
+          <w:ilvl w:val="2"/>
+          <w:numId w:val="1"/>
+        </w:numPr>
+        <w:shd w:val="clear" w:color="auto" w:fill="FFFFFF"/>
+        <w:spacing w:after="0" w:line="270" w:lineRule="atLeast"/>
         <w:rPr>
           <w:rStyle w:val="HTMLCode"/>
           <w:rFonts w:ascii="Arial" w:eastAsiaTheme="minorHAnsi" w:hAnsi="Arial" w:cs="Arial"/>
@@ -2669,18 +2431,8 @@
           <w:lang w:eastAsia="en-GB"/>
           <w14:ligatures w14:val="none"/>
         </w:rPr>
-        <w:t xml:space="preserve"> (I like the final summary)</w:t>
-      </w:r>
-    </w:p>
-    <w:p>
-      <w:pPr>
-        <w:pStyle w:val="ListParagraph"/>
-        <w:numPr>
-          <w:ilvl w:val="2"/>
-          <w:numId w:val="1"/>
-        </w:numPr>
-        <w:shd w:val="clear" w:color="auto" w:fill="FFFFFF"/>
-        <w:spacing w:after="0" w:line="270" w:lineRule="atLeast"/>
+      </w:pPr>
+      <w:r>
         <w:rPr>
           <w:rStyle w:val="HTMLCode"/>
           <w:rFonts w:ascii="Arial" w:eastAsiaTheme="minorHAnsi" w:hAnsi="Arial" w:cs="Arial"/>
@@ -2691,8 +2443,18 @@
           <w:lang w:eastAsia="en-GB"/>
           <w14:ligatures w14:val="none"/>
         </w:rPr>
-      </w:pPr>
-      <w:r>
+        <w:t>Fer el print més visual (headers clars)</w:t>
+      </w:r>
+    </w:p>
+    <w:p>
+      <w:pPr>
+        <w:pStyle w:val="ListParagraph"/>
+        <w:numPr>
+          <w:ilvl w:val="2"/>
+          <w:numId w:val="1"/>
+        </w:numPr>
+        <w:shd w:val="clear" w:color="auto" w:fill="FFFFFF"/>
+        <w:spacing w:after="0" w:line="270" w:lineRule="atLeast"/>
         <w:rPr>
           <w:rStyle w:val="HTMLCode"/>
           <w:rFonts w:ascii="Arial" w:eastAsiaTheme="minorHAnsi" w:hAnsi="Arial" w:cs="Arial"/>
@@ -2703,18 +2465,8 @@
           <w:lang w:eastAsia="en-GB"/>
           <w14:ligatures w14:val="none"/>
         </w:rPr>
-        <w:t>Fer el print més visual (headers clars)</w:t>
-      </w:r>
-    </w:p>
-    <w:p>
-      <w:pPr>
-        <w:pStyle w:val="ListParagraph"/>
-        <w:numPr>
-          <w:ilvl w:val="2"/>
-          <w:numId w:val="1"/>
-        </w:numPr>
-        <w:shd w:val="clear" w:color="auto" w:fill="FFFFFF"/>
-        <w:spacing w:after="0" w:line="270" w:lineRule="atLeast"/>
+      </w:pPr>
+      <w:r>
         <w:rPr>
           <w:rStyle w:val="HTMLCode"/>
           <w:rFonts w:ascii="Arial" w:eastAsiaTheme="minorHAnsi" w:hAnsi="Arial" w:cs="Arial"/>
@@ -2725,7 +2477,8 @@
           <w:lang w:eastAsia="en-GB"/>
           <w14:ligatures w14:val="none"/>
         </w:rPr>
-      </w:pPr>
+        <w:t xml:space="preserve">If we do cv&lt;5% and cv&lt;10% actually we are doing cv&lt;5% and 5%&lt;=cv&lt;10% </w:t>
+      </w:r>
       <w:r>
         <w:rPr>
           <w:rStyle w:val="HTMLCode"/>
@@ -2737,7 +2490,7 @@
           <w:lang w:eastAsia="en-GB"/>
           <w14:ligatures w14:val="none"/>
         </w:rPr>
-        <w:t xml:space="preserve">If we do cv&lt;5% and cv&lt;10% actually we are doing cv&lt;5% and 5%&lt;=cv&lt;10% </w:t>
+        <w:sym w:font="Wingdings" w:char="F0DF"/>
       </w:r>
       <w:r>
         <w:rPr>
@@ -2750,9 +2503,18 @@
           <w:lang w:eastAsia="en-GB"/>
           <w14:ligatures w14:val="none"/>
         </w:rPr>
-        <w:sym w:font="Wingdings" w:char="F0DF"/>
-      </w:r>
-      <w:r>
+        <w:t xml:space="preserve"> make it clear</w:t>
+      </w:r>
+    </w:p>
+    <w:p>
+      <w:pPr>
+        <w:pStyle w:val="ListParagraph"/>
+        <w:numPr>
+          <w:ilvl w:val="2"/>
+          <w:numId w:val="1"/>
+        </w:numPr>
+        <w:shd w:val="clear" w:color="auto" w:fill="FFFFFF"/>
+        <w:spacing w:after="0" w:line="270" w:lineRule="atLeast"/>
         <w:rPr>
           <w:rStyle w:val="HTMLCode"/>
           <w:rFonts w:ascii="Arial" w:eastAsiaTheme="minorHAnsi" w:hAnsi="Arial" w:cs="Arial"/>
@@ -2763,18 +2525,8 @@
           <w:lang w:eastAsia="en-GB"/>
           <w14:ligatures w14:val="none"/>
         </w:rPr>
-        <w:t xml:space="preserve"> make it clear</w:t>
-      </w:r>
-    </w:p>
-    <w:p>
-      <w:pPr>
-        <w:pStyle w:val="ListParagraph"/>
-        <w:numPr>
-          <w:ilvl w:val="2"/>
-          <w:numId w:val="1"/>
-        </w:numPr>
-        <w:shd w:val="clear" w:color="auto" w:fill="FFFFFF"/>
-        <w:spacing w:after="0" w:line="270" w:lineRule="atLeast"/>
+      </w:pPr>
+      <w:r>
         <w:rPr>
           <w:rStyle w:val="HTMLCode"/>
           <w:rFonts w:ascii="Arial" w:eastAsiaTheme="minorHAnsi" w:hAnsi="Arial" w:cs="Arial"/>
@@ -2785,8 +2537,19 @@
           <w:lang w:eastAsia="en-GB"/>
           <w14:ligatures w14:val="none"/>
         </w:rPr>
-      </w:pPr>
-      <w:r>
+        <w:lastRenderedPageBreak/>
+        <w:t xml:space="preserve">Why we do different sections for stability (4) and time-of-day (3)? </w:t>
+      </w:r>
+    </w:p>
+    <w:p>
+      <w:pPr>
+        <w:pStyle w:val="ListParagraph"/>
+        <w:numPr>
+          <w:ilvl w:val="2"/>
+          <w:numId w:val="1"/>
+        </w:numPr>
+        <w:shd w:val="clear" w:color="auto" w:fill="FFFFFF"/>
+        <w:spacing w:after="0" w:line="270" w:lineRule="atLeast"/>
         <w:rPr>
           <w:rStyle w:val="HTMLCode"/>
           <w:rFonts w:ascii="Arial" w:eastAsiaTheme="minorHAnsi" w:hAnsi="Arial" w:cs="Arial"/>
@@ -2797,18 +2560,8 @@
           <w:lang w:eastAsia="en-GB"/>
           <w14:ligatures w14:val="none"/>
         </w:rPr>
-        <w:t xml:space="preserve">Why we do different sections for stability (4) and time-of-day (3)? </w:t>
-      </w:r>
-    </w:p>
-    <w:p>
-      <w:pPr>
-        <w:pStyle w:val="ListParagraph"/>
-        <w:numPr>
-          <w:ilvl w:val="2"/>
-          <w:numId w:val="1"/>
-        </w:numPr>
-        <w:shd w:val="clear" w:color="auto" w:fill="FFFFFF"/>
-        <w:spacing w:after="0" w:line="270" w:lineRule="atLeast"/>
+      </w:pPr>
+      <w:r>
         <w:rPr>
           <w:rStyle w:val="HTMLCode"/>
           <w:rFonts w:ascii="Arial" w:eastAsiaTheme="minorHAnsi" w:hAnsi="Arial" w:cs="Arial"/>
@@ -2819,8 +2572,18 @@
           <w:lang w:eastAsia="en-GB"/>
           <w14:ligatures w14:val="none"/>
         </w:rPr>
-      </w:pPr>
-      <w:r>
+        <w:t>Could we rename the section “investigate” in cv? It sounds weird</w:t>
+      </w:r>
+    </w:p>
+    <w:p>
+      <w:pPr>
+        <w:pStyle w:val="ListParagraph"/>
+        <w:numPr>
+          <w:ilvl w:val="2"/>
+          <w:numId w:val="1"/>
+        </w:numPr>
+        <w:shd w:val="clear" w:color="auto" w:fill="FFFFFF"/>
+        <w:spacing w:after="0" w:line="270" w:lineRule="atLeast"/>
         <w:rPr>
           <w:rStyle w:val="HTMLCode"/>
           <w:rFonts w:ascii="Arial" w:eastAsiaTheme="minorHAnsi" w:hAnsi="Arial" w:cs="Arial"/>
@@ -2831,18 +2594,8 @@
           <w:lang w:eastAsia="en-GB"/>
           <w14:ligatures w14:val="none"/>
         </w:rPr>
-        <w:t>Could we rename the section “investigate” in cv? It sounds weird</w:t>
-      </w:r>
-    </w:p>
-    <w:p>
-      <w:pPr>
-        <w:pStyle w:val="ListParagraph"/>
-        <w:numPr>
-          <w:ilvl w:val="2"/>
-          <w:numId w:val="1"/>
-        </w:numPr>
-        <w:shd w:val="clear" w:color="auto" w:fill="FFFFFF"/>
-        <w:spacing w:after="0" w:line="270" w:lineRule="atLeast"/>
+      </w:pPr>
+      <w:r>
         <w:rPr>
           <w:rStyle w:val="HTMLCode"/>
           <w:rFonts w:ascii="Arial" w:eastAsiaTheme="minorHAnsi" w:hAnsi="Arial" w:cs="Arial"/>
@@ -2853,7 +2606,8 @@
           <w:lang w:eastAsia="en-GB"/>
           <w14:ligatures w14:val="none"/>
         </w:rPr>
-      </w:pPr>
+        <w:t>In ranked by total hourly range percentage if an edge shares the min hourly mean with several hours (first case with “</w:t>
+      </w:r>
       <w:r>
         <w:rPr>
           <w:rStyle w:val="HTMLCode"/>
@@ -2865,7 +2619,7 @@
           <w:lang w:eastAsia="en-GB"/>
           <w14:ligatures w14:val="none"/>
         </w:rPr>
-        <w:t>In ranked by total hourly range percentage if an edge shares the min hourly mean with several hours (first case with “</w:t>
+        <w:t>L10S dir0  1.959 (Provençana) -&gt; 1.9141 (Can Tries | Gornal)</w:t>
       </w:r>
       <w:r>
         <w:rPr>
@@ -2878,7 +2632,7 @@
           <w:lang w:eastAsia="en-GB"/>
           <w14:ligatures w14:val="none"/>
         </w:rPr>
-        <w:t>L10S dir0  1.959 (Provençana) -&gt; 1.9141 (Can Tries | Gornal)</w:t>
+        <w:t>”</w:t>
       </w:r>
       <w:r>
         <w:rPr>
@@ -2891,9 +2645,18 @@
           <w:lang w:eastAsia="en-GB"/>
           <w14:ligatures w14:val="none"/>
         </w:rPr>
-        <w:t>”</w:t>
-      </w:r>
-      <w:r>
+        <w:t xml:space="preserve"> actually) write all of them</w:t>
+      </w:r>
+    </w:p>
+    <w:p>
+      <w:pPr>
+        <w:pStyle w:val="ListParagraph"/>
+        <w:numPr>
+          <w:ilvl w:val="2"/>
+          <w:numId w:val="1"/>
+        </w:numPr>
+        <w:shd w:val="clear" w:color="auto" w:fill="FFFFFF"/>
+        <w:spacing w:after="0" w:line="270" w:lineRule="atLeast"/>
         <w:rPr>
           <w:rStyle w:val="HTMLCode"/>
           <w:rFonts w:ascii="Arial" w:eastAsiaTheme="minorHAnsi" w:hAnsi="Arial" w:cs="Arial"/>
@@ -2904,18 +2667,8 @@
           <w:lang w:eastAsia="en-GB"/>
           <w14:ligatures w14:val="none"/>
         </w:rPr>
-        <w:t xml:space="preserve"> actually) write all of them</w:t>
-      </w:r>
-    </w:p>
-    <w:p>
-      <w:pPr>
-        <w:pStyle w:val="ListParagraph"/>
-        <w:numPr>
-          <w:ilvl w:val="2"/>
-          <w:numId w:val="1"/>
-        </w:numPr>
-        <w:shd w:val="clear" w:color="auto" w:fill="FFFFFF"/>
-        <w:spacing w:after="0" w:line="270" w:lineRule="atLeast"/>
+      </w:pPr>
+      <w:r>
         <w:rPr>
           <w:rStyle w:val="HTMLCode"/>
           <w:rFonts w:ascii="Arial" w:eastAsiaTheme="minorHAnsi" w:hAnsi="Arial" w:cs="Arial"/>
@@ -2926,8 +2679,108 @@
           <w:lang w:eastAsia="en-GB"/>
           <w14:ligatures w14:val="none"/>
         </w:rPr>
-      </w:pPr>
-      <w:r>
+        <w:t>A edges ranked by total stdev in door/sw stdev domination do proportion or covariance? Or just stdev door-dominated</w:t>
+      </w:r>
+    </w:p>
+    <w:p>
+      <w:pPr>
+        <w:pStyle w:val="ListParagraph"/>
+        <w:numPr>
+          <w:ilvl w:val="2"/>
+          <w:numId w:val="1"/>
+        </w:numPr>
+        <w:shd w:val="clear" w:color="auto" w:fill="FFFFFF"/>
+        <w:spacing w:line="270" w:lineRule="atLeast"/>
+        <w:rPr>
+          <w:rFonts w:ascii="Arial" w:hAnsi="Arial" w:cs="Arial"/>
+          <w:color w:val="8DD873" w:themeColor="accent6" w:themeTint="99"/>
+          <w:kern w:val="0"/>
+          <w:lang w:val="en-GB" w:eastAsia="en-GB"/>
+          <w14:ligatures w14:val="none"/>
+        </w:rPr>
+      </w:pPr>
+      <w:r>
+        <w:rPr>
+          <w:rFonts w:ascii="Arial" w:hAnsi="Arial" w:cs="Arial"/>
+          <w:color w:val="8DD873" w:themeColor="accent6" w:themeTint="99"/>
+          <w:kern w:val="0"/>
+          <w:lang w:val="en-GB" w:eastAsia="en-GB"/>
+          <w14:ligatures w14:val="none"/>
+        </w:rPr>
+        <w:t>print per hourly also the cv most to view it clearly</w:t>
+      </w:r>
+    </w:p>
+    <w:p>
+      <w:pPr>
+        <w:pStyle w:val="ListParagraph"/>
+        <w:numPr>
+          <w:ilvl w:val="2"/>
+          <w:numId w:val="1"/>
+        </w:numPr>
+        <w:shd w:val="clear" w:color="auto" w:fill="FFFFFF"/>
+        <w:spacing w:line="270" w:lineRule="atLeast"/>
+        <w:rPr>
+          <w:rFonts w:ascii="Arial" w:hAnsi="Arial" w:cs="Arial"/>
+          <w:color w:val="8DD873" w:themeColor="accent6" w:themeTint="99"/>
+          <w:kern w:val="0"/>
+          <w:lang w:val="en-GB" w:eastAsia="en-GB"/>
+          <w14:ligatures w14:val="none"/>
+        </w:rPr>
+      </w:pPr>
+      <w:proofErr w:type="spellStart"/>
+      <w:r>
+        <w:rPr>
+          <w:rFonts w:ascii="Arial" w:hAnsi="Arial" w:cs="Arial"/>
+          <w:color w:val="8DD873" w:themeColor="accent6" w:themeTint="99"/>
+          <w:kern w:val="0"/>
+          <w:lang w:val="en-GB" w:eastAsia="en-GB"/>
+          <w14:ligatures w14:val="none"/>
+        </w:rPr>
+        <w:t>Ncessari</w:t>
+      </w:r>
+      <w:proofErr w:type="spellEnd"/>
+      <w:r>
+        <w:rPr>
+          <w:rFonts w:ascii="Arial" w:hAnsi="Arial" w:cs="Arial"/>
+          <w:color w:val="8DD873" w:themeColor="accent6" w:themeTint="99"/>
+          <w:kern w:val="0"/>
+          <w:lang w:val="en-GB" w:eastAsia="en-GB"/>
+          <w14:ligatures w14:val="none"/>
+        </w:rPr>
+        <w:t xml:space="preserve"> el ranking per </w:t>
+      </w:r>
+      <w:proofErr w:type="spellStart"/>
+      <w:r>
+        <w:rPr>
+          <w:rFonts w:ascii="Arial" w:hAnsi="Arial" w:cs="Arial"/>
+          <w:color w:val="8DD873" w:themeColor="accent6" w:themeTint="99"/>
+          <w:kern w:val="0"/>
+          <w:lang w:val="en-GB" w:eastAsia="en-GB"/>
+          <w14:ligatures w14:val="none"/>
+        </w:rPr>
+        <w:t>stdev</w:t>
+      </w:r>
+      <w:proofErr w:type="spellEnd"/>
+      <w:r>
+        <w:rPr>
+          <w:rFonts w:ascii="Arial" w:hAnsi="Arial" w:cs="Arial"/>
+          <w:color w:val="8DD873" w:themeColor="accent6" w:themeTint="99"/>
+          <w:kern w:val="0"/>
+          <w:lang w:val="en-GB" w:eastAsia="en-GB"/>
+          <w14:ligatures w14:val="none"/>
+        </w:rPr>
+        <w:t>?</w:t>
+      </w:r>
+    </w:p>
+    <w:p>
+      <w:pPr>
+        <w:pStyle w:val="ListParagraph"/>
+        <w:numPr>
+          <w:ilvl w:val="2"/>
+          <w:numId w:val="1"/>
+        </w:numPr>
+        <w:shd w:val="clear" w:color="auto" w:fill="FFFFFF"/>
+        <w:spacing w:after="0" w:line="270" w:lineRule="atLeast"/>
         <w:rPr>
           <w:rStyle w:val="HTMLCode"/>
           <w:rFonts w:ascii="Arial" w:eastAsiaTheme="minorHAnsi" w:hAnsi="Arial" w:cs="Arial"/>
@@ -2938,8 +2791,41 @@
           <w:lang w:eastAsia="en-GB"/>
           <w14:ligatures w14:val="none"/>
         </w:rPr>
-        <w:t>A edges ranked by total stdev in door/sw stdev domination do proportion or covariance? Or just stdev door-dominated</w:t>
-      </w:r>
+      </w:pPr>
+      <w:proofErr w:type="spellStart"/>
+      <w:r>
+        <w:rPr>
+          <w:rFonts w:ascii="Arial" w:hAnsi="Arial" w:cs="Arial"/>
+          <w:color w:val="8DD873" w:themeColor="accent6" w:themeTint="99"/>
+          <w:kern w:val="0"/>
+          <w:lang w:val="en-GB" w:eastAsia="en-GB"/>
+          <w14:ligatures w14:val="none"/>
+        </w:rPr>
+        <w:t>acabar</w:t>
+      </w:r>
+      <w:proofErr w:type="spellEnd"/>
+      <w:r>
+        <w:rPr>
+          <w:rFonts w:ascii="Arial" w:hAnsi="Arial" w:cs="Arial"/>
+          <w:color w:val="8DD873" w:themeColor="accent6" w:themeTint="99"/>
+          <w:kern w:val="0"/>
+          <w:lang w:val="en-GB" w:eastAsia="en-GB"/>
+          <w14:ligatures w14:val="none"/>
+        </w:rPr>
+        <w:t xml:space="preserve"> de </w:t>
+      </w:r>
+      <w:proofErr w:type="spellStart"/>
+      <w:r>
+        <w:rPr>
+          <w:rFonts w:ascii="Arial" w:hAnsi="Arial" w:cs="Arial"/>
+          <w:color w:val="8DD873" w:themeColor="accent6" w:themeTint="99"/>
+          <w:kern w:val="0"/>
+          <w:lang w:val="en-GB" w:eastAsia="en-GB"/>
+          <w14:ligatures w14:val="none"/>
+        </w:rPr>
+        <w:t>repassarho</w:t>
+      </w:r>
+      <w:proofErr w:type="spellEnd"/>
     </w:p>
     <w:p>
       <w:pPr>
@@ -3120,6 +3006,33 @@
         </w:rPr>
         <w:t>Docu</w:t>
       </w:r>
+      <w:r>
+        <w:rPr>
+          <w:rFonts w:ascii="Arial" w:eastAsia="Times New Roman" w:hAnsi="Arial" w:cs="Arial"/>
+          <w:kern w:val="0"/>
+          <w:lang w:eastAsia="en-GB"/>
+          <w14:ligatures w14:val="none"/>
+        </w:rPr>
+        <w:t xml:space="preserve"> </w:t>
+      </w:r>
+      <w:r>
+        <w:rPr>
+          <w:rFonts w:ascii="Arial" w:eastAsia="Times New Roman" w:hAnsi="Arial" w:cs="Arial"/>
+          <w:kern w:val="0"/>
+          <w:lang w:eastAsia="en-GB"/>
+          <w14:ligatures w14:val="none"/>
+        </w:rPr>
+        <w:sym w:font="Wingdings" w:char="F0DF"/>
+      </w:r>
+      <w:r>
+        <w:rPr>
+          <w:rFonts w:ascii="Arial" w:eastAsia="Times New Roman" w:hAnsi="Arial" w:cs="Arial"/>
+          <w:kern w:val="0"/>
+          <w:lang w:eastAsia="en-GB"/>
+          <w14:ligatures w14:val="none"/>
+        </w:rPr>
+        <w:t xml:space="preserve"> més o menys</w:t>
+      </w:r>
     </w:p>
     <w:p>
       <w:pPr>
@@ -3243,17 +3156,31 @@
     </w:p>
     <w:p>
       <w:pPr>
+        <w:pStyle w:val="ListParagraph"/>
+        <w:numPr>
+          <w:ilvl w:val="1"/>
+          <w:numId w:val="1"/>
+        </w:numPr>
         <w:shd w:val="clear" w:color="auto" w:fill="FFFFFF"/>
         <w:spacing w:after="0" w:line="270" w:lineRule="atLeast"/>
         <w:rPr>
           <w:rFonts w:ascii="Arial" w:eastAsia="Times New Roman" w:hAnsi="Arial" w:cs="Arial"/>
           <w:color w:val="202020"/>
           <w:kern w:val="0"/>
-          <w:highlight w:val="green"/>
-          <w:lang w:eastAsia="en-GB"/>
-          <w14:ligatures w14:val="none"/>
-        </w:rPr>
-      </w:pPr>
+          <w:lang w:eastAsia="en-GB"/>
+          <w14:ligatures w14:val="none"/>
+        </w:rPr>
+      </w:pPr>
+      <w:r>
+        <w:rPr>
+          <w:rFonts w:ascii="Arial" w:eastAsia="Times New Roman" w:hAnsi="Arial" w:cs="Arial"/>
+          <w:color w:val="202020"/>
+          <w:kern w:val="0"/>
+          <w:lang w:eastAsia="en-GB"/>
+          <w14:ligatures w14:val="none"/>
+        </w:rPr>
+        <w:t>Diferenciar entre transfer i pw?</w:t>
+      </w:r>
     </w:p>
     <w:sectPr>
       <w:pgSz w:w="11906" w:h="16838"/>

--- a/.work/06.02.docx
+++ b/.work/06.02.docx
@@ -2044,7 +2044,7 @@
         <w:spacing w:after="0" w:line="270" w:lineRule="atLeast"/>
         <w:rPr>
           <w:rStyle w:val="HTMLCode"/>
-          <w:rFonts w:ascii="Arial" w:hAnsi="Arial" w:cs="Arial"/>
+          <w:rFonts w:ascii="Arial" w:eastAsiaTheme="minorHAnsi" w:hAnsi="Arial" w:cs="Arial"/>
           <w:color w:val="202020"/>
           <w:kern w:val="0"/>
           <w:sz w:val="24"/>
@@ -3165,21 +3165,240 @@
         <w:spacing w:after="0" w:line="270" w:lineRule="atLeast"/>
         <w:rPr>
           <w:rFonts w:ascii="Arial" w:eastAsia="Times New Roman" w:hAnsi="Arial" w:cs="Arial"/>
-          <w:color w:val="202020"/>
-          <w:kern w:val="0"/>
-          <w:lang w:eastAsia="en-GB"/>
-          <w14:ligatures w14:val="none"/>
-        </w:rPr>
-      </w:pPr>
-      <w:r>
-        <w:rPr>
-          <w:rFonts w:ascii="Arial" w:eastAsia="Times New Roman" w:hAnsi="Arial" w:cs="Arial"/>
-          <w:color w:val="202020"/>
+          <w:color w:val="8DD873" w:themeColor="accent6" w:themeTint="99"/>
+          <w:kern w:val="0"/>
+          <w:lang w:eastAsia="en-GB"/>
+          <w14:ligatures w14:val="none"/>
+        </w:rPr>
+      </w:pPr>
+      <w:r>
+        <w:rPr>
+          <w:rFonts w:ascii="Arial" w:eastAsia="Times New Roman" w:hAnsi="Arial" w:cs="Arial"/>
+          <w:color w:val="8DD873" w:themeColor="accent6" w:themeTint="99"/>
           <w:kern w:val="0"/>
           <w:lang w:eastAsia="en-GB"/>
           <w14:ligatures w14:val="none"/>
         </w:rPr>
         <w:t>Diferenciar entre transfer i pw?</w:t>
+      </w:r>
+    </w:p>
+    <w:p>
+      <w:pPr>
+        <w:pStyle w:val="ListParagraph"/>
+        <w:numPr>
+          <w:ilvl w:val="2"/>
+          <w:numId w:val="1"/>
+        </w:numPr>
+        <w:shd w:val="clear" w:color="auto" w:fill="FFFFFF"/>
+        <w:spacing w:after="0" w:line="270" w:lineRule="atLeast"/>
+        <w:rPr>
+          <w:rFonts w:ascii="Arial" w:eastAsia="Times New Roman" w:hAnsi="Arial" w:cs="Arial"/>
+          <w:color w:val="8DD873" w:themeColor="accent6" w:themeTint="99"/>
+          <w:kern w:val="0"/>
+          <w:lang w:eastAsia="en-GB"/>
+          <w14:ligatures w14:val="none"/>
+        </w:rPr>
+      </w:pPr>
+      <w:r>
+        <w:rPr>
+          <w:rFonts w:ascii="Arial" w:eastAsia="Times New Roman" w:hAnsi="Arial" w:cs="Arial"/>
+          <w:color w:val="8DD873" w:themeColor="accent6" w:themeTint="99"/>
+          <w:kern w:val="0"/>
+          <w:lang w:eastAsia="en-GB"/>
+          <w14:ligatures w14:val="none"/>
+        </w:rPr>
+        <w:t>Hauríem de comprovar que totes les stop_ids de transfers també estan a stops</w:t>
+      </w:r>
+    </w:p>
+    <w:p>
+      <w:pPr>
+        <w:pStyle w:val="ListParagraph"/>
+        <w:numPr>
+          <w:ilvl w:val="2"/>
+          <w:numId w:val="1"/>
+        </w:numPr>
+        <w:shd w:val="clear" w:color="auto" w:fill="FFFFFF"/>
+        <w:spacing w:after="0" w:line="270" w:lineRule="atLeast"/>
+        <w:rPr>
+          <w:rFonts w:ascii="Arial" w:eastAsia="Times New Roman" w:hAnsi="Arial" w:cs="Arial"/>
+          <w:color w:val="8DD873" w:themeColor="accent6" w:themeTint="99"/>
+          <w:kern w:val="0"/>
+          <w:lang w:eastAsia="en-GB"/>
+          <w14:ligatures w14:val="none"/>
+        </w:rPr>
+      </w:pPr>
+      <w:r>
+        <w:rPr>
+          <w:rFonts w:ascii="Arial" w:eastAsia="Times New Roman" w:hAnsi="Arial" w:cs="Arial"/>
+          <w:color w:val="8DD873" w:themeColor="accent6" w:themeTint="99"/>
+          <w:kern w:val="0"/>
+          <w:lang w:eastAsia="en-GB"/>
+          <w14:ligatures w14:val="none"/>
+        </w:rPr>
+        <w:t>En comptes de comprovar que transfers està dins de pathways comprovar que tots els pathways d’andana a andana són iguals que els transfers (path|and-and=transf)</w:t>
+      </w:r>
+    </w:p>
+    <w:p>
+      <w:pPr>
+        <w:pStyle w:val="ListParagraph"/>
+        <w:numPr>
+          <w:ilvl w:val="2"/>
+          <w:numId w:val="1"/>
+        </w:numPr>
+        <w:shd w:val="clear" w:color="auto" w:fill="FFFFFF"/>
+        <w:spacing w:after="0" w:line="270" w:lineRule="atLeast"/>
+        <w:rPr>
+          <w:rFonts w:ascii="Arial" w:eastAsia="Times New Roman" w:hAnsi="Arial" w:cs="Arial"/>
+          <w:color w:val="8DD873" w:themeColor="accent6" w:themeTint="99"/>
+          <w:kern w:val="0"/>
+          <w:lang w:eastAsia="en-GB"/>
+          <w14:ligatures w14:val="none"/>
+        </w:rPr>
+      </w:pPr>
+      <w:r>
+        <w:rPr>
+          <w:rFonts w:ascii="Arial" w:eastAsia="Times New Roman" w:hAnsi="Arial" w:cs="Arial"/>
+          <w:color w:val="8DD873" w:themeColor="accent6" w:themeTint="99"/>
+          <w:kern w:val="0"/>
+          <w:lang w:eastAsia="en-GB"/>
+          <w14:ligatures w14:val="none"/>
+        </w:rPr>
+        <w:t>When a pw is done between platforms use instead transfers?</w:t>
+      </w:r>
+    </w:p>
+    <w:p>
+      <w:pPr>
+        <w:pStyle w:val="ListParagraph"/>
+        <w:numPr>
+          <w:ilvl w:val="2"/>
+          <w:numId w:val="1"/>
+        </w:numPr>
+        <w:shd w:val="clear" w:color="auto" w:fill="FFFFFF"/>
+        <w:spacing w:after="0" w:line="270" w:lineRule="atLeast"/>
+        <w:rPr>
+          <w:rFonts w:ascii="Arial" w:eastAsia="Times New Roman" w:hAnsi="Arial" w:cs="Arial"/>
+          <w:color w:val="8DD873" w:themeColor="accent6" w:themeTint="99"/>
+          <w:kern w:val="0"/>
+          <w:lang w:eastAsia="en-GB"/>
+          <w14:ligatures w14:val="none"/>
+        </w:rPr>
+      </w:pPr>
+      <w:r>
+        <w:rPr>
+          <w:rFonts w:ascii="Arial" w:eastAsia="Times New Roman" w:hAnsi="Arial" w:cs="Arial"/>
+          <w:color w:val="8DD873" w:themeColor="accent6" w:themeTint="99"/>
+          <w:kern w:val="0"/>
+          <w:lang w:eastAsia="en-GB"/>
+          <w14:ligatures w14:val="none"/>
+        </w:rPr>
+        <w:t>Fer update de la docu</w:t>
+      </w:r>
+    </w:p>
+    <w:p>
+      <w:pPr>
+        <w:pStyle w:val="ListParagraph"/>
+        <w:numPr>
+          <w:ilvl w:val="3"/>
+          <w:numId w:val="1"/>
+        </w:numPr>
+        <w:shd w:val="clear" w:color="auto" w:fill="FFFFFF"/>
+        <w:spacing w:after="0" w:line="270" w:lineRule="atLeast"/>
+        <w:rPr>
+          <w:rFonts w:ascii="Arial" w:eastAsia="Times New Roman" w:hAnsi="Arial" w:cs="Arial"/>
+          <w:color w:val="8DD873" w:themeColor="accent6" w:themeTint="99"/>
+          <w:kern w:val="0"/>
+          <w:lang w:eastAsia="en-GB"/>
+          <w14:ligatures w14:val="none"/>
+        </w:rPr>
+      </w:pPr>
+      <w:r>
+        <w:rPr>
+          <w:rFonts w:ascii="Arial" w:eastAsia="Times New Roman" w:hAnsi="Arial" w:cs="Arial"/>
+          <w:color w:val="8DD873" w:themeColor="accent6" w:themeTint="99"/>
+          <w:kern w:val="0"/>
+          <w:lang w:eastAsia="en-GB"/>
+          <w14:ligatures w14:val="none"/>
+        </w:rPr>
+        <w:t>Pesos</w:t>
+      </w:r>
+    </w:p>
+    <w:p>
+      <w:pPr>
+        <w:pStyle w:val="ListParagraph"/>
+        <w:numPr>
+          <w:ilvl w:val="1"/>
+          <w:numId w:val="1"/>
+        </w:numPr>
+        <w:shd w:val="clear" w:color="auto" w:fill="FFFFFF"/>
+        <w:spacing w:after="0" w:line="270" w:lineRule="atLeast"/>
+        <w:rPr>
+          <w:rFonts w:ascii="Arial" w:eastAsia="Times New Roman" w:hAnsi="Arial" w:cs="Arial"/>
+          <w:kern w:val="0"/>
+          <w:lang w:eastAsia="en-GB"/>
+          <w14:ligatures w14:val="none"/>
+        </w:rPr>
+      </w:pPr>
+      <w:r>
+        <w:rPr>
+          <w:rFonts w:ascii="Arial" w:eastAsia="Times New Roman" w:hAnsi="Arial" w:cs="Arial"/>
+          <w:kern w:val="0"/>
+          <w:lang w:eastAsia="en-GB"/>
+          <w14:ligatures w14:val="none"/>
+        </w:rPr>
+        <w:t>Readmes i workflow (analyses motivated that step)</w:t>
+      </w:r>
+    </w:p>
+    <w:p>
+      <w:pPr>
+        <w:pStyle w:val="ListParagraph"/>
+        <w:numPr>
+          <w:ilvl w:val="1"/>
+          <w:numId w:val="1"/>
+        </w:numPr>
+        <w:shd w:val="clear" w:color="auto" w:fill="FFFFFF"/>
+        <w:spacing w:after="0" w:line="270" w:lineRule="atLeast"/>
+        <w:rPr>
+          <w:rFonts w:ascii="Arial" w:eastAsia="Times New Roman" w:hAnsi="Arial" w:cs="Arial"/>
+          <w:kern w:val="0"/>
+          <w:lang w:eastAsia="en-GB"/>
+          <w14:ligatures w14:val="none"/>
+        </w:rPr>
+      </w:pPr>
+      <w:r>
+        <w:rPr>
+          <w:rFonts w:ascii="Arial" w:eastAsia="Times New Roman" w:hAnsi="Arial" w:cs="Arial"/>
+          <w:kern w:val="0"/>
+          <w:lang w:eastAsia="en-GB"/>
+          <w14:ligatures w14:val="none"/>
+        </w:rPr>
+        <w:t>Fer-ho</w:t>
+      </w:r>
+    </w:p>
+    <w:p>
+      <w:pPr>
+        <w:pStyle w:val="ListParagraph"/>
+        <w:numPr>
+          <w:ilvl w:val="1"/>
+          <w:numId w:val="1"/>
+        </w:numPr>
+        <w:shd w:val="clear" w:color="auto" w:fill="FFFFFF"/>
+        <w:spacing w:after="0" w:line="270" w:lineRule="atLeast"/>
+        <w:rPr>
+          <w:rFonts w:ascii="Arial" w:eastAsia="Times New Roman" w:hAnsi="Arial" w:cs="Arial"/>
+          <w:color w:val="8DD873" w:themeColor="accent6" w:themeTint="99"/>
+          <w:kern w:val="0"/>
+          <w:lang w:eastAsia="en-GB"/>
+          <w14:ligatures w14:val="none"/>
+        </w:rPr>
+      </w:pPr>
+      <w:r>
+        <w:rPr>
+          <w:rFonts w:ascii="Arial" w:eastAsia="Times New Roman" w:hAnsi="Arial" w:cs="Arial"/>
+          <w:kern w:val="0"/>
+          <w:lang w:eastAsia="en-GB"/>
+          <w14:ligatures w14:val="none"/>
+        </w:rPr>
+        <w:t>Docu</w:t>
       </w:r>
     </w:p>
     <w:sectPr>

--- a/.work/06.02.docx
+++ b/.work/06.02.docx
@@ -2106,6 +2106,7 @@
         <w:rPr>
           <w:rStyle w:val="HTMLCode"/>
           <w:rFonts w:ascii="Arial" w:eastAsiaTheme="minorHAnsi" w:hAnsi="Arial" w:cs="Arial"/>
+          <w:color w:val="8DD873" w:themeColor="accent6" w:themeTint="99"/>
           <w:kern w:val="0"/>
           <w:sz w:val="24"/>
           <w:szCs w:val="24"/>
@@ -2117,6 +2118,7 @@
         <w:rPr>
           <w:rStyle w:val="HTMLCode"/>
           <w:rFonts w:ascii="Arial" w:eastAsiaTheme="minorHAnsi" w:hAnsi="Arial" w:cs="Arial"/>
+          <w:color w:val="8DD873" w:themeColor="accent6" w:themeTint="99"/>
           <w:kern w:val="0"/>
           <w:sz w:val="24"/>
           <w:szCs w:val="24"/>
@@ -2888,14 +2890,16 @@
         <w:spacing w:after="0" w:line="270" w:lineRule="atLeast"/>
         <w:rPr>
           <w:rFonts w:ascii="Arial" w:eastAsia="Times New Roman" w:hAnsi="Arial" w:cs="Arial"/>
-          <w:kern w:val="0"/>
-          <w:lang w:eastAsia="en-GB"/>
-          <w14:ligatures w14:val="none"/>
-        </w:rPr>
-      </w:pPr>
-      <w:r>
-        <w:rPr>
-          <w:rFonts w:ascii="Arial" w:eastAsia="Times New Roman" w:hAnsi="Arial" w:cs="Arial"/>
+          <w:color w:val="8DD873" w:themeColor="accent6" w:themeTint="99"/>
+          <w:kern w:val="0"/>
+          <w:lang w:eastAsia="en-GB"/>
+          <w14:ligatures w14:val="none"/>
+        </w:rPr>
+      </w:pPr>
+      <w:r>
+        <w:rPr>
+          <w:rFonts w:ascii="Arial" w:eastAsia="Times New Roman" w:hAnsi="Arial" w:cs="Arial"/>
+          <w:color w:val="8DD873" w:themeColor="accent6" w:themeTint="99"/>
           <w:kern w:val="0"/>
           <w:lang w:eastAsia="en-GB"/>
           <w14:ligatures w14:val="none"/>
@@ -3137,16 +3141,16 @@
         <w:spacing w:after="0" w:line="270" w:lineRule="atLeast"/>
         <w:rPr>
           <w:rFonts w:ascii="Arial" w:eastAsia="Times New Roman" w:hAnsi="Arial" w:cs="Arial"/>
-          <w:color w:val="202020"/>
-          <w:kern w:val="0"/>
-          <w:lang w:eastAsia="en-GB"/>
-          <w14:ligatures w14:val="none"/>
-        </w:rPr>
-      </w:pPr>
-      <w:r>
-        <w:rPr>
-          <w:rFonts w:ascii="Arial" w:eastAsia="Times New Roman" w:hAnsi="Arial" w:cs="Arial"/>
-          <w:color w:val="202020"/>
+          <w:color w:val="BFBFBF" w:themeColor="background1" w:themeShade="BF"/>
+          <w:kern w:val="0"/>
+          <w:lang w:eastAsia="en-GB"/>
+          <w14:ligatures w14:val="none"/>
+        </w:rPr>
+      </w:pPr>
+      <w:r>
+        <w:rPr>
+          <w:rFonts w:ascii="Arial" w:eastAsia="Times New Roman" w:hAnsi="Arial" w:cs="Arial"/>
+          <w:color w:val="BFBFBF" w:themeColor="background1" w:themeShade="BF"/>
           <w:kern w:val="0"/>
           <w:lang w:eastAsia="en-GB"/>
           <w14:ligatures w14:val="none"/>
@@ -3333,14 +3337,16 @@
         <w:spacing w:after="0" w:line="270" w:lineRule="atLeast"/>
         <w:rPr>
           <w:rFonts w:ascii="Arial" w:eastAsia="Times New Roman" w:hAnsi="Arial" w:cs="Arial"/>
-          <w:kern w:val="0"/>
-          <w:lang w:eastAsia="en-GB"/>
-          <w14:ligatures w14:val="none"/>
-        </w:rPr>
-      </w:pPr>
-      <w:r>
-        <w:rPr>
-          <w:rFonts w:ascii="Arial" w:eastAsia="Times New Roman" w:hAnsi="Arial" w:cs="Arial"/>
+          <w:color w:val="8DD873" w:themeColor="accent6" w:themeTint="99"/>
+          <w:kern w:val="0"/>
+          <w:lang w:eastAsia="en-GB"/>
+          <w14:ligatures w14:val="none"/>
+        </w:rPr>
+      </w:pPr>
+      <w:r>
+        <w:rPr>
+          <w:rFonts w:ascii="Arial" w:eastAsia="Times New Roman" w:hAnsi="Arial" w:cs="Arial"/>
+          <w:color w:val="8DD873" w:themeColor="accent6" w:themeTint="99"/>
           <w:kern w:val="0"/>
           <w:lang w:eastAsia="en-GB"/>
           <w14:ligatures w14:val="none"/>
@@ -3359,14 +3365,16 @@
         <w:spacing w:after="0" w:line="270" w:lineRule="atLeast"/>
         <w:rPr>
           <w:rFonts w:ascii="Arial" w:eastAsia="Times New Roman" w:hAnsi="Arial" w:cs="Arial"/>
-          <w:kern w:val="0"/>
-          <w:lang w:eastAsia="en-GB"/>
-          <w14:ligatures w14:val="none"/>
-        </w:rPr>
-      </w:pPr>
-      <w:r>
-        <w:rPr>
-          <w:rFonts w:ascii="Arial" w:eastAsia="Times New Roman" w:hAnsi="Arial" w:cs="Arial"/>
+          <w:color w:val="8DD873" w:themeColor="accent6" w:themeTint="99"/>
+          <w:kern w:val="0"/>
+          <w:lang w:eastAsia="en-GB"/>
+          <w14:ligatures w14:val="none"/>
+        </w:rPr>
+      </w:pPr>
+      <w:r>
+        <w:rPr>
+          <w:rFonts w:ascii="Arial" w:eastAsia="Times New Roman" w:hAnsi="Arial" w:cs="Arial"/>
+          <w:color w:val="8DD873" w:themeColor="accent6" w:themeTint="99"/>
           <w:kern w:val="0"/>
           <w:lang w:eastAsia="en-GB"/>
           <w14:ligatures w14:val="none"/>
@@ -3399,6 +3407,166 @@
           <w14:ligatures w14:val="none"/>
         </w:rPr>
         <w:t>Docu</w:t>
+      </w:r>
+      <w:r>
+        <w:rPr>
+          <w:rFonts w:ascii="Arial" w:eastAsia="Times New Roman" w:hAnsi="Arial" w:cs="Arial"/>
+          <w:kern w:val="0"/>
+          <w:lang w:eastAsia="en-GB"/>
+          <w14:ligatures w14:val="none"/>
+        </w:rPr>
+        <w:t xml:space="preserve"> </w:t>
+      </w:r>
+    </w:p>
+    <w:p>
+      <w:pPr>
+        <w:pStyle w:val="ListParagraph"/>
+        <w:numPr>
+          <w:ilvl w:val="2"/>
+          <w:numId w:val="1"/>
+        </w:numPr>
+        <w:shd w:val="clear" w:color="auto" w:fill="FFFFFF"/>
+        <w:spacing w:after="0" w:line="270" w:lineRule="atLeast"/>
+        <w:rPr>
+          <w:rFonts w:ascii="Arial" w:eastAsia="Times New Roman" w:hAnsi="Arial" w:cs="Arial"/>
+          <w:color w:val="8DD873" w:themeColor="accent6" w:themeTint="99"/>
+          <w:kern w:val="0"/>
+          <w:lang w:eastAsia="en-GB"/>
+          <w14:ligatures w14:val="none"/>
+        </w:rPr>
+      </w:pPr>
+      <w:r>
+        <w:rPr>
+          <w:rFonts w:ascii="Arial" w:eastAsia="Times New Roman" w:hAnsi="Arial" w:cs="Arial"/>
+          <w:kern w:val="0"/>
+          <w:lang w:eastAsia="en-GB"/>
+          <w14:ligatures w14:val="none"/>
+        </w:rPr>
+        <w:t>directional_asymmetry motivates directed graph and edge_weight_validation the static mean over all trips</w:t>
+      </w:r>
+    </w:p>
+    <w:p>
+      <w:pPr>
+        <w:pStyle w:val="ListParagraph"/>
+        <w:numPr>
+          <w:ilvl w:val="2"/>
+          <w:numId w:val="1"/>
+        </w:numPr>
+        <w:spacing w:after="0"/>
+        <w:rPr>
+          <w:rFonts w:ascii="Arial" w:eastAsia="Times New Roman" w:hAnsi="Arial" w:cs="Arial"/>
+          <w:kern w:val="0"/>
+          <w:lang w:eastAsia="en-GB"/>
+          <w14:ligatures w14:val="none"/>
+        </w:rPr>
+      </w:pPr>
+      <w:r>
+        <w:rPr>
+          <w:rFonts w:ascii="Arial" w:eastAsia="Times New Roman" w:hAnsi="Arial" w:cs="Arial"/>
+          <w:kern w:val="0"/>
+          <w:lang w:eastAsia="en-GB"/>
+          <w14:ligatures w14:val="none"/>
+        </w:rPr>
+        <w:t xml:space="preserve">Precisió ben feta amb </w:t>
+      </w:r>
+      <w:r>
+        <w:rPr>
+          <w:rFonts w:ascii="Arial" w:eastAsia="Times New Roman" w:hAnsi="Arial" w:cs="Arial"/>
+          <w:kern w:val="0"/>
+          <w:lang w:eastAsia="en-GB"/>
+          <w14:ligatures w14:val="none"/>
+        </w:rPr>
+        <w:t>round_half_up_mean</w:t>
+      </w:r>
+      <w:r>
+        <w:rPr>
+          <w:rFonts w:ascii="Arial" w:eastAsia="Times New Roman" w:hAnsi="Arial" w:cs="Arial"/>
+          <w:kern w:val="0"/>
+          <w:lang w:eastAsia="en-GB"/>
+          <w14:ligatures w14:val="none"/>
+        </w:rPr>
+        <w:t>, tal com s’explica a ‘Precisió.docx’</w:t>
+      </w:r>
+    </w:p>
+    <w:p>
+      <w:pPr>
+        <w:pStyle w:val="ListParagraph"/>
+        <w:numPr>
+          <w:ilvl w:val="0"/>
+          <w:numId w:val="1"/>
+        </w:numPr>
+        <w:shd w:val="clear" w:color="auto" w:fill="FFFFFF"/>
+        <w:spacing w:after="0" w:line="270" w:lineRule="atLeast"/>
+        <w:rPr>
+          <w:rFonts w:ascii="Arial" w:eastAsia="Times New Roman" w:hAnsi="Arial" w:cs="Arial"/>
+          <w:color w:val="8DD873" w:themeColor="accent6" w:themeTint="99"/>
+          <w:kern w:val="0"/>
+          <w:lang w:eastAsia="en-GB"/>
+          <w14:ligatures w14:val="none"/>
+        </w:rPr>
+      </w:pPr>
+      <w:r>
+        <w:rPr>
+          <w:rFonts w:ascii="Arial" w:eastAsia="Times New Roman" w:hAnsi="Arial" w:cs="Arial"/>
+          <w:kern w:val="0"/>
+          <w:lang w:eastAsia="en-GB"/>
+          <w14:ligatures w14:val="none"/>
+        </w:rPr>
+        <w:t>Check functionality in gtfs_utils?</w:t>
+      </w:r>
+    </w:p>
+    <w:p>
+      <w:pPr>
+        <w:pStyle w:val="ListParagraph"/>
+        <w:numPr>
+          <w:ilvl w:val="1"/>
+          <w:numId w:val="1"/>
+        </w:numPr>
+        <w:shd w:val="clear" w:color="auto" w:fill="FFFFFF"/>
+        <w:spacing w:after="0" w:line="270" w:lineRule="atLeast"/>
+        <w:rPr>
+          <w:rFonts w:ascii="Arial" w:eastAsia="Times New Roman" w:hAnsi="Arial" w:cs="Arial"/>
+          <w:color w:val="8DD873" w:themeColor="accent6" w:themeTint="99"/>
+          <w:kern w:val="0"/>
+          <w:lang w:eastAsia="en-GB"/>
+          <w14:ligatures w14:val="none"/>
+        </w:rPr>
+      </w:pPr>
+      <w:r>
+        <w:rPr>
+          <w:rFonts w:ascii="Arial" w:eastAsia="Times New Roman" w:hAnsi="Arial" w:cs="Arial"/>
+          <w:kern w:val="0"/>
+          <w:lang w:eastAsia="en-GB"/>
+          <w14:ligatures w14:val="none"/>
+        </w:rPr>
+        <w:t>Any function unused?</w:t>
+      </w:r>
+    </w:p>
+    <w:p>
+      <w:pPr>
+        <w:pStyle w:val="ListParagraph"/>
+        <w:numPr>
+          <w:ilvl w:val="1"/>
+          <w:numId w:val="1"/>
+        </w:numPr>
+        <w:shd w:val="clear" w:color="auto" w:fill="FFFFFF"/>
+        <w:spacing w:after="0" w:line="270" w:lineRule="atLeast"/>
+        <w:rPr>
+          <w:rFonts w:ascii="Arial" w:eastAsia="Times New Roman" w:hAnsi="Arial" w:cs="Arial"/>
+          <w:color w:val="8DD873" w:themeColor="accent6" w:themeTint="99"/>
+          <w:kern w:val="0"/>
+          <w:lang w:eastAsia="en-GB"/>
+          <w14:ligatures w14:val="none"/>
+        </w:rPr>
+      </w:pPr>
+      <w:r>
+        <w:rPr>
+          <w:rFonts w:ascii="Arial" w:eastAsia="Times New Roman" w:hAnsi="Arial" w:cs="Arial"/>
+          <w:kern w:val="0"/>
+          <w:lang w:eastAsia="en-GB"/>
+          <w14:ligatures w14:val="none"/>
+        </w:rPr>
+        <w:t>Could we reduce the largness of the code?</w:t>
       </w:r>
     </w:p>
     <w:sectPr>
@@ -4307,7 +4475,6 @@
   <w:style w:type="character" w:default="1" w:styleId="DefaultParagraphFont">
     <w:name w:val="Default Paragraph Font"/>
     <w:uiPriority w:val="1"/>
-    <w:semiHidden/>
     <w:unhideWhenUsed/>
   </w:style>
   <w:style w:type="table" w:default="1" w:styleId="TableNormal">

--- a/.work/06.02.docx
+++ b/.work/06.02.docx
@@ -3508,6 +3508,7 @@
       <w:r>
         <w:rPr>
           <w:rFonts w:ascii="Arial" w:eastAsia="Times New Roman" w:hAnsi="Arial" w:cs="Arial"/>
+          <w:color w:val="8DD873" w:themeColor="accent6" w:themeTint="99"/>
           <w:kern w:val="0"/>
           <w:lang w:eastAsia="en-GB"/>
           <w14:ligatures w14:val="none"/>
@@ -3535,6 +3536,7 @@
       <w:r>
         <w:rPr>
           <w:rFonts w:ascii="Arial" w:eastAsia="Times New Roman" w:hAnsi="Arial" w:cs="Arial"/>
+          <w:color w:val="8DD873" w:themeColor="accent6" w:themeTint="99"/>
           <w:kern w:val="0"/>
           <w:lang w:eastAsia="en-GB"/>
           <w14:ligatures w14:val="none"/>
@@ -3562,6 +3564,7 @@
       <w:r>
         <w:rPr>
           <w:rFonts w:ascii="Arial" w:eastAsia="Times New Roman" w:hAnsi="Arial" w:cs="Arial"/>
+          <w:color w:val="8DD873" w:themeColor="accent6" w:themeTint="99"/>
           <w:kern w:val="0"/>
           <w:lang w:eastAsia="en-GB"/>
           <w14:ligatures w14:val="none"/>
@@ -4475,6 +4478,7 @@
   <w:style w:type="character" w:default="1" w:styleId="DefaultParagraphFont">
     <w:name w:val="Default Paragraph Font"/>
     <w:uiPriority w:val="1"/>
+    <w:semiHidden/>
     <w:unhideWhenUsed/>
   </w:style>
   <w:style w:type="table" w:default="1" w:styleId="TableNormal">
